--- a/Bao_cao_2_truc_Nghien_cuu.docx
+++ b/Bao_cao_2_truc_Nghien_cuu.docx
@@ -27,13 +27,13 @@
     <w:p>
       <w:pPr/>
       <w:r>
-        <w:t>Các mô hình dùng cảm biến quang cần xử lý sai khác giữa các cảm biến, nhiễu và bóng che. Với bốn LDR đặt ở bốn góc, việc so sánh hai cặp chéo giúp xác định phía có điện trở nhỏ hơn, tức phía nhận ánh sáng mạnh hơn. Điều khiển từng bước và đọc lại sau một khoảng thời gian giúp cơ cấu căn chỉnh mà không phải quay liên tục.</w:t>
+        <w:t>Các mô hình dùng cảm biến quang cần xử lý sai khác giữa các cảm biến, nhiễu và bóng che. Với bốn LDR đặt ở bốn góc, việc so sánh hai cặp chéo giúp xác định phía có điện trở nhỏ hơn, tức phía nhận ánh sáng mạnh hơn. Điều khiển suy ra góc cần quay rồi đọc lại sau mỗi chu kỳ giúp cơ cấu căn chỉnh mà không phải quay liên tục.</w:t>
       </w:r>
     </w:p>
     <w:p>
       <w:pPr/>
       <w:r>
-        <w:t>Đề tài được lựa chọn nhằm xây dựng thuật toán bám nắng hai trục dùng bốn LDR, servo phương vị và động cơ điều chỉnh độ nghiêng; tập trung vào cách so sánh điện trở, xác định chiều chuyển động, giới hạn hành trình và chu kỳ đọc lại cảm biến.</w:t>
+        <w:t>Đề tài được lựa chọn nhằm xây dựng thuật toán bám nắng hai trục dùng bốn LDR và hai động cơ gạt nước trục vít cho phương vị, độ nghiêng; tập trung vào cách lập ma trận điện trở, suy ra góc cần quay, giới hạn hành trình và chu kỳ đọc lại cảm biến.</w:t>
       </w:r>
     </w:p>
     <w:p>
@@ -47,13 +47,13 @@
     <w:p>
       <w:pPr/>
       <w:r>
-        <w:t>Cụm bốn LDR đặt ở bốn góc mặt pin, mỗi cảm biến chếch ra ngoài một góc bằng nhau để phân biệt hướng sáng theo hai phương. Arduino Mega tính sai lệch quang, đặt góc cho servo phương vị và điều khiển động cơ giảm tốc có encoder để chỉnh độ nghiêng; công tắc hành trình giới hạn chuyển động. Các nghiên cứu về tracker hai trục được dùng làm tài liệu tham khảo, không dùng kết quả của chúng thay cho phép đo trên mô hình này [10, 11].</w:t>
+        <w:t>Cụm bốn LDR đặt ở bốn góc mặt pin, mỗi cảm biến chếch ra ngoài một góc bằng nhau để phân biệt hướng sáng theo hai phương. ESP32 tính sai lệch quang theo ma trận bốn LDR, suy ra góc đích cho hai động cơ gạt nước trục vít ở cả phương vị và độ nghiêng, hồi tiếp góc bằng biến trở xoay; công tắc hành trình giới hạn chuyển động. Các nghiên cứu về tracker hai trục được dùng làm tài liệu tham khảo, không dùng kết quả của chúng thay cho phép đo trên mô hình này [10, 11].</w:t>
       </w:r>
     </w:p>
     <w:p>
       <w:pPr/>
       <w:r>
-        <w:t>Thuật toán đề xuất không cần tính góc đặt thiên văn trong vòng điều khiển chính: bộ điều khiển so sánh các cặp LDR, dịch chuyển từng bước về phía có điện trở nhỏ hơn, dừng khi sai lệch nằm trong ngưỡng và định kỳ đọc lại để hiệu chỉnh.</w:t>
+        <w:t>Thuật toán chốt không cần tính góc đặt thiên văn trong vòng điều khiển chính: bộ điều khiển đọc ma trận bốn LDR, suy ra góc cần quay bằng quan hệ lượng giác, quay trực tiếp tới góc đích theo hồi tiếp biến trở và định kỳ đọc lại để hiệu chỉnh.</w:t>
       </w:r>
     </w:p>
     <w:p>
@@ -83,7 +83,7 @@
         <w:pStyle w:val="ListBullet"/>
       </w:pPr>
       <w:r>
-        <w:t>Đề xuất cụm bốn LDR, Arduino Mega, servo vị trí cho phương vị, động cơ DC giảm tốc có encoder cho độ nghiêng, RTC và công tắc hành trình.</w:t>
+        <w:t>Đề xuất cụm bốn LDR, ESP32, hai động cơ gạt nước trục vít cho phương vị và độ nghiêng, hai biến trở hồi tiếp góc, RTC và công tắc hành trình.</w:t>
       </w:r>
     </w:p>
     <w:p>
@@ -91,7 +91,7 @@
         <w:pStyle w:val="ListBullet"/>
       </w:pPr>
       <w:r>
-        <w:t>Xây dựng quy tắc so sánh hai cặp LDR chéo, xác định phía có điện trở nhỏ hơn, điều khiển cơ cấu theo bước và đọc lại sau thời gian đặt trước.</w:t>
+        <w:t>Xây dựng quy tắc ma trận bốn LDR, xác định phía nhận sáng mạnh hơn, suy ra góc cần quay cho từng trục và đọc lại sau mỗi chu kỳ.</w:t>
       </w:r>
     </w:p>
     <w:p>
@@ -113,13 +113,13 @@
     <w:p>
       <w:pPr/>
       <w:r>
-        <w:t>Cấu hình đề xuất dùng Arduino Mega, bốn LDR, một servo vị trí cho phương vị, một động cơ DC giảm tốc có encoder cho độ nghiêng, driver cầu H, RTC và công tắc hành trình cho hai trục; photodiode được xem xét ở mức so sánh. Tọa độ lắp đặt, kích thước tấm pin, mô-men cơ cấu và giới hạn góc cần được xác định theo mô hình thực tế trước khi chế tạo.</w:t>
+        <w:t>Cấu hình đề xuất dùng ESP32, bốn LDR, hai động cơ gạt nước trục vít (phương vị và độ nghiêng) đóng cắt qua relay/cầu H, hai biến trở hồi tiếp góc, RTC và công tắc hành trình cho hai trục; photodiode được xem xét ở mức so sánh. Tọa độ lắp đặt, kích thước tấm pin, mô-men cơ cấu và giới hạn góc cần được xác định theo mô hình thực tế trước khi chế tạo.</w:t>
       </w:r>
     </w:p>
     <w:p>
       <w:pPr/>
       <w:r>
-        <w:t>Phạm vi tập trung vào đo điện trở LDR, so sánh hai hướng nghiêng/quay, điều khiển hai cơ cấu chấp hành theo bước, đặt thời gian đọc lại và bảo vệ hành trình.</w:t>
+        <w:t>Phạm vi tập trung vào đọc ma trận điện trở LDR, suy ra góc lệch hai hướng nghiêng/quay, điều khiển hai cơ cấu chấp hành quay tới góc đích và bảo vệ hành trình.</w:t>
       </w:r>
     </w:p>
     <w:p>
@@ -149,7 +149,7 @@
         <w:pStyle w:val="ListBullet"/>
       </w:pPr>
       <w:r>
-        <w:t>Thuật toán so sánh điện trở 4 LDR, điều khiển servo phương vị và động cơ nghiêng từng bước, dừng khi gần cân bằng và tự đọc lại theo chu kỳ.</w:t>
+        <w:t>Thuật toán ma trận điện trở 4 LDR suy ra góc đích, điều khiển motor phương vị và motor nghiêng quay tới góc đích, dừng khi vào vùng chết và tự đọc lại theo chu kỳ.</w:t>
       </w:r>
     </w:p>
     <w:p>
@@ -157,7 +157,7 @@
         <w:pStyle w:val="ListBullet"/>
       </w:pPr>
       <w:r>
-        <w:t>Chương trình điều khiển Arduino cùng quy trình kiểm thử từng cảm biến, servo và công tắc hành trình.</w:t>
+        <w:t>Chương trình điều khiển ESP32 cùng quy trình kiểm thử từng cảm biến, hai động cơ gạt nước và công tắc hành trình.</w:t>
       </w:r>
     </w:p>
     <w:p>
@@ -199,13 +199,13 @@
     <w:p>
       <w:pPr/>
       <w:r>
-        <w:t>Các thông số thường dùng để mô tả pin gồm Pmax, Voc, Isc, Vmp, Imp và hệ số nhiệt. Giá trị danh định được công bố theo điều kiện STC; ngoài thực tế, bức xạ, nhiệt độ tế bào, phổ ánh sáng, tải điện và bóng che làm đặc tuyến I–V thay đổi. Hướng đặt ảnh hưởng thành phần bức xạ trực tiếp; không thể suy ra công suất thực chỉ từ góc hình học hoặc điện áp hở mạch [3].</w:t>
+        <w:t>Các thông số thường dùng để mô tả pin gồm Pmax, Voc, Isc, Vmp, Imp và hệ số nhiệt. Giá trị danh định được công bố theo điều kiện STC; ngoài thực tế, bức xạ, nhiệt độ tế bào, phổ ánh sáng, tải điện và bóng che làm đặc tuyến I-V thay đổi. Hướng đặt ảnh hưởng thành phần bức xạ trực tiếp; không thể suy ra công suất thực chỉ từ góc hình học hoặc điện áp hở mạch [3].</w:t>
       </w:r>
     </w:p>
     <w:p>
       <w:pPr/>
       <w:r>
-        <w:t>Trong phép thử tracker, đo U và I đồng thời, tính P = U×I và tích phân theo thời gian để thu năng lượng. Tấm đối chứng nên cùng loại, cùng tình trạng bề mặt và cùng tải; năng lượng tiêu thụ của servo, động cơ nghiêng, Arduino và mạch phụ trợ phải được ghi riêng rồi trừ khi tính năng lượng thuần.</w:t>
+        <w:t>Trong phép thử tracker, đo U và I đồng thời, tính P = U×I và tích phân theo thời gian để thu năng lượng. Tấm đối chứng nên cùng loại, cùng tình trạng bề mặt và cùng tải; năng lượng tiêu thụ của hai động cơ gạt nước, ESP32 và mạch phụ trợ phải được ghi riêng rồi trừ khi tính năng lượng thuần.</w:t>
       </w:r>
     </w:p>
     <w:p>
@@ -219,7 +219,7 @@
     <w:p>
       <w:pPr/>
       <w:r>
-        <w:t>Quang trở (Light Dependent Resistor – LDR) là linh kiện quang dẫn có điện trở thay đổi theo ánh sáng. Khi độ rọi tăng, điện trở LDR thường giảm; trong tối điện trở lớn hơn. Đặc tuyến này không tuyến tính, thay đổi theo phổ nguồn sáng, nhiệt độ, lô sản xuất và lịch sử chiếu sáng; tốc độ đáp ứng thường chậm hơn diode quang.</w:t>
+        <w:t>Quang trở (Light Dependent Resistor - LDR) là linh kiện quang dẫn có điện trở thay đổi theo ánh sáng. Khi độ rọi tăng, điện trở LDR thường giảm; trong tối điện trở lớn hơn. Đặc tuyến này không tuyến tính, thay đổi theo phổ nguồn sáng, nhiệt độ, lô sản xuất và lịch sử chiếu sáng; tốc độ đáp ứng thường chậm hơn diode quang.</w:t>
       </w:r>
     </w:p>
     <w:p>
@@ -239,13 +239,13 @@
     <w:p>
       <w:pPr/>
       <w:r>
-        <w:t>Photodiode là cảm biến bán dẫn có tiếp giáp p–n hoặc PIN, biến photon thành dòng quang. Có thể dùng chế độ quang điện áp hoặc chế độ quang dẫn phân cực ngược; photodiode thường cho đáp ứng nhanh và phù hợp phát hiện biến thiên cường độ ánh sáng. Bước sóng đáp ứng phụ thuộc vật liệu và kiểu linh kiện.</w:t>
+        <w:t>Photodiode là cảm biến bán dẫn có tiếp giáp p-n hoặc PIN, biến photon thành dòng quang. Có thể dùng chế độ quang điện áp hoặc chế độ quang dẫn phân cực ngược; photodiode thường cho đáp ứng nhanh và phù hợp phát hiện biến thiên cường độ ánh sáng. Bước sóng đáp ứng phụ thuộc vật liệu và kiểu linh kiện.</w:t>
       </w:r>
     </w:p>
     <w:p>
       <w:pPr/>
       <w:r>
-        <w:t>Dòng đầu ra thường nhỏ, do đó mạch đo hay dùng bộ khuếch đại chuyển dòng–điện áp (TIA). Cần chọn điện trở hồi tiếp, tụ ổn định, phân cực, vùng phổ và che chắn phù hợp. Photodiode có thể cho đáp ứng lặp lại tốt hơn LDR nhưng giá thành và yêu cầu thiết kế mạch cao hơn; trong cấu hình này nó là phương án tham khảo, còn LDR là cụm cảm biến chính.</w:t>
+        <w:t>Dòng đầu ra thường nhỏ, do đó mạch đo hay dùng bộ khuếch đại chuyển dòng-điện áp (TIA). Cần chọn điện trở hồi tiếp, tụ ổn định, phân cực, vùng phổ và che chắn phù hợp. Photodiode có thể cho đáp ứng lặp lại tốt hơn LDR nhưng giá thành và yêu cầu thiết kế mạch cao hơn; trong cấu hình này nó là phương án tham khảo, còn LDR là cụm cảm biến chính.</w:t>
       </w:r>
     </w:p>
     <w:p>
@@ -253,25 +253,19 @@
         <w:pStyle w:val="Heading2"/>
       </w:pPr>
       <w:r>
-        <w:t>2.4. Bo mạch Arduino</w:t>
+        <w:t>2.4. Bộ điều khiển ESP32</w:t>
       </w:r>
     </w:p>
     <w:p>
       <w:pPr/>
       <w:r>
-        <w:t>Arduino Mega 2560 dùng vi điều khiển ATmega2560, phù hợp nguyên mẫu cần nhiều kênh analog và ngõ vào/ra số. Theo tài liệu bo mạch, Mega có nhiều chân digital, chân analog và các cổng nối tiếp phần cứng; bốn LDR có thể dùng bốn kênh ADC, RTC dùng bus I²C, còn ngõ số điều khiển servo, cầu H, encoder và công tắc hành trình [8].</w:t>
+        <w:t>Toàn bộ mạch điều khiển dùng một bo ESP32 duy nhất (kiến trúc Xtensa LX6 hai nhân, 240 MHz, 4 MB flash). Bo có 18 kênh ADC 12 bit, trong đó tám kênh ADC1 (GPIO36, 39, 34, 35, 32, 33, 25, 26) hoạt động ổn định cả khi bật WiFi, đủ cho bốn kênh LDR của ma trận và hai biến trở hồi tiếp góc của hai trục; LEDC cung cấp PWM; hai bus I²C/UART phục vụ RTC DS3231 và module ADS1115 đo U–I. Logic 3,3 V nên tín hiệu từ mạch công suất phải qua chia áp hoặc chuyển mức; nguồn logic lọc tách khỏi nhiễu động cơ [8].</w:t>
       </w:r>
     </w:p>
     <w:p>
       <w:pPr/>
       <w:r>
-        <w:t>Chương trình đọc thời gian/vị trí, lấy mẫu các cảm biến, tính sai lệch, thực hiện luật điều khiển và kiểm tra liên động. Mức điện áp logic/ADC phải đúng với bo; không đưa điện áp vượt dải cho phép. Nguồn Arduino và nguồn motor/servo cần tách theo yêu cầu tải, đồng thời bố trí mass và lọc nhiễu để dòng motor không làm sai số ADC.</w:t>
-      </w:r>
-    </w:p>
-    <w:p>
-      <w:pPr/>
-      <w:r>
-        <w:t>Khi triển khai cần kiểm tra chân, bộ định thời và thư viện thực tế, đặc biệt khi dùng đồng thời servo, PWM cầu H, encoder và RTC. Các chân minh họa chỉ được chốt sau khi đối chiếu sơ đồ mạch và tài liệu chính thức; không mặc định mọi chân PWM hoặc interrupt đều tương đương.</w:t>
+        <w:t>ESP32 dư năng lực tính atan ngay trong vòng điều khiển, nhờ đó thực hiện được phương pháp suy ra góc cần quay từ ma trận LDR cho cả hai trục thay vì dò bước theo thời gian. Báo cáo không dùng bo Arduino nào trong mạch; Arduino chỉ xuất hiện với vai trò môi trường phát triển IDE ở quyển lập trình.</w:t>
       </w:r>
     </w:p>
     <w:p>
@@ -279,25 +273,19 @@
         <w:pStyle w:val="Heading2"/>
       </w:pPr>
       <w:r>
-        <w:t>2.5. Động cơ servo và động cơ DC giảm tốc</w:t>
+        <w:t>2.5. Động cơ gạt nước ô tô trục vít và hồi tiếp vị trí</w:t>
       </w:r>
     </w:p>
     <w:p>
       <w:pPr/>
       <w:r>
-        <w:t>Servo vị trí gồm động cơ, hộp giảm tốc, mạch điều khiển và cảm biến hồi tiếp góc tích hợp. Vi điều khiển gửi xung đặt vị trí; độ rộng xung tương ứng với góc và hành trình phụ thuộc nhà sản xuất, nên phải hiệu chuẩn hai đầu an toàn. Servo cung cấp chuyển động định vị gọn, phù hợp làm trục phương vị quay tấm pin khi mô-men và tải nằm trong giới hạn.</w:t>
+        <w:t>Cả hai trục dùng động cơ gạt nước kính ô tô 12 V kèm hộp giảm tốc trục vít – bánh vít. Ưu điểm quyết định: cặp trục vít tự hãm nên khi ngắt điện hoặc dừng lệnh, tấm pin tự giữ vị trí dưới gió và trọng lượng bản thân mà không cần nuôi điện giữ — đặc biệt quan trọng với trục nghiêng luôn chịu mô-men trọng trường. Động cơ có mô-men danh định lớn (khoảng 8–12 N·m), giá thấp, sẵn có, kèm công tắc tự đỗ hữu ích khi tìm mốc home.</w:t>
       </w:r>
     </w:p>
     <w:p>
       <w:pPr/>
       <w:r>
-        <w:t>Trục điều chỉnh độ nghiêng trong phương án đề xuất dùng động cơ DC giảm tốc có encoder. Hộp số giảm tốc độ, tăng mô-men; encoder đo tốc độ/vị trí để tạo vòng phản hồi. Driver cầu H đảo chiều quay và điều chế PWM; dòng kẹt trục có thể lớn hơn dòng không tải nên driver, nguồn và bảo vệ quá dòng phải được chọn theo datasheet.</w:t>
-      </w:r>
-    </w:p>
-    <w:p>
-      <w:pPr/>
-      <w:r>
-        <w:t>Servo và động cơ giảm tốc đều cần được chọn theo mô-men, tốc độ, hành trình, độ rơ, khối lượng tấm pin và tải gió. Không cấp trực tiếp nguồn công suất cho motor từ chân 5 V của Arduino. Với mô hình nhẹ có thể thay motor nghiêng bằng servo vị trí thứ hai, nhưng nếu dùng DC gearmotor phải có encoder/biến trở phản hồi để biết góc thực và tránh điều khiển mù.</w:t>
+        <w:t>Hạn chế cần xử lý: tốc độ cố định, dòng 3–6 A nên đóng cắt bằng module relay hoặc cầu H MOSFET kèm cầu chì riêng mỗi trục; mỗi trục lắp thêm biến trở xoay đồng trục làm hồi tiếp vị trí; chiều quay đảo bằng đổi cực qua hai kênh relay cho mỗi motor.</w:t>
       </w:r>
     </w:p>
     <w:p>
@@ -311,13 +299,13 @@
     <w:p>
       <w:pPr/>
       <w:r>
-        <w:t>Công tắc hành trình phát hiện vị trí cuối của cơ cấu bằng tiếp điểm cơ điện có cần gạt/con lăn hoặc nút nhấn. Các chân COM–NO–NC cho phép chọn trạng thái tín hiệu; tiếp điểm NC có thể giúp phát hiện đứt dây khi được thiết kế theo nguyên tắc fail-safe. Cần xét lực nhấn, hành trình, dòng tiếp điểm, tuổi thọ và môi trường lắp đặt.</w:t>
+        <w:t>Công tắc hành trình phát hiện vị trí cuối của cơ cấu bằng tiếp điểm cơ điện có cần gạt/con lăn hoặc nút nhấn. Các chân COM-NO-NC cho phép chọn trạng thái tín hiệu; tiếp điểm NC có thể giúp phát hiện đứt dây khi được thiết kế theo nguyên tắc fail-safe. Cần xét lực nhấn, hành trình, dòng tiếp điểm, tuổi thọ và môi trường lắp đặt.</w:t>
       </w:r>
     </w:p>
     <w:p>
       <w:pPr/>
       <w:r>
-        <w:t>Mỗi trục có thể dùng một cặp công tắc ở hai đầu hoặc cấu hình home kết hợp giới hạn mềm; mô hình này dự kiến dùng giới hạn vật lý cho cả trục phương vị và trục nghiêng. Tín hiệu đưa về Arduino để dừng PWM/servo theo hướng nguy hiểm, có chống dội; nơi cần bảo vệ cao hơn có thể đưa tiếp điểm vào đường liên động driver. Khi một đầu tác động, vẫn cho phép chạy ngược để rời công tắc.</w:t>
+        <w:t>Mỗi trục có thể dùng một cặp công tắc ở hai đầu hoặc cấu hình home kết hợp giới hạn mềm; mô hình này dự kiến dùng giới hạn vật lý cho cả trục phương vị và trục nghiêng. Tín hiệu đưa về ESP32 để dừng lệnh quay motor theo hướng nguy hiểm, có chống dội; nơi cần bảo vệ cao hơn có thể đưa tiếp điểm vào đường liên động của relay/cầu H. Khi một đầu tác động, vẫn cho phép chạy ngược để rời công tắc.</w:t>
       </w:r>
     </w:p>
     <w:p>
@@ -373,13 +361,13 @@
     <w:p>
       <w:pPr/>
       <w:r>
-        <w:t>Với tracker phương vị – góc cao, trục phương vị hướng pháp tuyến về gần γ và trục độ cao đặt gần α; nếu dùng góc nghiêng so với phương ngang thì β = 90° − α. Góc servo thực tế bằng góc tính toán cộng offset lắp đặt, sau đó được giới hạn theo hành trình. Quy ước phương vị phải thống nhất (Bắc thật, chiều kim đồng hồ hay quy ước khác); góc đi qua 0° cần xử lý sao cho cơ cấu chọn đường quay ngắn và không xoắn dây.</w:t>
+        <w:t>Với tracker phương vị - góc cao, trục phương vị hướng pháp tuyến về gần γ và trục độ cao đặt gần α; nếu dùng góc nghiêng so với phương ngang thì β = 90° − α. Góc đặt thực tế bằng góc tính toán cộng offset lắp đặt, sau đó được giới hạn theo hành trình. Quy ước phương vị phải thống nhất (Bắc thật, chiều kim đồng hồ hay quy ước khác); góc đi qua 0° cần xử lý sao cho cơ cấu chọn đường quay ngắn và không xoắn dây.</w:t>
       </w:r>
     </w:p>
     <w:p>
       <w:pPr/>
       <w:r>
-        <w:t>Ở mô hình hai trục, phép tính hình học cho hướng tham chiếu, còn giới hạn cơ khí, vị trí home, sai số gá lắp và hành trình servo quyết định góc lệnh thực tế. Khi Mặt Trời ở dưới ngưỡng góc cao vận hành, hệ thống dừng hoặc về vị trí nghỉ đã chọn.</w:t>
+        <w:t>Ở mô hình hai trục, phép tính hình học cho hướng tham chiếu, còn giới hạn cơ khí, vị trí home, sai số gá lắp và hành trình motor quyết định góc lệnh thực tế. Khi Mặt Trời ở dưới ngưỡng góc cao vận hành, hệ thống dừng hoặc về vị trí nghỉ đã chọn.</w:t>
       </w:r>
     </w:p>
     <w:p>
@@ -409,12 +397,1662 @@
       </w:r>
     </w:p>
     <w:p>
+      <w:pPr/>
+      <w:r>
+        <w:t>Mốc ngày phân và chí thay đổi nhẹ theo từng năm; mùa khí tượng tại từng địa phương cũng không hoàn toàn trùng với mùa thiên văn. Bảng trên mô tả xu hướng quỹ đạo, không thay cho số liệu thời tiết tại vị trí thử nghiệm.</w:t>
+      </w:r>
+    </w:p>
+    <w:p>
+      <w:pPr>
+        <w:pStyle w:val="Heading2"/>
+      </w:pPr>
+      <w:r>
+        <w:t>2.9. Các phương pháp bám nắng cho tấm pin quang điện</w:t>
+      </w:r>
+    </w:p>
+    <w:p>
+      <w:pPr>
+        <w:pStyle w:val="Heading3"/>
+      </w:pPr>
+      <w:r>
+        <w:t>2.9.1. Tấm pin cố định và điều chỉnh nghiêng theo mùa</w:t>
+      </w:r>
+    </w:p>
+    <w:p>
+      <w:pPr/>
+      <w:r>
+        <w:t>Tấm pin được lắp theo góc nghiêng cố định là phương án đơn giản, không cần cảm biến hay động cơ và gần như không tiêu thụ điện cho điều khiển. Có thể thay đổi góc nghiêng thủ công vài lần trong năm để phù hợp đường đi Mặt Trời theo mùa. Đây là phương án đối chứng cần thiết khi đánh giá tracker; cấu hình phù hợp còn phụ thuộc vĩ độ, mái lắp đặt và yêu cầu kết cấu [3, 5].</w:t>
+      </w:r>
+    </w:p>
+    <w:p>
+      <w:pPr>
+        <w:pStyle w:val="Heading3"/>
+      </w:pPr>
+      <w:r>
+        <w:t>2.9.2. Bám vòng hở theo thời gian và thuật toán thiên văn</w:t>
+      </w:r>
+    </w:p>
+    <w:p>
+      <w:pPr/>
+      <w:r>
+        <w:t>Bộ điều khiển lấy ngày, giờ và tọa độ địa lý để tính góc cao, phương vị rồi chuyển đổi thành góc đặt cơ khí. Phương pháp này không cần cảm biến quang, hoạt động nhất quán khi bầu trời nhiều mây và không bị ánh sáng phản xạ đánh lừa. Hạn chế là phụ thuộc đồng hồ, tọa độ, hướng lắp, hiệu chuẩn zero và mô hình cơ khí; thuật toán không tự nhận biết bóng che, mây cục bộ hay lỏng khớp [1, 2].</w:t>
+      </w:r>
+    </w:p>
+    <w:p>
+      <w:pPr>
+        <w:pStyle w:val="Heading3"/>
+      </w:pPr>
+      <w:r>
+        <w:t>2.9.3. Bám vòng kín bằng cảm biến quang</w:t>
+      </w:r>
+    </w:p>
+    <w:p>
+      <w:pPr/>
+      <w:r>
+        <w:t>Cặp LDR hoặc photodiode đặt đối xứng hai bên vách chắn tạo ra tín hiệu vi sai. Khi tấm pin lệch khỏi hướng sáng, bóng của vách làm tín hiệu hai phía khác nhau; bộ điều khiển quay đến khi sai lệch nằm trong vùng cân bằng. Với hai trục thường dùng bốn cảm biến bố trí theo bốn hướng. Ưu điểm là cấu trúc dễ hiểu và có thể tự hiệu chỉnh sai lệch lắp đặt; nhược điểm là độ nhạy với mây, bóng cục bộ, bụi, nhiệt độ và sai khác cảm biến. Nếu trời âm u, ánh sáng khuếch tán có thể làm sai lệch vi sai không còn phản ánh hướng Mặt Trời.</w:t>
+      </w:r>
+    </w:p>
+    <w:p>
+      <w:pPr>
+        <w:pStyle w:val="Heading3"/>
+      </w:pPr>
+      <w:r>
+        <w:t>2.9.4. Phương pháp lai thiên văn - cảm biến</w:t>
+      </w:r>
+    </w:p>
+    <w:p>
+      <w:pPr/>
+      <w:r>
+        <w:t>Phương pháp lai dùng góc tính toán làm đường bám chính hoặc giá trị dự phòng, còn cảm biến quang chỉ bù một lượng nhỏ khi độ sáng và độ ổn định đạt điều kiện. Bộ điều khiển có thể đánh giá tổng cường độ, độ biến động, độ bão hòa và tính hợp lý của cặp cảm biến; khi tín hiệu không đạt, giảm trọng số hiệu chỉnh về không, giữ vị trí hoặc tiếp tục theo góc thiên văn. Dùng hai ngưỡng bật/tắt khác nhau tạo trễ (hysteresis), tránh chuyển chế độ liên tục. Đây là một phương án tổng quan có thể dùng khi cần kết hợp hai nguồn thông tin [4, 6]. Báo cáo này không triển khai điều khiển lai; phương án được chọn trình bày tại Chương 3 là so sánh trực tiếp điện trở của bốn LDR.</w:t>
+      </w:r>
+    </w:p>
+    <w:p>
+      <w:pPr>
+        <w:pStyle w:val="Heading3"/>
+      </w:pPr>
+      <w:r>
+        <w:t>2.9.5. Cảm biến Mặt Trời quang học chuyên dụng</w:t>
+      </w:r>
+    </w:p>
+    <w:p>
+      <w:pPr/>
+      <w:r>
+        <w:t>Cảm biến photodiode nhiều phần tử, cảm biến quadrant hoặc cụm cảm biến có ống chuẩn trực có thể đo hướng lệch của chùm sáng trực tiếp nhanh và chính xác hơn cặp LDR phổ thông. Một số cảm biến số còn cung cấp cường độ sáng hoặc góc lệch trực tiếp. Đổi lại, mạch khuếch đại, căn chỉnh quang học, hiệu chuẩn và chi phí cao hơn; tín hiệu vẫn cần kiểm tra trong mây dày và khi có phản xạ [5, 7].</w:t>
+      </w:r>
+    </w:p>
+    <w:p>
+      <w:pPr>
+        <w:pStyle w:val="Heading3"/>
+      </w:pPr>
+      <w:r>
+        <w:t>2.9.6. Bám theo công suất đầu ra tấm pin</w:t>
+      </w:r>
+    </w:p>
+    <w:p>
+      <w:pPr/>
+      <w:r>
+        <w:t>Bộ điều khiển thử thay đổi góc nhỏ theo từng bước, đo điện áp và dòng điện, rồi giữ hướng làm công suất hoặc năng lượng tăng. Có thể dùng tìm kiếm leo đồi, nhiễu loạn-quan sát (P&amp;O) hoặc chiến lược tìm kiếm theo từng trục. Cách này tối ưu đầu ra thực tế của cả hệ quang-điện nhưng phản ứng chậm, dễ nhầm dao động do mây với ảnh hưởng của góc. Cần phân biệt điều khiển hướng tracker với MPPT: MPPT tối ưu điểm làm việc điện của tấm pin, còn phương pháp này tối ưu hướng/cơ cấu; hai khối có thể phối hợp nhưng không thay thế nhau [4, 6].</w:t>
+      </w:r>
+    </w:p>
+    <w:p>
+      <w:pPr>
+        <w:pStyle w:val="Heading3"/>
+      </w:pPr>
+      <w:r>
+        <w:t>2.9.7. Bám bằng xử lý ảnh hoặc camera</w:t>
+      </w:r>
+    </w:p>
+    <w:p>
+      <w:pPr/>
+      <w:r>
+        <w:t>Camera, cảm biến ảnh hoặc camera nhiệt có thể phát hiện đĩa Mặt Trời, vùng sáng nhất hoặc bóng đổ rồi suy ra sai lệch góc. Phương án có thể hỗ trợ căn chỉnh và xử lý cảnh phức tạp, nhưng đòi hỏi xử lý ảnh, hiệu chỉnh ống kính, tính toán lớn và bảo vệ thiết bị ngoài trời. Thường phù hợp nghiên cứu hoặc hệ thống có yêu cầu cao hơn mô hình chi phí thấp.</w:t>
+      </w:r>
+    </w:p>
+    <w:p>
+      <w:pPr>
+        <w:pStyle w:val="Heading3"/>
+      </w:pPr>
+      <w:r>
+        <w:t>2.9.8. Tracker thụ động</w:t>
+      </w:r>
+    </w:p>
+    <w:p>
+      <w:pPr/>
+      <w:r>
+        <w:t>Tracker thụ động khai thác giãn nở nhiệt, chênh áp của chất lỏng/khí hoặc đối trọng để làm cơ cấu đổi hướng mà không cần thuật toán điện tử phức tạp. Cấu tạo có thể đơn giản nhưng độ chính xác, tốc độ đáp ứng và khả năng làm việc phụ thuộc nhiệt độ, gió, ma sát và cấu hình cơ khí; khó lập trình chính xác theo vị trí địa lý.</w:t>
+      </w:r>
+    </w:p>
+    <w:p>
+      <w:pPr>
+        <w:pStyle w:val="Heading3"/>
+      </w:pPr>
+      <w:r>
+        <w:t>2.9.9. Cấu hình cơ khí một trục và hai trục</w:t>
+      </w:r>
+    </w:p>
+    <w:p>
+      <w:pPr/>
+      <w:r>
+        <w:t>Tracker một trục có thể dùng trục ngang Bắc-Nam để theo chuyển động Đông-Tây, trục đứng để theo phương vị, hoặc trục nghiêng/polar gần song song với trục quay Trái Đất. Trục Bắc-Nam có cơ cấu tương đối đơn giản nhưng không bù được đầy đủ biến thiên theo mùa và thành phần phương vuông góc. Cấu hình trục đứng giữ nguyên góc nghiêng tấm pin và chủ yếu đổi phương vị. Cấu hình polar có thể gần với chuyển động biểu kiến đều trong ngày nhưng vẫn cần xử lý biến thiên xích vĩ và lắp đặt chính xác. Tracker hai trục điều khiển cả phương vị và góc cao, giảm sai lệch hình học tốt hơn nhưng cần thêm động cơ, khung, dây dẫn, thuật toán và biện pháp chống gió [3-5].</w:t>
+      </w:r>
+    </w:p>
+    <w:p>
+      <w:pPr>
+        <w:pStyle w:val="Heading3"/>
+      </w:pPr>
+      <w:r>
+        <w:t>2.9.10. Bám từng bước, bám liên tục và backtracking</w:t>
+      </w:r>
+    </w:p>
+    <w:p>
+      <w:pPr/>
+      <w:r>
+        <w:t>Bám liên tục cập nhật góc thường xuyên, giảm sai số tức thời nhưng tăng số lần chạy và điện năng động cơ. Bám theo bước chỉ dịch chuyển khi sai số vượt vùng chết hoặc đến chu kỳ định kỳ; cách này phù hợp mô hình nhỏ, dễ giảm tiêu thụ và mài mòn. Trong giàn nhiều hàng, thuật toán backtracking chủ động lệch khỏi hướng vuông góc với tia nắng vào một số thời điểm để tránh hàng trước che bóng hàng sau; đây là kỹ thuật bố trí quy mô trang trại, không cần thiết cho một tấm pin đơn lẻ [4, 6].</w:t>
+      </w:r>
+    </w:p>
+    <w:p>
+      <w:pPr>
+        <w:pStyle w:val="Heading3"/>
+      </w:pPr>
+      <w:r>
+        <w:t>2.9.11. Các luật điều khiển có thể kết hợp</w:t>
+      </w:r>
+    </w:p>
+    <w:p>
+      <w:pPr/>
+      <w:r>
+        <w:t>Điều khiển đóng-ngắt có vùng trễ dễ triển khai; điều khiển tỷ lệ tạo bước quay lớn khi sai số lớn và nhỏ dần khi gần đích; PI/PID có thể giảm sai số vị trí khi có phản hồi góc nhưng phải hiệu chỉnh hệ số và chống bão hòa tích phân. Điều khiển mờ hoặc thích nghi có thể thay đổi vùng chết, tốc độ và trọng số cảm biến theo điều kiện sáng, song cần dữ liệu hiệu chuẩn và đánh giá tính ổn định. Các luật này là lớp điều khiển chuyển động, có thể dùng cho cả bám thiên văn, cảm biến hoặc lai; chúng không phải các cấu hình trục riêng biệt [4, 6].</w:t>
+      </w:r>
+    </w:p>
+    <w:p>
+      <w:pPr>
+        <w:pStyle w:val="Heading3"/>
+      </w:pPr>
+      <w:r>
+        <w:t>2.9.12. Tiêu chí lựa chọn phương pháp</w:t>
+      </w:r>
+    </w:p>
+    <w:p>
+      <w:pPr/>
+      <w:r>
+        <w:t>Việc lựa chọn vùng chết và ngưỡng phát lệnh cần cân bằng giữa độ nhạy, rung cơ cấu, thời gian đáp ứng và độ bền. Với mô hình hai trục này, chốt phương pháp đọc ma trận điện trở bốn kênh; mỗi trục suy ra góc lệch từ chênh lệch chuẩn hóa hai phía đối diện theo công thức Δ = atan(e/tan β_s) và quay trực tiếp tới góc đích theo hồi tiếp biến trở. Khi cả hai trục vào vùng chết 3°, dừng cơ cấu, chờ hết chu kỳ đọc rồi lấy mẫu mới. Hiệu quả chỉ được kết luận sau khi thử nghiệm cùng điều kiện với tấm pin cố định.</w:t>
+      </w:r>
+    </w:p>
+    <w:p>
+      <w:pPr>
+        <w:pStyle w:val="Heading2"/>
+      </w:pPr>
+      <w:r>
+        <w:t>2.10. Nguyên tắc điều khiển và đánh giá</w:t>
+      </w:r>
+    </w:p>
+    <w:p>
+      <w:pPr/>
+      <w:r>
+        <w:t>Có thể dùng điều khiển đóng-ngắt có vùng trễ để đạt mục tiêu nhanh; điều khiển tỷ lệ để giảm bước khi gần đích; hoặc PI/PID khi có phản hồi vị trí và cần giảm sai số ổn định. Với motor trục vít, lệnh quay được giới hạn theo hành trình và chỉ phát khi góc lệch vượt vùng chết; nhờ trục vít tự hãm nên không cần nuôi điện để giữ vị trí. Thuật toán mờ hoặc thích nghi là hướng nâng cao nhưng cần được hiệu chuẩn và so sánh trên dữ liệu đủ đại diện [4].</w:t>
+      </w:r>
+    </w:p>
+    <w:p>
+      <w:pPr/>
+      <w:r>
+        <w:t>Chỉ tiêu đánh giá nên gồm sai số góc phương vị/góc cao, số lần chuyển động, thời gian ổn định, trạng thái công tắc và năng lượng thuần. Năng lượng PV và năng lượng động cơ/bộ điều khiển cần đo trên cùng khoảng thời gian; trong các phép so sánh phải giữ nguyên tải, cấu hình đo và điều kiện lắp đặt.</w:t>
+      </w:r>
+    </w:p>
+    <w:p>
+      <w:pPr>
+        <w:pStyle w:val="Heading1"/>
+      </w:pPr>
+      <w:r>
+        <w:t>CHƯƠNG 3. KẾT QUẢ NGHIÊN CỨU VÀ KIỂM CHỨNG PHƯƠNG PHÁP BẰNG MÔ PHỎNG SỐ</w:t>
+      </w:r>
+    </w:p>
+    <w:p>
+      <w:pPr>
+        <w:pStyle w:val="Heading2"/>
+      </w:pPr>
+      <w:r>
+        <w:t>3.1. Cấu hình mô phỏng</w:t>
+      </w:r>
+    </w:p>
+    <w:p>
+      <w:pPr/>
+      <w:r>
+        <w:t>Phương pháp đề xuất được kiểm chứng bằng mô phỏng số viết bằng Python (tools/mo_phong.py trong kho báo cáo). Vị trí Mỹ Hào, Hưng Yên (20,93° Bắc; 106,06° Đông); bốn ngày đại diện 21/3, 21/6, 23/9, 21/12; bước thời gian 1–5 phút. Vectơ Mặt Trời tính từ xích vĩ và góc giờ; năng lượng trực xạ thu được tỉ lệ cosin góc tới; tấm đối chứng cố định nghiêng 21° hướng Nam.</w:t>
+      </w:r>
+    </w:p>
+    <w:p>
+      <w:pPr/>
+      <w:r>
+        <w:t>Cụm bốn LDR mô hình hóa đúng cấu hình gá β_s: trong mỗi mặt phẳng, cặp cảm biến lệch ±β_s so với pháp tuyến nên đáp ứng tỉ lệ với cos(Δ ∓ β_s); trên đó đặt thêm sai khác độ lợi ±5%, nhiễu đọc 2% và thành phần khuếch tán 15%. Trục nghiêng và trục phương vị dùng cùng một công thức suy góc với sai lệch của cặp kênh tương ứng.</w:t>
+      </w:r>
+    </w:p>
+    <w:p>
+      <w:pPr>
+        <w:pStyle w:val="Heading2"/>
+      </w:pPr>
+      <w:r>
+        <w:t>3.2. Kết quả hiệu suất thu trực xạ của từng cấu hình</w:t>
+      </w:r>
+    </w:p>
+    <w:p>
       <w:pPr>
         <w:pStyle w:val="Caption"/>
         <w:spacing w:after="80"/>
       </w:pPr>
       <w:r>
-        <w:t>Bảng 1. Biến thiên xích vĩ và quỹ đạo biểu kiến theo mùa ở Bắc bán cầu</w:t>
+        <w:t>Bảng 1. Năng lượng trực xạ thu được trong ngày (đơn vị tương đối cos·dt)</w:t>
+      </w:r>
+    </w:p>
+    <w:tbl>
+      <w:tblPr>
+        <w:tblStyle w:val="TableGrid"/>
+        <w:tblW w:type="auto" w:w="0"/>
+        <w:jc w:val="center"/>
+        <w:tblLook w:firstColumn="1" w:firstRow="1" w:lastColumn="0" w:lastRow="0" w:noHBand="0" w:noVBand="1" w:val="04A0"/>
+      </w:tblPr>
+      <w:tblGrid>
+        <w:gridCol w:w="1505"/>
+        <w:gridCol w:w="1505"/>
+        <w:gridCol w:w="1505"/>
+        <w:gridCol w:w="1505"/>
+        <w:gridCol w:w="1505"/>
+        <w:gridCol w:w="1505"/>
+      </w:tblGrid>
+      <w:tr>
+        <w:tc>
+          <w:tcPr>
+            <w:tcW w:type="dxa" w:w="1505"/>
+          </w:tcPr>
+          <w:p>
+            <w:pPr>
+              <w:spacing w:after="40"/>
+              <w:ind w:firstLine="0"/>
+            </w:pPr>
+            <w:r>
+              <w:rPr>
+                <w:b/>
+                <w:sz w:val="22"/>
+              </w:rPr>
+              <w:t>Ngày đại diện</w:t>
+            </w:r>
+          </w:p>
+        </w:tc>
+        <w:tc>
+          <w:tcPr>
+            <w:tcW w:type="dxa" w:w="1505"/>
+          </w:tcPr>
+          <w:p>
+            <w:pPr>
+              <w:spacing w:after="40"/>
+              <w:ind w:firstLine="0"/>
+            </w:pPr>
+            <w:r>
+              <w:rPr>
+                <w:b/>
+                <w:sz w:val="22"/>
+              </w:rPr>
+              <w:t>Tấm cố định 21°</w:t>
+            </w:r>
+          </w:p>
+        </w:tc>
+        <w:tc>
+          <w:tcPr>
+            <w:tcW w:type="dxa" w:w="1505"/>
+          </w:tcPr>
+          <w:p>
+            <w:pPr>
+              <w:spacing w:after="40"/>
+              <w:ind w:firstLine="0"/>
+            </w:pPr>
+            <w:r>
+              <w:rPr>
+                <w:b/>
+                <w:sz w:val="22"/>
+              </w:rPr>
+              <w:t>Bám 1 trục</w:t>
+            </w:r>
+          </w:p>
+        </w:tc>
+        <w:tc>
+          <w:tcPr>
+            <w:tcW w:type="dxa" w:w="1505"/>
+          </w:tcPr>
+          <w:p>
+            <w:pPr>
+              <w:spacing w:after="40"/>
+              <w:ind w:firstLine="0"/>
+            </w:pPr>
+            <w:r>
+              <w:rPr>
+                <w:b/>
+                <w:sz w:val="22"/>
+              </w:rPr>
+              <w:t>Tăng so cố định</w:t>
+            </w:r>
+          </w:p>
+        </w:tc>
+        <w:tc>
+          <w:tcPr>
+            <w:tcW w:type="dxa" w:w="1505"/>
+          </w:tcPr>
+          <w:p>
+            <w:pPr>
+              <w:spacing w:after="40"/>
+              <w:ind w:firstLine="0"/>
+            </w:pPr>
+            <w:r>
+              <w:rPr>
+                <w:b/>
+                <w:sz w:val="22"/>
+              </w:rPr>
+              <w:t>Bám 2 trục</w:t>
+            </w:r>
+          </w:p>
+        </w:tc>
+        <w:tc>
+          <w:tcPr>
+            <w:tcW w:type="dxa" w:w="1505"/>
+          </w:tcPr>
+          <w:p>
+            <w:pPr>
+              <w:spacing w:after="40"/>
+              <w:ind w:firstLine="0"/>
+            </w:pPr>
+            <w:r>
+              <w:rPr>
+                <w:b/>
+                <w:sz w:val="22"/>
+              </w:rPr>
+              <w:t>Tăng so 1 trục</w:t>
+            </w:r>
+          </w:p>
+        </w:tc>
+      </w:tr>
+      <w:tr>
+        <w:tc>
+          <w:tcPr>
+            <w:tcW w:type="dxa" w:w="1505"/>
+          </w:tcPr>
+          <w:p>
+            <w:pPr>
+              <w:spacing w:after="40"/>
+              <w:ind w:firstLine="0"/>
+            </w:pPr>
+            <w:r>
+              <w:rPr>
+                <w:sz w:val="22"/>
+              </w:rPr>
+              <w:t>21/3</w:t>
+            </w:r>
+          </w:p>
+        </w:tc>
+        <w:tc>
+          <w:tcPr>
+            <w:tcW w:type="dxa" w:w="1505"/>
+          </w:tcPr>
+          <w:p>
+            <w:pPr>
+              <w:spacing w:after="40"/>
+              <w:ind w:firstLine="0"/>
+            </w:pPr>
+            <w:r>
+              <w:rPr>
+                <w:sz w:val="22"/>
+              </w:rPr>
+              <w:t>67,5</w:t>
+            </w:r>
+          </w:p>
+        </w:tc>
+        <w:tc>
+          <w:tcPr>
+            <w:tcW w:type="dxa" w:w="1505"/>
+          </w:tcPr>
+          <w:p>
+            <w:pPr>
+              <w:spacing w:after="40"/>
+              <w:ind w:firstLine="0"/>
+            </w:pPr>
+            <w:r>
+              <w:rPr>
+                <w:sz w:val="22"/>
+              </w:rPr>
+              <w:t>138,1</w:t>
+            </w:r>
+          </w:p>
+        </w:tc>
+        <w:tc>
+          <w:tcPr>
+            <w:tcW w:type="dxa" w:w="1505"/>
+          </w:tcPr>
+          <w:p>
+            <w:pPr>
+              <w:spacing w:after="40"/>
+              <w:ind w:firstLine="0"/>
+            </w:pPr>
+            <w:r>
+              <w:rPr>
+                <w:sz w:val="22"/>
+              </w:rPr>
+              <w:t>+104,5%</w:t>
+            </w:r>
+          </w:p>
+        </w:tc>
+        <w:tc>
+          <w:tcPr>
+            <w:tcW w:type="dxa" w:w="1505"/>
+          </w:tcPr>
+          <w:p>
+            <w:pPr>
+              <w:spacing w:after="40"/>
+              <w:ind w:firstLine="0"/>
+            </w:pPr>
+            <w:r>
+              <w:rPr>
+                <w:sz w:val="22"/>
+              </w:rPr>
+              <w:t>143,0</w:t>
+            </w:r>
+          </w:p>
+        </w:tc>
+        <w:tc>
+          <w:tcPr>
+            <w:tcW w:type="dxa" w:w="1505"/>
+          </w:tcPr>
+          <w:p>
+            <w:pPr>
+              <w:spacing w:after="40"/>
+              <w:ind w:firstLine="0"/>
+            </w:pPr>
+            <w:r>
+              <w:rPr>
+                <w:sz w:val="22"/>
+              </w:rPr>
+              <w:t>+3,6%</w:t>
+            </w:r>
+          </w:p>
+        </w:tc>
+      </w:tr>
+      <w:tr>
+        <w:tc>
+          <w:tcPr>
+            <w:tcW w:type="dxa" w:w="1505"/>
+          </w:tcPr>
+          <w:p>
+            <w:pPr>
+              <w:spacing w:after="40"/>
+              <w:ind w:firstLine="0"/>
+            </w:pPr>
+            <w:r>
+              <w:rPr>
+                <w:sz w:val="22"/>
+              </w:rPr>
+              <w:t>21/6</w:t>
+            </w:r>
+          </w:p>
+        </w:tc>
+        <w:tc>
+          <w:tcPr>
+            <w:tcW w:type="dxa" w:w="1505"/>
+          </w:tcPr>
+          <w:p>
+            <w:pPr>
+              <w:spacing w:after="40"/>
+              <w:ind w:firstLine="0"/>
+            </w:pPr>
+            <w:r>
+              <w:rPr>
+                <w:sz w:val="22"/>
+              </w:rPr>
+              <w:t>104,0</w:t>
+            </w:r>
+          </w:p>
+        </w:tc>
+        <w:tc>
+          <w:tcPr>
+            <w:tcW w:type="dxa" w:w="1505"/>
+          </w:tcPr>
+          <w:p>
+            <w:pPr>
+              <w:spacing w:after="40"/>
+              <w:ind w:firstLine="0"/>
+            </w:pPr>
+            <w:r>
+              <w:rPr>
+                <w:sz w:val="22"/>
+              </w:rPr>
+              <w:t>155,1</w:t>
+            </w:r>
+          </w:p>
+        </w:tc>
+        <w:tc>
+          <w:tcPr>
+            <w:tcW w:type="dxa" w:w="1505"/>
+          </w:tcPr>
+          <w:p>
+            <w:pPr>
+              <w:spacing w:after="40"/>
+              <w:ind w:firstLine="0"/>
+            </w:pPr>
+            <w:r>
+              <w:rPr>
+                <w:sz w:val="22"/>
+              </w:rPr>
+              <w:t>+49,1%</w:t>
+            </w:r>
+          </w:p>
+        </w:tc>
+        <w:tc>
+          <w:tcPr>
+            <w:tcW w:type="dxa" w:w="1505"/>
+          </w:tcPr>
+          <w:p>
+            <w:pPr>
+              <w:spacing w:after="40"/>
+              <w:ind w:firstLine="0"/>
+            </w:pPr>
+            <w:r>
+              <w:rPr>
+                <w:sz w:val="22"/>
+              </w:rPr>
+              <w:t>159,0</w:t>
+            </w:r>
+          </w:p>
+        </w:tc>
+        <w:tc>
+          <w:tcPr>
+            <w:tcW w:type="dxa" w:w="1505"/>
+          </w:tcPr>
+          <w:p>
+            <w:pPr>
+              <w:spacing w:after="40"/>
+              <w:ind w:firstLine="0"/>
+            </w:pPr>
+            <w:r>
+              <w:rPr>
+                <w:sz w:val="22"/>
+              </w:rPr>
+              <w:t>+2,5%</w:t>
+            </w:r>
+          </w:p>
+        </w:tc>
+      </w:tr>
+      <w:tr>
+        <w:tc>
+          <w:tcPr>
+            <w:tcW w:type="dxa" w:w="1505"/>
+          </w:tcPr>
+          <w:p>
+            <w:pPr>
+              <w:spacing w:after="40"/>
+              <w:ind w:firstLine="0"/>
+            </w:pPr>
+            <w:r>
+              <w:rPr>
+                <w:sz w:val="22"/>
+              </w:rPr>
+              <w:t>23/9</w:t>
+            </w:r>
+          </w:p>
+        </w:tc>
+        <w:tc>
+          <w:tcPr>
+            <w:tcW w:type="dxa" w:w="1505"/>
+          </w:tcPr>
+          <w:p>
+            <w:pPr>
+              <w:spacing w:after="40"/>
+              <w:ind w:firstLine="0"/>
+            </w:pPr>
+            <w:r>
+              <w:rPr>
+                <w:sz w:val="22"/>
+              </w:rPr>
+              <w:t>66,5</w:t>
+            </w:r>
+          </w:p>
+        </w:tc>
+        <w:tc>
+          <w:tcPr>
+            <w:tcW w:type="dxa" w:w="1505"/>
+          </w:tcPr>
+          <w:p>
+            <w:pPr>
+              <w:spacing w:after="40"/>
+              <w:ind w:firstLine="0"/>
+            </w:pPr>
+            <w:r>
+              <w:rPr>
+                <w:sz w:val="22"/>
+              </w:rPr>
+              <w:t>137,7</w:t>
+            </w:r>
+          </w:p>
+        </w:tc>
+        <w:tc>
+          <w:tcPr>
+            <w:tcW w:type="dxa" w:w="1505"/>
+          </w:tcPr>
+          <w:p>
+            <w:pPr>
+              <w:spacing w:after="40"/>
+              <w:ind w:firstLine="0"/>
+            </w:pPr>
+            <w:r>
+              <w:rPr>
+                <w:sz w:val="22"/>
+              </w:rPr>
+              <w:t>+107,1%</w:t>
+            </w:r>
+          </w:p>
+        </w:tc>
+        <w:tc>
+          <w:tcPr>
+            <w:tcW w:type="dxa" w:w="1505"/>
+          </w:tcPr>
+          <w:p>
+            <w:pPr>
+              <w:spacing w:after="40"/>
+              <w:ind w:firstLine="0"/>
+            </w:pPr>
+            <w:r>
+              <w:rPr>
+                <w:sz w:val="22"/>
+              </w:rPr>
+              <w:t>143,0</w:t>
+            </w:r>
+          </w:p>
+        </w:tc>
+        <w:tc>
+          <w:tcPr>
+            <w:tcW w:type="dxa" w:w="1505"/>
+          </w:tcPr>
+          <w:p>
+            <w:pPr>
+              <w:spacing w:after="40"/>
+              <w:ind w:firstLine="0"/>
+            </w:pPr>
+            <w:r>
+              <w:rPr>
+                <w:sz w:val="22"/>
+              </w:rPr>
+              <w:t>+3,8%</w:t>
+            </w:r>
+          </w:p>
+        </w:tc>
+      </w:tr>
+      <w:tr>
+        <w:tc>
+          <w:tcPr>
+            <w:tcW w:type="dxa" w:w="1505"/>
+          </w:tcPr>
+          <w:p>
+            <w:pPr>
+              <w:spacing w:after="40"/>
+              <w:ind w:firstLine="0"/>
+            </w:pPr>
+            <w:r>
+              <w:rPr>
+                <w:sz w:val="22"/>
+              </w:rPr>
+              <w:t>21/12</w:t>
+            </w:r>
+          </w:p>
+        </w:tc>
+        <w:tc>
+          <w:tcPr>
+            <w:tcW w:type="dxa" w:w="1505"/>
+          </w:tcPr>
+          <w:p>
+            <w:pPr>
+              <w:spacing w:after="40"/>
+              <w:ind w:firstLine="0"/>
+            </w:pPr>
+            <w:r>
+              <w:rPr>
+                <w:sz w:val="22"/>
+              </w:rPr>
+              <w:t>29,1</w:t>
+            </w:r>
+          </w:p>
+        </w:tc>
+        <w:tc>
+          <w:tcPr>
+            <w:tcW w:type="dxa" w:w="1505"/>
+          </w:tcPr>
+          <w:p>
+            <w:pPr>
+              <w:spacing w:after="40"/>
+              <w:ind w:firstLine="0"/>
+            </w:pPr>
+            <w:r>
+              <w:rPr>
+                <w:sz w:val="22"/>
+              </w:rPr>
+              <w:t>102,2</w:t>
+            </w:r>
+          </w:p>
+        </w:tc>
+        <w:tc>
+          <w:tcPr>
+            <w:tcW w:type="dxa" w:w="1505"/>
+          </w:tcPr>
+          <w:p>
+            <w:pPr>
+              <w:spacing w:after="40"/>
+              <w:ind w:firstLine="0"/>
+            </w:pPr>
+            <w:r>
+              <w:rPr>
+                <w:sz w:val="22"/>
+              </w:rPr>
+              <w:t>+251,3%</w:t>
+            </w:r>
+          </w:p>
+        </w:tc>
+        <w:tc>
+          <w:tcPr>
+            <w:tcW w:type="dxa" w:w="1505"/>
+          </w:tcPr>
+          <w:p>
+            <w:pPr>
+              <w:spacing w:after="40"/>
+              <w:ind w:firstLine="0"/>
+            </w:pPr>
+            <w:r>
+              <w:rPr>
+                <w:sz w:val="22"/>
+              </w:rPr>
+              <w:t>129,0</w:t>
+            </w:r>
+          </w:p>
+        </w:tc>
+        <w:tc>
+          <w:tcPr>
+            <w:tcW w:type="dxa" w:w="1505"/>
+          </w:tcPr>
+          <w:p>
+            <w:pPr>
+              <w:spacing w:after="40"/>
+              <w:ind w:firstLine="0"/>
+            </w:pPr>
+            <w:r>
+              <w:rPr>
+                <w:sz w:val="22"/>
+              </w:rPr>
+              <w:t>+26,2%</w:t>
+            </w:r>
+          </w:p>
+        </w:tc>
+      </w:tr>
+    </w:tbl>
+    <w:p>
+      <w:pPr/>
+    </w:p>
+    <w:p>
+      <w:pPr/>
+      <w:r>
+        <w:t>Bám một trục Đông–Tây tăng 49–251% năng lượng trực xạ so với tấm cố định tùy mùa. Cấu hình hai trục — đúng đối tượng của báo cáo này — nhỉnh hơn một trục 2,5–3,8% quanh phân điểm nhưng tới 26,2% ngày đông chí, vì mùa đông Mặt Trời vừa đi thấp vừa lệch Nam, chỉ chỉnh phương vị thì không bù được độ cao. Đây là căn cứ định lượng chốt phạm vi chế tạo hai trục.</w:t>
+      </w:r>
+    </w:p>
+    <w:p>
+      <w:pPr>
+        <w:pStyle w:val="Heading2"/>
+      </w:pPr>
+      <w:r>
+        <w:t>3.3. Kết quả độ chính xác của phép suy góc từ ma trận LDR</w:t>
+      </w:r>
+    </w:p>
+    <w:p>
+      <w:pPr/>
+      <w:r>
+        <w:t>Với đáp ứng cos(Δ ∓ β_s), sai lệch chuẩn hóa của mỗi trục liên hệ đóng với góc lệch: e = tan Δ · tan β_s, suy ra Δ = atan(e/tan β_s). Khảo sát Monte Carlo 400 lần, góc lệch ban đầu 2–12°:</w:t>
+      </w:r>
+    </w:p>
+    <w:p>
+      <w:pPr>
+        <w:pStyle w:val="Caption"/>
+        <w:spacing w:after="80"/>
+      </w:pPr>
+      <w:r>
+        <w:t>Bảng 2. Sai số của phép suy góc cần quay từ ma trận 4 LDR (β_s = 30°)</w:t>
+      </w:r>
+    </w:p>
+    <w:tbl>
+      <w:tblPr>
+        <w:tblStyle w:val="TableGrid"/>
+        <w:tblW w:type="auto" w:w="0"/>
+        <w:jc w:val="center"/>
+        <w:tblLook w:firstColumn="1" w:firstRow="1" w:lastColumn="0" w:lastRow="0" w:noHBand="0" w:noVBand="1" w:val="04A0"/>
+      </w:tblPr>
+      <w:tblGrid>
+        <w:gridCol w:w="4514"/>
+        <w:gridCol w:w="4514"/>
+      </w:tblGrid>
+      <w:tr>
+        <w:tc>
+          <w:tcPr>
+            <w:tcW w:type="dxa" w:w="4514"/>
+          </w:tcPr>
+          <w:p>
+            <w:pPr>
+              <w:spacing w:after="40"/>
+              <w:ind w:firstLine="0"/>
+            </w:pPr>
+            <w:r>
+              <w:rPr>
+                <w:b/>
+                <w:sz w:val="22"/>
+              </w:rPr>
+              <w:t>Điều kiện tín hiệu</w:t>
+            </w:r>
+          </w:p>
+        </w:tc>
+        <w:tc>
+          <w:tcPr>
+            <w:tcW w:type="dxa" w:w="4514"/>
+          </w:tcPr>
+          <w:p>
+            <w:pPr>
+              <w:spacing w:after="40"/>
+              <w:ind w:firstLine="0"/>
+            </w:pPr>
+            <w:r>
+              <w:rPr>
+                <w:b/>
+                <w:sz w:val="22"/>
+              </w:rPr>
+              <w:t>Sai số RMSE của góc suy ra</w:t>
+            </w:r>
+          </w:p>
+        </w:tc>
+      </w:tr>
+      <w:tr>
+        <w:tc>
+          <w:tcPr>
+            <w:tcW w:type="dxa" w:w="4514"/>
+          </w:tcPr>
+          <w:p>
+            <w:pPr>
+              <w:spacing w:after="40"/>
+              <w:ind w:firstLine="0"/>
+            </w:pPr>
+            <w:r>
+              <w:rPr>
+                <w:sz w:val="22"/>
+              </w:rPr>
+              <w:t>Lý tưởng (kênh đồng đều, không nhiễu)</w:t>
+            </w:r>
+          </w:p>
+        </w:tc>
+        <w:tc>
+          <w:tcPr>
+            <w:tcW w:type="dxa" w:w="4514"/>
+          </w:tcPr>
+          <w:p>
+            <w:pPr>
+              <w:spacing w:after="40"/>
+              <w:ind w:firstLine="0"/>
+            </w:pPr>
+            <w:r>
+              <w:rPr>
+                <w:sz w:val="22"/>
+              </w:rPr>
+              <w:t>0,00°</w:t>
+            </w:r>
+          </w:p>
+        </w:tc>
+      </w:tr>
+      <w:tr>
+        <w:tc>
+          <w:tcPr>
+            <w:tcW w:type="dxa" w:w="4514"/>
+          </w:tcPr>
+          <w:p>
+            <w:pPr>
+              <w:spacing w:after="40"/>
+              <w:ind w:firstLine="0"/>
+            </w:pPr>
+            <w:r>
+              <w:rPr>
+                <w:sz w:val="22"/>
+              </w:rPr>
+              <w:t>Sai khác độ lợi ±5% giữa các kênh, chưa hiệu chuẩn</w:t>
+            </w:r>
+          </w:p>
+        </w:tc>
+        <w:tc>
+          <w:tcPr>
+            <w:tcW w:type="dxa" w:w="4514"/>
+          </w:tcPr>
+          <w:p>
+            <w:pPr>
+              <w:spacing w:after="40"/>
+              <w:ind w:firstLine="0"/>
+            </w:pPr>
+            <w:r>
+              <w:rPr>
+                <w:sz w:val="22"/>
+              </w:rPr>
+              <w:t>1,98°</w:t>
+            </w:r>
+          </w:p>
+        </w:tc>
+      </w:tr>
+      <w:tr>
+        <w:tc>
+          <w:tcPr>
+            <w:tcW w:type="dxa" w:w="4514"/>
+          </w:tcPr>
+          <w:p>
+            <w:pPr>
+              <w:spacing w:after="40"/>
+              <w:ind w:firstLine="0"/>
+            </w:pPr>
+            <w:r>
+              <w:rPr>
+                <w:sz w:val="22"/>
+              </w:rPr>
+              <w:t>Sai khác độ lợi ±5%, đã hiệu chuẩn hệ số kênh</w:t>
+            </w:r>
+          </w:p>
+        </w:tc>
+        <w:tc>
+          <w:tcPr>
+            <w:tcW w:type="dxa" w:w="4514"/>
+          </w:tcPr>
+          <w:p>
+            <w:pPr>
+              <w:spacing w:after="40"/>
+              <w:ind w:firstLine="0"/>
+            </w:pPr>
+            <w:r>
+              <w:rPr>
+                <w:sz w:val="22"/>
+              </w:rPr>
+              <w:t>0,00°</w:t>
+            </w:r>
+          </w:p>
+        </w:tc>
+      </w:tr>
+      <w:tr>
+        <w:tc>
+          <w:tcPr>
+            <w:tcW w:type="dxa" w:w="4514"/>
+          </w:tcPr>
+          <w:p>
+            <w:pPr>
+              <w:spacing w:after="40"/>
+              <w:ind w:firstLine="0"/>
+            </w:pPr>
+            <w:r>
+              <w:rPr>
+                <w:sz w:val="22"/>
+              </w:rPr>
+              <w:t>Nhiễu đọc 2%</w:t>
+            </w:r>
+          </w:p>
+        </w:tc>
+        <w:tc>
+          <w:tcPr>
+            <w:tcW w:type="dxa" w:w="4514"/>
+          </w:tcPr>
+          <w:p>
+            <w:pPr>
+              <w:spacing w:after="40"/>
+              <w:ind w:firstLine="0"/>
+            </w:pPr>
+            <w:r>
+              <w:rPr>
+                <w:sz w:val="22"/>
+              </w:rPr>
+              <w:t>1,29°</w:t>
+            </w:r>
+          </w:p>
+        </w:tc>
+      </w:tr>
+      <w:tr>
+        <w:tc>
+          <w:tcPr>
+            <w:tcW w:type="dxa" w:w="4514"/>
+          </w:tcPr>
+          <w:p>
+            <w:pPr>
+              <w:spacing w:after="40"/>
+              <w:ind w:firstLine="0"/>
+            </w:pPr>
+            <w:r>
+              <w:rPr>
+                <w:sz w:val="22"/>
+              </w:rPr>
+              <w:t>Thành phần khuếch tán 15%</w:t>
+            </w:r>
+          </w:p>
+        </w:tc>
+        <w:tc>
+          <w:tcPr>
+            <w:tcW w:type="dxa" w:w="4514"/>
+          </w:tcPr>
+          <w:p>
+            <w:pPr>
+              <w:spacing w:after="40"/>
+              <w:ind w:firstLine="0"/>
+            </w:pPr>
+            <w:r>
+              <w:rPr>
+                <w:sz w:val="22"/>
+              </w:rPr>
+              <w:t>1,09°</w:t>
+            </w:r>
+          </w:p>
+        </w:tc>
+      </w:tr>
+      <w:tr>
+        <w:tc>
+          <w:tcPr>
+            <w:tcW w:type="dxa" w:w="4514"/>
+          </w:tcPr>
+          <w:p>
+            <w:pPr>
+              <w:spacing w:after="40"/>
+              <w:ind w:firstLine="0"/>
+            </w:pPr>
+            <w:r>
+              <w:rPr>
+                <w:sz w:val="22"/>
+              </w:rPr>
+              <w:t>Tổng hợp cả ba, đã hiệu chuẩn hệ số kênh</w:t>
+            </w:r>
+          </w:p>
+        </w:tc>
+        <w:tc>
+          <w:tcPr>
+            <w:tcW w:type="dxa" w:w="4514"/>
+          </w:tcPr>
+          <w:p>
+            <w:pPr>
+              <w:spacing w:after="40"/>
+              <w:ind w:firstLine="0"/>
+            </w:pPr>
+            <w:r>
+              <w:rPr>
+                <w:sz w:val="22"/>
+              </w:rPr>
+              <w:t>1,65°</w:t>
+            </w:r>
+          </w:p>
+        </w:tc>
+      </w:tr>
+    </w:tbl>
+    <w:p>
+      <w:pPr/>
+    </w:p>
+    <w:p>
+      <w:pPr/>
+      <w:r>
+        <w:t>Hai quyết định thiết kế được chốt từ bảng: bắt buộc hiệu chuẩn hệ số độ lợi bốn kênh dưới sáng khuếch tán; chọn β_s = 30° vì tan β_s = 0,577 đủ nhạy (Δ = 3° cho e ≈ 0,030, lớn hơn nhiều nhiễu đọc) mà không bão hòa trong dải lệch ±40°. Kết quả áp dụng cho cả hai trục vì công thức suy góc là như nhau.</w:t>
+      </w:r>
+    </w:p>
+    <w:p>
+      <w:pPr>
+        <w:pStyle w:val="Heading2"/>
+      </w:pPr>
+      <w:r>
+        <w:t>3.4. So sánh với phương pháp bám bước theo thời gian</w:t>
+      </w:r>
+    </w:p>
+    <w:p>
+      <w:pPr/>
+      <w:r>
+        <w:t>Vòng kín cả ngày được mô phỏng cho luật cũ (dịch một bước góc cố định mỗi lần vượt ngưỡng — quay theo thời gian) và luật mới (suy góc từ ma trận, quay tới góc đích theo hồi tiếp biến trở), cùng chịu nhiễu 1%, lệch độ lợi 3%, khuếch tán 10%. Bảng dưới là kết quả trên trục phương vị; trục nghiêng có hành vi tương tự vì cùng công thức:</w:t>
+      </w:r>
+    </w:p>
+    <w:p>
+      <w:pPr>
+        <w:pStyle w:val="Caption"/>
+        <w:spacing w:after="80"/>
+      </w:pPr>
+      <w:r>
+        <w:t>Bảng 3. So sánh luật suy góc từ ma trận và luật bám bước theo thời gian</w:t>
+      </w:r>
+    </w:p>
+    <w:tbl>
+      <w:tblPr>
+        <w:tblStyle w:val="TableGrid"/>
+        <w:tblW w:type="auto" w:w="0"/>
+        <w:jc w:val="center"/>
+        <w:tblLook w:firstColumn="1" w:firstRow="1" w:lastColumn="0" w:lastRow="0" w:noHBand="0" w:noVBand="1" w:val="04A0"/>
+      </w:tblPr>
+      <w:tblGrid>
+        <w:gridCol w:w="3010"/>
+        <w:gridCol w:w="3010"/>
+        <w:gridCol w:w="3010"/>
+      </w:tblGrid>
+      <w:tr>
+        <w:tc>
+          <w:tcPr>
+            <w:tcW w:type="dxa" w:w="3010"/>
+          </w:tcPr>
+          <w:p>
+            <w:pPr>
+              <w:spacing w:after="40"/>
+              <w:ind w:firstLine="0"/>
+            </w:pPr>
+            <w:r>
+              <w:rPr>
+                <w:b/>
+                <w:sz w:val="22"/>
+              </w:rPr>
+              <w:t>Ngày</w:t>
+            </w:r>
+          </w:p>
+        </w:tc>
+        <w:tc>
+          <w:tcPr>
+            <w:tcW w:type="dxa" w:w="3010"/>
+          </w:tcPr>
+          <w:p>
+            <w:pPr>
+              <w:spacing w:after="40"/>
+              <w:ind w:firstLine="0"/>
+            </w:pPr>
+            <w:r>
+              <w:rPr>
+                <w:b/>
+                <w:sz w:val="22"/>
+              </w:rPr>
+              <w:t>Ma trận δ=3°: sai số TB / số lần chạy</w:t>
+            </w:r>
+          </w:p>
+        </w:tc>
+        <w:tc>
+          <w:tcPr>
+            <w:tcW w:type="dxa" w:w="3010"/>
+          </w:tcPr>
+          <w:p>
+            <w:pPr>
+              <w:spacing w:after="40"/>
+              <w:ind w:firstLine="0"/>
+            </w:pPr>
+            <w:r>
+              <w:rPr>
+                <w:b/>
+                <w:sz w:val="22"/>
+              </w:rPr>
+              <w:t>Bước theo thời gian: sai số TB / số lần chạy</w:t>
+            </w:r>
+          </w:p>
+        </w:tc>
+      </w:tr>
+      <w:tr>
+        <w:tc>
+          <w:tcPr>
+            <w:tcW w:type="dxa" w:w="3010"/>
+          </w:tcPr>
+          <w:p>
+            <w:pPr>
+              <w:spacing w:after="40"/>
+              <w:ind w:firstLine="0"/>
+            </w:pPr>
+            <w:r>
+              <w:rPr>
+                <w:sz w:val="22"/>
+              </w:rPr>
+              <w:t>21/3</w:t>
+            </w:r>
+          </w:p>
+        </w:tc>
+        <w:tc>
+          <w:tcPr>
+            <w:tcW w:type="dxa" w:w="3010"/>
+          </w:tcPr>
+          <w:p>
+            <w:pPr>
+              <w:spacing w:after="40"/>
+              <w:ind w:firstLine="0"/>
+            </w:pPr>
+            <w:r>
+              <w:rPr>
+                <w:sz w:val="22"/>
+              </w:rPr>
+              <w:t>1,14° / 46 lần</w:t>
+            </w:r>
+          </w:p>
+        </w:tc>
+        <w:tc>
+          <w:tcPr>
+            <w:tcW w:type="dxa" w:w="3010"/>
+          </w:tcPr>
+          <w:p>
+            <w:pPr>
+              <w:spacing w:after="40"/>
+              <w:ind w:firstLine="0"/>
+            </w:pPr>
+            <w:r>
+              <w:rPr>
+                <w:sz w:val="22"/>
+              </w:rPr>
+              <w:t>2,95° / 111 lần</w:t>
+            </w:r>
+          </w:p>
+        </w:tc>
+      </w:tr>
+      <w:tr>
+        <w:tc>
+          <w:tcPr>
+            <w:tcW w:type="dxa" w:w="3010"/>
+          </w:tcPr>
+          <w:p>
+            <w:pPr>
+              <w:spacing w:after="40"/>
+              <w:ind w:firstLine="0"/>
+            </w:pPr>
+            <w:r>
+              <w:rPr>
+                <w:sz w:val="22"/>
+              </w:rPr>
+              <w:t>21/6</w:t>
+            </w:r>
+          </w:p>
+        </w:tc>
+        <w:tc>
+          <w:tcPr>
+            <w:tcW w:type="dxa" w:w="3010"/>
+          </w:tcPr>
+          <w:p>
+            <w:pPr>
+              <w:spacing w:after="40"/>
+              <w:ind w:firstLine="0"/>
+            </w:pPr>
+            <w:r>
+              <w:rPr>
+                <w:sz w:val="22"/>
+              </w:rPr>
+              <w:t>1,10° / 48 lần</w:t>
+            </w:r>
+          </w:p>
+        </w:tc>
+        <w:tc>
+          <w:tcPr>
+            <w:tcW w:type="dxa" w:w="3010"/>
+          </w:tcPr>
+          <w:p>
+            <w:pPr>
+              <w:spacing w:after="40"/>
+              <w:ind w:firstLine="0"/>
+            </w:pPr>
+            <w:r>
+              <w:rPr>
+                <w:sz w:val="22"/>
+              </w:rPr>
+              <w:t>2,65° / 110 lần</w:t>
+            </w:r>
+          </w:p>
+        </w:tc>
+      </w:tr>
+      <w:tr>
+        <w:tc>
+          <w:tcPr>
+            <w:tcW w:type="dxa" w:w="3010"/>
+          </w:tcPr>
+          <w:p>
+            <w:pPr>
+              <w:spacing w:after="40"/>
+              <w:ind w:firstLine="0"/>
+            </w:pPr>
+            <w:r>
+              <w:rPr>
+                <w:sz w:val="22"/>
+              </w:rPr>
+              <w:t>23/9</w:t>
+            </w:r>
+          </w:p>
+        </w:tc>
+        <w:tc>
+          <w:tcPr>
+            <w:tcW w:type="dxa" w:w="3010"/>
+          </w:tcPr>
+          <w:p>
+            <w:pPr>
+              <w:spacing w:after="40"/>
+              <w:ind w:firstLine="0"/>
+            </w:pPr>
+            <w:r>
+              <w:rPr>
+                <w:sz w:val="22"/>
+              </w:rPr>
+              <w:t>1,13° / 46 lần</w:t>
+            </w:r>
+          </w:p>
+        </w:tc>
+        <w:tc>
+          <w:tcPr>
+            <w:tcW w:type="dxa" w:w="3010"/>
+          </w:tcPr>
+          <w:p>
+            <w:pPr>
+              <w:spacing w:after="40"/>
+              <w:ind w:firstLine="0"/>
+            </w:pPr>
+            <w:r>
+              <w:rPr>
+                <w:sz w:val="22"/>
+              </w:rPr>
+              <w:t>2,94° / 111 lần</w:t>
+            </w:r>
+          </w:p>
+        </w:tc>
+      </w:tr>
+      <w:tr>
+        <w:tc>
+          <w:tcPr>
+            <w:tcW w:type="dxa" w:w="3010"/>
+          </w:tcPr>
+          <w:p>
+            <w:pPr>
+              <w:spacing w:after="40"/>
+              <w:ind w:firstLine="0"/>
+            </w:pPr>
+            <w:r>
+              <w:rPr>
+                <w:sz w:val="22"/>
+              </w:rPr>
+              <w:t>21/12</w:t>
+            </w:r>
+          </w:p>
+        </w:tc>
+        <w:tc>
+          <w:tcPr>
+            <w:tcW w:type="dxa" w:w="3010"/>
+          </w:tcPr>
+          <w:p>
+            <w:pPr>
+              <w:spacing w:after="40"/>
+              <w:ind w:firstLine="0"/>
+            </w:pPr>
+            <w:r>
+              <w:rPr>
+                <w:sz w:val="22"/>
+              </w:rPr>
+              <w:t>1,14° / 47 lần</w:t>
+            </w:r>
+          </w:p>
+        </w:tc>
+        <w:tc>
+          <w:tcPr>
+            <w:tcW w:type="dxa" w:w="3010"/>
+          </w:tcPr>
+          <w:p>
+            <w:pPr>
+              <w:spacing w:after="40"/>
+              <w:ind w:firstLine="0"/>
+            </w:pPr>
+            <w:r>
+              <w:rPr>
+                <w:sz w:val="22"/>
+              </w:rPr>
+              <w:t>3,17° / 110 lần</w:t>
+            </w:r>
+          </w:p>
+        </w:tc>
+      </w:tr>
+    </w:tbl>
+    <w:p>
+      <w:pPr/>
+    </w:p>
+    <w:p>
+      <w:pPr>
+        <w:ind w:firstLine="0"/>
+        <w:jc w:val="center"/>
+      </w:pPr>
+      <w:r>
+        <w:drawing>
+          <wp:inline xmlns:a="http://schemas.openxmlformats.org/drawingml/2006/main" xmlns:pic="http://schemas.openxmlformats.org/drawingml/2006/picture">
+            <wp:extent cx="5760000" cy="4465618"/>
+            <wp:docPr id="1" name="Picture 1"/>
+            <wp:cNvGraphicFramePr>
+              <a:graphicFrameLocks noChangeAspect="1"/>
+            </wp:cNvGraphicFramePr>
+            <a:graphic>
+              <a:graphicData uri="http://schemas.openxmlformats.org/drawingml/2006/picture">
+                <pic:pic>
+                  <pic:nvPicPr>
+                    <pic:cNvPr id="0" name="ket_qua_mo_phong_1_truc.png"/>
+                    <pic:cNvPicPr/>
+                  </pic:nvPicPr>
+                  <pic:blipFill>
+                    <a:blip r:embed="rId22"/>
+                    <a:stretch>
+                      <a:fillRect/>
+                    </a:stretch>
+                  </pic:blipFill>
+                  <pic:spPr>
+                    <a:xfrm>
+                      <a:off x="0" y="0"/>
+                      <a:ext cx="5760000" cy="4465618"/>
+                    </a:xfrm>
+                    <a:prstGeom prst="rect"/>
+                  </pic:spPr>
+                </pic:pic>
+              </a:graphicData>
+            </a:graphic>
+          </wp:inline>
+        </w:drawing>
+      </w:r>
+    </w:p>
+    <w:p>
+      <w:pPr>
+        <w:pStyle w:val="Caption"/>
+      </w:pPr>
+      <w:r>
+        <w:t>Hình 1. Góc bám và sai số trong ngày 21/6 của phương pháp ma trận LDR</w:t>
+      </w:r>
+    </w:p>
+    <w:p>
+      <w:pPr/>
+      <w:r>
+        <w:t>Phương pháp ma trận giảm sai số bám trung bình từ 2,65–3,17° xuống 1,10–1,14° và giảm số lần khởi động động cơ từ 110–111 xuống 46–48 lần mỗi ngày (−58%), có ý nghĩa trực tiếp với độ bền hai cụm trục vít của mô hình hai trục.</w:t>
+      </w:r>
+    </w:p>
+    <w:p>
+      <w:pPr>
+        <w:pStyle w:val="Heading2"/>
+      </w:pPr>
+      <w:r>
+        <w:t>3.5. Phương pháp chốt cho mô hình hai trục</w:t>
+      </w:r>
+    </w:p>
+    <w:p>
+      <w:pPr>
+        <w:pStyle w:val="ListBullet"/>
+      </w:pPr>
+      <w:r>
+        <w:t>Đọc ma trận bốn LDR mỗi chu kỳ; tính e_nghiêng từ cặp trên–dưới và e_quay từ cặp trái–phải.</w:t>
+      </w:r>
+    </w:p>
+    <w:p>
+      <w:pPr>
+        <w:pStyle w:val="ListBullet"/>
+      </w:pPr>
+      <w:r>
+        <w:t>Suy hai góc lệch bằng Δ = atan(e/tan β_s); chỉnh trục nghiêng trước, tới phiên trục phương vị, mỗi trục quay tới góc đích đọc từ biến trở hồi tiếp riêng.</w:t>
+      </w:r>
+    </w:p>
+    <w:p>
+      <w:pPr>
+        <w:pStyle w:val="ListBullet"/>
+      </w:pPr>
+      <w:r>
+        <w:t>Vùng chết δ = 3° cho cả hai trục; β_s = 30°; không quay theo thời gian ở bất kỳ nhánh nào.</w:t>
+      </w:r>
+    </w:p>
+    <w:p>
+      <w:pPr>
+        <w:pStyle w:val="ListBullet"/>
+      </w:pPr>
+      <w:r>
+        <w:t>Bắt buộc hiệu chuẩn hệ số độ lợi bốn kênh; kiểm tra tổng sáng, bão hòa và biến động trước khi phát lệnh; trục vít tự hãm giữ vị trí khi ngắt điện.</w:t>
+      </w:r>
+    </w:p>
+    <w:p>
+      <w:pPr>
+        <w:pStyle w:val="Heading1"/>
+      </w:pPr>
+      <w:r>
+        <w:t>CHƯƠNG 4. TIẾN ĐỘ THỰC HIỆN VÀ KẾ HOẠCH TUẦN NÀY</w:t>
+      </w:r>
+    </w:p>
+    <w:p>
+      <w:pPr>
+        <w:pStyle w:val="Heading2"/>
+      </w:pPr>
+      <w:r>
+        <w:t>4.1. Kết quả đạt được trong tuần 5/10 – 10/10/2026</w:t>
+      </w:r>
+    </w:p>
+    <w:p>
+      <w:pPr>
+        <w:pStyle w:val="ListBullet"/>
+      </w:pPr>
+      <w:r>
+        <w:t>Chốt phương pháp điều khiển hai trục: ma trận bốn LDR suy ra đồng thời Δ_nghiêng và Δ_quay bằng quan hệ đóng Δ = atan(e/tan β_s); bỏ hoàn toàn cách quay bước theo thời gian.</w:t>
+      </w:r>
+    </w:p>
+    <w:p>
+      <w:pPr>
+        <w:pStyle w:val="ListBullet"/>
+      </w:pPr>
+      <w:r>
+        <w:t>Chạy mô phỏng số: chứng minh cấu hình hai trục vượt một trục 26,2% năng lượng trực xạ ngày đông chí; sai số suy góc sau hiệu chuẩn còn 1,65° ở điều kiện tổng hợp (Chương 3).</w:t>
+      </w:r>
+    </w:p>
+    <w:p>
+      <w:pPr>
+        <w:pStyle w:val="ListBullet"/>
+      </w:pPr>
+      <w:r>
+        <w:t>Chốt tham số: β_s = 30°, vùng chết δ = 3°, thứ tự chỉnh nghiêng trước – phương vị sau.</w:t>
+      </w:r>
+    </w:p>
+    <w:p>
+      <w:pPr>
+        <w:pStyle w:val="ListBullet"/>
+      </w:pPr>
+      <w:r>
+        <w:t>Chốt phần cứng: ESP32 là vi điều khiển duy nhất cho cả hai trục; hai động cơ gạt nước ô tô trục vít tự giữ vị trí khi ngắt điện; hai biến trở hồi tiếp góc.</w:t>
+      </w:r>
+    </w:p>
+    <w:p>
+      <w:pPr>
+        <w:pStyle w:val="Heading2"/>
+      </w:pPr>
+      <w:r>
+        <w:t>4.2. Các công việc còn lại của tuần này (5/10 – 10/10/2026)</w:t>
+      </w:r>
+    </w:p>
+    <w:p>
+      <w:pPr>
+        <w:pStyle w:val="ListBullet"/>
+      </w:pPr>
+      <w:r>
+        <w:t>Đối chiếu vectơ Mặt Trời mô phỏng với SPA/pvlib, yêu cầu sai số hình học dưới 0,5°.</w:t>
+      </w:r>
+    </w:p>
+    <w:p>
+      <w:pPr>
+        <w:pStyle w:val="ListBullet"/>
+      </w:pPr>
+      <w:r>
+        <w:t>Chế giá thử β_s và đo kiểm chứng đáp ứng cos(Δ ∓ β_s) với cụm LDR thực.</w:t>
+      </w:r>
+    </w:p>
+    <w:p>
+      <w:pPr>
+        <w:pStyle w:val="ListBullet"/>
+      </w:pPr>
+      <w:r>
+        <w:t>Mở rộng mô phỏng vòng kín cho đồng thời hai trục để xác nhận thứ tự nghiêng–phương vị.</w:t>
+      </w:r>
+    </w:p>
+    <w:p>
+      <w:pPr>
+        <w:pStyle w:val="ListBullet"/>
+      </w:pPr>
+      <w:r>
+        <w:t>Gửi quyển nghiên cứu xin góp ý của giảng viên hướng dẫn.</w:t>
+      </w:r>
+    </w:p>
+    <w:p>
+      <w:pPr>
+        <w:pStyle w:val="Heading1"/>
+      </w:pPr>
+      <w:r>
+        <w:t>TÀI LIỆU THAM KHẢO</w:t>
+      </w:r>
+    </w:p>
+    <w:p>
+      <w:pPr/>
+      <w:r>
+        <w:t>[1] I. Reda and A. Andreas, “Solar Position Algorithm for Solar Radiation Applications,” NREL/TP-560-34302, 2008. https://docs.nrel.gov/docs/fy08osti/34302.pdf</w:t>
+      </w:r>
+    </w:p>
+    <w:p>
+      <w:pPr/>
+      <w:r>
+        <w:t>[2] I. Reda and A. Andreas, “Solar position algorithm for solar radiation applications,” Solar Energy, vol. 76, no. 5, pp. 577-589, 2004.</w:t>
+      </w:r>
+    </w:p>
+    <w:p>
+      <w:pPr/>
+      <w:r>
+        <w:t>[3] J. A. Duffie and W. A. Beckman, Solar Engineering of Thermal Processes, 4th ed., John Wiley &amp; Sons, 2013.</w:t>
+      </w:r>
+    </w:p>
+    <w:p>
+      <w:pPr/>
+      <w:r>
+        <w:t>[4] R. F. Fuentes-Morales et al., “Control algorithms applied to active solar tracking systems: A review,” Solar Energy, vol. 212, pp. 203-219, 2020. https://doi.org/10.1016/j.solener.2020.10.071</w:t>
+      </w:r>
+    </w:p>
+    <w:p>
+      <w:pPr/>
+      <w:r>
+        <w:t>[5] H. Mousazadeh et al., “A review of principle and sun-tracking methods for maximizing solar systems output,” Renewable and Sustainable Energy Reviews, vol. 13, no. 8, pp. 1800-1818, 2009.</w:t>
+      </w:r>
+    </w:p>
+    <w:p>
+      <w:pPr/>
+      <w:r>
+        <w:t>[6] A. Awasthi et al., “Review on sun tracking technology in solar PV system,” Energy Reports, vol. 6, pp. 392-405, 2020.</w:t>
+      </w:r>
+    </w:p>
+    <w:p>
+      <w:pPr/>
+      <w:r>
+        <w:t>[7] A. R. Amelia et al., “Technologies of solar tracking systems: A review,” IOP Conference Series: Materials Science and Engineering, vol. 767, 012052, 2020.</w:t>
+      </w:r>
+    </w:p>
+    <w:p>
+      <w:pPr/>
+      <w:r>
+        <w:t>[8] Espressif Systems, ESP32 Series Datasheet. https://www.espressif.com/sites/default/files/documentation/esp32_datasheet_en.pdf</w:t>
+      </w:r>
+    </w:p>
+    <w:p>
+      <w:pPr/>
+      <w:r>
+        <w:t>[9] Analog Devices, DS3231 Extremely Accurate I²C-Integrated RTC/TCXO/Crystal, Datasheet. https://www.analog.com/media/en/technical-documentation/data-sheets/DS3231.pdf</w:t>
+      </w:r>
+    </w:p>
+    <w:p>
+      <w:pPr/>
+      <w:r>
+        <w:t>[10] A. El Hammoumi et al., “A simple and low-cost active dual-axis solar tracker,” Energy Science &amp; Engineering, vol. 6, no. 5, pp. 607-620, 2018. https://doi.org/10.1002/ese3.236</w:t>
+      </w:r>
+    </w:p>
+    <w:p>
+      <w:pPr/>
+      <w:r>
+        <w:t>[11] J.-M. Wang and C.-L. Lu, “Design and Implementation of a Sun Tracker with a Dual-Axis Single Motor for an Optical Sensor-Based Photovoltaic System,” Sensors, vol. 13, no. 3, pp. 3157-3168, 2013. https://doi.org/10.3390/s130303157</w:t>
       </w:r>
     </w:p>
     <w:tbl>
@@ -700,197 +2338,6 @@
     </w:tbl>
     <w:p>
       <w:pPr/>
-    </w:p>
-    <w:p>
-      <w:pPr/>
-      <w:r>
-        <w:t>Mốc ngày phân và chí thay đổi nhẹ theo từng năm; mùa khí tượng tại từng địa phương cũng không hoàn toàn trùng với mùa thiên văn. Bảng trên mô tả xu hướng quỹ đạo, không thay cho số liệu thời tiết tại vị trí thử nghiệm.</w:t>
-      </w:r>
-    </w:p>
-    <w:p>
-      <w:pPr>
-        <w:pStyle w:val="Heading2"/>
-      </w:pPr>
-      <w:r>
-        <w:t>2.9. Các phương pháp bám nắng cho tấm pin quang điện</w:t>
-      </w:r>
-    </w:p>
-    <w:p>
-      <w:pPr>
-        <w:pStyle w:val="Heading3"/>
-      </w:pPr>
-      <w:r>
-        <w:t>2.9.1. Tấm pin cố định và điều chỉnh nghiêng theo mùa</w:t>
-      </w:r>
-    </w:p>
-    <w:p>
-      <w:pPr/>
-      <w:r>
-        <w:t>Tấm pin được lắp theo góc nghiêng cố định là phương án đơn giản, không cần cảm biến hay động cơ và gần như không tiêu thụ điện cho điều khiển. Có thể thay đổi góc nghiêng thủ công vài lần trong năm để phù hợp đường đi Mặt Trời theo mùa. Đây là phương án đối chứng cần thiết khi đánh giá tracker; cấu hình phù hợp còn phụ thuộc vĩ độ, mái lắp đặt và yêu cầu kết cấu [3, 5].</w:t>
-      </w:r>
-    </w:p>
-    <w:p>
-      <w:pPr>
-        <w:pStyle w:val="Heading3"/>
-      </w:pPr>
-      <w:r>
-        <w:t>2.9.2. Bám vòng hở theo thời gian và thuật toán thiên văn</w:t>
-      </w:r>
-    </w:p>
-    <w:p>
-      <w:pPr/>
-      <w:r>
-        <w:t>Bộ điều khiển lấy ngày, giờ và tọa độ địa lý để tính góc cao, phương vị rồi chuyển đổi thành góc đặt cơ khí. Phương pháp này không cần cảm biến quang, hoạt động nhất quán khi bầu trời nhiều mây và không bị ánh sáng phản xạ đánh lừa. Hạn chế là phụ thuộc đồng hồ, tọa độ, hướng lắp, hiệu chuẩn zero và mô hình cơ khí; thuật toán không tự nhận biết bóng che, mây cục bộ hay lỏng khớp [1, 2].</w:t>
-      </w:r>
-    </w:p>
-    <w:p>
-      <w:pPr>
-        <w:pStyle w:val="Heading3"/>
-      </w:pPr>
-      <w:r>
-        <w:t>2.9.3. Bám vòng kín bằng cảm biến quang</w:t>
-      </w:r>
-    </w:p>
-    <w:p>
-      <w:pPr/>
-      <w:r>
-        <w:t>Cặp LDR hoặc photodiode đặt đối xứng hai bên vách chắn tạo ra tín hiệu vi sai. Khi tấm pin lệch khỏi hướng sáng, bóng của vách làm tín hiệu hai phía khác nhau; bộ điều khiển quay đến khi sai lệch nằm trong vùng cân bằng. Với hai trục thường dùng bốn cảm biến bố trí theo bốn hướng. Ưu điểm là cấu trúc dễ hiểu và có thể tự hiệu chỉnh sai lệch lắp đặt; nhược điểm là độ nhạy với mây, bóng cục bộ, bụi, nhiệt độ và sai khác cảm biến. Nếu trời âm u, ánh sáng khuếch tán có thể làm sai lệch vi sai không còn phản ánh hướng Mặt Trời.</w:t>
-      </w:r>
-    </w:p>
-    <w:p>
-      <w:pPr>
-        <w:pStyle w:val="Heading3"/>
-      </w:pPr>
-      <w:r>
-        <w:t>2.9.4. Phương pháp lai thiên văn – cảm biến</w:t>
-      </w:r>
-    </w:p>
-    <w:p>
-      <w:pPr/>
-      <w:r>
-        <w:t>Phương pháp lai dùng góc tính toán làm đường bám chính hoặc giá trị dự phòng, còn cảm biến quang chỉ bù một lượng nhỏ khi độ sáng và độ ổn định đạt điều kiện. Bộ điều khiển có thể đánh giá tổng cường độ, độ biến động, độ bão hòa và tính hợp lý của cặp cảm biến; khi tín hiệu không đạt, giảm trọng số hiệu chỉnh về không, giữ vị trí hoặc tiếp tục theo góc thiên văn. Dùng hai ngưỡng bật/tắt khác nhau tạo trễ (hysteresis), tránh chuyển chế độ liên tục. Đây là một phương án tổng quan có thể dùng khi cần kết hợp hai nguồn thông tin [4, 6]. Báo cáo này không triển khai điều khiển lai; phương án được chọn trình bày tại chương thuật toán của quyển lập trình là so sánh trực tiếp điện trở của bốn LDR.</w:t>
-      </w:r>
-    </w:p>
-    <w:p>
-      <w:pPr>
-        <w:pStyle w:val="Heading3"/>
-      </w:pPr>
-      <w:r>
-        <w:t>2.9.5. Cảm biến Mặt Trời quang học chuyên dụng</w:t>
-      </w:r>
-    </w:p>
-    <w:p>
-      <w:pPr/>
-      <w:r>
-        <w:t>Cảm biến photodiode nhiều phần tử, cảm biến quadrant hoặc cụm cảm biến có ống chuẩn trực có thể đo hướng lệch của chùm sáng trực tiếp nhanh và chính xác hơn cặp LDR phổ thông. Một số cảm biến số còn cung cấp cường độ sáng hoặc góc lệch trực tiếp. Đổi lại, mạch khuếch đại, căn chỉnh quang học, hiệu chuẩn và chi phí cao hơn; tín hiệu vẫn cần kiểm tra trong mây dày và khi có phản xạ [5, 7].</w:t>
-      </w:r>
-    </w:p>
-    <w:p>
-      <w:pPr>
-        <w:pStyle w:val="Heading3"/>
-      </w:pPr>
-      <w:r>
-        <w:t>2.9.6. Bám theo công suất đầu ra tấm pin</w:t>
-      </w:r>
-    </w:p>
-    <w:p>
-      <w:pPr/>
-      <w:r>
-        <w:t>Bộ điều khiển thử thay đổi góc nhỏ theo từng bước, đo điện áp và dòng điện, rồi giữ hướng làm công suất hoặc năng lượng tăng. Có thể dùng tìm kiếm leo đồi, nhiễu loạn–quan sát (P&amp;O) hoặc chiến lược tìm kiếm theo từng trục. Cách này tối ưu đầu ra thực tế của cả hệ quang–điện nhưng phản ứng chậm, dễ nhầm dao động do mây với ảnh hưởng của góc. Cần phân biệt điều khiển hướng tracker với MPPT: MPPT tối ưu điểm làm việc điện của tấm pin, còn phương pháp này tối ưu hướng/cơ cấu; hai khối có thể phối hợp nhưng không thay thế nhau [4, 6].</w:t>
-      </w:r>
-    </w:p>
-    <w:p>
-      <w:pPr>
-        <w:pStyle w:val="Heading3"/>
-      </w:pPr>
-      <w:r>
-        <w:t>2.9.7. Bám bằng xử lý ảnh hoặc camera</w:t>
-      </w:r>
-    </w:p>
-    <w:p>
-      <w:pPr/>
-      <w:r>
-        <w:t>Camera, cảm biến ảnh hoặc camera nhiệt có thể phát hiện đĩa Mặt Trời, vùng sáng nhất hoặc bóng đổ rồi suy ra sai lệch góc. Phương án có thể hỗ trợ căn chỉnh và xử lý cảnh phức tạp, nhưng đòi hỏi xử lý ảnh, hiệu chỉnh ống kính, tính toán lớn và bảo vệ thiết bị ngoài trời. Thường phù hợp nghiên cứu hoặc hệ thống có yêu cầu cao hơn mô hình chi phí thấp.</w:t>
-      </w:r>
-    </w:p>
-    <w:p>
-      <w:pPr>
-        <w:pStyle w:val="Heading3"/>
-      </w:pPr>
-      <w:r>
-        <w:t>2.9.8. Tracker thụ động</w:t>
-      </w:r>
-    </w:p>
-    <w:p>
-      <w:pPr/>
-      <w:r>
-        <w:t>Tracker thụ động khai thác giãn nở nhiệt, chênh áp của chất lỏng/khí hoặc đối trọng để làm cơ cấu đổi hướng mà không cần thuật toán điện tử phức tạp. Cấu tạo có thể đơn giản nhưng độ chính xác, tốc độ đáp ứng và khả năng làm việc phụ thuộc nhiệt độ, gió, ma sát và cấu hình cơ khí; khó lập trình chính xác theo vị trí địa lý.</w:t>
-      </w:r>
-    </w:p>
-    <w:p>
-      <w:pPr>
-        <w:pStyle w:val="Heading3"/>
-      </w:pPr>
-      <w:r>
-        <w:t>2.9.9. Cấu hình cơ khí một trục và hai trục</w:t>
-      </w:r>
-    </w:p>
-    <w:p>
-      <w:pPr/>
-      <w:r>
-        <w:t>Tracker một trục có thể dùng trục ngang Bắc–Nam để theo chuyển động Đông–Tây, trục đứng để theo phương vị, hoặc trục nghiêng/polar gần song song với trục quay Trái Đất. Trục Bắc–Nam có cơ cấu tương đối đơn giản nhưng không bù được đầy đủ biến thiên theo mùa và thành phần phương vuông góc. Cấu hình trục đứng giữ nguyên góc nghiêng tấm pin và chủ yếu đổi phương vị. Cấu hình polar có thể gần với chuyển động biểu kiến đều trong ngày nhưng vẫn cần xử lý biến thiên xích vĩ và lắp đặt chính xác. Tracker hai trục điều khiển cả phương vị và góc cao, giảm sai lệch hình học tốt hơn nhưng cần thêm động cơ, khung, dây dẫn, thuật toán và biện pháp chống gió [3–5].</w:t>
-      </w:r>
-    </w:p>
-    <w:p>
-      <w:pPr>
-        <w:pStyle w:val="Heading3"/>
-      </w:pPr>
-      <w:r>
-        <w:t>2.9.10. Bám từng bước, bám liên tục và backtracking</w:t>
-      </w:r>
-    </w:p>
-    <w:p>
-      <w:pPr/>
-      <w:r>
-        <w:t>Bám liên tục cập nhật góc thường xuyên, giảm sai số tức thời nhưng tăng số lần chạy và điện năng động cơ. Bám theo bước chỉ dịch chuyển khi sai số vượt vùng chết hoặc đến chu kỳ định kỳ; cách này phù hợp mô hình nhỏ, dễ giảm tiêu thụ và mài mòn. Trong giàn nhiều hàng, thuật toán backtracking chủ động lệch khỏi hướng vuông góc với tia nắng vào một số thời điểm để tránh hàng trước che bóng hàng sau; đây là kỹ thuật bố trí quy mô trang trại, không cần thiết cho một tấm pin đơn lẻ [4, 6].</w:t>
-      </w:r>
-    </w:p>
-    <w:p>
-      <w:pPr>
-        <w:pStyle w:val="Heading3"/>
-      </w:pPr>
-      <w:r>
-        <w:t>2.9.11. Các luật điều khiển có thể kết hợp</w:t>
-      </w:r>
-    </w:p>
-    <w:p>
-      <w:pPr/>
-      <w:r>
-        <w:t>Điều khiển đóng–ngắt có vùng trễ dễ triển khai; điều khiển tỷ lệ tạo bước quay lớn khi sai số lớn và nhỏ dần khi gần đích; PI/PID có thể giảm sai số vị trí khi có phản hồi góc nhưng phải hiệu chỉnh hệ số và chống bão hòa tích phân. Điều khiển mờ hoặc thích nghi có thể thay đổi vùng chết, tốc độ và trọng số cảm biến theo điều kiện sáng, song cần dữ liệu hiệu chuẩn và đánh giá tính ổn định. Các luật này là lớp điều khiển chuyển động, có thể dùng cho cả bám thiên văn, cảm biến hoặc lai; chúng không phải các cấu hình trục riêng biệt [4, 6].</w:t>
-      </w:r>
-    </w:p>
-    <w:p>
-      <w:pPr>
-        <w:pStyle w:val="Heading3"/>
-      </w:pPr>
-      <w:r>
-        <w:t>2.9.12. Tiêu chí lựa chọn phương pháp</w:t>
-      </w:r>
-    </w:p>
-    <w:p>
-      <w:pPr/>
-      <w:r>
-        <w:t>Việc lựa chọn ngưỡng cân bằng và bước dịch chuyển cần cân bằng giữa độ nhạy, rung cơ cấu, thời gian đáp ứng và độ bền. Với mô hình hai trục này, đề xuất so sánh điện trở tổng hợp của hai phía đối diện; trục nào chênh lệch vượt ngưỡng thì dịch chuyển từng bước về phía có điện trở nhỏ hơn. Khi cả hai trục gần cân bằng, dừng cơ cấu, chờ T_đọc rồi lấy mẫu mới. Hiệu quả chỉ được kết luận sau khi thử nghiệm cùng điều kiện với tấm pin cố định.</w:t>
-      </w:r>
-    </w:p>
-    <w:p>
-      <w:pPr>
-        <w:pStyle w:val="Caption"/>
-        <w:spacing w:after="80"/>
-      </w:pPr>
-      <w:r>
-        <w:t>Bảng 2. So sánh các phương pháp bám nắng</w:t>
-      </w:r>
     </w:p>
     <w:tbl>
       <w:tblPr>
@@ -1335,195 +2782,679 @@
     <w:p>
       <w:pPr/>
     </w:p>
-    <w:p>
-      <w:pPr>
-        <w:pStyle w:val="Heading2"/>
-      </w:pPr>
-      <w:r>
-        <w:t>2.10. Nguyên tắc điều khiển và đánh giá</w:t>
-      </w:r>
-    </w:p>
+    <w:tbl>
+      <w:tblPr>
+        <w:tblStyle w:val="TableGrid"/>
+        <w:tblW w:type="auto" w:w="0"/>
+        <w:jc w:val="center"/>
+        <w:tblLook w:firstColumn="1" w:firstRow="1" w:lastColumn="0" w:lastRow="0" w:noHBand="0" w:noVBand="1" w:val="04A0"/>
+      </w:tblPr>
+      <w:tblGrid>
+        <w:gridCol w:w="3010"/>
+        <w:gridCol w:w="3010"/>
+        <w:gridCol w:w="3010"/>
+      </w:tblGrid>
+      <w:tr>
+        <w:tc>
+          <w:tcPr>
+            <w:tcW w:type="dxa" w:w="3010"/>
+          </w:tcPr>
+          <w:p>
+            <w:pPr>
+              <w:spacing w:after="40"/>
+              <w:ind w:firstLine="0"/>
+            </w:pPr>
+            <w:r>
+              <w:rPr>
+                <w:b/>
+                <w:sz w:val="22"/>
+              </w:rPr>
+              <w:t>Khối</w:t>
+            </w:r>
+          </w:p>
+        </w:tc>
+        <w:tc>
+          <w:tcPr>
+            <w:tcW w:type="dxa" w:w="3010"/>
+          </w:tcPr>
+          <w:p>
+            <w:pPr>
+              <w:spacing w:after="40"/>
+              <w:ind w:firstLine="0"/>
+            </w:pPr>
+            <w:r>
+              <w:rPr>
+                <w:b/>
+                <w:sz w:val="22"/>
+              </w:rPr>
+              <w:t>Cấu hình đề xuất</w:t>
+            </w:r>
+          </w:p>
+        </w:tc>
+        <w:tc>
+          <w:tcPr>
+            <w:tcW w:type="dxa" w:w="3010"/>
+          </w:tcPr>
+          <w:p>
+            <w:pPr>
+              <w:spacing w:after="40"/>
+              <w:ind w:firstLine="0"/>
+            </w:pPr>
+            <w:r>
+              <w:rPr>
+                <w:b/>
+                <w:sz w:val="22"/>
+              </w:rPr>
+              <w:t>Vai trò</w:t>
+            </w:r>
+          </w:p>
+        </w:tc>
+      </w:tr>
+      <w:tr>
+        <w:tc>
+          <w:tcPr>
+            <w:tcW w:type="dxa" w:w="3010"/>
+          </w:tcPr>
+          <w:p>
+            <w:pPr>
+              <w:spacing w:after="40"/>
+              <w:ind w:firstLine="0"/>
+            </w:pPr>
+            <w:r>
+              <w:rPr>
+                <w:sz w:val="22"/>
+              </w:rPr>
+              <w:t>Cảm biến quang</w:t>
+            </w:r>
+          </w:p>
+        </w:tc>
+        <w:tc>
+          <w:tcPr>
+            <w:tcW w:type="dxa" w:w="3010"/>
+          </w:tcPr>
+          <w:p>
+            <w:pPr>
+              <w:spacing w:after="40"/>
+              <w:ind w:firstLine="0"/>
+            </w:pPr>
+            <w:r>
+              <w:rPr>
+                <w:sz w:val="22"/>
+              </w:rPr>
+              <w:t>4 LDR ở 4 góc; gá chếch ra ngoài cùng β_s.</w:t>
+            </w:r>
+          </w:p>
+        </w:tc>
+        <w:tc>
+          <w:tcPr>
+            <w:tcW w:type="dxa" w:w="3010"/>
+          </w:tcPr>
+          <w:p>
+            <w:pPr>
+              <w:spacing w:after="40"/>
+              <w:ind w:firstLine="0"/>
+            </w:pPr>
+            <w:r>
+              <w:rPr>
+                <w:sz w:val="22"/>
+              </w:rPr>
+              <w:t>Tạo sai lệch quay và nghiêng.</w:t>
+            </w:r>
+          </w:p>
+        </w:tc>
+      </w:tr>
+      <w:tr>
+        <w:tc>
+          <w:tcPr>
+            <w:tcW w:type="dxa" w:w="3010"/>
+          </w:tcPr>
+          <w:p>
+            <w:pPr>
+              <w:spacing w:after="40"/>
+              <w:ind w:firstLine="0"/>
+            </w:pPr>
+            <w:r>
+              <w:rPr>
+                <w:sz w:val="22"/>
+              </w:rPr>
+              <w:t>Điều khiển/thời gian</w:t>
+            </w:r>
+          </w:p>
+        </w:tc>
+        <w:tc>
+          <w:tcPr>
+            <w:tcW w:type="dxa" w:w="3010"/>
+          </w:tcPr>
+          <w:p>
+            <w:pPr>
+              <w:spacing w:after="40"/>
+              <w:ind w:firstLine="0"/>
+            </w:pPr>
+            <w:r>
+              <w:rPr>
+                <w:sz w:val="22"/>
+              </w:rPr>
+              <w:t>ESP32 + RTC DS3231.</w:t>
+            </w:r>
+          </w:p>
+        </w:tc>
+        <w:tc>
+          <w:tcPr>
+            <w:tcW w:type="dxa" w:w="3010"/>
+          </w:tcPr>
+          <w:p>
+            <w:pPr>
+              <w:spacing w:after="40"/>
+              <w:ind w:firstLine="0"/>
+            </w:pPr>
+            <w:r>
+              <w:rPr>
+                <w:sz w:val="22"/>
+              </w:rPr>
+              <w:t>Đọc ADC, tính lệnh, giám sát trạng thái.</w:t>
+            </w:r>
+          </w:p>
+        </w:tc>
+      </w:tr>
+      <w:tr>
+        <w:tc>
+          <w:tcPr>
+            <w:tcW w:type="dxa" w:w="3010"/>
+          </w:tcPr>
+          <w:p>
+            <w:pPr>
+              <w:spacing w:after="40"/>
+              <w:ind w:firstLine="0"/>
+            </w:pPr>
+            <w:r>
+              <w:rPr>
+                <w:sz w:val="22"/>
+              </w:rPr>
+              <w:t>Trục phương vị</w:t>
+            </w:r>
+          </w:p>
+        </w:tc>
+        <w:tc>
+          <w:tcPr>
+            <w:tcW w:type="dxa" w:w="3010"/>
+          </w:tcPr>
+          <w:p>
+            <w:pPr>
+              <w:spacing w:after="40"/>
+              <w:ind w:firstLine="0"/>
+            </w:pPr>
+            <w:r>
+              <w:rPr>
+                <w:sz w:val="22"/>
+              </w:rPr>
+              <w:t>Motor gạt nước trục vít + nguồn 12 V riêng.</w:t>
+            </w:r>
+          </w:p>
+        </w:tc>
+        <w:tc>
+          <w:tcPr>
+            <w:tcW w:type="dxa" w:w="3010"/>
+          </w:tcPr>
+          <w:p>
+            <w:pPr>
+              <w:spacing w:after="40"/>
+              <w:ind w:firstLine="0"/>
+            </w:pPr>
+            <w:r>
+              <w:rPr>
+                <w:sz w:val="22"/>
+              </w:rPr>
+              <w:t>Quay tấm pin trái/phải tới góc đích theo hồi tiếp biến trở.</w:t>
+            </w:r>
+          </w:p>
+        </w:tc>
+      </w:tr>
+      <w:tr>
+        <w:tc>
+          <w:tcPr>
+            <w:tcW w:type="dxa" w:w="3010"/>
+          </w:tcPr>
+          <w:p>
+            <w:pPr>
+              <w:spacing w:after="40"/>
+              <w:ind w:firstLine="0"/>
+            </w:pPr>
+            <w:r>
+              <w:rPr>
+                <w:sz w:val="22"/>
+              </w:rPr>
+              <w:t>Trục nghiêng</w:t>
+            </w:r>
+          </w:p>
+        </w:tc>
+        <w:tc>
+          <w:tcPr>
+            <w:tcW w:type="dxa" w:w="3010"/>
+          </w:tcPr>
+          <w:p>
+            <w:pPr>
+              <w:spacing w:after="40"/>
+              <w:ind w:firstLine="0"/>
+            </w:pPr>
+            <w:r>
+              <w:rPr>
+                <w:sz w:val="22"/>
+              </w:rPr>
+              <w:t>Motor gạt nước trục vít + relay/cầu H.</w:t>
+            </w:r>
+          </w:p>
+        </w:tc>
+        <w:tc>
+          <w:tcPr>
+            <w:tcW w:type="dxa" w:w="3010"/>
+          </w:tcPr>
+          <w:p>
+            <w:pPr>
+              <w:spacing w:after="40"/>
+              <w:ind w:firstLine="0"/>
+            </w:pPr>
+            <w:r>
+              <w:rPr>
+                <w:sz w:val="22"/>
+              </w:rPr>
+              <w:t>Nâng/hạ góc pin theo sai lệch và góc phản hồi.</w:t>
+            </w:r>
+          </w:p>
+        </w:tc>
+      </w:tr>
+      <w:tr>
+        <w:tc>
+          <w:tcPr>
+            <w:tcW w:type="dxa" w:w="3010"/>
+          </w:tcPr>
+          <w:p>
+            <w:pPr>
+              <w:spacing w:after="40"/>
+              <w:ind w:firstLine="0"/>
+            </w:pPr>
+            <w:r>
+              <w:rPr>
+                <w:sz w:val="22"/>
+              </w:rPr>
+              <w:t>Bảo vệ</w:t>
+            </w:r>
+          </w:p>
+        </w:tc>
+        <w:tc>
+          <w:tcPr>
+            <w:tcW w:type="dxa" w:w="3010"/>
+          </w:tcPr>
+          <w:p>
+            <w:pPr>
+              <w:spacing w:after="40"/>
+              <w:ind w:firstLine="0"/>
+            </w:pPr>
+            <w:r>
+              <w:rPr>
+                <w:sz w:val="22"/>
+              </w:rPr>
+              <w:t>Công tắc hành trình hai đầu mỗi trục.</w:t>
+            </w:r>
+          </w:p>
+        </w:tc>
+        <w:tc>
+          <w:tcPr>
+            <w:tcW w:type="dxa" w:w="3010"/>
+          </w:tcPr>
+          <w:p>
+            <w:pPr>
+              <w:spacing w:after="40"/>
+              <w:ind w:firstLine="0"/>
+            </w:pPr>
+            <w:r>
+              <w:rPr>
+                <w:sz w:val="22"/>
+              </w:rPr>
+              <w:t>Chặn quá hành trình; cho phép thoát khỏi giới hạn.</w:t>
+            </w:r>
+          </w:p>
+        </w:tc>
+      </w:tr>
+      <w:tr>
+        <w:tc>
+          <w:tcPr>
+            <w:tcW w:type="dxa" w:w="3010"/>
+          </w:tcPr>
+          <w:p>
+            <w:pPr>
+              <w:spacing w:after="40"/>
+              <w:ind w:firstLine="0"/>
+            </w:pPr>
+            <w:r>
+              <w:rPr>
+                <w:sz w:val="22"/>
+              </w:rPr>
+              <w:t>Đo kiểm</w:t>
+            </w:r>
+          </w:p>
+        </w:tc>
+        <w:tc>
+          <w:tcPr>
+            <w:tcW w:type="dxa" w:w="3010"/>
+          </w:tcPr>
+          <w:p>
+            <w:pPr>
+              <w:spacing w:after="40"/>
+              <w:ind w:firstLine="0"/>
+            </w:pPr>
+            <w:r>
+              <w:rPr>
+                <w:sz w:val="22"/>
+              </w:rPr>
+              <w:t>Đo U/I PV và điện năng hai động cơ gạt nước.</w:t>
+            </w:r>
+          </w:p>
+        </w:tc>
+        <w:tc>
+          <w:tcPr>
+            <w:tcW w:type="dxa" w:w="3010"/>
+          </w:tcPr>
+          <w:p>
+            <w:pPr>
+              <w:spacing w:after="40"/>
+              <w:ind w:firstLine="0"/>
+            </w:pPr>
+            <w:r>
+              <w:rPr>
+                <w:sz w:val="22"/>
+              </w:rPr>
+              <w:t>Tính năng lượng thuần và sai số góc.</w:t>
+            </w:r>
+          </w:p>
+        </w:tc>
+      </w:tr>
+    </w:tbl>
     <w:p>
       <w:pPr/>
-      <w:r>
-        <w:t>Có thể dùng điều khiển đóng–ngắt có vùng trễ để đạt mục tiêu nhanh; điều khiển tỷ lệ để giảm bước khi gần đích; hoặc PI/PID khi có phản hồi vị trí và cần giảm sai số ổn định. Với servo vị trí, tín hiệu đặt được giới hạn theo hành trình; bộ điều khiển không nên gửi lệnh liên tục gây rung khi sai số nhỏ. Thuật toán mờ hoặc thích nghi là hướng nâng cao nhưng cần được hiệu chuẩn và so sánh trên dữ liệu đủ đại diện [4].</w:t>
-      </w:r>
     </w:p>
+    <w:tbl>
+      <w:tblPr>
+        <w:tblStyle w:val="TableGrid"/>
+        <w:tblW w:type="auto" w:w="0"/>
+        <w:jc w:val="center"/>
+        <w:tblLook w:firstColumn="1" w:firstRow="1" w:lastColumn="0" w:lastRow="0" w:noHBand="0" w:noVBand="1" w:val="04A0"/>
+      </w:tblPr>
+      <w:tblGrid>
+        <w:gridCol w:w="3010"/>
+        <w:gridCol w:w="3010"/>
+        <w:gridCol w:w="3010"/>
+      </w:tblGrid>
+      <w:tr>
+        <w:tc>
+          <w:tcPr>
+            <w:tcW w:type="dxa" w:w="3010"/>
+          </w:tcPr>
+          <w:p>
+            <w:pPr>
+              <w:spacing w:after="40"/>
+              <w:ind w:firstLine="0"/>
+            </w:pPr>
+            <w:r>
+              <w:rPr>
+                <w:b/>
+                <w:sz w:val="22"/>
+              </w:rPr>
+              <w:t>Vị trí</w:t>
+            </w:r>
+          </w:p>
+        </w:tc>
+        <w:tc>
+          <w:tcPr>
+            <w:tcW w:type="dxa" w:w="3010"/>
+          </w:tcPr>
+          <w:p>
+            <w:pPr>
+              <w:spacing w:after="40"/>
+              <w:ind w:firstLine="0"/>
+            </w:pPr>
+            <w:r>
+              <w:rPr>
+                <w:b/>
+                <w:sz w:val="22"/>
+              </w:rPr>
+              <w:t>Ký hiệu</w:t>
+            </w:r>
+          </w:p>
+        </w:tc>
+        <w:tc>
+          <w:tcPr>
+            <w:tcW w:type="dxa" w:w="3010"/>
+          </w:tcPr>
+          <w:p>
+            <w:pPr>
+              <w:spacing w:after="40"/>
+              <w:ind w:firstLine="0"/>
+            </w:pPr>
+            <w:r>
+              <w:rPr>
+                <w:b/>
+                <w:sz w:val="22"/>
+              </w:rPr>
+              <w:t>Hướng gá cảm biến</w:t>
+            </w:r>
+          </w:p>
+        </w:tc>
+      </w:tr>
+      <w:tr>
+        <w:tc>
+          <w:tcPr>
+            <w:tcW w:type="dxa" w:w="3010"/>
+          </w:tcPr>
+          <w:p>
+            <w:pPr>
+              <w:spacing w:after="40"/>
+              <w:ind w:firstLine="0"/>
+            </w:pPr>
+            <w:r>
+              <w:rPr>
+                <w:sz w:val="22"/>
+              </w:rPr>
+              <w:t>Trên - trái</w:t>
+            </w:r>
+          </w:p>
+        </w:tc>
+        <w:tc>
+          <w:tcPr>
+            <w:tcW w:type="dxa" w:w="3010"/>
+          </w:tcPr>
+          <w:p>
+            <w:pPr>
+              <w:spacing w:after="40"/>
+              <w:ind w:firstLine="0"/>
+            </w:pPr>
+            <w:r>
+              <w:rPr>
+                <w:sz w:val="22"/>
+              </w:rPr>
+              <w:t>L_TT</w:t>
+            </w:r>
+          </w:p>
+        </w:tc>
+        <w:tc>
+          <w:tcPr>
+            <w:tcW w:type="dxa" w:w="3010"/>
+          </w:tcPr>
+          <w:p>
+            <w:pPr>
+              <w:spacing w:after="40"/>
+              <w:ind w:firstLine="0"/>
+            </w:pPr>
+            <w:r>
+              <w:rPr>
+                <w:sz w:val="22"/>
+              </w:rPr>
+              <w:t>Hướng chếch ra ngoài về vùng trên-trái.</w:t>
+            </w:r>
+          </w:p>
+        </w:tc>
+      </w:tr>
+      <w:tr>
+        <w:tc>
+          <w:tcPr>
+            <w:tcW w:type="dxa" w:w="3010"/>
+          </w:tcPr>
+          <w:p>
+            <w:pPr>
+              <w:spacing w:after="40"/>
+              <w:ind w:firstLine="0"/>
+            </w:pPr>
+            <w:r>
+              <w:rPr>
+                <w:sz w:val="22"/>
+              </w:rPr>
+              <w:t>Trên - phải</w:t>
+            </w:r>
+          </w:p>
+        </w:tc>
+        <w:tc>
+          <w:tcPr>
+            <w:tcW w:type="dxa" w:w="3010"/>
+          </w:tcPr>
+          <w:p>
+            <w:pPr>
+              <w:spacing w:after="40"/>
+              <w:ind w:firstLine="0"/>
+            </w:pPr>
+            <w:r>
+              <w:rPr>
+                <w:sz w:val="22"/>
+              </w:rPr>
+              <w:t>L_PT</w:t>
+            </w:r>
+          </w:p>
+        </w:tc>
+        <w:tc>
+          <w:tcPr>
+            <w:tcW w:type="dxa" w:w="3010"/>
+          </w:tcPr>
+          <w:p>
+            <w:pPr>
+              <w:spacing w:after="40"/>
+              <w:ind w:firstLine="0"/>
+            </w:pPr>
+            <w:r>
+              <w:rPr>
+                <w:sz w:val="22"/>
+              </w:rPr>
+              <w:t>Hướng chếch ra ngoài về vùng trên-phải.</w:t>
+            </w:r>
+          </w:p>
+        </w:tc>
+      </w:tr>
+      <w:tr>
+        <w:tc>
+          <w:tcPr>
+            <w:tcW w:type="dxa" w:w="3010"/>
+          </w:tcPr>
+          <w:p>
+            <w:pPr>
+              <w:spacing w:after="40"/>
+              <w:ind w:firstLine="0"/>
+            </w:pPr>
+            <w:r>
+              <w:rPr>
+                <w:sz w:val="22"/>
+              </w:rPr>
+              <w:t>Dưới - trái</w:t>
+            </w:r>
+          </w:p>
+        </w:tc>
+        <w:tc>
+          <w:tcPr>
+            <w:tcW w:type="dxa" w:w="3010"/>
+          </w:tcPr>
+          <w:p>
+            <w:pPr>
+              <w:spacing w:after="40"/>
+              <w:ind w:firstLine="0"/>
+            </w:pPr>
+            <w:r>
+              <w:rPr>
+                <w:sz w:val="22"/>
+              </w:rPr>
+              <w:t>L_TD</w:t>
+            </w:r>
+          </w:p>
+        </w:tc>
+        <w:tc>
+          <w:tcPr>
+            <w:tcW w:type="dxa" w:w="3010"/>
+          </w:tcPr>
+          <w:p>
+            <w:pPr>
+              <w:spacing w:after="40"/>
+              <w:ind w:firstLine="0"/>
+            </w:pPr>
+            <w:r>
+              <w:rPr>
+                <w:sz w:val="22"/>
+              </w:rPr>
+              <w:t>Hướng chếch ra ngoài về vùng dưới-trái.</w:t>
+            </w:r>
+          </w:p>
+        </w:tc>
+      </w:tr>
+      <w:tr>
+        <w:tc>
+          <w:tcPr>
+            <w:tcW w:type="dxa" w:w="3010"/>
+          </w:tcPr>
+          <w:p>
+            <w:pPr>
+              <w:spacing w:after="40"/>
+              <w:ind w:firstLine="0"/>
+            </w:pPr>
+            <w:r>
+              <w:rPr>
+                <w:sz w:val="22"/>
+              </w:rPr>
+              <w:t>Dưới - phải</w:t>
+            </w:r>
+          </w:p>
+        </w:tc>
+        <w:tc>
+          <w:tcPr>
+            <w:tcW w:type="dxa" w:w="3010"/>
+          </w:tcPr>
+          <w:p>
+            <w:pPr>
+              <w:spacing w:after="40"/>
+              <w:ind w:firstLine="0"/>
+            </w:pPr>
+            <w:r>
+              <w:rPr>
+                <w:sz w:val="22"/>
+              </w:rPr>
+              <w:t>L_PD</w:t>
+            </w:r>
+          </w:p>
+        </w:tc>
+        <w:tc>
+          <w:tcPr>
+            <w:tcW w:type="dxa" w:w="3010"/>
+          </w:tcPr>
+          <w:p>
+            <w:pPr>
+              <w:spacing w:after="40"/>
+              <w:ind w:firstLine="0"/>
+            </w:pPr>
+            <w:r>
+              <w:rPr>
+                <w:sz w:val="22"/>
+              </w:rPr>
+              <w:t>Hướng chếch ra ngoài về vùng dưới-phải.</w:t>
+            </w:r>
+          </w:p>
+        </w:tc>
+      </w:tr>
+    </w:tbl>
     <w:p>
       <w:pPr/>
-      <w:r>
-        <w:t>Chỉ tiêu đánh giá nên gồm sai số góc phương vị/góc cao, số lần chuyển động, thời gian ổn định, trạng thái công tắc và năng lượng thuần. Năng lượng PV và năng lượng servo/bộ điều khiển cần đo trên cùng khoảng thời gian; trong các phép so sánh phải giữ nguyên tải, cấu hình đo và điều kiện lắp đặt.</w:t>
-      </w:r>
-    </w:p>
-    <w:p>
-      <w:pPr>
-        <w:pStyle w:val="Heading1"/>
-      </w:pPr>
-      <w:r>
-        <w:t>CHƯƠNG 3. TIẾN ĐỘ THỰC HIỆN VÀ KẾ HOẠCH TUẦN TỚI</w:t>
-      </w:r>
-    </w:p>
-    <w:p>
-      <w:pPr>
-        <w:pStyle w:val="Heading2"/>
-      </w:pPr>
-      <w:r>
-        <w:t>3.1. Các công việc đã làm được</w:t>
-      </w:r>
-    </w:p>
-    <w:p>
-      <w:pPr>
-        <w:pStyle w:val="ListBullet"/>
-      </w:pPr>
-      <w:r>
-        <w:t>Xác định đề tài, mục tiêu và phạm vi cho mô hình bám nắng hai trục điều khiển bằng so sánh điện trở 4 LDR (Chương 1).</w:t>
-      </w:r>
-    </w:p>
-    <w:p>
-      <w:pPr>
-        <w:pStyle w:val="ListBullet"/>
-      </w:pPr>
-      <w:r>
-        <w:t>Tổng hợp đầy đủ cơ sở lý thuyết: pin quang điện, LDR, photodiode, Arduino Mega, servo, motor giảm tốc có encoder, công tắc hành trình (Chương 2).</w:t>
-      </w:r>
-    </w:p>
-    <w:p>
-      <w:pPr>
-        <w:pStyle w:val="ListBullet"/>
-      </w:pPr>
-      <w:r>
-        <w:t>Nghiên cứu hình học Mặt Trời và quy ước góc đặt cho tracker phương vị – góc cao (Chương 2).</w:t>
-      </w:r>
-    </w:p>
-    <w:p>
-      <w:pPr>
-        <w:pStyle w:val="ListBullet"/>
-      </w:pPr>
-      <w:r>
-        <w:t>Khảo sát, lập bảng so sánh toàn bộ các phương pháp bám nắng và tiêu chí lựa chọn (Chương 2).</w:t>
-      </w:r>
-    </w:p>
-    <w:p>
-      <w:pPr>
-        <w:pStyle w:val="ListBullet"/>
-      </w:pPr>
-      <w:r>
-        <w:t>Xác lập luật điều khiển so sánh điện trở hai cặp chéo, điều khiển theo bước và chu kỳ đọc lại T_đọc.</w:t>
-      </w:r>
-    </w:p>
-    <w:p>
-      <w:pPr>
-        <w:pStyle w:val="Heading2"/>
-      </w:pPr>
-      <w:r>
-        <w:t>3.2. Các công việc sẽ làm trong tuần tới (12/10 – 18/10/2026)</w:t>
-      </w:r>
-    </w:p>
-    <w:p>
-      <w:pPr>
-        <w:pStyle w:val="ListBullet"/>
-      </w:pPr>
-      <w:r>
-        <w:t>Hoàn thiện trích dẫn và danh mục tài liệu tham khảo theo mẫu của trường.</w:t>
-      </w:r>
-    </w:p>
-    <w:p>
-      <w:pPr>
-        <w:pStyle w:val="ListBullet"/>
-      </w:pPr>
-      <w:r>
-        <w:t>Chuẩn bị kịch bản mô phỏng đối chiếu: tín hiệu 4 LDR tổng hợp và góc tham chiếu tính theo SPA/pvlib.</w:t>
-      </w:r>
-    </w:p>
-    <w:p>
-      <w:pPr>
-        <w:pStyle w:val="ListBullet"/>
-      </w:pPr>
-      <w:r>
-        <w:t>Xin góp ý của giảng viên hướng dẫn cho quyển nghiên cứu và chỉnh sửa theo nhận xét.</w:t>
-      </w:r>
-    </w:p>
-    <w:p>
-      <w:pPr>
-        <w:pStyle w:val="ListBullet"/>
-      </w:pPr>
-      <w:r>
-        <w:t>Chốt danh mục linh kiện với quyển chế tạo để đặt mua trong tuần.</w:t>
-      </w:r>
-    </w:p>
-    <w:p>
-      <w:pPr>
-        <w:pStyle w:val="Heading1"/>
-      </w:pPr>
-      <w:r>
-        <w:t>TÀI LIỆU THAM KHẢO</w:t>
-      </w:r>
-    </w:p>
-    <w:p>
-      <w:pPr/>
-      <w:r>
-        <w:t>[1] I. Reda and A. Andreas, “Solar Position Algorithm for Solar Radiation Applications,” NREL/TP-560-34302, 2008. https://docs.nrel.gov/docs/fy08osti/34302.pdf</w:t>
-      </w:r>
-    </w:p>
-    <w:p>
-      <w:pPr/>
-      <w:r>
-        <w:t>[2] I. Reda and A. Andreas, “Solar position algorithm for solar radiation applications,” Solar Energy, vol. 76, no. 5, pp. 577–589, 2004.</w:t>
-      </w:r>
-    </w:p>
-    <w:p>
-      <w:pPr/>
-      <w:r>
-        <w:t>[3] J. A. Duffie and W. A. Beckman, Solar Engineering of Thermal Processes, 4th ed., John Wiley &amp; Sons, 2013.</w:t>
-      </w:r>
-    </w:p>
-    <w:p>
-      <w:pPr/>
-      <w:r>
-        <w:t>[4] R. F. Fuentes-Morales et al., “Control algorithms applied to active solar tracking systems: A review,” Solar Energy, vol. 212, pp. 203–219, 2020. https://doi.org/10.1016/j.solener.2020.10.071</w:t>
-      </w:r>
-    </w:p>
-    <w:p>
-      <w:pPr/>
-      <w:r>
-        <w:t>[5] H. Mousazadeh et al., “A review of principle and sun-tracking methods for maximizing solar systems output,” Renewable and Sustainable Energy Reviews, vol. 13, no. 8, pp. 1800–1818, 2009.</w:t>
-      </w:r>
-    </w:p>
-    <w:p>
-      <w:pPr/>
-      <w:r>
-        <w:t>[6] A. Awasthi et al., “Review on sun tracking technology in solar PV system,” Energy Reports, vol. 6, pp. 392–405, 2020.</w:t>
-      </w:r>
-    </w:p>
-    <w:p>
-      <w:pPr/>
-      <w:r>
-        <w:t>[7] A. R. Amelia et al., “Technologies of solar tracking systems: A review,” IOP Conference Series: Materials Science and Engineering, vol. 767, 012052, 2020.</w:t>
-      </w:r>
-    </w:p>
-    <w:p>
-      <w:pPr/>
-      <w:r>
-        <w:t>[8] Arduino, Arduino Mega 2560 Rev3 — Technical Specifications. https://docs.arduino.cc/hardware/mega-2560/</w:t>
-      </w:r>
-    </w:p>
-    <w:p>
-      <w:pPr/>
-      <w:r>
-        <w:t>[9] Analog Devices, DS3231 Extremely Accurate I²C-Integrated RTC/TCXO/Crystal, Datasheet. https://www.analog.com/media/en/technical-documentation/data-sheets/DS3231.pdf</w:t>
-      </w:r>
-    </w:p>
-    <w:p>
-      <w:pPr/>
-      <w:r>
-        <w:t>[10] A. El Hammoumi et al., “A simple and low-cost active dual-axis solar tracker,” Energy Science &amp; Engineering, vol. 6, no. 5, pp. 607–620, 2018. https://doi.org/10.1002/ese3.236</w:t>
-      </w:r>
-    </w:p>
-    <w:p>
-      <w:pPr/>
-      <w:r>
-        <w:t>[11] J.-M. Wang and C.-L. Lu, “Design and Implementation of a Sun Tracker with a Dual-Axis Single Motor for an Optical Sensor-Based Photovoltaic System,” Sensors, vol. 13, no. 3, pp. 3157–3168, 2013. https://doi.org/10.3390/s130303157</w:t>
-      </w:r>
     </w:p>
     <w:sectPr>
       <w:headerReference w:type="default" r:id="rId9"/>

--- a/Bao_cao_2_truc_Nghien_cuu.docx
+++ b/Bao_cao_2_truc_Nghien_cuu.docx
@@ -53,7 +53,7 @@
     <w:p>
       <w:pPr/>
       <w:r>
-        <w:t>Thuật toán chốt không cần tính góc đặt thiên văn trong vòng điều khiển chính: bộ điều khiển đọc ma trận bốn LDR, suy ra góc cần quay bằng quan hệ lượng giác, quay trực tiếp tới góc đích theo hồi tiếp biến trở và định kỳ đọc lại để hiệu chỉnh.</w:t>
+        <w:t>Thuật toán của đề tài không cần tính góc đặt thiên văn trong vòng điều khiển chính: bộ điều khiển đọc ma trận bốn LDR, suy ra góc cần quay bằng quan hệ lượng giác, quay trực tiếp tới góc đích theo hồi tiếp biến trở và định kỳ đọc lại để hiệu chỉnh.</w:t>
       </w:r>
     </w:p>
     <w:p>
@@ -253,19 +253,19 @@
         <w:pStyle w:val="Heading2"/>
       </w:pPr>
       <w:r>
-        <w:t>2.4. Bộ điều khiển ESP32</w:t>
+        <w:t>2.4. Bộ điều khiển ESP32 DevKit và các khối phụ trợ</w:t>
       </w:r>
     </w:p>
     <w:p>
       <w:pPr/>
       <w:r>
-        <w:t>Toàn bộ mạch điều khiển dùng một bo ESP32 duy nhất (kiến trúc Xtensa LX6 hai nhân, 240 MHz, 4 MB flash). Bo có 18 kênh ADC 12 bit, trong đó tám kênh ADC1 (GPIO36, 39, 34, 35, 32, 33, 25, 26) hoạt động ổn định cả khi bật WiFi, đủ cho bốn kênh LDR của ma trận và hai biến trở hồi tiếp góc của hai trục; LEDC cung cấp PWM; hai bus I²C/UART phục vụ RTC DS3231 và module ADS1115 đo U–I. Logic 3,3 V nên tín hiệu từ mạch công suất phải qua chia áp hoặc chuyển mức; nguồn logic lọc tách khỏi nhiễu động cơ [8].</w:t>
+        <w:t>ESP32 DevKit (Xtensa LX6 hai nhân 240 MHz, 4 MB flash) điều khiển cả hai trục của mô hình. Hệ không dùng WiFi khi vận hành nên bốn kênh LDR đặt trên ADC2 (GPIO25, 26, 27, 14), hai biến trở hồi tiếp góc nghiêng và góc phương vị đặt trên ADC1 (GPIO36, 39); báo cáo chỉ đo điện áp, chưa đo dòng điện. Bus I²C GPIO21/GPIO22 nối chung module thời gian thực DS1307 và màn hình LCD I²C 1602; bốn công tắc hành trình qt1…qt4 vào GPIO34, 35, 32, 33; bốn chân lệnh th_thuan/th_nguoc của hai trục là GPIO19, 18 và GPIO5, 13.</w:t>
       </w:r>
     </w:p>
     <w:p>
       <w:pPr/>
       <w:r>
-        <w:t>ESP32 dư năng lực tính atan ngay trong vòng điều khiển, nhờ đó thực hiện được phương pháp suy ra góc cần quay từ ma trận LDR cho cả hai trục thay vì dò bước theo thời gian. Báo cáo không dùng bo Arduino nào trong mạch; Arduino chỉ xuất hiện với vai trò môi trường phát triển IDE ở quyển lập trình.</w:t>
+        <w:t>Module DS1307 giữ giờ thực nhờ pin nuôi, cấp ngày–giờ cho nhánh thiên văn của cả hai trục; LCD I²C 1602 hiển thị giờ đọc được, góc lệnh và góc thực tế của từng trục cùng sai lệch e1, e2 để quan sát trực tiếp không cần máy tính.</w:t>
       </w:r>
     </w:p>
     <w:p>
@@ -273,19 +273,19 @@
         <w:pStyle w:val="Heading2"/>
       </w:pPr>
       <w:r>
-        <w:t>2.5. Động cơ gạt nước ô tô trục vít và hồi tiếp vị trí</w:t>
+        <w:t>2.5. Mạch động lực cầu H TIP41C cách ly opto và động cơ trục vít</w:t>
       </w:r>
     </w:p>
     <w:p>
       <w:pPr/>
       <w:r>
-        <w:t>Cả hai trục dùng động cơ gạt nước kính ô tô 12 V kèm hộp giảm tốc trục vít – bánh vít. Ưu điểm quyết định: cặp trục vít tự hãm nên khi ngắt điện hoặc dừng lệnh, tấm pin tự giữ vị trí dưới gió và trọng lượng bản thân mà không cần nuôi điện giữ — đặc biệt quan trọng với trục nghiêng luôn chịu mô-men trọng trường. Động cơ có mô-men danh định lớn (khoảng 8–12 N·m), giá thấp, sẵn có, kèm công tắc tự đỗ hữu ích khi tìm mốc home.</w:t>
+        <w:t>Mỗi trục dùng một động cơ gạt nước ô tô 12 V kèm hộp giảm tốc trục vít – bánh vít: trục vít tự hãm nên tấm pin tự giữ vị trí khi ngắt lệnh, đặc biệt quan trọng với trục nghiêng luôn chịu mô-men trọng lượng của tấm pin 4 kg. Mỗi motor có một mạch động lực cầu H bốn TIP41C với bốn diode bảo vệ và một cặp opto PC817 kèm điện trở 220 Ω cách ly khối logic 3,3 V khỏi khối công suất 12 V; toàn hệ dùng tám TIP41C và bốn PC817.</w:t>
       </w:r>
     </w:p>
     <w:p>
       <w:pPr/>
       <w:r>
-        <w:t>Hạn chế cần xử lý: tốc độ cố định, dòng 3–6 A nên đóng cắt bằng module relay hoặc cầu H MOSFET kèm cầu chì riêng mỗi trục; mỗi trục lắp thêm biến trở xoay đồng trục làm hồi tiếp vị trí; chiều quay đảo bằng đổi cực qua hai kênh relay cho mỗi motor.</w:t>
+        <w:t>Opto tác động ở mức thấp: chân lệnh xuống 0 thì mở cầu H chiều tương ứng, cả hai chân lệnh mức 1 thì cầu H khóa; vì vậy setup() đưa cả bốn chân lệnh lên mức cao trước khi vào vòng lặp. Nguồn 12 V qua 1N4007 chống ngược cực, LM2596 hạ 3,3 V nuôi ESP32, 7805 hạ 5 V nuôi LCD và DS1307.</w:t>
       </w:r>
     </w:p>
     <w:p>
@@ -407,7 +407,13 @@
         <w:pStyle w:val="Heading2"/>
       </w:pPr>
       <w:r>
-        <w:t>2.9. Các phương pháp bám nắng cho tấm pin quang điện</w:t>
+        <w:t>2.9. Các phương pháp bám nắng khảo sát</w:t>
+      </w:r>
+    </w:p>
+    <w:p>
+      <w:pPr/>
+      <w:r>
+        <w:t>Đề tài khảo sát ba nhóm phương pháp bám nắng cho hệ hai trục và chọn phương pháp lai làm phương án thực hiện.</w:t>
       </w:r>
     </w:p>
     <w:p>
@@ -415,13 +421,47 @@
         <w:pStyle w:val="Heading3"/>
       </w:pPr>
       <w:r>
-        <w:t>2.9.1. Tấm pin cố định và điều chỉnh nghiêng theo mùa</w:t>
+        <w:t>2.9.1. Phương pháp bám theo cảm biến quang trở (vòng kín)</w:t>
       </w:r>
     </w:p>
     <w:p>
       <w:pPr/>
       <w:r>
-        <w:t>Tấm pin được lắp theo góc nghiêng cố định là phương án đơn giản, không cần cảm biến hay động cơ và gần như không tiêu thụ điện cho điều khiển. Có thể thay đổi góc nghiêng thủ công vài lần trong năm để phù hợp đường đi Mặt Trời theo mùa. Đây là phương án đối chứng cần thiết khi đánh giá tracker; cấu hình phù hợp còn phụ thuộc vĩ độ, mái lắp đặt và yêu cầu kết cấu [3, 5].</w:t>
+        <w:t>Bốn quang trở LDR đặt ở bốn góc tấm pin, giữa cụm có vách che chữ thập tạo bóng chênh lệch. Gọi tín hiệu ADC bốn kênh là L_trái, L_phải, L_trên, L_dưới:</w:t>
+      </w:r>
+    </w:p>
+    <w:p>
+      <w:pPr>
+        <w:ind w:firstLine="0"/>
+        <w:jc w:val="center"/>
+      </w:pPr>
+      <w:r>
+        <w:rPr>
+          <w:i/>
+        </w:rPr>
+        <w:t>e1 = ADC(LDR_trái) − ADC(LDR_phải);   e2 = ADC(LDR_trên) − ADC(LDR_dưới)</w:t>
+      </w:r>
+    </w:p>
+    <w:p>
+      <w:pPr/>
+      <w:r>
+        <w:t>Luật điều khiển: nếu |e1| lớn hơn ngưỡng thì quay động cơ trục phương vị theo dấu e1; nếu |e2| lớn hơn ngưỡng thì quay động cơ trục nghiêng theo dấu e2; ngược lại dừng. Khoảng ngưỡng là vùng chết chống dao động quanh vị trí cân bằng.</w:t>
+      </w:r>
+    </w:p>
+    <w:p>
+      <w:pPr>
+        <w:pStyle w:val="ListBullet"/>
+      </w:pPr>
+      <w:r>
+        <w:t>Ưu điểm: đơn giản, rẻ, phản ứng theo điều kiện sáng thực tế, không cần tọa độ và đồng hồ chính xác.</w:t>
+      </w:r>
+    </w:p>
+    <w:p>
+      <w:pPr>
+        <w:pStyle w:val="ListBullet"/>
+      </w:pPr>
+      <w:r>
+        <w:t>Nhược điểm: nhạy với mây và bóng che; khi trời mờ đều bốn kênh gần bằng nhau thì hệ mất phương hướng, đứng yên trong khi Mặt Trời vẫn di chuyển.</w:t>
       </w:r>
     </w:p>
     <w:p>
@@ -429,13 +469,71 @@
         <w:pStyle w:val="Heading3"/>
       </w:pPr>
       <w:r>
-        <w:t>2.9.2. Bám vòng hở theo thời gian và thuật toán thiên văn</w:t>
+        <w:t>2.9.2. Phương pháp bám theo thời gian (vòng hở thiên văn)</w:t>
       </w:r>
     </w:p>
     <w:p>
       <w:pPr/>
       <w:r>
-        <w:t>Bộ điều khiển lấy ngày, giờ và tọa độ địa lý để tính góc cao, phương vị rồi chuyển đổi thành góc đặt cơ khí. Phương pháp này không cần cảm biến quang, hoạt động nhất quán khi bầu trời nhiều mây và không bị ánh sáng phản xạ đánh lừa. Hạn chế là phụ thuộc đồng hồ, tọa độ, hướng lắp, hiệu chuẩn zero và mô hình cơ khí; thuật toán không tự nhận biết bóng che, mây cục bộ hay lỏng khớp [1, 2].</w:t>
+        <w:t>Vị trí Mặt Trời tính từ vị trí địa lý, ngày và giờ thực đọc từ DS1307. Với n là ngày trong năm, t là giờ Mặt Trời, φ là vĩ độ nơi lắp đặt:</w:t>
+      </w:r>
+    </w:p>
+    <w:p>
+      <w:pPr>
+        <w:ind w:firstLine="0"/>
+        <w:jc w:val="center"/>
+      </w:pPr>
+      <w:r>
+        <w:rPr>
+          <w:i/>
+        </w:rPr>
+        <w:t>δ = 23,45° · sin[360° · (284 + n)/365]</w:t>
+      </w:r>
+    </w:p>
+    <w:p>
+      <w:pPr>
+        <w:ind w:firstLine="0"/>
+        <w:jc w:val="center"/>
+      </w:pPr>
+      <w:r>
+        <w:rPr>
+          <w:i/>
+        </w:rPr>
+        <w:t>H = 15° · (t − 12)</w:t>
+      </w:r>
+    </w:p>
+    <w:p>
+      <w:pPr>
+        <w:ind w:firstLine="0"/>
+        <w:jc w:val="center"/>
+      </w:pPr>
+      <w:r>
+        <w:rPr>
+          <w:i/>
+        </w:rPr>
+        <w:t>sin α = sin φ · sin δ + cos φ · cos δ · cos H</w:t>
+      </w:r>
+    </w:p>
+    <w:p>
+      <w:pPr/>
+      <w:r>
+        <w:t>Góc phương vị γ tính từ α, δ, φ; từ α và γ suy ra góc lệnh cho trục nghiêng và trục phương vị. Vòng hở chuyển động mượt, không dao động.</w:t>
+      </w:r>
+    </w:p>
+    <w:p>
+      <w:pPr>
+        <w:pStyle w:val="ListBullet"/>
+      </w:pPr>
+      <w:r>
+        <w:t>Ưu điểm: ổn định, không phụ thuộc thời tiết, làm việc được cả khi mây dày.</w:t>
+      </w:r>
+    </w:p>
+    <w:p>
+      <w:pPr>
+        <w:pStyle w:val="ListBullet"/>
+      </w:pPr>
+      <w:r>
+        <w:t>Nhược điểm: cần đúng tọa độ và giờ; sai số lắp đặt và sai số đồng hồ không tự sửa được.</w:t>
       </w:r>
     </w:p>
     <w:p>
@@ -443,139 +541,37 @@
         <w:pStyle w:val="Heading3"/>
       </w:pPr>
       <w:r>
-        <w:t>2.9.3. Bám vòng kín bằng cảm biến quang</w:t>
+        <w:t>2.9.3. Phương pháp lai quang trở – thiên văn (lựa chọn của đề tài)</w:t>
+      </w:r>
+    </w:p>
+    <w:p>
+      <w:pPr>
+        <w:pStyle w:val="ListBullet"/>
+      </w:pPr>
+      <w:r>
+        <w:t>Thiên văn định vị thô: mỗi chu kỳ đọc DS1307, tính góc lệnh hai trục; trục nào lệch góc hiện tại quá 5° thì chạy motor theo lịch kéo về gần Mặt Trời.</w:t>
+      </w:r>
+    </w:p>
+    <w:p>
+      <w:pPr>
+        <w:pStyle w:val="ListBullet"/>
+      </w:pPr>
+      <w:r>
+        <w:t>LDR tinh chỉnh: khi tổng sáng vượt ngưỡng nắng, e1 tinh chỉnh trục phương vị và e2 tinh chỉnh trục nghiêng, mỗi trục một bước nhỏ về phía nhận sáng mạnh hơn, bù sai số lắp đặt mà vòng hở không tự sửa.</w:t>
+      </w:r>
+    </w:p>
+    <w:p>
+      <w:pPr>
+        <w:pStyle w:val="ListBullet"/>
+      </w:pPr>
+      <w:r>
+        <w:t>Trời nhiều mây: tổng sáng dưới ngưỡng thì bỏ qua LDR, giữ vị trí theo lịch thiên văn cho cả hai trục để tránh dao động vô ích.</w:t>
       </w:r>
     </w:p>
     <w:p>
       <w:pPr/>
       <w:r>
-        <w:t>Cặp LDR hoặc photodiode đặt đối xứng hai bên vách chắn tạo ra tín hiệu vi sai. Khi tấm pin lệch khỏi hướng sáng, bóng của vách làm tín hiệu hai phía khác nhau; bộ điều khiển quay đến khi sai lệch nằm trong vùng cân bằng. Với hai trục thường dùng bốn cảm biến bố trí theo bốn hướng. Ưu điểm là cấu trúc dễ hiểu và có thể tự hiệu chỉnh sai lệch lắp đặt; nhược điểm là độ nhạy với mây, bóng cục bộ, bụi, nhiệt độ và sai khác cảm biến. Nếu trời âm u, ánh sáng khuếch tán có thể làm sai lệch vi sai không còn phản ánh hướng Mặt Trời.</w:t>
-      </w:r>
-    </w:p>
-    <w:p>
-      <w:pPr>
-        <w:pStyle w:val="Heading3"/>
-      </w:pPr>
-      <w:r>
-        <w:t>2.9.4. Phương pháp lai thiên văn - cảm biến</w:t>
-      </w:r>
-    </w:p>
-    <w:p>
-      <w:pPr/>
-      <w:r>
-        <w:t>Phương pháp lai dùng góc tính toán làm đường bám chính hoặc giá trị dự phòng, còn cảm biến quang chỉ bù một lượng nhỏ khi độ sáng và độ ổn định đạt điều kiện. Bộ điều khiển có thể đánh giá tổng cường độ, độ biến động, độ bão hòa và tính hợp lý của cặp cảm biến; khi tín hiệu không đạt, giảm trọng số hiệu chỉnh về không, giữ vị trí hoặc tiếp tục theo góc thiên văn. Dùng hai ngưỡng bật/tắt khác nhau tạo trễ (hysteresis), tránh chuyển chế độ liên tục. Đây là một phương án tổng quan có thể dùng khi cần kết hợp hai nguồn thông tin [4, 6]. Báo cáo này không triển khai điều khiển lai; phương án được chọn trình bày tại Chương 3 là so sánh trực tiếp điện trở của bốn LDR.</w:t>
-      </w:r>
-    </w:p>
-    <w:p>
-      <w:pPr>
-        <w:pStyle w:val="Heading3"/>
-      </w:pPr>
-      <w:r>
-        <w:t>2.9.5. Cảm biến Mặt Trời quang học chuyên dụng</w:t>
-      </w:r>
-    </w:p>
-    <w:p>
-      <w:pPr/>
-      <w:r>
-        <w:t>Cảm biến photodiode nhiều phần tử, cảm biến quadrant hoặc cụm cảm biến có ống chuẩn trực có thể đo hướng lệch của chùm sáng trực tiếp nhanh và chính xác hơn cặp LDR phổ thông. Một số cảm biến số còn cung cấp cường độ sáng hoặc góc lệch trực tiếp. Đổi lại, mạch khuếch đại, căn chỉnh quang học, hiệu chuẩn và chi phí cao hơn; tín hiệu vẫn cần kiểm tra trong mây dày và khi có phản xạ [5, 7].</w:t>
-      </w:r>
-    </w:p>
-    <w:p>
-      <w:pPr>
-        <w:pStyle w:val="Heading3"/>
-      </w:pPr>
-      <w:r>
-        <w:t>2.9.6. Bám theo công suất đầu ra tấm pin</w:t>
-      </w:r>
-    </w:p>
-    <w:p>
-      <w:pPr/>
-      <w:r>
-        <w:t>Bộ điều khiển thử thay đổi góc nhỏ theo từng bước, đo điện áp và dòng điện, rồi giữ hướng làm công suất hoặc năng lượng tăng. Có thể dùng tìm kiếm leo đồi, nhiễu loạn-quan sát (P&amp;O) hoặc chiến lược tìm kiếm theo từng trục. Cách này tối ưu đầu ra thực tế của cả hệ quang-điện nhưng phản ứng chậm, dễ nhầm dao động do mây với ảnh hưởng của góc. Cần phân biệt điều khiển hướng tracker với MPPT: MPPT tối ưu điểm làm việc điện của tấm pin, còn phương pháp này tối ưu hướng/cơ cấu; hai khối có thể phối hợp nhưng không thay thế nhau [4, 6].</w:t>
-      </w:r>
-    </w:p>
-    <w:p>
-      <w:pPr>
-        <w:pStyle w:val="Heading3"/>
-      </w:pPr>
-      <w:r>
-        <w:t>2.9.7. Bám bằng xử lý ảnh hoặc camera</w:t>
-      </w:r>
-    </w:p>
-    <w:p>
-      <w:pPr/>
-      <w:r>
-        <w:t>Camera, cảm biến ảnh hoặc camera nhiệt có thể phát hiện đĩa Mặt Trời, vùng sáng nhất hoặc bóng đổ rồi suy ra sai lệch góc. Phương án có thể hỗ trợ căn chỉnh và xử lý cảnh phức tạp, nhưng đòi hỏi xử lý ảnh, hiệu chỉnh ống kính, tính toán lớn và bảo vệ thiết bị ngoài trời. Thường phù hợp nghiên cứu hoặc hệ thống có yêu cầu cao hơn mô hình chi phí thấp.</w:t>
-      </w:r>
-    </w:p>
-    <w:p>
-      <w:pPr>
-        <w:pStyle w:val="Heading3"/>
-      </w:pPr>
-      <w:r>
-        <w:t>2.9.8. Tracker thụ động</w:t>
-      </w:r>
-    </w:p>
-    <w:p>
-      <w:pPr/>
-      <w:r>
-        <w:t>Tracker thụ động khai thác giãn nở nhiệt, chênh áp của chất lỏng/khí hoặc đối trọng để làm cơ cấu đổi hướng mà không cần thuật toán điện tử phức tạp. Cấu tạo có thể đơn giản nhưng độ chính xác, tốc độ đáp ứng và khả năng làm việc phụ thuộc nhiệt độ, gió, ma sát và cấu hình cơ khí; khó lập trình chính xác theo vị trí địa lý.</w:t>
-      </w:r>
-    </w:p>
-    <w:p>
-      <w:pPr>
-        <w:pStyle w:val="Heading3"/>
-      </w:pPr>
-      <w:r>
-        <w:t>2.9.9. Cấu hình cơ khí một trục và hai trục</w:t>
-      </w:r>
-    </w:p>
-    <w:p>
-      <w:pPr/>
-      <w:r>
-        <w:t>Tracker một trục có thể dùng trục ngang Bắc-Nam để theo chuyển động Đông-Tây, trục đứng để theo phương vị, hoặc trục nghiêng/polar gần song song với trục quay Trái Đất. Trục Bắc-Nam có cơ cấu tương đối đơn giản nhưng không bù được đầy đủ biến thiên theo mùa và thành phần phương vuông góc. Cấu hình trục đứng giữ nguyên góc nghiêng tấm pin và chủ yếu đổi phương vị. Cấu hình polar có thể gần với chuyển động biểu kiến đều trong ngày nhưng vẫn cần xử lý biến thiên xích vĩ và lắp đặt chính xác. Tracker hai trục điều khiển cả phương vị và góc cao, giảm sai lệch hình học tốt hơn nhưng cần thêm động cơ, khung, dây dẫn, thuật toán và biện pháp chống gió [3-5].</w:t>
-      </w:r>
-    </w:p>
-    <w:p>
-      <w:pPr>
-        <w:pStyle w:val="Heading3"/>
-      </w:pPr>
-      <w:r>
-        <w:t>2.9.10. Bám từng bước, bám liên tục và backtracking</w:t>
-      </w:r>
-    </w:p>
-    <w:p>
-      <w:pPr/>
-      <w:r>
-        <w:t>Bám liên tục cập nhật góc thường xuyên, giảm sai số tức thời nhưng tăng số lần chạy và điện năng động cơ. Bám theo bước chỉ dịch chuyển khi sai số vượt vùng chết hoặc đến chu kỳ định kỳ; cách này phù hợp mô hình nhỏ, dễ giảm tiêu thụ và mài mòn. Trong giàn nhiều hàng, thuật toán backtracking chủ động lệch khỏi hướng vuông góc với tia nắng vào một số thời điểm để tránh hàng trước che bóng hàng sau; đây là kỹ thuật bố trí quy mô trang trại, không cần thiết cho một tấm pin đơn lẻ [4, 6].</w:t>
-      </w:r>
-    </w:p>
-    <w:p>
-      <w:pPr>
-        <w:pStyle w:val="Heading3"/>
-      </w:pPr>
-      <w:r>
-        <w:t>2.9.11. Các luật điều khiển có thể kết hợp</w:t>
-      </w:r>
-    </w:p>
-    <w:p>
-      <w:pPr/>
-      <w:r>
-        <w:t>Điều khiển đóng-ngắt có vùng trễ dễ triển khai; điều khiển tỷ lệ tạo bước quay lớn khi sai số lớn và nhỏ dần khi gần đích; PI/PID có thể giảm sai số vị trí khi có phản hồi góc nhưng phải hiệu chỉnh hệ số và chống bão hòa tích phân. Điều khiển mờ hoặc thích nghi có thể thay đổi vùng chết, tốc độ và trọng số cảm biến theo điều kiện sáng, song cần dữ liệu hiệu chuẩn và đánh giá tính ổn định. Các luật này là lớp điều khiển chuyển động, có thể dùng cho cả bám thiên văn, cảm biến hoặc lai; chúng không phải các cấu hình trục riêng biệt [4, 6].</w:t>
-      </w:r>
-    </w:p>
-    <w:p>
-      <w:pPr>
-        <w:pStyle w:val="Heading3"/>
-      </w:pPr>
-      <w:r>
-        <w:t>2.9.12. Tiêu chí lựa chọn phương pháp</w:t>
-      </w:r>
-    </w:p>
-    <w:p>
-      <w:pPr/>
-      <w:r>
-        <w:t>Việc lựa chọn vùng chết và ngưỡng phát lệnh cần cân bằng giữa độ nhạy, rung cơ cấu, thời gian đáp ứng và độ bền. Với mô hình hai trục này, chốt phương pháp đọc ma trận điện trở bốn kênh; mỗi trục suy ra góc lệch từ chênh lệch chuẩn hóa hai phía đối diện theo công thức Δ = atan(e/tan β_s) và quay trực tiếp tới góc đích theo hồi tiếp biến trở. Khi cả hai trục vào vùng chết 3°, dừng cơ cấu, chờ hết chu kỳ đọc rồi lấy mẫu mới. Hiệu quả chỉ được kết luận sau khi thử nghiệm cùng điều kiện với tấm pin cố định.</w:t>
+        <w:t>Phương pháp lai kế thừa ưu điểm cả hai nhánh: bám sát khi nắng đẹp, không lạc hướng khi mây, nên được chọn cho mô hình hai trục; kết quả so sánh ba phương pháp trình bày ở Chương 3.</w:t>
       </w:r>
     </w:p>
     <w:p>
@@ -603,7 +599,7 @@
         <w:pStyle w:val="Heading1"/>
       </w:pPr>
       <w:r>
-        <w:t>CHƯƠNG 3. KẾT QUẢ NGHIÊN CỨU VÀ KIỂM CHỨNG PHƯƠNG PHÁP BẰNG MÔ PHỎNG SỐ</w:t>
+        <w:t>CHƯƠNG 3. KẾT QUẢ NGHIÊN CỨU PHƯƠNG PHÁP LAI BẰNG MÔ PHỎNG</w:t>
       </w:r>
     </w:p>
     <w:p>
@@ -611,19 +607,47 @@
         <w:pStyle w:val="Heading2"/>
       </w:pPr>
       <w:r>
-        <w:t>3.1. Cấu hình mô phỏng</w:t>
+        <w:t>3.1. Cách hệ lai tính toán trong một chu kỳ</w:t>
       </w:r>
     </w:p>
     <w:p>
-      <w:pPr/>
+      <w:pPr>
+        <w:pStyle w:val="ListBullet"/>
+      </w:pPr>
       <w:r>
-        <w:t>Phương pháp đề xuất được kiểm chứng bằng mô phỏng số viết bằng Python (tools/mo_phong.py trong kho báo cáo). Vị trí Mỹ Hào, Hưng Yên (20,93° Bắc; 106,06° Đông); bốn ngày đại diện 21/3, 21/6, 23/9, 21/12; bước thời gian 1–5 phút. Vectơ Mặt Trời tính từ xích vĩ và góc giờ; năng lượng trực xạ thu được tỉ lệ cosin góc tới; tấm đối chứng cố định nghiêng 21° hướng Nam.</w:t>
+        <w:t>Bước 1 – đọc giờ DS1307, đổi sang giờ Mặt Trời theo kinh độ 106,06° Đông của Mỹ Hào.</w:t>
       </w:r>
     </w:p>
     <w:p>
-      <w:pPr/>
+      <w:pPr>
+        <w:pStyle w:val="ListBullet"/>
+      </w:pPr>
       <w:r>
-        <w:t>Cụm bốn LDR mô hình hóa đúng cấu hình gá β_s: trong mỗi mặt phẳng, cặp cảm biến lệch ±β_s so với pháp tuyến nên đáp ứng tỉ lệ với cos(Δ ∓ β_s); trên đó đặt thêm sai khác độ lợi ±5%, nhiễu đọc 2% và thành phần khuếch tán 15%. Trục nghiêng và trục phương vị dùng cùng một công thức suy góc với sai lệch của cặp kênh tương ứng.</w:t>
+        <w:t>Bước 2 – tính δ, H, α, γ suy ra góc lệnh của trục nghiêng và trục phương vị.</w:t>
+      </w:r>
+    </w:p>
+    <w:p>
+      <w:pPr>
+        <w:pStyle w:val="ListBullet"/>
+      </w:pPr>
+      <w:r>
+        <w:t>Bước 3 – đọc hai biến trở: trục nào lệch góc lệnh quá 5° thì chạy motor theo lịch (định vị thô), chỉnh trục nghiêng trước rồi tới phương vị.</w:t>
+      </w:r>
+    </w:p>
+    <w:p>
+      <w:pPr>
+        <w:pStyle w:val="ListBullet"/>
+      </w:pPr>
+      <w:r>
+        <w:t>Bước 4 – đọc ma trận 4 LDR: tổng sáng S vượt ngưỡng nắng thì dùng e1 tinh chỉnh phương vị, e2 tinh chỉnh nghiêng với ngưỡng chết 3°.</w:t>
+      </w:r>
+    </w:p>
+    <w:p>
+      <w:pPr>
+        <w:pStyle w:val="ListBullet"/>
+      </w:pPr>
+      <w:r>
+        <w:t>Bước 5 – hiển thị LCD giờ, góc lệnh, góc thực, e1, e2; ghi log rồi chờ chu kỳ sau.</w:t>
       </w:r>
     </w:p>
     <w:p>
@@ -631,7 +655,13 @@
         <w:pStyle w:val="Heading2"/>
       </w:pPr>
       <w:r>
-        <w:t>3.2. Kết quả hiệu suất thu trực xạ của từng cấu hình</w:t>
+        <w:t>3.2. Kết quả của ma trận tính toán LDR</w:t>
+      </w:r>
+    </w:p>
+    <w:p>
+      <w:pPr/>
+      <w:r>
+        <w:t>Bảng dưới đây là kết quả chạy ma trận tính toán với cụm LDR gá β_s = 30° có vách che, áp dụng chung cho cả hai trục vì công thức sai lệch theo từng cặp kênh là như nhau:</w:t>
       </w:r>
     </w:p>
     <w:p>
@@ -640,7 +670,7 @@
         <w:spacing w:after="80"/>
       </w:pPr>
       <w:r>
-        <w:t>Bảng 1. Năng lượng trực xạ thu được trong ngày (đơn vị tương đối cos·dt)</w:t>
+        <w:t>Bảng 1. Kết quả ma trận tính toán LDR dùng chung cho hai trục</w:t>
       </w:r>
     </w:p>
     <w:tbl>
@@ -651,17 +681,16 @@
         <w:tblLook w:firstColumn="1" w:firstRow="1" w:lastColumn="0" w:lastRow="0" w:noHBand="0" w:noVBand="1" w:val="04A0"/>
       </w:tblPr>
       <w:tblGrid>
-        <w:gridCol w:w="1505"/>
-        <w:gridCol w:w="1505"/>
-        <w:gridCol w:w="1505"/>
-        <w:gridCol w:w="1505"/>
-        <w:gridCol w:w="1505"/>
-        <w:gridCol w:w="1505"/>
+        <w:gridCol w:w="1806"/>
+        <w:gridCol w:w="1806"/>
+        <w:gridCol w:w="1806"/>
+        <w:gridCol w:w="1806"/>
+        <w:gridCol w:w="1806"/>
       </w:tblGrid>
       <w:tr>
         <w:tc>
           <w:tcPr>
-            <w:tcW w:type="dxa" w:w="1505"/>
+            <w:tcW w:type="dxa" w:w="1806"/>
           </w:tcPr>
           <w:p>
             <w:pPr>
@@ -673,13 +702,13 @@
                 <w:b/>
                 <w:sz w:val="22"/>
               </w:rPr>
-              <w:t>Ngày đại diện</w:t>
+              <w:t>Góc lệch thật</w:t>
             </w:r>
           </w:p>
         </w:tc>
         <w:tc>
           <w:tcPr>
-            <w:tcW w:type="dxa" w:w="1505"/>
+            <w:tcW w:type="dxa" w:w="1806"/>
           </w:tcPr>
           <w:p>
             <w:pPr>
@@ -691,13 +720,13 @@
                 <w:b/>
                 <w:sz w:val="22"/>
               </w:rPr>
-              <w:t>Tấm cố định 21°</w:t>
+              <w:t>Kênh sáng hơn (mức ADC)</w:t>
             </w:r>
           </w:p>
         </w:tc>
         <w:tc>
           <w:tcPr>
-            <w:tcW w:type="dxa" w:w="1505"/>
+            <w:tcW w:type="dxa" w:w="1806"/>
           </w:tcPr>
           <w:p>
             <w:pPr>
@@ -709,13 +738,13 @@
                 <w:b/>
                 <w:sz w:val="22"/>
               </w:rPr>
-              <w:t>Bám 1 trục</w:t>
+              <w:t>Kênh tối hơn (mức ADC)</w:t>
             </w:r>
           </w:p>
         </w:tc>
         <w:tc>
           <w:tcPr>
-            <w:tcW w:type="dxa" w:w="1505"/>
+            <w:tcW w:type="dxa" w:w="1806"/>
           </w:tcPr>
           <w:p>
             <w:pPr>
@@ -727,13 +756,13 @@
                 <w:b/>
                 <w:sz w:val="22"/>
               </w:rPr>
-              <w:t>Tăng so cố định</w:t>
+              <w:t>e</w:t>
             </w:r>
           </w:p>
         </w:tc>
         <w:tc>
           <w:tcPr>
-            <w:tcW w:type="dxa" w:w="1505"/>
+            <w:tcW w:type="dxa" w:w="1806"/>
           </w:tcPr>
           <w:p>
             <w:pPr>
@@ -745,13 +774,664 @@
                 <w:b/>
                 <w:sz w:val="22"/>
               </w:rPr>
-              <w:t>Bám 2 trục</w:t>
+              <w:t>Góc suy ra</w:t>
+            </w:r>
+          </w:p>
+        </w:tc>
+      </w:tr>
+      <w:tr>
+        <w:tc>
+          <w:tcPr>
+            <w:tcW w:type="dxa" w:w="1806"/>
+          </w:tcPr>
+          <w:p>
+            <w:pPr>
+              <w:spacing w:after="40"/>
+              <w:ind w:firstLine="0"/>
+            </w:pPr>
+            <w:r>
+              <w:rPr>
+                <w:sz w:val="22"/>
+              </w:rPr>
+              <w:t>0°</w:t>
             </w:r>
           </w:p>
         </w:tc>
         <w:tc>
           <w:tcPr>
-            <w:tcW w:type="dxa" w:w="1505"/>
+            <w:tcW w:type="dxa" w:w="1806"/>
+          </w:tcPr>
+          <w:p>
+            <w:pPr>
+              <w:spacing w:after="40"/>
+              <w:ind w:firstLine="0"/>
+            </w:pPr>
+            <w:r>
+              <w:rPr>
+                <w:sz w:val="22"/>
+              </w:rPr>
+              <w:t>1732</w:t>
+            </w:r>
+          </w:p>
+        </w:tc>
+        <w:tc>
+          <w:tcPr>
+            <w:tcW w:type="dxa" w:w="1806"/>
+          </w:tcPr>
+          <w:p>
+            <w:pPr>
+              <w:spacing w:after="40"/>
+              <w:ind w:firstLine="0"/>
+            </w:pPr>
+            <w:r>
+              <w:rPr>
+                <w:sz w:val="22"/>
+              </w:rPr>
+              <w:t>1732</w:t>
+            </w:r>
+          </w:p>
+        </w:tc>
+        <w:tc>
+          <w:tcPr>
+            <w:tcW w:type="dxa" w:w="1806"/>
+          </w:tcPr>
+          <w:p>
+            <w:pPr>
+              <w:spacing w:after="40"/>
+              <w:ind w:firstLine="0"/>
+            </w:pPr>
+            <w:r>
+              <w:rPr>
+                <w:sz w:val="22"/>
+              </w:rPr>
+              <w:t>0,000</w:t>
+            </w:r>
+          </w:p>
+        </w:tc>
+        <w:tc>
+          <w:tcPr>
+            <w:tcW w:type="dxa" w:w="1806"/>
+          </w:tcPr>
+          <w:p>
+            <w:pPr>
+              <w:spacing w:after="40"/>
+              <w:ind w:firstLine="0"/>
+            </w:pPr>
+            <w:r>
+              <w:rPr>
+                <w:sz w:val="22"/>
+              </w:rPr>
+              <w:t>0,0°</w:t>
+            </w:r>
+          </w:p>
+        </w:tc>
+      </w:tr>
+      <w:tr>
+        <w:tc>
+          <w:tcPr>
+            <w:tcW w:type="dxa" w:w="1806"/>
+          </w:tcPr>
+          <w:p>
+            <w:pPr>
+              <w:spacing w:after="40"/>
+              <w:ind w:firstLine="0"/>
+            </w:pPr>
+            <w:r>
+              <w:rPr>
+                <w:sz w:val="22"/>
+              </w:rPr>
+              <w:t>3°</w:t>
+            </w:r>
+          </w:p>
+        </w:tc>
+        <w:tc>
+          <w:tcPr>
+            <w:tcW w:type="dxa" w:w="1806"/>
+          </w:tcPr>
+          <w:p>
+            <w:pPr>
+              <w:spacing w:after="40"/>
+              <w:ind w:firstLine="0"/>
+            </w:pPr>
+            <w:r>
+              <w:rPr>
+                <w:sz w:val="22"/>
+              </w:rPr>
+              <w:t>1782</w:t>
+            </w:r>
+          </w:p>
+        </w:tc>
+        <w:tc>
+          <w:tcPr>
+            <w:tcW w:type="dxa" w:w="1806"/>
+          </w:tcPr>
+          <w:p>
+            <w:pPr>
+              <w:spacing w:after="40"/>
+              <w:ind w:firstLine="0"/>
+            </w:pPr>
+            <w:r>
+              <w:rPr>
+                <w:sz w:val="22"/>
+              </w:rPr>
+              <w:t>1677</w:t>
+            </w:r>
+          </w:p>
+        </w:tc>
+        <w:tc>
+          <w:tcPr>
+            <w:tcW w:type="dxa" w:w="1806"/>
+          </w:tcPr>
+          <w:p>
+            <w:pPr>
+              <w:spacing w:after="40"/>
+              <w:ind w:firstLine="0"/>
+            </w:pPr>
+            <w:r>
+              <w:rPr>
+                <w:sz w:val="22"/>
+              </w:rPr>
+              <w:t>+0,030</w:t>
+            </w:r>
+          </w:p>
+        </w:tc>
+        <w:tc>
+          <w:tcPr>
+            <w:tcW w:type="dxa" w:w="1806"/>
+          </w:tcPr>
+          <w:p>
+            <w:pPr>
+              <w:spacing w:after="40"/>
+              <w:ind w:firstLine="0"/>
+            </w:pPr>
+            <w:r>
+              <w:rPr>
+                <w:sz w:val="22"/>
+              </w:rPr>
+              <w:t>+3,0°</w:t>
+            </w:r>
+          </w:p>
+        </w:tc>
+      </w:tr>
+      <w:tr>
+        <w:tc>
+          <w:tcPr>
+            <w:tcW w:type="dxa" w:w="1806"/>
+          </w:tcPr>
+          <w:p>
+            <w:pPr>
+              <w:spacing w:after="40"/>
+              <w:ind w:firstLine="0"/>
+            </w:pPr>
+            <w:r>
+              <w:rPr>
+                <w:sz w:val="22"/>
+              </w:rPr>
+              <w:t>6°</w:t>
+            </w:r>
+          </w:p>
+        </w:tc>
+        <w:tc>
+          <w:tcPr>
+            <w:tcW w:type="dxa" w:w="1806"/>
+          </w:tcPr>
+          <w:p>
+            <w:pPr>
+              <w:spacing w:after="40"/>
+              <w:ind w:firstLine="0"/>
+            </w:pPr>
+            <w:r>
+              <w:rPr>
+                <w:sz w:val="22"/>
+              </w:rPr>
+              <w:t>1827</w:t>
+            </w:r>
+          </w:p>
+        </w:tc>
+        <w:tc>
+          <w:tcPr>
+            <w:tcW w:type="dxa" w:w="1806"/>
+          </w:tcPr>
+          <w:p>
+            <w:pPr>
+              <w:spacing w:after="40"/>
+              <w:ind w:firstLine="0"/>
+            </w:pPr>
+            <w:r>
+              <w:rPr>
+                <w:sz w:val="22"/>
+              </w:rPr>
+              <w:t>1618</w:t>
+            </w:r>
+          </w:p>
+        </w:tc>
+        <w:tc>
+          <w:tcPr>
+            <w:tcW w:type="dxa" w:w="1806"/>
+          </w:tcPr>
+          <w:p>
+            <w:pPr>
+              <w:spacing w:after="40"/>
+              <w:ind w:firstLine="0"/>
+            </w:pPr>
+            <w:r>
+              <w:rPr>
+                <w:sz w:val="22"/>
+              </w:rPr>
+              <w:t>+0,061</w:t>
+            </w:r>
+          </w:p>
+        </w:tc>
+        <w:tc>
+          <w:tcPr>
+            <w:tcW w:type="dxa" w:w="1806"/>
+          </w:tcPr>
+          <w:p>
+            <w:pPr>
+              <w:spacing w:after="40"/>
+              <w:ind w:firstLine="0"/>
+            </w:pPr>
+            <w:r>
+              <w:rPr>
+                <w:sz w:val="22"/>
+              </w:rPr>
+              <w:t>+6,0°</w:t>
+            </w:r>
+          </w:p>
+        </w:tc>
+      </w:tr>
+      <w:tr>
+        <w:tc>
+          <w:tcPr>
+            <w:tcW w:type="dxa" w:w="1806"/>
+          </w:tcPr>
+          <w:p>
+            <w:pPr>
+              <w:spacing w:after="40"/>
+              <w:ind w:firstLine="0"/>
+            </w:pPr>
+            <w:r>
+              <w:rPr>
+                <w:sz w:val="22"/>
+              </w:rPr>
+              <w:t>10°</w:t>
+            </w:r>
+          </w:p>
+        </w:tc>
+        <w:tc>
+          <w:tcPr>
+            <w:tcW w:type="dxa" w:w="1806"/>
+          </w:tcPr>
+          <w:p>
+            <w:pPr>
+              <w:spacing w:after="40"/>
+              <w:ind w:firstLine="0"/>
+            </w:pPr>
+            <w:r>
+              <w:rPr>
+                <w:sz w:val="22"/>
+              </w:rPr>
+              <w:t>1879</w:t>
+            </w:r>
+          </w:p>
+        </w:tc>
+        <w:tc>
+          <w:tcPr>
+            <w:tcW w:type="dxa" w:w="1806"/>
+          </w:tcPr>
+          <w:p>
+            <w:pPr>
+              <w:spacing w:after="40"/>
+              <w:ind w:firstLine="0"/>
+            </w:pPr>
+            <w:r>
+              <w:rPr>
+                <w:sz w:val="22"/>
+              </w:rPr>
+              <w:t>1532</w:t>
+            </w:r>
+          </w:p>
+        </w:tc>
+        <w:tc>
+          <w:tcPr>
+            <w:tcW w:type="dxa" w:w="1806"/>
+          </w:tcPr>
+          <w:p>
+            <w:pPr>
+              <w:spacing w:after="40"/>
+              <w:ind w:firstLine="0"/>
+            </w:pPr>
+            <w:r>
+              <w:rPr>
+                <w:sz w:val="22"/>
+              </w:rPr>
+              <w:t>+0,102</w:t>
+            </w:r>
+          </w:p>
+        </w:tc>
+        <w:tc>
+          <w:tcPr>
+            <w:tcW w:type="dxa" w:w="1806"/>
+          </w:tcPr>
+          <w:p>
+            <w:pPr>
+              <w:spacing w:after="40"/>
+              <w:ind w:firstLine="0"/>
+            </w:pPr>
+            <w:r>
+              <w:rPr>
+                <w:sz w:val="22"/>
+              </w:rPr>
+              <w:t>+10,0°</w:t>
+            </w:r>
+          </w:p>
+        </w:tc>
+      </w:tr>
+      <w:tr>
+        <w:tc>
+          <w:tcPr>
+            <w:tcW w:type="dxa" w:w="1806"/>
+          </w:tcPr>
+          <w:p>
+            <w:pPr>
+              <w:spacing w:after="40"/>
+              <w:ind w:firstLine="0"/>
+            </w:pPr>
+            <w:r>
+              <w:rPr>
+                <w:sz w:val="22"/>
+              </w:rPr>
+              <w:t>15°</w:t>
+            </w:r>
+          </w:p>
+        </w:tc>
+        <w:tc>
+          <w:tcPr>
+            <w:tcW w:type="dxa" w:w="1806"/>
+          </w:tcPr>
+          <w:p>
+            <w:pPr>
+              <w:spacing w:after="40"/>
+              <w:ind w:firstLine="0"/>
+            </w:pPr>
+            <w:r>
+              <w:rPr>
+                <w:sz w:val="22"/>
+              </w:rPr>
+              <w:t>1932</w:t>
+            </w:r>
+          </w:p>
+        </w:tc>
+        <w:tc>
+          <w:tcPr>
+            <w:tcW w:type="dxa" w:w="1806"/>
+          </w:tcPr>
+          <w:p>
+            <w:pPr>
+              <w:spacing w:after="40"/>
+              <w:ind w:firstLine="0"/>
+            </w:pPr>
+            <w:r>
+              <w:rPr>
+                <w:sz w:val="22"/>
+              </w:rPr>
+              <w:t>1414</w:t>
+            </w:r>
+          </w:p>
+        </w:tc>
+        <w:tc>
+          <w:tcPr>
+            <w:tcW w:type="dxa" w:w="1806"/>
+          </w:tcPr>
+          <w:p>
+            <w:pPr>
+              <w:spacing w:after="40"/>
+              <w:ind w:firstLine="0"/>
+            </w:pPr>
+            <w:r>
+              <w:rPr>
+                <w:sz w:val="22"/>
+              </w:rPr>
+              <w:t>+0,155</w:t>
+            </w:r>
+          </w:p>
+        </w:tc>
+        <w:tc>
+          <w:tcPr>
+            <w:tcW w:type="dxa" w:w="1806"/>
+          </w:tcPr>
+          <w:p>
+            <w:pPr>
+              <w:spacing w:after="40"/>
+              <w:ind w:firstLine="0"/>
+            </w:pPr>
+            <w:r>
+              <w:rPr>
+                <w:sz w:val="22"/>
+              </w:rPr>
+              <w:t>+15,0°</w:t>
+            </w:r>
+          </w:p>
+        </w:tc>
+      </w:tr>
+      <w:tr>
+        <w:tc>
+          <w:tcPr>
+            <w:tcW w:type="dxa" w:w="1806"/>
+          </w:tcPr>
+          <w:p>
+            <w:pPr>
+              <w:spacing w:after="40"/>
+              <w:ind w:firstLine="0"/>
+            </w:pPr>
+            <w:r>
+              <w:rPr>
+                <w:sz w:val="22"/>
+              </w:rPr>
+              <w:t>20°</w:t>
+            </w:r>
+          </w:p>
+        </w:tc>
+        <w:tc>
+          <w:tcPr>
+            <w:tcW w:type="dxa" w:w="1806"/>
+          </w:tcPr>
+          <w:p>
+            <w:pPr>
+              <w:spacing w:after="40"/>
+              <w:ind w:firstLine="0"/>
+            </w:pPr>
+            <w:r>
+              <w:rPr>
+                <w:sz w:val="22"/>
+              </w:rPr>
+              <w:t>1970</w:t>
+            </w:r>
+          </w:p>
+        </w:tc>
+        <w:tc>
+          <w:tcPr>
+            <w:tcW w:type="dxa" w:w="1806"/>
+          </w:tcPr>
+          <w:p>
+            <w:pPr>
+              <w:spacing w:after="40"/>
+              <w:ind w:firstLine="0"/>
+            </w:pPr>
+            <w:r>
+              <w:rPr>
+                <w:sz w:val="22"/>
+              </w:rPr>
+              <w:t>1286</w:t>
+            </w:r>
+          </w:p>
+        </w:tc>
+        <w:tc>
+          <w:tcPr>
+            <w:tcW w:type="dxa" w:w="1806"/>
+          </w:tcPr>
+          <w:p>
+            <w:pPr>
+              <w:spacing w:after="40"/>
+              <w:ind w:firstLine="0"/>
+            </w:pPr>
+            <w:r>
+              <w:rPr>
+                <w:sz w:val="22"/>
+              </w:rPr>
+              <w:t>+0,210</w:t>
+            </w:r>
+          </w:p>
+        </w:tc>
+        <w:tc>
+          <w:tcPr>
+            <w:tcW w:type="dxa" w:w="1806"/>
+          </w:tcPr>
+          <w:p>
+            <w:pPr>
+              <w:spacing w:after="40"/>
+              <w:ind w:firstLine="0"/>
+            </w:pPr>
+            <w:r>
+              <w:rPr>
+                <w:sz w:val="22"/>
+              </w:rPr>
+              <w:t>+20,0°</w:t>
+            </w:r>
+          </w:p>
+        </w:tc>
+      </w:tr>
+      <w:tr>
+        <w:tc>
+          <w:tcPr>
+            <w:tcW w:type="dxa" w:w="1806"/>
+          </w:tcPr>
+          <w:p>
+            <w:pPr>
+              <w:spacing w:after="40"/>
+              <w:ind w:firstLine="0"/>
+            </w:pPr>
+            <w:r>
+              <w:rPr>
+                <w:sz w:val="22"/>
+              </w:rPr>
+              <w:t>30°</w:t>
+            </w:r>
+          </w:p>
+        </w:tc>
+        <w:tc>
+          <w:tcPr>
+            <w:tcW w:type="dxa" w:w="1806"/>
+          </w:tcPr>
+          <w:p>
+            <w:pPr>
+              <w:spacing w:after="40"/>
+              <w:ind w:firstLine="0"/>
+            </w:pPr>
+            <w:r>
+              <w:rPr>
+                <w:sz w:val="22"/>
+              </w:rPr>
+              <w:t>2000</w:t>
+            </w:r>
+          </w:p>
+        </w:tc>
+        <w:tc>
+          <w:tcPr>
+            <w:tcW w:type="dxa" w:w="1806"/>
+          </w:tcPr>
+          <w:p>
+            <w:pPr>
+              <w:spacing w:after="40"/>
+              <w:ind w:firstLine="0"/>
+            </w:pPr>
+            <w:r>
+              <w:rPr>
+                <w:sz w:val="22"/>
+              </w:rPr>
+              <w:t>1000</w:t>
+            </w:r>
+          </w:p>
+        </w:tc>
+        <w:tc>
+          <w:tcPr>
+            <w:tcW w:type="dxa" w:w="1806"/>
+          </w:tcPr>
+          <w:p>
+            <w:pPr>
+              <w:spacing w:after="40"/>
+              <w:ind w:firstLine="0"/>
+            </w:pPr>
+            <w:r>
+              <w:rPr>
+                <w:sz w:val="22"/>
+              </w:rPr>
+              <w:t>+0,333</w:t>
+            </w:r>
+          </w:p>
+        </w:tc>
+        <w:tc>
+          <w:tcPr>
+            <w:tcW w:type="dxa" w:w="1806"/>
+          </w:tcPr>
+          <w:p>
+            <w:pPr>
+              <w:spacing w:after="40"/>
+              <w:ind w:firstLine="0"/>
+            </w:pPr>
+            <w:r>
+              <w:rPr>
+                <w:sz w:val="22"/>
+              </w:rPr>
+              <w:t>+30,0°</w:t>
+            </w:r>
+          </w:p>
+        </w:tc>
+      </w:tr>
+    </w:tbl>
+    <w:p>
+      <w:pPr/>
+    </w:p>
+    <w:p>
+      <w:pPr/>
+      <w:r>
+        <w:t>Ngưỡng chết chọn e = 0,030 tương đương lệch 3° cho cả hai trục: lệch nhỏ hơn thì motor không chạy; lệch từ 3° trở lên thì một bước tinh chỉnh đưa trục về đúng hướng.</w:t>
+      </w:r>
+    </w:p>
+    <w:p>
+      <w:pPr>
+        <w:pStyle w:val="Heading2"/>
+      </w:pPr>
+      <w:r>
+        <w:t>3.3. Kết quả bám trong ngày nắng</w:t>
+      </w:r>
+    </w:p>
+    <w:p>
+      <w:pPr>
+        <w:pStyle w:val="Caption"/>
+        <w:spacing w:after="80"/>
+      </w:pPr>
+      <w:r>
+        <w:t>Bảng 2. Sai số bám và số lần chạy motor trong ngày nắng (trục phương vị)</w:t>
+      </w:r>
+    </w:p>
+    <w:tbl>
+      <w:tblPr>
+        <w:tblStyle w:val="TableGrid"/>
+        <w:tblW w:type="auto" w:w="0"/>
+        <w:jc w:val="center"/>
+        <w:tblLook w:firstColumn="1" w:firstRow="1" w:lastColumn="0" w:lastRow="0" w:noHBand="0" w:noVBand="1" w:val="04A0"/>
+      </w:tblPr>
+      <w:tblGrid>
+        <w:gridCol w:w="2257"/>
+        <w:gridCol w:w="2257"/>
+        <w:gridCol w:w="2257"/>
+        <w:gridCol w:w="2257"/>
+      </w:tblGrid>
+      <w:tr>
+        <w:tc>
+          <w:tcPr>
+            <w:tcW w:type="dxa" w:w="2257"/>
           </w:tcPr>
           <w:p>
             <w:pPr>
@@ -763,7 +1443,61 @@
                 <w:b/>
                 <w:sz w:val="22"/>
               </w:rPr>
-              <w:t>Tăng so 1 trục</w:t>
+              <w:t>Ngày</w:t>
+            </w:r>
+          </w:p>
+        </w:tc>
+        <w:tc>
+          <w:tcPr>
+            <w:tcW w:type="dxa" w:w="2257"/>
+          </w:tcPr>
+          <w:p>
+            <w:pPr>
+              <w:spacing w:after="40"/>
+              <w:ind w:firstLine="0"/>
+            </w:pPr>
+            <w:r>
+              <w:rPr>
+                <w:b/>
+                <w:sz w:val="22"/>
+              </w:rPr>
+              <w:t>Thiên văn: sai số / số lần chạy</w:t>
+            </w:r>
+          </w:p>
+        </w:tc>
+        <w:tc>
+          <w:tcPr>
+            <w:tcW w:type="dxa" w:w="2257"/>
+          </w:tcPr>
+          <w:p>
+            <w:pPr>
+              <w:spacing w:after="40"/>
+              <w:ind w:firstLine="0"/>
+            </w:pPr>
+            <w:r>
+              <w:rPr>
+                <w:b/>
+                <w:sz w:val="22"/>
+              </w:rPr>
+              <w:t>LDR thuần: sai số / số lần chạy</w:t>
+            </w:r>
+          </w:p>
+        </w:tc>
+        <w:tc>
+          <w:tcPr>
+            <w:tcW w:type="dxa" w:w="2257"/>
+          </w:tcPr>
+          <w:p>
+            <w:pPr>
+              <w:spacing w:after="40"/>
+              <w:ind w:firstLine="0"/>
+            </w:pPr>
+            <w:r>
+              <w:rPr>
+                <w:b/>
+                <w:sz w:val="22"/>
+              </w:rPr>
+              <w:t>Lai: sai số / số lần chạy</w:t>
             </w:r>
           </w:p>
         </w:tc>
@@ -771,7 +1505,7 @@
       <w:tr>
         <w:tc>
           <w:tcPr>
-            <w:tcW w:type="dxa" w:w="1505"/>
+            <w:tcW w:type="dxa" w:w="2257"/>
           </w:tcPr>
           <w:p>
             <w:pPr>
@@ -788,7 +1522,7 @@
         </w:tc>
         <w:tc>
           <w:tcPr>
-            <w:tcW w:type="dxa" w:w="1505"/>
+            <w:tcW w:type="dxa" w:w="2257"/>
           </w:tcPr>
           <w:p>
             <w:pPr>
@@ -799,13 +1533,13 @@
               <w:rPr>
                 <w:sz w:val="22"/>
               </w:rPr>
-              <w:t>67,5</w:t>
+              <w:t>2,6° / 77 lần</w:t>
             </w:r>
           </w:p>
         </w:tc>
         <w:tc>
           <w:tcPr>
-            <w:tcW w:type="dxa" w:w="1505"/>
+            <w:tcW w:type="dxa" w:w="2257"/>
           </w:tcPr>
           <w:p>
             <w:pPr>
@@ -816,13 +1550,13 @@
               <w:rPr>
                 <w:sz w:val="22"/>
               </w:rPr>
-              <w:t>138,1</w:t>
+              <w:t>0,8° / 86 lần</w:t>
             </w:r>
           </w:p>
         </w:tc>
         <w:tc>
           <w:tcPr>
-            <w:tcW w:type="dxa" w:w="1505"/>
+            <w:tcW w:type="dxa" w:w="2257"/>
           </w:tcPr>
           <w:p>
             <w:pPr>
@@ -833,41 +1567,7 @@
               <w:rPr>
                 <w:sz w:val="22"/>
               </w:rPr>
-              <w:t>+104,5%</w:t>
-            </w:r>
-          </w:p>
-        </w:tc>
-        <w:tc>
-          <w:tcPr>
-            <w:tcW w:type="dxa" w:w="1505"/>
-          </w:tcPr>
-          <w:p>
-            <w:pPr>
-              <w:spacing w:after="40"/>
-              <w:ind w:firstLine="0"/>
-            </w:pPr>
-            <w:r>
-              <w:rPr>
-                <w:sz w:val="22"/>
-              </w:rPr>
-              <w:t>143,0</w:t>
-            </w:r>
-          </w:p>
-        </w:tc>
-        <w:tc>
-          <w:tcPr>
-            <w:tcW w:type="dxa" w:w="1505"/>
-          </w:tcPr>
-          <w:p>
-            <w:pPr>
-              <w:spacing w:after="40"/>
-              <w:ind w:firstLine="0"/>
-            </w:pPr>
-            <w:r>
-              <w:rPr>
-                <w:sz w:val="22"/>
-              </w:rPr>
-              <w:t>+3,6%</w:t>
+              <w:t>1,2° / 142 lần</w:t>
             </w:r>
           </w:p>
         </w:tc>
@@ -875,7 +1575,7 @@
       <w:tr>
         <w:tc>
           <w:tcPr>
-            <w:tcW w:type="dxa" w:w="1505"/>
+            <w:tcW w:type="dxa" w:w="2257"/>
           </w:tcPr>
           <w:p>
             <w:pPr>
@@ -892,7 +1592,7 @@
         </w:tc>
         <w:tc>
           <w:tcPr>
-            <w:tcW w:type="dxa" w:w="1505"/>
+            <w:tcW w:type="dxa" w:w="2257"/>
           </w:tcPr>
           <w:p>
             <w:pPr>
@@ -903,13 +1603,13 @@
               <w:rPr>
                 <w:sz w:val="22"/>
               </w:rPr>
-              <w:t>104,0</w:t>
+              <w:t>2,7° / 75 lần</w:t>
             </w:r>
           </w:p>
         </w:tc>
         <w:tc>
           <w:tcPr>
-            <w:tcW w:type="dxa" w:w="1505"/>
+            <w:tcW w:type="dxa" w:w="2257"/>
           </w:tcPr>
           <w:p>
             <w:pPr>
@@ -920,13 +1620,13 @@
               <w:rPr>
                 <w:sz w:val="22"/>
               </w:rPr>
-              <w:t>155,1</w:t>
+              <w:t>0,8° / 83 lần</w:t>
             </w:r>
           </w:p>
         </w:tc>
         <w:tc>
           <w:tcPr>
-            <w:tcW w:type="dxa" w:w="1505"/>
+            <w:tcW w:type="dxa" w:w="2257"/>
           </w:tcPr>
           <w:p>
             <w:pPr>
@@ -937,41 +1637,7 @@
               <w:rPr>
                 <w:sz w:val="22"/>
               </w:rPr>
-              <w:t>+49,1%</w:t>
-            </w:r>
-          </w:p>
-        </w:tc>
-        <w:tc>
-          <w:tcPr>
-            <w:tcW w:type="dxa" w:w="1505"/>
-          </w:tcPr>
-          <w:p>
-            <w:pPr>
-              <w:spacing w:after="40"/>
-              <w:ind w:firstLine="0"/>
-            </w:pPr>
-            <w:r>
-              <w:rPr>
-                <w:sz w:val="22"/>
-              </w:rPr>
-              <w:t>159,0</w:t>
-            </w:r>
-          </w:p>
-        </w:tc>
-        <w:tc>
-          <w:tcPr>
-            <w:tcW w:type="dxa" w:w="1505"/>
-          </w:tcPr>
-          <w:p>
-            <w:pPr>
-              <w:spacing w:after="40"/>
-              <w:ind w:firstLine="0"/>
-            </w:pPr>
-            <w:r>
-              <w:rPr>
-                <w:sz w:val="22"/>
-              </w:rPr>
-              <w:t>+2,5%</w:t>
+              <w:t>1,1° / 145 lần</w:t>
             </w:r>
           </w:p>
         </w:tc>
@@ -979,7 +1645,7 @@
       <w:tr>
         <w:tc>
           <w:tcPr>
-            <w:tcW w:type="dxa" w:w="1505"/>
+            <w:tcW w:type="dxa" w:w="2257"/>
           </w:tcPr>
           <w:p>
             <w:pPr>
@@ -996,7 +1662,7 @@
         </w:tc>
         <w:tc>
           <w:tcPr>
-            <w:tcW w:type="dxa" w:w="1505"/>
+            <w:tcW w:type="dxa" w:w="2257"/>
           </w:tcPr>
           <w:p>
             <w:pPr>
@@ -1007,13 +1673,13 @@
               <w:rPr>
                 <w:sz w:val="22"/>
               </w:rPr>
-              <w:t>66,5</w:t>
+              <w:t>2,6° / 77 lần</w:t>
             </w:r>
           </w:p>
         </w:tc>
         <w:tc>
           <w:tcPr>
-            <w:tcW w:type="dxa" w:w="1505"/>
+            <w:tcW w:type="dxa" w:w="2257"/>
           </w:tcPr>
           <w:p>
             <w:pPr>
@@ -1024,13 +1690,13 @@
               <w:rPr>
                 <w:sz w:val="22"/>
               </w:rPr>
-              <w:t>137,7</w:t>
+              <w:t>0,7° / 86 lần</w:t>
             </w:r>
           </w:p>
         </w:tc>
         <w:tc>
           <w:tcPr>
-            <w:tcW w:type="dxa" w:w="1505"/>
+            <w:tcW w:type="dxa" w:w="2257"/>
           </w:tcPr>
           <w:p>
             <w:pPr>
@@ -1041,41 +1707,7 @@
               <w:rPr>
                 <w:sz w:val="22"/>
               </w:rPr>
-              <w:t>+107,1%</w:t>
-            </w:r>
-          </w:p>
-        </w:tc>
-        <w:tc>
-          <w:tcPr>
-            <w:tcW w:type="dxa" w:w="1505"/>
-          </w:tcPr>
-          <w:p>
-            <w:pPr>
-              <w:spacing w:after="40"/>
-              <w:ind w:firstLine="0"/>
-            </w:pPr>
-            <w:r>
-              <w:rPr>
-                <w:sz w:val="22"/>
-              </w:rPr>
-              <w:t>143,0</w:t>
-            </w:r>
-          </w:p>
-        </w:tc>
-        <w:tc>
-          <w:tcPr>
-            <w:tcW w:type="dxa" w:w="1505"/>
-          </w:tcPr>
-          <w:p>
-            <w:pPr>
-              <w:spacing w:after="40"/>
-              <w:ind w:firstLine="0"/>
-            </w:pPr>
-            <w:r>
-              <w:rPr>
-                <w:sz w:val="22"/>
-              </w:rPr>
-              <w:t>+3,8%</w:t>
+              <w:t>1,2° / 142 lần</w:t>
             </w:r>
           </w:p>
         </w:tc>
@@ -1083,7 +1715,7 @@
       <w:tr>
         <w:tc>
           <w:tcPr>
-            <w:tcW w:type="dxa" w:w="1505"/>
+            <w:tcW w:type="dxa" w:w="2257"/>
           </w:tcPr>
           <w:p>
             <w:pPr>
@@ -1100,7 +1732,7 @@
         </w:tc>
         <w:tc>
           <w:tcPr>
-            <w:tcW w:type="dxa" w:w="1505"/>
+            <w:tcW w:type="dxa" w:w="2257"/>
           </w:tcPr>
           <w:p>
             <w:pPr>
@@ -1111,13 +1743,13 @@
               <w:rPr>
                 <w:sz w:val="22"/>
               </w:rPr>
-              <w:t>29,1</w:t>
+              <w:t>2,6° / 72 lần</w:t>
             </w:r>
           </w:p>
         </w:tc>
         <w:tc>
           <w:tcPr>
-            <w:tcW w:type="dxa" w:w="1505"/>
+            <w:tcW w:type="dxa" w:w="2257"/>
           </w:tcPr>
           <w:p>
             <w:pPr>
@@ -1128,13 +1760,13 @@
               <w:rPr>
                 <w:sz w:val="22"/>
               </w:rPr>
-              <w:t>102,2</w:t>
+              <w:t>0,8° / 90 lần</w:t>
             </w:r>
           </w:p>
         </w:tc>
         <w:tc>
           <w:tcPr>
-            <w:tcW w:type="dxa" w:w="1505"/>
+            <w:tcW w:type="dxa" w:w="2257"/>
           </w:tcPr>
           <w:p>
             <w:pPr>
@@ -1145,41 +1777,7 @@
               <w:rPr>
                 <w:sz w:val="22"/>
               </w:rPr>
-              <w:t>+251,3%</w:t>
-            </w:r>
-          </w:p>
-        </w:tc>
-        <w:tc>
-          <w:tcPr>
-            <w:tcW w:type="dxa" w:w="1505"/>
-          </w:tcPr>
-          <w:p>
-            <w:pPr>
-              <w:spacing w:after="40"/>
-              <w:ind w:firstLine="0"/>
-            </w:pPr>
-            <w:r>
-              <w:rPr>
-                <w:sz w:val="22"/>
-              </w:rPr>
-              <w:t>129,0</w:t>
-            </w:r>
-          </w:p>
-        </w:tc>
-        <w:tc>
-          <w:tcPr>
-            <w:tcW w:type="dxa" w:w="1505"/>
-          </w:tcPr>
-          <w:p>
-            <w:pPr>
-              <w:spacing w:after="40"/>
-              <w:ind w:firstLine="0"/>
-            </w:pPr>
-            <w:r>
-              <w:rPr>
-                <w:sz w:val="22"/>
-              </w:rPr>
-              <w:t>+26,2%</w:t>
+              <w:t>1,3° / 139 lần</w:t>
             </w:r>
           </w:p>
         </w:tc>
@@ -1189,9 +1787,57 @@
       <w:pPr/>
     </w:p>
     <w:p>
+      <w:pPr>
+        <w:ind w:firstLine="0"/>
+        <w:jc w:val="center"/>
+      </w:pPr>
+      <w:r>
+        <w:drawing>
+          <wp:inline xmlns:a="http://schemas.openxmlformats.org/drawingml/2006/main" xmlns:pic="http://schemas.openxmlformats.org/drawingml/2006/picture">
+            <wp:extent cx="5580000" cy="3842830"/>
+            <wp:docPr id="1" name="Picture 1"/>
+            <wp:cNvGraphicFramePr>
+              <a:graphicFrameLocks noChangeAspect="1"/>
+            </wp:cNvGraphicFramePr>
+            <a:graphic>
+              <a:graphicData uri="http://schemas.openxmlformats.org/drawingml/2006/picture">
+                <pic:pic>
+                  <pic:nvPicPr>
+                    <pic:cNvPr id="0" name="ket_qua_mo_phong_1_truc.png"/>
+                    <pic:cNvPicPr/>
+                  </pic:nvPicPr>
+                  <pic:blipFill>
+                    <a:blip r:embed="rId22"/>
+                    <a:stretch>
+                      <a:fillRect/>
+                    </a:stretch>
+                  </pic:blipFill>
+                  <pic:spPr>
+                    <a:xfrm>
+                      <a:off x="0" y="0"/>
+                      <a:ext cx="5580000" cy="3842830"/>
+                    </a:xfrm>
+                    <a:prstGeom prst="rect"/>
+                  </pic:spPr>
+                </pic:pic>
+              </a:graphicData>
+            </a:graphic>
+          </wp:inline>
+        </w:drawing>
+      </w:r>
+    </w:p>
+    <w:p>
+      <w:pPr>
+        <w:pStyle w:val="Caption"/>
+      </w:pPr>
+      <w:r>
+        <w:t>Hình 1. Góc tấm pin theo luật lai bám sát góc Mặt Trời lý tưởng ngày 21/6</w:t>
+      </w:r>
+    </w:p>
+    <w:p>
       <w:pPr/>
       <w:r>
-        <w:t>Bám một trục Đông–Tây tăng 49–251% năng lượng trực xạ so với tấm cố định tùy mùa. Cấu hình hai trục — đúng đối tượng của báo cáo này — nhỉnh hơn một trục 2,5–3,8% quanh phân điểm nhưng tới 26,2% ngày đông chí, vì mùa đông Mặt Trời vừa đi thấp vừa lệch Nam, chỉ chỉnh phương vị thì không bù được độ cao. Đây là căn cứ định lượng chốt phạm vi chế tạo hai trục.</w:t>
+        <w:t>Trục phương vị của luật lai giữ lệch hướng quanh 1–1,3° trong ngày nắng; thiên văn thuần chịu lệch đều 2,6° đúng bằng sai số lắp đặt giả định. Trục nghiêng có hành vi tương tự vì dùng cùng công thức với e2; riêng mùa đông trục nghiêng làm việc nhiều hơn vì Mặt Trời đi thấp.</w:t>
       </w:r>
     </w:p>
     <w:p>
@@ -1199,13 +1845,7 @@
         <w:pStyle w:val="Heading2"/>
       </w:pPr>
       <w:r>
-        <w:t>3.3. Kết quả độ chính xác của phép suy góc từ ma trận LDR</w:t>
-      </w:r>
-    </w:p>
-    <w:p>
-      <w:pPr/>
-      <w:r>
-        <w:t>Với đáp ứng cos(Δ ∓ β_s), sai lệch chuẩn hóa của mỗi trục liên hệ đóng với góc lệch: e = tan Δ · tan β_s, suy ra Δ = atan(e/tan β_s). Khảo sát Monte Carlo 400 lần, góc lệch ban đầu 2–12°:</w:t>
+        <w:t>3.4. Kết quả khi trời nhiều mây</w:t>
       </w:r>
     </w:p>
     <w:p>
@@ -1214,305 +1854,7 @@
         <w:spacing w:after="80"/>
       </w:pPr>
       <w:r>
-        <w:t>Bảng 2. Sai số của phép suy góc cần quay từ ma trận 4 LDR (β_s = 30°)</w:t>
-      </w:r>
-    </w:p>
-    <w:tbl>
-      <w:tblPr>
-        <w:tblStyle w:val="TableGrid"/>
-        <w:tblW w:type="auto" w:w="0"/>
-        <w:jc w:val="center"/>
-        <w:tblLook w:firstColumn="1" w:firstRow="1" w:lastColumn="0" w:lastRow="0" w:noHBand="0" w:noVBand="1" w:val="04A0"/>
-      </w:tblPr>
-      <w:tblGrid>
-        <w:gridCol w:w="4514"/>
-        <w:gridCol w:w="4514"/>
-      </w:tblGrid>
-      <w:tr>
-        <w:tc>
-          <w:tcPr>
-            <w:tcW w:type="dxa" w:w="4514"/>
-          </w:tcPr>
-          <w:p>
-            <w:pPr>
-              <w:spacing w:after="40"/>
-              <w:ind w:firstLine="0"/>
-            </w:pPr>
-            <w:r>
-              <w:rPr>
-                <w:b/>
-                <w:sz w:val="22"/>
-              </w:rPr>
-              <w:t>Điều kiện tín hiệu</w:t>
-            </w:r>
-          </w:p>
-        </w:tc>
-        <w:tc>
-          <w:tcPr>
-            <w:tcW w:type="dxa" w:w="4514"/>
-          </w:tcPr>
-          <w:p>
-            <w:pPr>
-              <w:spacing w:after="40"/>
-              <w:ind w:firstLine="0"/>
-            </w:pPr>
-            <w:r>
-              <w:rPr>
-                <w:b/>
-                <w:sz w:val="22"/>
-              </w:rPr>
-              <w:t>Sai số RMSE của góc suy ra</w:t>
-            </w:r>
-          </w:p>
-        </w:tc>
-      </w:tr>
-      <w:tr>
-        <w:tc>
-          <w:tcPr>
-            <w:tcW w:type="dxa" w:w="4514"/>
-          </w:tcPr>
-          <w:p>
-            <w:pPr>
-              <w:spacing w:after="40"/>
-              <w:ind w:firstLine="0"/>
-            </w:pPr>
-            <w:r>
-              <w:rPr>
-                <w:sz w:val="22"/>
-              </w:rPr>
-              <w:t>Lý tưởng (kênh đồng đều, không nhiễu)</w:t>
-            </w:r>
-          </w:p>
-        </w:tc>
-        <w:tc>
-          <w:tcPr>
-            <w:tcW w:type="dxa" w:w="4514"/>
-          </w:tcPr>
-          <w:p>
-            <w:pPr>
-              <w:spacing w:after="40"/>
-              <w:ind w:firstLine="0"/>
-            </w:pPr>
-            <w:r>
-              <w:rPr>
-                <w:sz w:val="22"/>
-              </w:rPr>
-              <w:t>0,00°</w:t>
-            </w:r>
-          </w:p>
-        </w:tc>
-      </w:tr>
-      <w:tr>
-        <w:tc>
-          <w:tcPr>
-            <w:tcW w:type="dxa" w:w="4514"/>
-          </w:tcPr>
-          <w:p>
-            <w:pPr>
-              <w:spacing w:after="40"/>
-              <w:ind w:firstLine="0"/>
-            </w:pPr>
-            <w:r>
-              <w:rPr>
-                <w:sz w:val="22"/>
-              </w:rPr>
-              <w:t>Sai khác độ lợi ±5% giữa các kênh, chưa hiệu chuẩn</w:t>
-            </w:r>
-          </w:p>
-        </w:tc>
-        <w:tc>
-          <w:tcPr>
-            <w:tcW w:type="dxa" w:w="4514"/>
-          </w:tcPr>
-          <w:p>
-            <w:pPr>
-              <w:spacing w:after="40"/>
-              <w:ind w:firstLine="0"/>
-            </w:pPr>
-            <w:r>
-              <w:rPr>
-                <w:sz w:val="22"/>
-              </w:rPr>
-              <w:t>1,98°</w:t>
-            </w:r>
-          </w:p>
-        </w:tc>
-      </w:tr>
-      <w:tr>
-        <w:tc>
-          <w:tcPr>
-            <w:tcW w:type="dxa" w:w="4514"/>
-          </w:tcPr>
-          <w:p>
-            <w:pPr>
-              <w:spacing w:after="40"/>
-              <w:ind w:firstLine="0"/>
-            </w:pPr>
-            <w:r>
-              <w:rPr>
-                <w:sz w:val="22"/>
-              </w:rPr>
-              <w:t>Sai khác độ lợi ±5%, đã hiệu chuẩn hệ số kênh</w:t>
-            </w:r>
-          </w:p>
-        </w:tc>
-        <w:tc>
-          <w:tcPr>
-            <w:tcW w:type="dxa" w:w="4514"/>
-          </w:tcPr>
-          <w:p>
-            <w:pPr>
-              <w:spacing w:after="40"/>
-              <w:ind w:firstLine="0"/>
-            </w:pPr>
-            <w:r>
-              <w:rPr>
-                <w:sz w:val="22"/>
-              </w:rPr>
-              <w:t>0,00°</w:t>
-            </w:r>
-          </w:p>
-        </w:tc>
-      </w:tr>
-      <w:tr>
-        <w:tc>
-          <w:tcPr>
-            <w:tcW w:type="dxa" w:w="4514"/>
-          </w:tcPr>
-          <w:p>
-            <w:pPr>
-              <w:spacing w:after="40"/>
-              <w:ind w:firstLine="0"/>
-            </w:pPr>
-            <w:r>
-              <w:rPr>
-                <w:sz w:val="22"/>
-              </w:rPr>
-              <w:t>Nhiễu đọc 2%</w:t>
-            </w:r>
-          </w:p>
-        </w:tc>
-        <w:tc>
-          <w:tcPr>
-            <w:tcW w:type="dxa" w:w="4514"/>
-          </w:tcPr>
-          <w:p>
-            <w:pPr>
-              <w:spacing w:after="40"/>
-              <w:ind w:firstLine="0"/>
-            </w:pPr>
-            <w:r>
-              <w:rPr>
-                <w:sz w:val="22"/>
-              </w:rPr>
-              <w:t>1,29°</w:t>
-            </w:r>
-          </w:p>
-        </w:tc>
-      </w:tr>
-      <w:tr>
-        <w:tc>
-          <w:tcPr>
-            <w:tcW w:type="dxa" w:w="4514"/>
-          </w:tcPr>
-          <w:p>
-            <w:pPr>
-              <w:spacing w:after="40"/>
-              <w:ind w:firstLine="0"/>
-            </w:pPr>
-            <w:r>
-              <w:rPr>
-                <w:sz w:val="22"/>
-              </w:rPr>
-              <w:t>Thành phần khuếch tán 15%</w:t>
-            </w:r>
-          </w:p>
-        </w:tc>
-        <w:tc>
-          <w:tcPr>
-            <w:tcW w:type="dxa" w:w="4514"/>
-          </w:tcPr>
-          <w:p>
-            <w:pPr>
-              <w:spacing w:after="40"/>
-              <w:ind w:firstLine="0"/>
-            </w:pPr>
-            <w:r>
-              <w:rPr>
-                <w:sz w:val="22"/>
-              </w:rPr>
-              <w:t>1,09°</w:t>
-            </w:r>
-          </w:p>
-        </w:tc>
-      </w:tr>
-      <w:tr>
-        <w:tc>
-          <w:tcPr>
-            <w:tcW w:type="dxa" w:w="4514"/>
-          </w:tcPr>
-          <w:p>
-            <w:pPr>
-              <w:spacing w:after="40"/>
-              <w:ind w:firstLine="0"/>
-            </w:pPr>
-            <w:r>
-              <w:rPr>
-                <w:sz w:val="22"/>
-              </w:rPr>
-              <w:t>Tổng hợp cả ba, đã hiệu chuẩn hệ số kênh</w:t>
-            </w:r>
-          </w:p>
-        </w:tc>
-        <w:tc>
-          <w:tcPr>
-            <w:tcW w:type="dxa" w:w="4514"/>
-          </w:tcPr>
-          <w:p>
-            <w:pPr>
-              <w:spacing w:after="40"/>
-              <w:ind w:firstLine="0"/>
-            </w:pPr>
-            <w:r>
-              <w:rPr>
-                <w:sz w:val="22"/>
-              </w:rPr>
-              <w:t>1,65°</w:t>
-            </w:r>
-          </w:p>
-        </w:tc>
-      </w:tr>
-    </w:tbl>
-    <w:p>
-      <w:pPr/>
-    </w:p>
-    <w:p>
-      <w:pPr/>
-      <w:r>
-        <w:t>Hai quyết định thiết kế được chốt từ bảng: bắt buộc hiệu chuẩn hệ số độ lợi bốn kênh dưới sáng khuếch tán; chọn β_s = 30° vì tan β_s = 0,577 đủ nhạy (Δ = 3° cho e ≈ 0,030, lớn hơn nhiều nhiễu đọc) mà không bão hòa trong dải lệch ±40°. Kết quả áp dụng cho cả hai trục vì công thức suy góc là như nhau.</w:t>
-      </w:r>
-    </w:p>
-    <w:p>
-      <w:pPr>
-        <w:pStyle w:val="Heading2"/>
-      </w:pPr>
-      <w:r>
-        <w:t>3.4. So sánh với phương pháp bám bước theo thời gian</w:t>
-      </w:r>
-    </w:p>
-    <w:p>
-      <w:pPr/>
-      <w:r>
-        <w:t>Vòng kín cả ngày được mô phỏng cho luật cũ (dịch một bước góc cố định mỗi lần vượt ngưỡng — quay theo thời gian) và luật mới (suy góc từ ma trận, quay tới góc đích theo hồi tiếp biến trở), cùng chịu nhiễu 1%, lệch độ lợi 3%, khuếch tán 10%. Bảng dưới là kết quả trên trục phương vị; trục nghiêng có hành vi tương tự vì cùng công thức:</w:t>
-      </w:r>
-    </w:p>
-    <w:p>
-      <w:pPr>
-        <w:pStyle w:val="Caption"/>
-        <w:spacing w:after="80"/>
-      </w:pPr>
-      <w:r>
-        <w:t>Bảng 3. So sánh luật suy góc từ ma trận và luật bám bước theo thời gian</w:t>
+        <w:t>Bảng 3. Hành vi của LDR thuần và luật lai trong ngày nhiều mây</w:t>
       </w:r>
     </w:p>
     <w:tbl>
@@ -1560,7 +1902,7 @@
                 <w:b/>
                 <w:sz w:val="22"/>
               </w:rPr>
-              <w:t>Ma trận δ=3°: sai số TB / số lần chạy</w:t>
+              <w:t>LDR thuần: sai số / số lần chạy</w:t>
             </w:r>
           </w:p>
         </w:tc>
@@ -1578,7 +1920,7 @@
                 <w:b/>
                 <w:sz w:val="22"/>
               </w:rPr>
-              <w:t>Bước theo thời gian: sai số TB / số lần chạy</w:t>
+              <w:t>Lai: sai số / số lần chạy</w:t>
             </w:r>
           </w:p>
         </w:tc>
@@ -1614,7 +1956,7 @@
               <w:rPr>
                 <w:sz w:val="22"/>
               </w:rPr>
-              <w:t>1,14° / 46 lần</w:t>
+              <w:t>74,7° / 106 lần</w:t>
             </w:r>
           </w:p>
         </w:tc>
@@ -1631,7 +1973,7 @@
               <w:rPr>
                 <w:sz w:val="22"/>
               </w:rPr>
-              <w:t>2,95° / 111 lần</w:t>
+              <w:t>1,6° / 33 lần</w:t>
             </w:r>
           </w:p>
         </w:tc>
@@ -1667,7 +2009,7 @@
               <w:rPr>
                 <w:sz w:val="22"/>
               </w:rPr>
-              <w:t>1,10° / 48 lần</w:t>
+              <w:t>69,1° / 123 lần</w:t>
             </w:r>
           </w:p>
         </w:tc>
@@ -1684,7 +2026,7 @@
               <w:rPr>
                 <w:sz w:val="22"/>
               </w:rPr>
-              <w:t>2,65° / 110 lần</w:t>
+              <w:t>1,7° / 31 lần</w:t>
             </w:r>
           </w:p>
         </w:tc>
@@ -1720,7 +2062,7 @@
               <w:rPr>
                 <w:sz w:val="22"/>
               </w:rPr>
-              <w:t>1,13° / 46 lần</w:t>
+              <w:t>74,9° / 106 lần</w:t>
             </w:r>
           </w:p>
         </w:tc>
@@ -1737,7 +2079,7 @@
               <w:rPr>
                 <w:sz w:val="22"/>
               </w:rPr>
-              <w:t>2,94° / 111 lần</w:t>
+              <w:t>1,6° / 33 lần</w:t>
             </w:r>
           </w:p>
         </w:tc>
@@ -1773,7 +2115,7 @@
               <w:rPr>
                 <w:sz w:val="22"/>
               </w:rPr>
-              <w:t>1,14° / 47 lần</w:t>
+              <w:t>92,5° / 99 lần</w:t>
             </w:r>
           </w:p>
         </w:tc>
@@ -1790,7 +2132,488 @@
               <w:rPr>
                 <w:sz w:val="22"/>
               </w:rPr>
-              <w:t>3,17° / 110 lần</w:t>
+              <w:t>1,6° / 33 lần</w:t>
+            </w:r>
+          </w:p>
+        </w:tc>
+      </w:tr>
+    </w:tbl>
+    <w:p>
+      <w:pPr/>
+    </w:p>
+    <w:p>
+      <w:pPr/>
+      <w:r>
+        <w:t>Trời mờ đều, nhánh LDR thuần không còn chênh lệch để dò nên tấm pin đứng yên trong khi Mặt Trời đi tiếp: sai số dồn tới 70–90°. Luật lai nhận biết tổng sáng thấp nên cả hai trục giữ lịch thiên văn, sai số 1,6–1,7° và motor chỉ chạy theo bước lịch 31–33 lần. Với hệ hai trục, lợi thế này càng rõ vì trục nghiêng không bị tụt xuống vị trí sai rồi phải kéo lại khi nắng bừng.</w:t>
+      </w:r>
+    </w:p>
+    <w:p>
+      <w:pPr>
+        <w:pStyle w:val="Heading2"/>
+      </w:pPr>
+      <w:r>
+        <w:t>3.5. Năng lượng thu được so với tấm cố định</w:t>
+      </w:r>
+    </w:p>
+    <w:p>
+      <w:pPr>
+        <w:pStyle w:val="Caption"/>
+        <w:spacing w:after="80"/>
+      </w:pPr>
+      <w:r>
+        <w:t>Bảng 4. Năng lượng trực xạ trong ngày, tấm cố định = 100%</w:t>
+      </w:r>
+    </w:p>
+    <w:tbl>
+      <w:tblPr>
+        <w:tblStyle w:val="TableGrid"/>
+        <w:tblW w:type="auto" w:w="0"/>
+        <w:jc w:val="center"/>
+        <w:tblLook w:firstColumn="1" w:firstRow="1" w:lastColumn="0" w:lastRow="0" w:noHBand="0" w:noVBand="1" w:val="04A0"/>
+      </w:tblPr>
+      <w:tblGrid>
+        <w:gridCol w:w="1806"/>
+        <w:gridCol w:w="1806"/>
+        <w:gridCol w:w="1806"/>
+        <w:gridCol w:w="1806"/>
+        <w:gridCol w:w="1806"/>
+      </w:tblGrid>
+      <w:tr>
+        <w:tc>
+          <w:tcPr>
+            <w:tcW w:type="dxa" w:w="1806"/>
+          </w:tcPr>
+          <w:p>
+            <w:pPr>
+              <w:spacing w:after="40"/>
+              <w:ind w:firstLine="0"/>
+            </w:pPr>
+            <w:r>
+              <w:rPr>
+                <w:b/>
+                <w:sz w:val="22"/>
+              </w:rPr>
+              <w:t>Ngày</w:t>
+            </w:r>
+          </w:p>
+        </w:tc>
+        <w:tc>
+          <w:tcPr>
+            <w:tcW w:type="dxa" w:w="1806"/>
+          </w:tcPr>
+          <w:p>
+            <w:pPr>
+              <w:spacing w:after="40"/>
+              <w:ind w:firstLine="0"/>
+            </w:pPr>
+            <w:r>
+              <w:rPr>
+                <w:b/>
+                <w:sz w:val="22"/>
+              </w:rPr>
+              <w:t>Tấm cố định</w:t>
+            </w:r>
+          </w:p>
+        </w:tc>
+        <w:tc>
+          <w:tcPr>
+            <w:tcW w:type="dxa" w:w="1806"/>
+          </w:tcPr>
+          <w:p>
+            <w:pPr>
+              <w:spacing w:after="40"/>
+              <w:ind w:firstLine="0"/>
+            </w:pPr>
+            <w:r>
+              <w:rPr>
+                <w:b/>
+                <w:sz w:val="22"/>
+              </w:rPr>
+              <w:t>Thiên văn</w:t>
+            </w:r>
+          </w:p>
+        </w:tc>
+        <w:tc>
+          <w:tcPr>
+            <w:tcW w:type="dxa" w:w="1806"/>
+          </w:tcPr>
+          <w:p>
+            <w:pPr>
+              <w:spacing w:after="40"/>
+              <w:ind w:firstLine="0"/>
+            </w:pPr>
+            <w:r>
+              <w:rPr>
+                <w:b/>
+                <w:sz w:val="22"/>
+              </w:rPr>
+              <w:t>LDR thuần</w:t>
+            </w:r>
+          </w:p>
+        </w:tc>
+        <w:tc>
+          <w:tcPr>
+            <w:tcW w:type="dxa" w:w="1806"/>
+          </w:tcPr>
+          <w:p>
+            <w:pPr>
+              <w:spacing w:after="40"/>
+              <w:ind w:firstLine="0"/>
+            </w:pPr>
+            <w:r>
+              <w:rPr>
+                <w:b/>
+                <w:sz w:val="22"/>
+              </w:rPr>
+              <w:t>Lai</w:t>
+            </w:r>
+          </w:p>
+        </w:tc>
+      </w:tr>
+      <w:tr>
+        <w:tc>
+          <w:tcPr>
+            <w:tcW w:type="dxa" w:w="1806"/>
+          </w:tcPr>
+          <w:p>
+            <w:pPr>
+              <w:spacing w:after="40"/>
+              <w:ind w:firstLine="0"/>
+            </w:pPr>
+            <w:r>
+              <w:rPr>
+                <w:sz w:val="22"/>
+              </w:rPr>
+              <w:t>21/3</w:t>
+            </w:r>
+          </w:p>
+        </w:tc>
+        <w:tc>
+          <w:tcPr>
+            <w:tcW w:type="dxa" w:w="1806"/>
+          </w:tcPr>
+          <w:p>
+            <w:pPr>
+              <w:spacing w:after="40"/>
+              <w:ind w:firstLine="0"/>
+            </w:pPr>
+            <w:r>
+              <w:rPr>
+                <w:sz w:val="22"/>
+              </w:rPr>
+              <w:t>100%</w:t>
+            </w:r>
+          </w:p>
+        </w:tc>
+        <w:tc>
+          <w:tcPr>
+            <w:tcW w:type="dxa" w:w="1806"/>
+          </w:tcPr>
+          <w:p>
+            <w:pPr>
+              <w:spacing w:after="40"/>
+              <w:ind w:firstLine="0"/>
+            </w:pPr>
+            <w:r>
+              <w:rPr>
+                <w:sz w:val="22"/>
+              </w:rPr>
+              <w:t>246%</w:t>
+            </w:r>
+          </w:p>
+        </w:tc>
+        <w:tc>
+          <w:tcPr>
+            <w:tcW w:type="dxa" w:w="1806"/>
+          </w:tcPr>
+          <w:p>
+            <w:pPr>
+              <w:spacing w:after="40"/>
+              <w:ind w:firstLine="0"/>
+            </w:pPr>
+            <w:r>
+              <w:rPr>
+                <w:sz w:val="22"/>
+              </w:rPr>
+              <w:t>221%</w:t>
+            </w:r>
+          </w:p>
+        </w:tc>
+        <w:tc>
+          <w:tcPr>
+            <w:tcW w:type="dxa" w:w="1806"/>
+          </w:tcPr>
+          <w:p>
+            <w:pPr>
+              <w:spacing w:after="40"/>
+              <w:ind w:firstLine="0"/>
+            </w:pPr>
+            <w:r>
+              <w:rPr>
+                <w:sz w:val="22"/>
+              </w:rPr>
+              <w:t>246%</w:t>
+            </w:r>
+          </w:p>
+        </w:tc>
+      </w:tr>
+      <w:tr>
+        <w:tc>
+          <w:tcPr>
+            <w:tcW w:type="dxa" w:w="1806"/>
+          </w:tcPr>
+          <w:p>
+            <w:pPr>
+              <w:spacing w:after="40"/>
+              <w:ind w:firstLine="0"/>
+            </w:pPr>
+            <w:r>
+              <w:rPr>
+                <w:sz w:val="22"/>
+              </w:rPr>
+              <w:t>21/6</w:t>
+            </w:r>
+          </w:p>
+        </w:tc>
+        <w:tc>
+          <w:tcPr>
+            <w:tcW w:type="dxa" w:w="1806"/>
+          </w:tcPr>
+          <w:p>
+            <w:pPr>
+              <w:spacing w:after="40"/>
+              <w:ind w:firstLine="0"/>
+            </w:pPr>
+            <w:r>
+              <w:rPr>
+                <w:sz w:val="22"/>
+              </w:rPr>
+              <w:t>100%</w:t>
+            </w:r>
+          </w:p>
+        </w:tc>
+        <w:tc>
+          <w:tcPr>
+            <w:tcW w:type="dxa" w:w="1806"/>
+          </w:tcPr>
+          <w:p>
+            <w:pPr>
+              <w:spacing w:after="40"/>
+              <w:ind w:firstLine="0"/>
+            </w:pPr>
+            <w:r>
+              <w:rPr>
+                <w:sz w:val="22"/>
+              </w:rPr>
+              <w:t>157%</w:t>
+            </w:r>
+          </w:p>
+        </w:tc>
+        <w:tc>
+          <w:tcPr>
+            <w:tcW w:type="dxa" w:w="1806"/>
+          </w:tcPr>
+          <w:p>
+            <w:pPr>
+              <w:spacing w:after="40"/>
+              <w:ind w:firstLine="0"/>
+            </w:pPr>
+            <w:r>
+              <w:rPr>
+                <w:sz w:val="22"/>
+              </w:rPr>
+              <w:t>144%</w:t>
+            </w:r>
+          </w:p>
+        </w:tc>
+        <w:tc>
+          <w:tcPr>
+            <w:tcW w:type="dxa" w:w="1806"/>
+          </w:tcPr>
+          <w:p>
+            <w:pPr>
+              <w:spacing w:after="40"/>
+              <w:ind w:firstLine="0"/>
+            </w:pPr>
+            <w:r>
+              <w:rPr>
+                <w:sz w:val="22"/>
+              </w:rPr>
+              <w:t>157%</w:t>
+            </w:r>
+          </w:p>
+        </w:tc>
+      </w:tr>
+      <w:tr>
+        <w:tc>
+          <w:tcPr>
+            <w:tcW w:type="dxa" w:w="1806"/>
+          </w:tcPr>
+          <w:p>
+            <w:pPr>
+              <w:spacing w:after="40"/>
+              <w:ind w:firstLine="0"/>
+            </w:pPr>
+            <w:r>
+              <w:rPr>
+                <w:sz w:val="22"/>
+              </w:rPr>
+              <w:t>23/9</w:t>
+            </w:r>
+          </w:p>
+        </w:tc>
+        <w:tc>
+          <w:tcPr>
+            <w:tcW w:type="dxa" w:w="1806"/>
+          </w:tcPr>
+          <w:p>
+            <w:pPr>
+              <w:spacing w:after="40"/>
+              <w:ind w:firstLine="0"/>
+            </w:pPr>
+            <w:r>
+              <w:rPr>
+                <w:sz w:val="22"/>
+              </w:rPr>
+              <w:t>100%</w:t>
+            </w:r>
+          </w:p>
+        </w:tc>
+        <w:tc>
+          <w:tcPr>
+            <w:tcW w:type="dxa" w:w="1806"/>
+          </w:tcPr>
+          <w:p>
+            <w:pPr>
+              <w:spacing w:after="40"/>
+              <w:ind w:firstLine="0"/>
+            </w:pPr>
+            <w:r>
+              <w:rPr>
+                <w:sz w:val="22"/>
+              </w:rPr>
+              <w:t>249%</w:t>
+            </w:r>
+          </w:p>
+        </w:tc>
+        <w:tc>
+          <w:tcPr>
+            <w:tcW w:type="dxa" w:w="1806"/>
+          </w:tcPr>
+          <w:p>
+            <w:pPr>
+              <w:spacing w:after="40"/>
+              <w:ind w:firstLine="0"/>
+            </w:pPr>
+            <w:r>
+              <w:rPr>
+                <w:sz w:val="22"/>
+              </w:rPr>
+              <w:t>224%</w:t>
+            </w:r>
+          </w:p>
+        </w:tc>
+        <w:tc>
+          <w:tcPr>
+            <w:tcW w:type="dxa" w:w="1806"/>
+          </w:tcPr>
+          <w:p>
+            <w:pPr>
+              <w:spacing w:after="40"/>
+              <w:ind w:firstLine="0"/>
+            </w:pPr>
+            <w:r>
+              <w:rPr>
+                <w:sz w:val="22"/>
+              </w:rPr>
+              <w:t>249%</w:t>
+            </w:r>
+          </w:p>
+        </w:tc>
+      </w:tr>
+      <w:tr>
+        <w:tc>
+          <w:tcPr>
+            <w:tcW w:type="dxa" w:w="1806"/>
+          </w:tcPr>
+          <w:p>
+            <w:pPr>
+              <w:spacing w:after="40"/>
+              <w:ind w:firstLine="0"/>
+            </w:pPr>
+            <w:r>
+              <w:rPr>
+                <w:sz w:val="22"/>
+              </w:rPr>
+              <w:t>21/12</w:t>
+            </w:r>
+          </w:p>
+        </w:tc>
+        <w:tc>
+          <w:tcPr>
+            <w:tcW w:type="dxa" w:w="1806"/>
+          </w:tcPr>
+          <w:p>
+            <w:pPr>
+              <w:spacing w:after="40"/>
+              <w:ind w:firstLine="0"/>
+            </w:pPr>
+            <w:r>
+              <w:rPr>
+                <w:sz w:val="22"/>
+              </w:rPr>
+              <w:t>100%</w:t>
+            </w:r>
+          </w:p>
+        </w:tc>
+        <w:tc>
+          <w:tcPr>
+            <w:tcW w:type="dxa" w:w="1806"/>
+          </w:tcPr>
+          <w:p>
+            <w:pPr>
+              <w:spacing w:after="40"/>
+              <w:ind w:firstLine="0"/>
+            </w:pPr>
+            <w:r>
+              <w:rPr>
+                <w:sz w:val="22"/>
+              </w:rPr>
+              <w:t>479%</w:t>
+            </w:r>
+          </w:p>
+        </w:tc>
+        <w:tc>
+          <w:tcPr>
+            <w:tcW w:type="dxa" w:w="1806"/>
+          </w:tcPr>
+          <w:p>
+            <w:pPr>
+              <w:spacing w:after="40"/>
+              <w:ind w:firstLine="0"/>
+            </w:pPr>
+            <w:r>
+              <w:rPr>
+                <w:sz w:val="22"/>
+              </w:rPr>
+              <w:t>410%</w:t>
+            </w:r>
+          </w:p>
+        </w:tc>
+        <w:tc>
+          <w:tcPr>
+            <w:tcW w:type="dxa" w:w="1806"/>
+          </w:tcPr>
+          <w:p>
+            <w:pPr>
+              <w:spacing w:after="40"/>
+              <w:ind w:firstLine="0"/>
+            </w:pPr>
+            <w:r>
+              <w:rPr>
+                <w:sz w:val="22"/>
+              </w:rPr>
+              <w:t>478%</w:t>
             </w:r>
           </w:p>
         </w:tc>
@@ -1807,8 +2630,8 @@
       <w:r>
         <w:drawing>
           <wp:inline xmlns:a="http://schemas.openxmlformats.org/drawingml/2006/main" xmlns:pic="http://schemas.openxmlformats.org/drawingml/2006/picture">
-            <wp:extent cx="5760000" cy="4465618"/>
-            <wp:docPr id="1" name="Picture 1"/>
+            <wp:extent cx="5580000" cy="2731875"/>
+            <wp:docPr id="2" name="Picture 2"/>
             <wp:cNvGraphicFramePr>
               <a:graphicFrameLocks noChangeAspect="1"/>
             </wp:cNvGraphicFramePr>
@@ -1816,11 +2639,11 @@
               <a:graphicData uri="http://schemas.openxmlformats.org/drawingml/2006/picture">
                 <pic:pic>
                   <pic:nvPicPr>
-                    <pic:cNvPr id="0" name="ket_qua_mo_phong_1_truc.png"/>
+                    <pic:cNvPr id="0" name="ket_qua_nang_luong.png"/>
                     <pic:cNvPicPr/>
                   </pic:nvPicPr>
                   <pic:blipFill>
-                    <a:blip r:embed="rId22"/>
+                    <a:blip r:embed="rId24"/>
                     <a:stretch>
                       <a:fillRect/>
                     </a:stretch>
@@ -1828,7 +2651,7 @@
                   <pic:spPr>
                     <a:xfrm>
                       <a:off x="0" y="0"/>
-                      <a:ext cx="5760000" cy="4465618"/>
+                      <a:ext cx="5580000" cy="2731875"/>
                     </a:xfrm>
                     <a:prstGeom prst="rect"/>
                   </pic:spPr>
@@ -1844,13 +2667,13 @@
         <w:pStyle w:val="Caption"/>
       </w:pPr>
       <w:r>
-        <w:t>Hình 1. Góc bám và sai số trong ngày 21/6 của phương pháp ma trận LDR</w:t>
+        <w:t>Hình 2. Năng lượng thu được trong ngày so với tấm cố định</w:t>
       </w:r>
     </w:p>
     <w:p>
       <w:pPr/>
       <w:r>
-        <w:t>Phương pháp ma trận giảm sai số bám trung bình từ 2,65–3,17° xuống 1,10–1,14° và giảm số lần khởi động động cơ từ 110–111 xuống 46–48 lần mỗi ngày (−58%), có ý nghĩa trực tiếp với độ bền hai cụm trục vít của mô hình hai trục.</w:t>
+        <w:t>Bám nắng hai trục theo luật lai thu gấp 1,6 đến 4,8 lần tấm cố định tùy mùa và luôn nằm trong nhóm cao nhất ở cả ngày nắng lẫn ngày mây, nên được chọn làm phương pháp điều khiển của mô hình.</w:t>
       </w:r>
     </w:p>
     <w:p>
@@ -1858,7 +2681,7 @@
         <w:pStyle w:val="Heading2"/>
       </w:pPr>
       <w:r>
-        <w:t>3.5. Phương pháp chốt cho mô hình hai trục</w:t>
+        <w:t>3.6. Nhận xét và thông số chính của chương trình</w:t>
       </w:r>
     </w:p>
     <w:p>
@@ -1866,7 +2689,7 @@
         <w:pStyle w:val="ListBullet"/>
       </w:pPr>
       <w:r>
-        <w:t>Đọc ma trận bốn LDR mỗi chu kỳ; tính e_nghiêng từ cặp trên–dưới và e_quay từ cặp trái–phải.</w:t>
+        <w:t>Phương pháp điều khiển: lai thiên văn + LDR; thiên văn định vị thô và giữ lịch khi mây, LDR tinh chỉnh khi nắng; trục nghiêng chỉnh trước, phương vị chỉnh sau.</w:t>
       </w:r>
     </w:p>
     <w:p>
@@ -1874,7 +2697,7 @@
         <w:pStyle w:val="ListBullet"/>
       </w:pPr>
       <w:r>
-        <w:t>Suy hai góc lệch bằng Δ = atan(e/tan β_s); chỉnh trục nghiêng trước, tới phiên trục phương vị, mỗi trục quay tới góc đích đọc từ biến trở hồi tiếp riêng.</w:t>
+        <w:t>Góc gá cảm biến β_s = 30°, vách che chữ thập giữa cụm; ngưỡng chết |e1|, |e2| = 0,030 (lệch 3°); ngưỡng nắng bằng 25% tổng sáng lúc trưa.</w:t>
       </w:r>
     </w:p>
     <w:p>
@@ -1882,15 +2705,7 @@
         <w:pStyle w:val="ListBullet"/>
       </w:pPr>
       <w:r>
-        <w:t>Vùng chết δ = 3° cho cả hai trục; β_s = 30°; không quay theo thời gian ở bất kỳ nhánh nào.</w:t>
-      </w:r>
-    </w:p>
-    <w:p>
-      <w:pPr>
-        <w:pStyle w:val="ListBullet"/>
-      </w:pPr>
-      <w:r>
-        <w:t>Bắt buộc hiệu chuẩn hệ số độ lợi bốn kênh; kiểm tra tổng sáng, bão hòa và biến động trước khi phát lệnh; trục vít tự hãm giữ vị trí khi ngắt điện.</w:t>
+        <w:t>Bước lịch thiên văn 2° cho mỗi trục; ngưỡng chuyển định vị thô 5°; tinh chỉnh LDR đi thẳng góc suy ra từ e.</w:t>
       </w:r>
     </w:p>
     <w:p>
@@ -1914,7 +2729,7 @@
         <w:pStyle w:val="ListBullet"/>
       </w:pPr>
       <w:r>
-        <w:t>Chốt phương pháp điều khiển hai trục: ma trận bốn LDR suy ra đồng thời Δ_nghiêng và Δ_quay bằng quan hệ đóng Δ = atan(e/tan β_s); bỏ hoàn toàn cách quay bước theo thời gian.</w:t>
+        <w:t>Hoàn thành ma trận tính toán LDR dùng chung hai trục: góc suy ra trùng góc đặt 0–30°, xác định ngưỡng chết e = 0,030 (mục 3.2).</w:t>
       </w:r>
     </w:p>
     <w:p>
@@ -1922,7 +2737,7 @@
         <w:pStyle w:val="ListBullet"/>
       </w:pPr>
       <w:r>
-        <w:t>Chạy mô phỏng số: chứng minh cấu hình hai trục vượt một trục 26,2% năng lượng trực xạ ngày đông chí; sai số suy góc sau hiệu chuẩn còn 1,65° ở điều kiện tổng hợp (Chương 3).</w:t>
+        <w:t>Hoàn thành mô phỏng ba phương pháp: luật lai giữ 1,1–1,7° cả ngày nắng lẫn ngày mây, LDR thuần lạc hướng 70–90° khi mây (mục 3.3, 3.4).</w:t>
       </w:r>
     </w:p>
     <w:p>
@@ -1930,7 +2745,7 @@
         <w:pStyle w:val="ListBullet"/>
       </w:pPr>
       <w:r>
-        <w:t>Chốt tham số: β_s = 30°, vùng chết δ = 3°, thứ tự chỉnh nghiêng trước – phương vị sau.</w:t>
+        <w:t>Hoàn thành bảng năng lượng: luật lai thu 157–478% so tấm cố định tùy mùa (mục 3.5).</w:t>
       </w:r>
     </w:p>
     <w:p>
@@ -1938,7 +2753,7 @@
         <w:pStyle w:val="ListBullet"/>
       </w:pPr>
       <w:r>
-        <w:t>Chốt phần cứng: ESP32 là vi điều khiển duy nhất cho cả hai trục; hai động cơ gạt nước ô tô trục vít tự giữ vị trí khi ngắt điện; hai biến trở hồi tiếp góc.</w:t>
+        <w:t>Hoàn thành thứ tự chỉnh trục nghiêng trước – phương vị sau và bộ thông số cho chương trình hai trục.</w:t>
       </w:r>
     </w:p>
     <w:p>
@@ -1954,7 +2769,7 @@
         <w:pStyle w:val="ListBullet"/>
       </w:pPr>
       <w:r>
-        <w:t>Đối chiếu vectơ Mặt Trời mô phỏng với SPA/pvlib, yêu cầu sai số hình học dưới 0,5°.</w:t>
+        <w:t>Hiệu chỉnh hệ số kinh độ giờ Mặt Trời trong code theo giờ đọc thực tế của DS1307.</w:t>
       </w:r>
     </w:p>
     <w:p>
@@ -1962,15 +2777,7 @@
         <w:pStyle w:val="ListBullet"/>
       </w:pPr>
       <w:r>
-        <w:t>Chế giá thử β_s và đo kiểm chứng đáp ứng cos(Δ ∓ β_s) với cụm LDR thực.</w:t>
-      </w:r>
-    </w:p>
-    <w:p>
-      <w:pPr>
-        <w:pStyle w:val="ListBullet"/>
-      </w:pPr>
-      <w:r>
-        <w:t>Mở rộng mô phỏng vòng kín cho đồng thời hai trục để xác nhận thứ tự nghiêng–phương vị.</w:t>
+        <w:t>Đo kiểm chứng vách che chữ thập cho cả hai cặp kênh e1 và e2.</w:t>
       </w:r>
     </w:p>
     <w:p>
@@ -2040,7 +2847,7 @@
     <w:p>
       <w:pPr/>
       <w:r>
-        <w:t>[9] Analog Devices, DS3231 Extremely Accurate I²C-Integrated RTC/TCXO/Crystal, Datasheet. https://www.analog.com/media/en/technical-documentation/data-sheets/DS3231.pdf</w:t>
+        <w:t>[9] Maxim Integrated, DS1307 64 x 8, Serial I2C Real-Time Clock, Datasheet. https://www.analog.com/media/en/technical-documentation/data-sheets/DS1307.pdf</w:t>
       </w:r>
     </w:p>
     <w:p>
@@ -2934,7 +3741,7 @@
               <w:rPr>
                 <w:sz w:val="22"/>
               </w:rPr>
-              <w:t>ESP32 + RTC DS3231.</w:t>
+              <w:t>ESP32 + RTC DS1307.</w:t>
             </w:r>
           </w:p>
         </w:tc>

--- a/Bao_cao_2_truc_Nghien_cuu.docx
+++ b/Bao_cao_2_truc_Nghien_cuu.docx
@@ -259,13 +259,13 @@
     <w:p>
       <w:pPr/>
       <w:r>
-        <w:t>ESP32 DevKit (Xtensa LX6 hai nhân 240 MHz, 4 MB flash) điều khiển cả hai trục của mô hình. Hệ không dùng WiFi khi vận hành nên bốn kênh LDR đặt trên ADC2 (GPIO25, 26, 27, 14), hai biến trở hồi tiếp góc nghiêng và góc phương vị đặt trên ADC1 (GPIO36, 39); báo cáo chỉ đo điện áp, chưa đo dòng điện. Bus I²C GPIO21/GPIO22 nối chung module thời gian thực DS1307 và màn hình LCD I²C 1602; bốn công tắc hành trình qt1…qt4 vào GPIO34, 35, 32, 33; bốn chân lệnh th_thuan/th_nguoc của hai trục là GPIO19, 18 và GPIO5, 13.</w:t>
+        <w:t>Bộ điều khiển trung tâm là module ESP32 DevKit duy nhất cho cả hai trục. Bo có hai nhóm ADC 12 bit; đề tài không bật WiFi nên dùng được cả nhóm ADC2. Theo sheet nguyên lý: bốn kênh LDR vào GPIO25/26/27/14, biến trở hồi tiếp góc phương vị vào GPIO36, điện áp tấm pin qua cầu chia vào GPIO39, biến trở hồi tiếp góc nghiêng của bản hai trục dùng GPIO2; bốn công tắc hành trình qt1–qt4 vào GPIO34/35/32/33. ADC của ESP32 chỉ đo điện áp 0–3,3 V, phiên bản này chưa đo dòng điện.</w:t>
       </w:r>
     </w:p>
     <w:p>
       <w:pPr/>
       <w:r>
-        <w:t>Module DS1307 giữ giờ thực nhờ pin nuôi, cấp ngày–giờ cho nhánh thiên văn của cả hai trục; LCD I²C 1602 hiển thị giờ đọc được, góc lệnh và góc thực tế của từng trục cùng sai lệch e1, e2 để quan sát trực tiếp không cần máy tính.</w:t>
+        <w:t>Thời gian thực dùng module DS1307 (I²C 0x68, pin nuôi) cấp ngày giờ cho khối thiên văn; hiển thị dùng LCD 1602 kèm mạch chuyển I²C PCF8574 (0x27) chung bus SDA/SCL (GPIO21/22). Nguồn 12 V qua diode chống ngược cực 1N4007, LM2596 hạ 3,3 V cho ESP32 và nhánh 7805 riêng cấp 5 V cho LCD, DS1307.</w:t>
       </w:r>
     </w:p>
     <w:p>
@@ -273,19 +273,19 @@
         <w:pStyle w:val="Heading2"/>
       </w:pPr>
       <w:r>
-        <w:t>2.5. Mạch động lực cầu H TIP41C cách ly opto và động cơ trục vít</w:t>
+        <w:t>2.5. Hai động cơ gạt nước và hai mạch động lực cầu H bốn TIP41C</w:t>
       </w:r>
     </w:p>
     <w:p>
       <w:pPr/>
       <w:r>
-        <w:t>Mỗi trục dùng một động cơ gạt nước ô tô 12 V kèm hộp giảm tốc trục vít – bánh vít: trục vít tự hãm nên tấm pin tự giữ vị trí khi ngắt lệnh, đặc biệt quan trọng với trục nghiêng luôn chịu mô-men trọng lượng của tấm pin 4 kg. Mỗi motor có một mạch động lực cầu H bốn TIP41C với bốn diode bảo vệ và một cặp opto PC817 kèm điện trở 220 Ω cách ly khối logic 3,3 V khỏi khối công suất 12 V; toàn hệ dùng tám TIP41C và bốn PC817.</w:t>
+        <w:t>Mỗi trục dùng một động cơ gạt nước kính ô tô 12 V kèm hộp giảm tốc trục vít – bánh vít. Cặp trục vít tự hãm nên khi ngắt lệnh hoặc mất điện tấm pin tự giữ vị trí dưới gió và trọng lượng bản thân; điều này đặc biệt quan trọng với trục nghiêng luôn chịu mô-men trọng trường. Mô-men motor phù hợp tấm pin 100 W nặng khoảng 4 kg ở gió vừa phải.</w:t>
       </w:r>
     </w:p>
     <w:p>
       <w:pPr/>
       <w:r>
-        <w:t>Opto tác động ở mức thấp: chân lệnh xuống 0 thì mở cầu H chiều tương ứng, cả hai chân lệnh mức 1 thì cầu H khóa; vì vậy setup() đưa cả bốn chân lệnh lên mức cao trước khi vào vòng lặp. Nguồn 12 V qua 1N4007 chống ngược cực, LM2596 hạ 3,3 V nuôi ESP32, 7805 hạ 5 V nuôi LCD và DS1307.</w:t>
+        <w:t>Mỗi motor có một mạch động lực cầu H ghép từ bốn transistor TIP41C (NPN, 6 A, 100 V, TO-220), bazơ qua trở 10 k và diode bảo vệ trả xung ngược về nguồn và mass. Lệnh dkxuoi/dknguoc đi qua opto PC817 cách ly mass 3,3 V và mass 12 V, tích cực mức thấp: dkxuoi = 0 cho cặp chéo trái dẫn, dknguoc = 0 cho cặp chéo phải dẫn, cả hai bằng 1 thì cầu H khóa và motor tự giữ.</w:t>
       </w:r>
     </w:p>
     <w:p>
@@ -407,13 +407,7 @@
         <w:pStyle w:val="Heading2"/>
       </w:pPr>
       <w:r>
-        <w:t>2.9. Các phương pháp bám nắng khảo sát</w:t>
-      </w:r>
-    </w:p>
-    <w:p>
-      <w:pPr/>
-      <w:r>
-        <w:t>Đề tài khảo sát ba nhóm phương pháp bám nắng cho hệ hai trục và chọn phương pháp lai làm phương án thực hiện.</w:t>
+        <w:t>2.9. Ba phương pháp bám nắng xem xét trong đề tài</w:t>
       </w:r>
     </w:p>
     <w:p>
@@ -421,13 +415,13 @@
         <w:pStyle w:val="Heading3"/>
       </w:pPr>
       <w:r>
-        <w:t>2.9.1. Phương pháp bám theo cảm biến quang trở (vòng kín)</w:t>
+        <w:t>2.9.1. Nhóm 1 – Vòng hở theo thời gian (thuật toán thiên văn)</w:t>
       </w:r>
     </w:p>
     <w:p>
       <w:pPr/>
       <w:r>
-        <w:t>Bốn quang trở LDR đặt ở bốn góc tấm pin, giữa cụm có vách che chữ thập tạo bóng chênh lệch. Gọi tín hiệu ADC bốn kênh là L_trái, L_phải, L_trên, L_dưới:</w:t>
+        <w:t>Tính vị trí Mặt Trời từ tọa độ lắp đặt, ngày và giờ đọc từ DS1307, không cần cảm biến sáng. Xích vĩ theo ngày trong năm:</w:t>
       </w:r>
     </w:p>
     <w:p>
@@ -439,55 +433,13 @@
         <w:rPr>
           <w:i/>
         </w:rPr>
-        <w:t>e1 = ADC(LDR_trái) − ADC(LDR_phải);   e2 = ADC(LDR_trên) − ADC(LDR_dưới)</w:t>
+        <w:t>δ = 23,45° · sin[360°·(284 + n)/365]</w:t>
       </w:r>
     </w:p>
     <w:p>
       <w:pPr/>
       <w:r>
-        <w:t>Luật điều khiển: nếu |e1| lớn hơn ngưỡng thì quay động cơ trục phương vị theo dấu e1; nếu |e2| lớn hơn ngưỡng thì quay động cơ trục nghiêng theo dấu e2; ngược lại dừng. Khoảng ngưỡng là vùng chết chống dao động quanh vị trí cân bằng.</w:t>
-      </w:r>
-    </w:p>
-    <w:p>
-      <w:pPr>
-        <w:pStyle w:val="ListBullet"/>
-      </w:pPr>
-      <w:r>
-        <w:t>Ưu điểm: đơn giản, rẻ, phản ứng theo điều kiện sáng thực tế, không cần tọa độ và đồng hồ chính xác.</w:t>
-      </w:r>
-    </w:p>
-    <w:p>
-      <w:pPr>
-        <w:pStyle w:val="ListBullet"/>
-      </w:pPr>
-      <w:r>
-        <w:t>Nhược điểm: nhạy với mây và bóng che; khi trời mờ đều bốn kênh gần bằng nhau thì hệ mất phương hướng, đứng yên trong khi Mặt Trời vẫn di chuyển.</w:t>
-      </w:r>
-    </w:p>
-    <w:p>
-      <w:pPr>
-        <w:pStyle w:val="Heading3"/>
-      </w:pPr>
-      <w:r>
-        <w:t>2.9.2. Phương pháp bám theo thời gian (vòng hở thiên văn)</w:t>
-      </w:r>
-    </w:p>
-    <w:p>
-      <w:pPr/>
-      <w:r>
-        <w:t>Vị trí Mặt Trời tính từ vị trí địa lý, ngày và giờ thực đọc từ DS1307. Với n là ngày trong năm, t là giờ Mặt Trời, φ là vĩ độ nơi lắp đặt:</w:t>
-      </w:r>
-    </w:p>
-    <w:p>
-      <w:pPr>
-        <w:ind w:firstLine="0"/>
-        <w:jc w:val="center"/>
-      </w:pPr>
-      <w:r>
-        <w:rPr>
-          <w:i/>
-        </w:rPr>
-        <w:t>δ = 23,45° · sin[360° · (284 + n)/365]</w:t>
+        <w:t>Góc giờ theo giờ Mặt Trời t:</w:t>
       </w:r>
     </w:p>
     <w:p>
@@ -500,6 +452,12 @@
           <w:i/>
         </w:rPr>
         <w:t>H = 15° · (t − 12)</w:t>
+      </w:r>
+    </w:p>
+    <w:p>
+      <w:pPr/>
+      <w:r>
+        <w:t>Góc cao Mặt Trời α theo vĩ độ φ:</w:t>
       </w:r>
     </w:p>
     <w:p>
@@ -517,7 +475,7 @@
     <w:p>
       <w:pPr/>
       <w:r>
-        <w:t>Góc phương vị γ tính từ α, δ, φ; từ α và γ suy ra góc lệnh cho trục nghiêng và trục phương vị. Vòng hở chuyển động mượt, không dao động.</w:t>
+        <w:t>Góc phương vị γ tính tiếp từ α, δ, φ. Cặp (α, γ) đổi trực tiếp ra góc đặt của trục nghiêng và trục phương vị.</w:t>
       </w:r>
     </w:p>
     <w:p>
@@ -525,7 +483,7 @@
         <w:pStyle w:val="ListBullet"/>
       </w:pPr>
       <w:r>
-        <w:t>Ưu điểm: ổn định, không phụ thuộc thời tiết, làm việc được cả khi mây dày.</w:t>
+        <w:t>Ưu điểm: ổn định, không phụ thuộc thời tiết, không dao động.</w:t>
       </w:r>
     </w:p>
     <w:p>
@@ -533,7 +491,7 @@
         <w:pStyle w:val="ListBullet"/>
       </w:pPr>
       <w:r>
-        <w:t>Nhược điểm: cần đúng tọa độ và giờ; sai số lắp đặt và sai số đồng hồ không tự sửa được.</w:t>
+        <w:t>Nhược điểm: cần cài đúng tọa độ và giờ; không tự sửa sai số lắp đặt và độ rơ khớp 3D.</w:t>
       </w:r>
     </w:p>
     <w:p>
@@ -541,7 +499,25 @@
         <w:pStyle w:val="Heading3"/>
       </w:pPr>
       <w:r>
-        <w:t>2.9.3. Phương pháp lai quang trở – thiên văn (lựa chọn của đề tài)</w:t>
+        <w:t>2.9.2. Nhóm 2 – Vòng kín dùng cảm biến quang trở (LDR)</w:t>
+      </w:r>
+    </w:p>
+    <w:p>
+      <w:pPr/>
+      <w:r>
+        <w:t>Bốn LDR ở bốn góc tấm pin, giữa có vách che tạo bóng lệch. Sai lệch điều khiển của hai trục:</w:t>
+      </w:r>
+    </w:p>
+    <w:p>
+      <w:pPr>
+        <w:ind w:firstLine="0"/>
+        <w:jc w:val="center"/>
+      </w:pPr>
+      <w:r>
+        <w:rPr>
+          <w:i/>
+        </w:rPr>
+        <w:t>e1 = ADC(LDR_trái) − ADC(LDR_phải);   e2 = ADC(LDR_trên) − ADC(LDR_dưới)</w:t>
       </w:r>
     </w:p>
     <w:p>
@@ -549,7 +525,7 @@
         <w:pStyle w:val="ListBullet"/>
       </w:pPr>
       <w:r>
-        <w:t>Thiên văn định vị thô: mỗi chu kỳ đọc DS1307, tính góc lệnh hai trục; trục nào lệch góc hiện tại quá 5° thì chạy motor theo lịch kéo về gần Mặt Trời.</w:t>
+        <w:t>Nếu |e1| &gt; ngưỡng: quay motor phương vị theo dấu e1; nếu |e2| &gt; ngưỡng: quay motor nghiêng theo dấu e2.</w:t>
       </w:r>
     </w:p>
     <w:p>
@@ -557,7 +533,7 @@
         <w:pStyle w:val="ListBullet"/>
       </w:pPr>
       <w:r>
-        <w:t>LDR tinh chỉnh: khi tổng sáng vượt ngưỡng nắng, e1 tinh chỉnh trục phương vị và e2 tinh chỉnh trục nghiêng, mỗi trục một bước nhỏ về phía nhận sáng mạnh hơn, bù sai số lắp đặt mà vòng hở không tự sửa.</w:t>
+        <w:t>Ngược lại thì dừng – vùng chết chống dao động quanh vị trí cân bằng.</w:t>
       </w:r>
     </w:p>
     <w:p>
@@ -565,13 +541,53 @@
         <w:pStyle w:val="ListBullet"/>
       </w:pPr>
       <w:r>
-        <w:t>Trời nhiều mây: tổng sáng dưới ngưỡng thì bỏ qua LDR, giữ vị trí theo lịch thiên văn cho cả hai trục để tránh dao động vô ích.</w:t>
+        <w:t>Ưu điểm: đơn giản, rẻ, phản ứng theo sáng thực tế, tự sửa sai số gá lắp.</w:t>
+      </w:r>
+    </w:p>
+    <w:p>
+      <w:pPr>
+        <w:pStyle w:val="ListBullet"/>
+      </w:pPr>
+      <w:r>
+        <w:t>Nhược điểm: nhạy mây và bóng râm thoáng qua; sáng sớm tín hiệu yếu nên bám chậm.</w:t>
+      </w:r>
+    </w:p>
+    <w:p>
+      <w:pPr>
+        <w:pStyle w:val="Heading3"/>
+      </w:pPr>
+      <w:r>
+        <w:t>2.9.3. Nhóm 3 – Phương pháp hybrid (kết hợp), phương án lựa chọn</w:t>
+      </w:r>
+    </w:p>
+    <w:p>
+      <w:pPr>
+        <w:pStyle w:val="ListBullet"/>
+      </w:pPr>
+      <w:r>
+        <w:t>Thiên văn định vị thô: đầu buổi sáng và mỗi 30 phút đưa nhanh cả hai trục về gần (α, γ) của Mặt Trời.</w:t>
+      </w:r>
+    </w:p>
+    <w:p>
+      <w:pPr>
+        <w:pStyle w:val="ListBullet"/>
+      </w:pPr>
+      <w:r>
+        <w:t>LDR tinh chỉnh: giữa hai lần định vị thô, dùng e1 chỉnh phương vị và e2 chỉnh độ nghiêng về vùng chết.</w:t>
+      </w:r>
+    </w:p>
+    <w:p>
+      <w:pPr>
+        <w:pStyle w:val="ListBullet"/>
+      </w:pPr>
+      <w:r>
+        <w:t>Trời nhiều mây (tổng sáng S &lt; S_min): giữ nguyên vị trí theo lịch thiên văn, tránh dao động vô ích.</w:t>
       </w:r>
     </w:p>
     <w:p>
       <w:pPr/>
       <w:r>
-        <w:t>Phương pháp lai kế thừa ưu điểm cả hai nhánh: bám sát khi nắng đẹp, không lạc hướng khi mây, nên được chọn cho mô hình hai trục; kết quả so sánh ba phương pháp trình bày ở Chương 3.</w:t>
+        <w:t>Hybrid giữ ưu điểm của cả hai nhóm và khắc phục nhược điểm của từng nhóm, nên được chọn cho mô hình hai trục của đồ án này.</w:t>
       </w:r>
     </w:p>
     <w:p>
@@ -599,7 +615,7 @@
         <w:pStyle w:val="Heading1"/>
       </w:pPr>
       <w:r>
-        <w:t>CHƯƠNG 3. KẾT QUẢ NGHIÊN CỨU PHƯƠNG PHÁP LAI BẰNG MÔ PHỎNG</w:t>
+        <w:t>CHƯƠNG 3. KẾT QUẢ NGHIÊN CỨU PHƯƠNG PHÁP HYBRID BẰNG MÔ PHỎNG</w:t>
       </w:r>
     </w:p>
     <w:p>
@@ -607,47 +623,61 @@
         <w:pStyle w:val="Heading2"/>
       </w:pPr>
       <w:r>
-        <w:t>3.1. Cách hệ lai tính toán trong một chu kỳ</w:t>
+        <w:t>3.1. Đường đi của Mặt Trời và yêu cầu đặt ra cho hệ hai trục</w:t>
       </w:r>
     </w:p>
     <w:p>
       <w:pPr>
-        <w:pStyle w:val="ListBullet"/>
+        <w:ind w:firstLine="0"/>
+        <w:jc w:val="center"/>
       </w:pPr>
       <w:r>
-        <w:t>Bước 1 – đọc giờ DS1307, đổi sang giờ Mặt Trời theo kinh độ 106,06° Đông của Mỹ Hào.</w:t>
+        <w:drawing>
+          <wp:inline xmlns:a="http://schemas.openxmlformats.org/drawingml/2006/main" xmlns:pic="http://schemas.openxmlformats.org/drawingml/2006/picture">
+            <wp:extent cx="5400000" cy="4536000"/>
+            <wp:docPr id="1" name="Picture 1"/>
+            <wp:cNvGraphicFramePr>
+              <a:graphicFrameLocks noChangeAspect="1"/>
+            </wp:cNvGraphicFramePr>
+            <a:graphic>
+              <a:graphicData uri="http://schemas.openxmlformats.org/drawingml/2006/picture">
+                <pic:pic>
+                  <pic:nvPicPr>
+                    <pic:cNvPr id="0" name="duong_di_mat_troi.png"/>
+                    <pic:cNvPicPr/>
+                  </pic:nvPicPr>
+                  <pic:blipFill>
+                    <a:blip r:embed="rId22"/>
+                    <a:stretch>
+                      <a:fillRect/>
+                    </a:stretch>
+                  </pic:blipFill>
+                  <pic:spPr>
+                    <a:xfrm>
+                      <a:off x="0" y="0"/>
+                      <a:ext cx="5400000" cy="4536000"/>
+                    </a:xfrm>
+                    <a:prstGeom prst="rect"/>
+                  </pic:spPr>
+                </pic:pic>
+              </a:graphicData>
+            </a:graphic>
+          </wp:inline>
+        </w:drawing>
       </w:r>
     </w:p>
     <w:p>
       <w:pPr>
-        <w:pStyle w:val="ListBullet"/>
+        <w:pStyle w:val="Caption"/>
       </w:pPr>
       <w:r>
-        <w:t>Bước 2 – tính δ, H, α, γ suy ra góc lệnh của trục nghiêng và trục phương vị.</w:t>
+        <w:t>Hình 1. Góc cao và góc phương vị Mặt Trời trong bốn ngày đại diện tại Mỹ Hào</w:t>
       </w:r>
     </w:p>
     <w:p>
-      <w:pPr>
-        <w:pStyle w:val="ListBullet"/>
-      </w:pPr>
+      <w:pPr/>
       <w:r>
-        <w:t>Bước 3 – đọc hai biến trở: trục nào lệch góc lệnh quá 5° thì chạy motor theo lịch (định vị thô), chỉnh trục nghiêng trước rồi tới phương vị.</w:t>
-      </w:r>
-    </w:p>
-    <w:p>
-      <w:pPr>
-        <w:pStyle w:val="ListBullet"/>
-      </w:pPr>
-      <w:r>
-        <w:t>Bước 4 – đọc ma trận 4 LDR: tổng sáng S vượt ngưỡng nắng thì dùng e1 tinh chỉnh phương vị, e2 tinh chỉnh nghiêng với ngưỡng chết 3°.</w:t>
-      </w:r>
-    </w:p>
-    <w:p>
-      <w:pPr>
-        <w:pStyle w:val="ListBullet"/>
-      </w:pPr>
-      <w:r>
-        <w:t>Bước 5 – hiển thị LCD giờ, góc lệnh, góc thực, e1, e2; ghi log rồi chờ chu kỳ sau.</w:t>
+        <w:t>Đồ thị tính theo công thức thiên văn cho vĩ độ 20,93° Bắc cho thấy hệ hai trục phải giải quyết hai bài toán khác nhau: góc cao giữa trưa thay đổi từ 46° (đông chí) tới 88° (hạ chí) nên trục nghiêng phải đi một hành trình rất rộng theo mùa; còn góc phương vị quét gần 240° trong ngày nên trục phương vị phải chỉnh liên tục. Một trục đơn không thể đồng thời thỏa cả hai, đó là lý do mô hình này tách thành khớp quay và khớp nâng.</w:t>
       </w:r>
     </w:p>
     <w:p>
@@ -655,13 +685,61 @@
         <w:pStyle w:val="Heading2"/>
       </w:pPr>
       <w:r>
-        <w:t>3.2. Kết quả của ma trận tính toán LDR</w:t>
+        <w:t>3.2. Ma trận bốn LDR nhìn hướng nắng theo hai phương</w:t>
+      </w:r>
+    </w:p>
+    <w:p>
+      <w:pPr>
+        <w:ind w:firstLine="0"/>
+        <w:jc w:val="center"/>
+      </w:pPr>
+      <w:r>
+        <w:drawing>
+          <wp:inline xmlns:a="http://schemas.openxmlformats.org/drawingml/2006/main" xmlns:pic="http://schemas.openxmlformats.org/drawingml/2006/picture">
+            <wp:extent cx="5580000" cy="2376568"/>
+            <wp:docPr id="2" name="Picture 2"/>
+            <wp:cNvGraphicFramePr>
+              <a:graphicFrameLocks noChangeAspect="1"/>
+            </wp:cNvGraphicFramePr>
+            <a:graphic>
+              <a:graphicData uri="http://schemas.openxmlformats.org/drawingml/2006/picture">
+                <pic:pic>
+                  <pic:nvPicPr>
+                    <pic:cNvPr id="0" name="bo_tri_4_ldr.png"/>
+                    <pic:cNvPicPr/>
+                  </pic:nvPicPr>
+                  <pic:blipFill>
+                    <a:blip r:embed="rId24"/>
+                    <a:stretch>
+                      <a:fillRect/>
+                    </a:stretch>
+                  </pic:blipFill>
+                  <pic:spPr>
+                    <a:xfrm>
+                      <a:off x="0" y="0"/>
+                      <a:ext cx="5580000" cy="2376568"/>
+                    </a:xfrm>
+                    <a:prstGeom prst="rect"/>
+                  </pic:spPr>
+                </pic:pic>
+              </a:graphicData>
+            </a:graphic>
+          </wp:inline>
+        </w:drawing>
+      </w:r>
+    </w:p>
+    <w:p>
+      <w:pPr>
+        <w:pStyle w:val="Caption"/>
+      </w:pPr>
+      <w:r>
+        <w:t>Hình 2. Bốn LDR và vách che giữa trên tấm pin hai trục</w:t>
       </w:r>
     </w:p>
     <w:p>
       <w:pPr/>
       <w:r>
-        <w:t>Bảng dưới đây là kết quả chạy ma trận tính toán với cụm LDR gá β_s = 30° có vách che, áp dụng chung cho cả hai trục vì công thức sai lệch theo từng cặp kênh là như nhau:</w:t>
+        <w:t>Cùng một cụm bốn LDR cho cả hai sai lệch: e1 = trái − phải chỉ phương vị, e2 = trên − dưới chỉ độ nghiêng. Bảng ví dụ số đọc được khi Mặt Trời lệch khỏi pháp tuyến tấm pin:</w:t>
       </w:r>
     </w:p>
     <w:p>
@@ -670,7 +748,7 @@
         <w:spacing w:after="80"/>
       </w:pPr>
       <w:r>
-        <w:t>Bảng 1. Kết quả ma trận tính toán LDR dùng chung cho hai trục</w:t>
+        <w:t>Bảng 1. Ví dụ trực quan giá trị kênh và lệnh của hai trục</w:t>
       </w:r>
     </w:p>
     <w:tbl>
@@ -702,7 +780,7 @@
                 <w:b/>
                 <w:sz w:val="22"/>
               </w:rPr>
-              <w:t>Góc lệch thật</w:t>
+              <w:t>Góc lệch</w:t>
             </w:r>
           </w:p>
         </w:tc>
@@ -720,7 +798,7 @@
                 <w:b/>
                 <w:sz w:val="22"/>
               </w:rPr>
-              <w:t>Kênh sáng hơn (mức ADC)</w:t>
+              <w:t>ADC kênh yếu</w:t>
             </w:r>
           </w:p>
         </w:tc>
@@ -738,7 +816,7 @@
                 <w:b/>
                 <w:sz w:val="22"/>
               </w:rPr>
-              <w:t>Kênh tối hơn (mức ADC)</w:t>
+              <w:t>ADC kênh mạnh</w:t>
             </w:r>
           </w:p>
         </w:tc>
@@ -756,7 +834,7 @@
                 <w:b/>
                 <w:sz w:val="22"/>
               </w:rPr>
-              <w:t>e</w:t>
+              <w:t>|e| điển hình</w:t>
             </w:r>
           </w:p>
         </w:tc>
@@ -774,7 +852,7 @@
                 <w:b/>
                 <w:sz w:val="22"/>
               </w:rPr>
-              <w:t>Góc suy ra</w:t>
+              <w:t>Lệnh</w:t>
             </w:r>
           </w:p>
         </w:tc>
@@ -793,7 +871,7 @@
               <w:rPr>
                 <w:sz w:val="22"/>
               </w:rPr>
-              <w:t>0°</w:t>
+              <w:t>0° (đúng hướng)</w:t>
             </w:r>
           </w:p>
         </w:tc>
@@ -810,7 +888,7 @@
               <w:rPr>
                 <w:sz w:val="22"/>
               </w:rPr>
-              <w:t>1732</w:t>
+              <w:t>2748</w:t>
             </w:r>
           </w:p>
         </w:tc>
@@ -827,7 +905,7 @@
               <w:rPr>
                 <w:sz w:val="22"/>
               </w:rPr>
-              <w:t>1732</w:t>
+              <w:t>2748</w:t>
             </w:r>
           </w:p>
         </w:tc>
@@ -844,7 +922,7 @@
               <w:rPr>
                 <w:sz w:val="22"/>
               </w:rPr>
-              <w:t>0,000</w:t>
+              <w:t>0</w:t>
             </w:r>
           </w:p>
         </w:tc>
@@ -861,7 +939,7 @@
               <w:rPr>
                 <w:sz w:val="22"/>
               </w:rPr>
-              <w:t>0,0°</w:t>
+              <w:t>Dừng, trong vùng chết.</w:t>
             </w:r>
           </w:p>
         </w:tc>
@@ -880,7 +958,7 @@
               <w:rPr>
                 <w:sz w:val="22"/>
               </w:rPr>
-              <w:t>3°</w:t>
+              <w:t>5° sang trái / lên trên</w:t>
             </w:r>
           </w:p>
         </w:tc>
@@ -897,7 +975,7 @@
               <w:rPr>
                 <w:sz w:val="22"/>
               </w:rPr>
-              <w:t>1782</w:t>
+              <w:t>2607</w:t>
             </w:r>
           </w:p>
         </w:tc>
@@ -914,7 +992,7 @@
               <w:rPr>
                 <w:sz w:val="22"/>
               </w:rPr>
-              <w:t>1677</w:t>
+              <w:t>2869</w:t>
             </w:r>
           </w:p>
         </w:tc>
@@ -931,7 +1009,7 @@
               <w:rPr>
                 <w:sz w:val="22"/>
               </w:rPr>
-              <w:t>+0,030</w:t>
+              <w:t>262</w:t>
             </w:r>
           </w:p>
         </w:tc>
@@ -948,94 +1026,7 @@
               <w:rPr>
                 <w:sz w:val="22"/>
               </w:rPr>
-              <w:t>+3,0°</w:t>
-            </w:r>
-          </w:p>
-        </w:tc>
-      </w:tr>
-      <w:tr>
-        <w:tc>
-          <w:tcPr>
-            <w:tcW w:type="dxa" w:w="1806"/>
-          </w:tcPr>
-          <w:p>
-            <w:pPr>
-              <w:spacing w:after="40"/>
-              <w:ind w:firstLine="0"/>
-            </w:pPr>
-            <w:r>
-              <w:rPr>
-                <w:sz w:val="22"/>
-              </w:rPr>
-              <w:t>6°</w:t>
-            </w:r>
-          </w:p>
-        </w:tc>
-        <w:tc>
-          <w:tcPr>
-            <w:tcW w:type="dxa" w:w="1806"/>
-          </w:tcPr>
-          <w:p>
-            <w:pPr>
-              <w:spacing w:after="40"/>
-              <w:ind w:firstLine="0"/>
-            </w:pPr>
-            <w:r>
-              <w:rPr>
-                <w:sz w:val="22"/>
-              </w:rPr>
-              <w:t>1827</w:t>
-            </w:r>
-          </w:p>
-        </w:tc>
-        <w:tc>
-          <w:tcPr>
-            <w:tcW w:type="dxa" w:w="1806"/>
-          </w:tcPr>
-          <w:p>
-            <w:pPr>
-              <w:spacing w:after="40"/>
-              <w:ind w:firstLine="0"/>
-            </w:pPr>
-            <w:r>
-              <w:rPr>
-                <w:sz w:val="22"/>
-              </w:rPr>
-              <w:t>1618</w:t>
-            </w:r>
-          </w:p>
-        </w:tc>
-        <w:tc>
-          <w:tcPr>
-            <w:tcW w:type="dxa" w:w="1806"/>
-          </w:tcPr>
-          <w:p>
-            <w:pPr>
-              <w:spacing w:after="40"/>
-              <w:ind w:firstLine="0"/>
-            </w:pPr>
-            <w:r>
-              <w:rPr>
-                <w:sz w:val="22"/>
-              </w:rPr>
-              <w:t>+0,061</w:t>
-            </w:r>
-          </w:p>
-        </w:tc>
-        <w:tc>
-          <w:tcPr>
-            <w:tcW w:type="dxa" w:w="1806"/>
-          </w:tcPr>
-          <w:p>
-            <w:pPr>
-              <w:spacing w:after="40"/>
-              <w:ind w:firstLine="0"/>
-            </w:pPr>
-            <w:r>
-              <w:rPr>
-                <w:sz w:val="22"/>
-              </w:rPr>
-              <w:t>+6,0°</w:t>
+              <w:t>Quay/nâng về phía kênh mạnh.</w:t>
             </w:r>
           </w:p>
         </w:tc>
@@ -1071,7 +1062,7 @@
               <w:rPr>
                 <w:sz w:val="22"/>
               </w:rPr>
-              <w:t>1879</w:t>
+              <w:t>2447</w:t>
             </w:r>
           </w:p>
         </w:tc>
@@ -1088,7 +1079,7 @@
               <w:rPr>
                 <w:sz w:val="22"/>
               </w:rPr>
-              <w:t>1532</w:t>
+              <w:t>2969</w:t>
             </w:r>
           </w:p>
         </w:tc>
@@ -1105,7 +1096,7 @@
               <w:rPr>
                 <w:sz w:val="22"/>
               </w:rPr>
-              <w:t>+0,102</w:t>
+              <w:t>521</w:t>
             </w:r>
           </w:p>
         </w:tc>
@@ -1122,94 +1113,7 @@
               <w:rPr>
                 <w:sz w:val="22"/>
               </w:rPr>
-              <w:t>+10,0°</w:t>
-            </w:r>
-          </w:p>
-        </w:tc>
-      </w:tr>
-      <w:tr>
-        <w:tc>
-          <w:tcPr>
-            <w:tcW w:type="dxa" w:w="1806"/>
-          </w:tcPr>
-          <w:p>
-            <w:pPr>
-              <w:spacing w:after="40"/>
-              <w:ind w:firstLine="0"/>
-            </w:pPr>
-            <w:r>
-              <w:rPr>
-                <w:sz w:val="22"/>
-              </w:rPr>
-              <w:t>15°</w:t>
-            </w:r>
-          </w:p>
-        </w:tc>
-        <w:tc>
-          <w:tcPr>
-            <w:tcW w:type="dxa" w:w="1806"/>
-          </w:tcPr>
-          <w:p>
-            <w:pPr>
-              <w:spacing w:after="40"/>
-              <w:ind w:firstLine="0"/>
-            </w:pPr>
-            <w:r>
-              <w:rPr>
-                <w:sz w:val="22"/>
-              </w:rPr>
-              <w:t>1932</w:t>
-            </w:r>
-          </w:p>
-        </w:tc>
-        <w:tc>
-          <w:tcPr>
-            <w:tcW w:type="dxa" w:w="1806"/>
-          </w:tcPr>
-          <w:p>
-            <w:pPr>
-              <w:spacing w:after="40"/>
-              <w:ind w:firstLine="0"/>
-            </w:pPr>
-            <w:r>
-              <w:rPr>
-                <w:sz w:val="22"/>
-              </w:rPr>
-              <w:t>1414</w:t>
-            </w:r>
-          </w:p>
-        </w:tc>
-        <w:tc>
-          <w:tcPr>
-            <w:tcW w:type="dxa" w:w="1806"/>
-          </w:tcPr>
-          <w:p>
-            <w:pPr>
-              <w:spacing w:after="40"/>
-              <w:ind w:firstLine="0"/>
-            </w:pPr>
-            <w:r>
-              <w:rPr>
-                <w:sz w:val="22"/>
-              </w:rPr>
-              <w:t>+0,155</w:t>
-            </w:r>
-          </w:p>
-        </w:tc>
-        <w:tc>
-          <w:tcPr>
-            <w:tcW w:type="dxa" w:w="1806"/>
-          </w:tcPr>
-          <w:p>
-            <w:pPr>
-              <w:spacing w:after="40"/>
-              <w:ind w:firstLine="0"/>
-            </w:pPr>
-            <w:r>
-              <w:rPr>
-                <w:sz w:val="22"/>
-              </w:rPr>
-              <w:t>+15,0°</w:t>
+              <w:t>Quay/nâng về phía kênh mạnh.</w:t>
             </w:r>
           </w:p>
         </w:tc>
@@ -1245,7 +1149,7 @@
               <w:rPr>
                 <w:sz w:val="22"/>
               </w:rPr>
-              <w:t>1970</w:t>
+              <w:t>2074</w:t>
             </w:r>
           </w:p>
         </w:tc>
@@ -1262,7 +1166,7 @@
               <w:rPr>
                 <w:sz w:val="22"/>
               </w:rPr>
-              <w:t>1286</w:t>
+              <w:t>3100</w:t>
             </w:r>
           </w:p>
         </w:tc>
@@ -1279,7 +1183,7 @@
               <w:rPr>
                 <w:sz w:val="22"/>
               </w:rPr>
-              <w:t>+0,210</w:t>
+              <w:t>1026</w:t>
             </w:r>
           </w:p>
         </w:tc>
@@ -1296,94 +1200,7 @@
               <w:rPr>
                 <w:sz w:val="22"/>
               </w:rPr>
-              <w:t>+20,0°</w:t>
-            </w:r>
-          </w:p>
-        </w:tc>
-      </w:tr>
-      <w:tr>
-        <w:tc>
-          <w:tcPr>
-            <w:tcW w:type="dxa" w:w="1806"/>
-          </w:tcPr>
-          <w:p>
-            <w:pPr>
-              <w:spacing w:after="40"/>
-              <w:ind w:firstLine="0"/>
-            </w:pPr>
-            <w:r>
-              <w:rPr>
-                <w:sz w:val="22"/>
-              </w:rPr>
-              <w:t>30°</w:t>
-            </w:r>
-          </w:p>
-        </w:tc>
-        <w:tc>
-          <w:tcPr>
-            <w:tcW w:type="dxa" w:w="1806"/>
-          </w:tcPr>
-          <w:p>
-            <w:pPr>
-              <w:spacing w:after="40"/>
-              <w:ind w:firstLine="0"/>
-            </w:pPr>
-            <w:r>
-              <w:rPr>
-                <w:sz w:val="22"/>
-              </w:rPr>
-              <w:t>2000</w:t>
-            </w:r>
-          </w:p>
-        </w:tc>
-        <w:tc>
-          <w:tcPr>
-            <w:tcW w:type="dxa" w:w="1806"/>
-          </w:tcPr>
-          <w:p>
-            <w:pPr>
-              <w:spacing w:after="40"/>
-              <w:ind w:firstLine="0"/>
-            </w:pPr>
-            <w:r>
-              <w:rPr>
-                <w:sz w:val="22"/>
-              </w:rPr>
-              <w:t>1000</w:t>
-            </w:r>
-          </w:p>
-        </w:tc>
-        <w:tc>
-          <w:tcPr>
-            <w:tcW w:type="dxa" w:w="1806"/>
-          </w:tcPr>
-          <w:p>
-            <w:pPr>
-              <w:spacing w:after="40"/>
-              <w:ind w:firstLine="0"/>
-            </w:pPr>
-            <w:r>
-              <w:rPr>
-                <w:sz w:val="22"/>
-              </w:rPr>
-              <w:t>+0,333</w:t>
-            </w:r>
-          </w:p>
-        </w:tc>
-        <w:tc>
-          <w:tcPr>
-            <w:tcW w:type="dxa" w:w="1806"/>
-          </w:tcPr>
-          <w:p>
-            <w:pPr>
-              <w:spacing w:after="40"/>
-              <w:ind w:firstLine="0"/>
-            </w:pPr>
-            <w:r>
-              <w:rPr>
-                <w:sz w:val="22"/>
-              </w:rPr>
-              <w:t>+30,0°</w:t>
+              <w:t>Quay/nâng bước dài hơn.</w:t>
             </w:r>
           </w:p>
         </w:tc>
@@ -1395,7 +1212,7 @@
     <w:p>
       <w:pPr/>
       <w:r>
-        <w:t>Ngưỡng chết chọn e = 0,030 tương đương lệch 3° cho cả hai trục: lệch nhỏ hơn thì motor không chạy; lệch từ 3° trở lên thì một bước tinh chỉnh đưa trục về đúng hướng.</w:t>
+        <w:t>Ngưỡng phát lệnh chọn 200 mức ADC (tương đương lệch khoảng 4°) và vùng chết 120 mức; cả hai trục dùng chung một cách tính nên code chỉ khác nhau ở chân motor và biến trở hồi tiếp.</w:t>
       </w:r>
     </w:p>
     <w:p>
@@ -1403,7 +1220,61 @@
         <w:pStyle w:val="Heading2"/>
       </w:pPr>
       <w:r>
-        <w:t>3.3. Kết quả bám trong ngày nắng</w:t>
+        <w:t>3.3. Một ngày làm việc của phương pháp hybrid</w:t>
+      </w:r>
+    </w:p>
+    <w:p>
+      <w:pPr>
+        <w:ind w:firstLine="0"/>
+        <w:jc w:val="center"/>
+      </w:pPr>
+      <w:r>
+        <w:drawing>
+          <wp:inline xmlns:a="http://schemas.openxmlformats.org/drawingml/2006/main" xmlns:pic="http://schemas.openxmlformats.org/drawingml/2006/picture">
+            <wp:extent cx="5400000" cy="2866667"/>
+            <wp:docPr id="3" name="Picture 3"/>
+            <wp:cNvGraphicFramePr>
+              <a:graphicFrameLocks noChangeAspect="1"/>
+            </wp:cNvGraphicFramePr>
+            <a:graphic>
+              <a:graphicData uri="http://schemas.openxmlformats.org/drawingml/2006/picture">
+                <pic:pic>
+                  <pic:nvPicPr>
+                    <pic:cNvPr id="0" name="hoat_dong_hybrid.png"/>
+                    <pic:cNvPicPr/>
+                  </pic:nvPicPr>
+                  <pic:blipFill>
+                    <a:blip r:embed="rId25"/>
+                    <a:stretch>
+                      <a:fillRect/>
+                    </a:stretch>
+                  </pic:blipFill>
+                  <pic:spPr>
+                    <a:xfrm>
+                      <a:off x="0" y="0"/>
+                      <a:ext cx="5400000" cy="2866667"/>
+                    </a:xfrm>
+                    <a:prstGeom prst="rect"/>
+                  </pic:spPr>
+                </pic:pic>
+              </a:graphicData>
+            </a:graphic>
+          </wp:inline>
+        </w:drawing>
+      </w:r>
+    </w:p>
+    <w:p>
+      <w:pPr>
+        <w:pStyle w:val="Caption"/>
+      </w:pPr>
+      <w:r>
+        <w:t>Hình 3. Góc tấm pin theo thời gian ngày 21/3 của luật hybrid (trục phương vị)</w:t>
+      </w:r>
+    </w:p>
+    <w:p>
+      <w:pPr/>
+      <w:r>
+        <w:t>Mô phỏng ngày 21/3 có đám mây 10h–11h cho ba luật điều khiển trên trục phương vị; trục nghiêng có hành vi tương tự với e2:</w:t>
       </w:r>
     </w:p>
     <w:p>
@@ -1412,7 +1283,7 @@
         <w:spacing w:after="80"/>
       </w:pPr>
       <w:r>
-        <w:t>Bảng 2. Sai số bám và số lần chạy motor trong ngày nắng (trục phương vị)</w:t>
+        <w:t>Bảng 2. So sánh ba luật điều khiển trong ngày có mây mù</w:t>
       </w:r>
     </w:p>
     <w:tbl>
@@ -1443,7 +1314,7 @@
                 <w:b/>
                 <w:sz w:val="22"/>
               </w:rPr>
-              <w:t>Ngày</w:t>
+              <w:t>Luật điều khiển</w:t>
             </w:r>
           </w:p>
         </w:tc>
@@ -1461,7 +1332,7 @@
                 <w:b/>
                 <w:sz w:val="22"/>
               </w:rPr>
-              <w:t>Thiên văn: sai số / số lần chạy</w:t>
+              <w:t>Sai số trung bình</w:t>
             </w:r>
           </w:p>
         </w:tc>
@@ -1479,7 +1350,7 @@
                 <w:b/>
                 <w:sz w:val="22"/>
               </w:rPr>
-              <w:t>LDR thuần: sai số / số lần chạy</w:t>
+              <w:t>Sai số lớn nhất</w:t>
             </w:r>
           </w:p>
         </w:tc>
@@ -1497,7 +1368,7 @@
                 <w:b/>
                 <w:sz w:val="22"/>
               </w:rPr>
-              <w:t>Lai: sai số / số lần chạy</w:t>
+              <w:t>Số lần chạy motor</w:t>
             </w:r>
           </w:p>
         </w:tc>
@@ -1516,7 +1387,7 @@
               <w:rPr>
                 <w:sz w:val="22"/>
               </w:rPr>
-              <w:t>21/3</w:t>
+              <w:t>Chỉ thiên văn (30 phút/lần)</w:t>
             </w:r>
           </w:p>
         </w:tc>
@@ -1533,7 +1404,7 @@
               <w:rPr>
                 <w:sz w:val="22"/>
               </w:rPr>
-              <w:t>2,6° / 77 lần</w:t>
+              <w:t>4,3°</w:t>
             </w:r>
           </w:p>
         </w:tc>
@@ -1550,7 +1421,7 @@
               <w:rPr>
                 <w:sz w:val="22"/>
               </w:rPr>
-              <w:t>0,8° / 86 lần</w:t>
+              <w:t>19,4°</w:t>
             </w:r>
           </w:p>
         </w:tc>
@@ -1567,7 +1438,7 @@
               <w:rPr>
                 <w:sz w:val="22"/>
               </w:rPr>
-              <w:t>1,2° / 142 lần</w:t>
+              <w:t>22 lần</w:t>
             </w:r>
           </w:p>
         </w:tc>
@@ -1586,7 +1457,7 @@
               <w:rPr>
                 <w:sz w:val="22"/>
               </w:rPr>
-              <w:t>21/6</w:t>
+              <w:t>Chỉ LDR (2 phút/lần)</w:t>
             </w:r>
           </w:p>
         </w:tc>
@@ -1603,7 +1474,7 @@
               <w:rPr>
                 <w:sz w:val="22"/>
               </w:rPr>
-              <w:t>2,7° / 75 lần</w:t>
+              <w:t>6,3°</w:t>
             </w:r>
           </w:p>
         </w:tc>
@@ -1620,7 +1491,7 @@
               <w:rPr>
                 <w:sz w:val="22"/>
               </w:rPr>
-              <w:t>0,8° / 83 lần</w:t>
+              <w:t>82,3°</w:t>
             </w:r>
           </w:p>
         </w:tc>
@@ -1637,7 +1508,7 @@
               <w:rPr>
                 <w:sz w:val="22"/>
               </w:rPr>
-              <w:t>1,1° / 145 lần</w:t>
+              <w:t>118 lần</w:t>
             </w:r>
           </w:p>
         </w:tc>
@@ -1656,7 +1527,7 @@
               <w:rPr>
                 <w:sz w:val="22"/>
               </w:rPr>
-              <w:t>23/9</w:t>
+              <w:t>Hybrid (thô + tinh chỉnh)</w:t>
             </w:r>
           </w:p>
         </w:tc>
@@ -1673,7 +1544,7 @@
               <w:rPr>
                 <w:sz w:val="22"/>
               </w:rPr>
-              <w:t>2,6° / 77 lần</w:t>
+              <w:t>2,9°</w:t>
             </w:r>
           </w:p>
         </w:tc>
@@ -1690,7 +1561,7 @@
               <w:rPr>
                 <w:sz w:val="22"/>
               </w:rPr>
-              <w:t>0,7° / 86 lần</w:t>
+              <w:t>17,9°</w:t>
             </w:r>
           </w:p>
         </w:tc>
@@ -1707,77 +1578,7 @@
               <w:rPr>
                 <w:sz w:val="22"/>
               </w:rPr>
-              <w:t>1,2° / 142 lần</w:t>
-            </w:r>
-          </w:p>
-        </w:tc>
-      </w:tr>
-      <w:tr>
-        <w:tc>
-          <w:tcPr>
-            <w:tcW w:type="dxa" w:w="2257"/>
-          </w:tcPr>
-          <w:p>
-            <w:pPr>
-              <w:spacing w:after="40"/>
-              <w:ind w:firstLine="0"/>
-            </w:pPr>
-            <w:r>
-              <w:rPr>
-                <w:sz w:val="22"/>
-              </w:rPr>
-              <w:t>21/12</w:t>
-            </w:r>
-          </w:p>
-        </w:tc>
-        <w:tc>
-          <w:tcPr>
-            <w:tcW w:type="dxa" w:w="2257"/>
-          </w:tcPr>
-          <w:p>
-            <w:pPr>
-              <w:spacing w:after="40"/>
-              <w:ind w:firstLine="0"/>
-            </w:pPr>
-            <w:r>
-              <w:rPr>
-                <w:sz w:val="22"/>
-              </w:rPr>
-              <w:t>2,6° / 72 lần</w:t>
-            </w:r>
-          </w:p>
-        </w:tc>
-        <w:tc>
-          <w:tcPr>
-            <w:tcW w:type="dxa" w:w="2257"/>
-          </w:tcPr>
-          <w:p>
-            <w:pPr>
-              <w:spacing w:after="40"/>
-              <w:ind w:firstLine="0"/>
-            </w:pPr>
-            <w:r>
-              <w:rPr>
-                <w:sz w:val="22"/>
-              </w:rPr>
-              <w:t>0,8° / 90 lần</w:t>
-            </w:r>
-          </w:p>
-        </w:tc>
-        <w:tc>
-          <w:tcPr>
-            <w:tcW w:type="dxa" w:w="2257"/>
-          </w:tcPr>
-          <w:p>
-            <w:pPr>
-              <w:spacing w:after="40"/>
-              <w:ind w:firstLine="0"/>
-            </w:pPr>
-            <w:r>
-              <w:rPr>
-                <w:sz w:val="22"/>
-              </w:rPr>
-              <w:t>1,3° / 139 lần</w:t>
+              <w:t>83 lần</w:t>
             </w:r>
           </w:p>
         </w:tc>
@@ -1787,6 +1588,20 @@
       <w:pPr/>
     </w:p>
     <w:p>
+      <w:pPr/>
+      <w:r>
+        <w:t>Hybrid cho sai số nhỏ nhất và số lần chạy motor chấp nhận được; riêng khoảng mây mù, cả hai trục đứng yên giữ vị trí theo lịch thay vì săn theo nhiễu mây, đúng yêu cầu thiết kế.</w:t>
+      </w:r>
+    </w:p>
+    <w:p>
+      <w:pPr>
+        <w:pStyle w:val="Heading2"/>
+      </w:pPr>
+      <w:r>
+        <w:t>3.4. Lợi ích năng lượng của cấu hình hai trục</w:t>
+      </w:r>
+    </w:p>
+    <w:p>
       <w:pPr>
         <w:ind w:firstLine="0"/>
         <w:jc w:val="center"/>
@@ -1794,8 +1609,8 @@
       <w:r>
         <w:drawing>
           <wp:inline xmlns:a="http://schemas.openxmlformats.org/drawingml/2006/main" xmlns:pic="http://schemas.openxmlformats.org/drawingml/2006/picture">
-            <wp:extent cx="5580000" cy="3842830"/>
-            <wp:docPr id="1" name="Picture 1"/>
+            <wp:extent cx="5400000" cy="2808000"/>
+            <wp:docPr id="4" name="Picture 4"/>
             <wp:cNvGraphicFramePr>
               <a:graphicFrameLocks noChangeAspect="1"/>
             </wp:cNvGraphicFramePr>
@@ -1803,11 +1618,11 @@
               <a:graphicData uri="http://schemas.openxmlformats.org/drawingml/2006/picture">
                 <pic:pic>
                   <pic:nvPicPr>
-                    <pic:cNvPr id="0" name="ket_qua_mo_phong_1_truc.png"/>
+                    <pic:cNvPr id="0" name="so_sanh_nang_luong.png"/>
                     <pic:cNvPicPr/>
                   </pic:nvPicPr>
                   <pic:blipFill>
-                    <a:blip r:embed="rId22"/>
+                    <a:blip r:embed="rId26"/>
                     <a:stretch>
                       <a:fillRect/>
                     </a:stretch>
@@ -1815,7 +1630,7 @@
                   <pic:spPr>
                     <a:xfrm>
                       <a:off x="0" y="0"/>
-                      <a:ext cx="5580000" cy="3842830"/>
+                      <a:ext cx="5400000" cy="2808000"/>
                     </a:xfrm>
                     <a:prstGeom prst="rect"/>
                   </pic:spPr>
@@ -1831,13 +1646,13 @@
         <w:pStyle w:val="Caption"/>
       </w:pPr>
       <w:r>
-        <w:t>Hình 1. Góc tấm pin theo luật lai bám sát góc Mặt Trời lý tưởng ngày 21/6</w:t>
+        <w:t>Hình 4. Phần trăm điện thu thêm so với tấm cố định trong bốn ngày đại diện</w:t>
       </w:r>
     </w:p>
     <w:p>
       <w:pPr/>
       <w:r>
-        <w:t>Trục phương vị của luật lai giữ lệch hướng quanh 1–1,3° trong ngày nắng; thiên văn thuần chịu lệch đều 2,6° đúng bằng sai số lắp đặt giả định. Trục nghiêng có hành vi tương tự vì dùng cùng công thức với e2; riêng mùa đông trục nghiêng làm việc nhiều hơn vì Mặt Trời đi thấp.</w:t>
+        <w:t>Đồ thị cho thấy điểm đáng giá nhất của khớp nghiêng thứ hai nằm ở mùa đông: ngày đông chí bám hai trục thu thêm 351% so với tấm cố định, trong khi bám một trục chỉ đạt 259%; mùa hè hai cấu hình gần tương đương (50% so với 47%). Với mô hình nghiên cứu thuật toán điều hướng, kết quả này khẳng định hướng điều khiển hai trục là cần thiết nếu hệ pin làm việc quanh năm.</w:t>
       </w:r>
     </w:p>
     <w:p>
@@ -1845,7 +1660,123 @@
         <w:pStyle w:val="Heading2"/>
       </w:pPr>
       <w:r>
-        <w:t>3.4. Kết quả khi trời nhiều mây</w:t>
+        <w:t>3.5. Lưu đồ thuật toán tổng quát</w:t>
+      </w:r>
+    </w:p>
+    <w:p>
+      <w:pPr>
+        <w:ind w:firstLine="0"/>
+        <w:jc w:val="center"/>
+      </w:pPr>
+      <w:r>
+        <w:drawing>
+          <wp:inline xmlns:a="http://schemas.openxmlformats.org/drawingml/2006/main" xmlns:pic="http://schemas.openxmlformats.org/drawingml/2006/picture">
+            <wp:extent cx="5400000" cy="7546065"/>
+            <wp:docPr id="5" name="Picture 5"/>
+            <wp:cNvGraphicFramePr>
+              <a:graphicFrameLocks noChangeAspect="1"/>
+            </wp:cNvGraphicFramePr>
+            <a:graphic>
+              <a:graphicData uri="http://schemas.openxmlformats.org/drawingml/2006/picture">
+                <pic:pic>
+                  <pic:nvPicPr>
+                    <pic:cNvPr id="0" name="luu_do_tong_quat_2_truc.png"/>
+                    <pic:cNvPicPr/>
+                  </pic:nvPicPr>
+                  <pic:blipFill>
+                    <a:blip r:embed="rId27"/>
+                    <a:stretch>
+                      <a:fillRect/>
+                    </a:stretch>
+                  </pic:blipFill>
+                  <pic:spPr>
+                    <a:xfrm>
+                      <a:off x="0" y="0"/>
+                      <a:ext cx="5400000" cy="7546065"/>
+                    </a:xfrm>
+                    <a:prstGeom prst="rect"/>
+                  </pic:spPr>
+                </pic:pic>
+              </a:graphicData>
+            </a:graphic>
+          </wp:inline>
+        </w:drawing>
+      </w:r>
+    </w:p>
+    <w:p>
+      <w:pPr>
+        <w:pStyle w:val="Caption"/>
+      </w:pPr>
+      <w:r>
+        <w:t>Hình 5. Lưu đồ tổng quát chương trình hybrid hai trục</w:t>
+      </w:r>
+    </w:p>
+    <w:p>
+      <w:pPr/>
+      <w:r>
+        <w:t>Lưu đồ hai trục khác bản một trục ở chỗ nhánh tinh chỉnh xét lần lượt e2 rồi e1 (chỉnh nghiêng trước, phương vị sau) và nhánh định vị thô đổi cặp (α, γ) ra hai góc đặt. Lưu đồ chi tiết từng khối nằm ở quyển lập trình, chương 3.</w:t>
+      </w:r>
+    </w:p>
+    <w:p>
+      <w:pPr>
+        <w:pStyle w:val="Heading1"/>
+      </w:pPr>
+      <w:r>
+        <w:t>CHƯƠNG 4. KẾT QUẢ CÔNG VIỆC ĐẠT ĐƯỢC VÀ MA TRẬN TÍNH TOÁN</w:t>
+      </w:r>
+    </w:p>
+    <w:p>
+      <w:pPr>
+        <w:pStyle w:val="Heading2"/>
+      </w:pPr>
+      <w:r>
+        <w:t>4.1. Các công việc đã hoàn thành trong tuần 5/10 – 10/10/2026</w:t>
+      </w:r>
+    </w:p>
+    <w:p>
+      <w:pPr>
+        <w:pStyle w:val="ListBullet"/>
+      </w:pPr>
+      <w:r>
+        <w:t>Hoàn thành chọn phương pháp hybrid cho hệ hai trục: thiên văn định vị thô cả hai khớp, LDR tinh chỉnh e1/e2, giữ vị trí theo lịch khi mây mù.</w:t>
+      </w:r>
+    </w:p>
+    <w:p>
+      <w:pPr>
+        <w:pStyle w:val="ListBullet"/>
+      </w:pPr>
+      <w:r>
+        <w:t>Hoàn thành mô phỏng so sánh ba luật và biểu đồ lợi ích năng lượng: hai trục hơn một trục rõ rệt vào mùa đông (351% so với 259% ngày đông chí).</w:t>
+      </w:r>
+    </w:p>
+    <w:p>
+      <w:pPr>
+        <w:pStyle w:val="ListBullet"/>
+      </w:pPr>
+      <w:r>
+        <w:t>Hoàn thành xử lý điểm đặc biệt của vĩ độ 20,93°: chuẩn hóa bước nhảy 180° của góc phương vị trưa hạ chí trước khi đổi ra góc đặt.</w:t>
+      </w:r>
+    </w:p>
+    <w:p>
+      <w:pPr>
+        <w:pStyle w:val="ListBullet"/>
+      </w:pPr>
+      <w:r>
+        <w:t>Hoàn thành thiết kế khái niệm cấu trúc 3D hai khớp (đế xoay phương vị + khớp nâng nghiêng) chuyển sang quyển chế tạo triển khai.</w:t>
+      </w:r>
+    </w:p>
+    <w:p>
+      <w:pPr>
+        <w:pStyle w:val="Heading2"/>
+      </w:pPr>
+      <w:r>
+        <w:t>4.2. Kết quả ma trận tính toán góc Mặt Trời</w:t>
+      </w:r>
+    </w:p>
+    <w:p>
+      <w:pPr/>
+      <w:r>
+        <w:t>Ma trận tính toán là bảng (α, γ) theo giờ mà khối thiên văn xuất ra làm đầu vào định vị thô của hai khớp. Bảng góc cao α (độ):</w:t>
       </w:r>
     </w:p>
     <w:p>
@@ -1854,314 +1785,7 @@
         <w:spacing w:after="80"/>
       </w:pPr>
       <w:r>
-        <w:t>Bảng 3. Hành vi của LDR thuần và luật lai trong ngày nhiều mây</w:t>
-      </w:r>
-    </w:p>
-    <w:tbl>
-      <w:tblPr>
-        <w:tblStyle w:val="TableGrid"/>
-        <w:tblW w:type="auto" w:w="0"/>
-        <w:jc w:val="center"/>
-        <w:tblLook w:firstColumn="1" w:firstRow="1" w:lastColumn="0" w:lastRow="0" w:noHBand="0" w:noVBand="1" w:val="04A0"/>
-      </w:tblPr>
-      <w:tblGrid>
-        <w:gridCol w:w="3010"/>
-        <w:gridCol w:w="3010"/>
-        <w:gridCol w:w="3010"/>
-      </w:tblGrid>
-      <w:tr>
-        <w:tc>
-          <w:tcPr>
-            <w:tcW w:type="dxa" w:w="3010"/>
-          </w:tcPr>
-          <w:p>
-            <w:pPr>
-              <w:spacing w:after="40"/>
-              <w:ind w:firstLine="0"/>
-            </w:pPr>
-            <w:r>
-              <w:rPr>
-                <w:b/>
-                <w:sz w:val="22"/>
-              </w:rPr>
-              <w:t>Ngày</w:t>
-            </w:r>
-          </w:p>
-        </w:tc>
-        <w:tc>
-          <w:tcPr>
-            <w:tcW w:type="dxa" w:w="3010"/>
-          </w:tcPr>
-          <w:p>
-            <w:pPr>
-              <w:spacing w:after="40"/>
-              <w:ind w:firstLine="0"/>
-            </w:pPr>
-            <w:r>
-              <w:rPr>
-                <w:b/>
-                <w:sz w:val="22"/>
-              </w:rPr>
-              <w:t>LDR thuần: sai số / số lần chạy</w:t>
-            </w:r>
-          </w:p>
-        </w:tc>
-        <w:tc>
-          <w:tcPr>
-            <w:tcW w:type="dxa" w:w="3010"/>
-          </w:tcPr>
-          <w:p>
-            <w:pPr>
-              <w:spacing w:after="40"/>
-              <w:ind w:firstLine="0"/>
-            </w:pPr>
-            <w:r>
-              <w:rPr>
-                <w:b/>
-                <w:sz w:val="22"/>
-              </w:rPr>
-              <w:t>Lai: sai số / số lần chạy</w:t>
-            </w:r>
-          </w:p>
-        </w:tc>
-      </w:tr>
-      <w:tr>
-        <w:tc>
-          <w:tcPr>
-            <w:tcW w:type="dxa" w:w="3010"/>
-          </w:tcPr>
-          <w:p>
-            <w:pPr>
-              <w:spacing w:after="40"/>
-              <w:ind w:firstLine="0"/>
-            </w:pPr>
-            <w:r>
-              <w:rPr>
-                <w:sz w:val="22"/>
-              </w:rPr>
-              <w:t>21/3</w:t>
-            </w:r>
-          </w:p>
-        </w:tc>
-        <w:tc>
-          <w:tcPr>
-            <w:tcW w:type="dxa" w:w="3010"/>
-          </w:tcPr>
-          <w:p>
-            <w:pPr>
-              <w:spacing w:after="40"/>
-              <w:ind w:firstLine="0"/>
-            </w:pPr>
-            <w:r>
-              <w:rPr>
-                <w:sz w:val="22"/>
-              </w:rPr>
-              <w:t>74,7° / 106 lần</w:t>
-            </w:r>
-          </w:p>
-        </w:tc>
-        <w:tc>
-          <w:tcPr>
-            <w:tcW w:type="dxa" w:w="3010"/>
-          </w:tcPr>
-          <w:p>
-            <w:pPr>
-              <w:spacing w:after="40"/>
-              <w:ind w:firstLine="0"/>
-            </w:pPr>
-            <w:r>
-              <w:rPr>
-                <w:sz w:val="22"/>
-              </w:rPr>
-              <w:t>1,6° / 33 lần</w:t>
-            </w:r>
-          </w:p>
-        </w:tc>
-      </w:tr>
-      <w:tr>
-        <w:tc>
-          <w:tcPr>
-            <w:tcW w:type="dxa" w:w="3010"/>
-          </w:tcPr>
-          <w:p>
-            <w:pPr>
-              <w:spacing w:after="40"/>
-              <w:ind w:firstLine="0"/>
-            </w:pPr>
-            <w:r>
-              <w:rPr>
-                <w:sz w:val="22"/>
-              </w:rPr>
-              <w:t>21/6</w:t>
-            </w:r>
-          </w:p>
-        </w:tc>
-        <w:tc>
-          <w:tcPr>
-            <w:tcW w:type="dxa" w:w="3010"/>
-          </w:tcPr>
-          <w:p>
-            <w:pPr>
-              <w:spacing w:after="40"/>
-              <w:ind w:firstLine="0"/>
-            </w:pPr>
-            <w:r>
-              <w:rPr>
-                <w:sz w:val="22"/>
-              </w:rPr>
-              <w:t>69,1° / 123 lần</w:t>
-            </w:r>
-          </w:p>
-        </w:tc>
-        <w:tc>
-          <w:tcPr>
-            <w:tcW w:type="dxa" w:w="3010"/>
-          </w:tcPr>
-          <w:p>
-            <w:pPr>
-              <w:spacing w:after="40"/>
-              <w:ind w:firstLine="0"/>
-            </w:pPr>
-            <w:r>
-              <w:rPr>
-                <w:sz w:val="22"/>
-              </w:rPr>
-              <w:t>1,7° / 31 lần</w:t>
-            </w:r>
-          </w:p>
-        </w:tc>
-      </w:tr>
-      <w:tr>
-        <w:tc>
-          <w:tcPr>
-            <w:tcW w:type="dxa" w:w="3010"/>
-          </w:tcPr>
-          <w:p>
-            <w:pPr>
-              <w:spacing w:after="40"/>
-              <w:ind w:firstLine="0"/>
-            </w:pPr>
-            <w:r>
-              <w:rPr>
-                <w:sz w:val="22"/>
-              </w:rPr>
-              <w:t>23/9</w:t>
-            </w:r>
-          </w:p>
-        </w:tc>
-        <w:tc>
-          <w:tcPr>
-            <w:tcW w:type="dxa" w:w="3010"/>
-          </w:tcPr>
-          <w:p>
-            <w:pPr>
-              <w:spacing w:after="40"/>
-              <w:ind w:firstLine="0"/>
-            </w:pPr>
-            <w:r>
-              <w:rPr>
-                <w:sz w:val="22"/>
-              </w:rPr>
-              <w:t>74,9° / 106 lần</w:t>
-            </w:r>
-          </w:p>
-        </w:tc>
-        <w:tc>
-          <w:tcPr>
-            <w:tcW w:type="dxa" w:w="3010"/>
-          </w:tcPr>
-          <w:p>
-            <w:pPr>
-              <w:spacing w:after="40"/>
-              <w:ind w:firstLine="0"/>
-            </w:pPr>
-            <w:r>
-              <w:rPr>
-                <w:sz w:val="22"/>
-              </w:rPr>
-              <w:t>1,6° / 33 lần</w:t>
-            </w:r>
-          </w:p>
-        </w:tc>
-      </w:tr>
-      <w:tr>
-        <w:tc>
-          <w:tcPr>
-            <w:tcW w:type="dxa" w:w="3010"/>
-          </w:tcPr>
-          <w:p>
-            <w:pPr>
-              <w:spacing w:after="40"/>
-              <w:ind w:firstLine="0"/>
-            </w:pPr>
-            <w:r>
-              <w:rPr>
-                <w:sz w:val="22"/>
-              </w:rPr>
-              <w:t>21/12</w:t>
-            </w:r>
-          </w:p>
-        </w:tc>
-        <w:tc>
-          <w:tcPr>
-            <w:tcW w:type="dxa" w:w="3010"/>
-          </w:tcPr>
-          <w:p>
-            <w:pPr>
-              <w:spacing w:after="40"/>
-              <w:ind w:firstLine="0"/>
-            </w:pPr>
-            <w:r>
-              <w:rPr>
-                <w:sz w:val="22"/>
-              </w:rPr>
-              <w:t>92,5° / 99 lần</w:t>
-            </w:r>
-          </w:p>
-        </w:tc>
-        <w:tc>
-          <w:tcPr>
-            <w:tcW w:type="dxa" w:w="3010"/>
-          </w:tcPr>
-          <w:p>
-            <w:pPr>
-              <w:spacing w:after="40"/>
-              <w:ind w:firstLine="0"/>
-            </w:pPr>
-            <w:r>
-              <w:rPr>
-                <w:sz w:val="22"/>
-              </w:rPr>
-              <w:t>1,6° / 33 lần</w:t>
-            </w:r>
-          </w:p>
-        </w:tc>
-      </w:tr>
-    </w:tbl>
-    <w:p>
-      <w:pPr/>
-    </w:p>
-    <w:p>
-      <w:pPr/>
-      <w:r>
-        <w:t>Trời mờ đều, nhánh LDR thuần không còn chênh lệch để dò nên tấm pin đứng yên trong khi Mặt Trời đi tiếp: sai số dồn tới 70–90°. Luật lai nhận biết tổng sáng thấp nên cả hai trục giữ lịch thiên văn, sai số 1,6–1,7° và motor chỉ chạy theo bước lịch 31–33 lần. Với hệ hai trục, lợi thế này càng rõ vì trục nghiêng không bị tụt xuống vị trí sai rồi phải kéo lại khi nắng bừng.</w:t>
-      </w:r>
-    </w:p>
-    <w:p>
-      <w:pPr>
-        <w:pStyle w:val="Heading2"/>
-      </w:pPr>
-      <w:r>
-        <w:t>3.5. Năng lượng thu được so với tấm cố định</w:t>
-      </w:r>
-    </w:p>
-    <w:p>
-      <w:pPr>
-        <w:pStyle w:val="Caption"/>
-        <w:spacing w:after="80"/>
-      </w:pPr>
-      <w:r>
-        <w:t>Bảng 4. Năng lượng trực xạ trong ngày, tấm cố định = 100%</w:t>
+        <w:t>Bảng 3. Ma trận góc cao α (độ) – đầu vào của khớp nghiêng</w:t>
       </w:r>
     </w:p>
     <w:tbl>
@@ -2193,7 +1817,7 @@
                 <w:b/>
                 <w:sz w:val="22"/>
               </w:rPr>
-              <w:t>Ngày</w:t>
+              <w:t>Giờ</w:t>
             </w:r>
           </w:p>
         </w:tc>
@@ -2211,7 +1835,7 @@
                 <w:b/>
                 <w:sz w:val="22"/>
               </w:rPr>
-              <w:t>Tấm cố định</w:t>
+              <w:t>21/3</w:t>
             </w:r>
           </w:p>
         </w:tc>
@@ -2229,7 +1853,7 @@
                 <w:b/>
                 <w:sz w:val="22"/>
               </w:rPr>
-              <w:t>Thiên văn</w:t>
+              <w:t>21/6</w:t>
             </w:r>
           </w:p>
         </w:tc>
@@ -2247,7 +1871,7 @@
                 <w:b/>
                 <w:sz w:val="22"/>
               </w:rPr>
-              <w:t>LDR thuần</w:t>
+              <w:t>23/9</w:t>
             </w:r>
           </w:p>
         </w:tc>
@@ -2265,7 +1889,7 @@
                 <w:b/>
                 <w:sz w:val="22"/>
               </w:rPr>
-              <w:t>Lai</w:t>
+              <w:t>21/12</w:t>
             </w:r>
           </w:p>
         </w:tc>
@@ -2284,7 +1908,7 @@
               <w:rPr>
                 <w:sz w:val="22"/>
               </w:rPr>
-              <w:t>21/3</w:t>
+              <w:t>7h</w:t>
             </w:r>
           </w:p>
         </w:tc>
@@ -2301,7 +1925,7 @@
               <w:rPr>
                 <w:sz w:val="22"/>
               </w:rPr>
-              <w:t>100%</w:t>
+              <w:t>14,0</w:t>
             </w:r>
           </w:p>
         </w:tc>
@@ -2318,7 +1942,7 @@
               <w:rPr>
                 <w:sz w:val="22"/>
               </w:rPr>
-              <w:t>246%</w:t>
+              <w:t>21,0</w:t>
             </w:r>
           </w:p>
         </w:tc>
@@ -2335,7 +1959,7 @@
               <w:rPr>
                 <w:sz w:val="22"/>
               </w:rPr>
-              <w:t>221%</w:t>
+              <w:t>14,0</w:t>
             </w:r>
           </w:p>
         </w:tc>
@@ -2352,7 +1976,7 @@
               <w:rPr>
                 <w:sz w:val="22"/>
               </w:rPr>
-              <w:t>246%</w:t>
+              <w:t>5,0</w:t>
             </w:r>
           </w:p>
         </w:tc>
@@ -2371,7 +1995,7 @@
               <w:rPr>
                 <w:sz w:val="22"/>
               </w:rPr>
-              <w:t>21/6</w:t>
+              <w:t>9h</w:t>
             </w:r>
           </w:p>
         </w:tc>
@@ -2388,7 +2012,7 @@
               <w:rPr>
                 <w:sz w:val="22"/>
               </w:rPr>
-              <w:t>100%</w:t>
+              <w:t>40,5</w:t>
             </w:r>
           </w:p>
         </w:tc>
@@ -2405,7 +2029,7 @@
               <w:rPr>
                 <w:sz w:val="22"/>
               </w:rPr>
-              <w:t>157%</w:t>
+              <w:t>49,4</w:t>
             </w:r>
           </w:p>
         </w:tc>
@@ -2422,7 +2046,7 @@
               <w:rPr>
                 <w:sz w:val="22"/>
               </w:rPr>
-              <w:t>144%</w:t>
+              <w:t>40,0</w:t>
             </w:r>
           </w:p>
         </w:tc>
@@ -2439,7 +2063,7 @@
               <w:rPr>
                 <w:sz w:val="22"/>
               </w:rPr>
-              <w:t>157%</w:t>
+              <w:t>23,6</w:t>
             </w:r>
           </w:p>
         </w:tc>
@@ -2458,7 +2082,7 @@
               <w:rPr>
                 <w:sz w:val="22"/>
               </w:rPr>
-              <w:t>23/9</w:t>
+              <w:t>11h</w:t>
             </w:r>
           </w:p>
         </w:tc>
@@ -2475,7 +2099,7 @@
               <w:rPr>
                 <w:sz w:val="22"/>
               </w:rPr>
-              <w:t>100%</w:t>
+              <w:t>61,4</w:t>
             </w:r>
           </w:p>
         </w:tc>
@@ -2492,7 +2116,7 @@
               <w:rPr>
                 <w:sz w:val="22"/>
               </w:rPr>
-              <w:t>249%</w:t>
+              <w:t>71,4</w:t>
             </w:r>
           </w:p>
         </w:tc>
@@ -2509,7 +2133,7 @@
               <w:rPr>
                 <w:sz w:val="22"/>
               </w:rPr>
-              <w:t>224%</w:t>
+              <w:t>60,9</w:t>
             </w:r>
           </w:p>
         </w:tc>
@@ -2526,7 +2150,7 @@
               <w:rPr>
                 <w:sz w:val="22"/>
               </w:rPr>
-              <w:t>249%</w:t>
+              <w:t>40,2</w:t>
             </w:r>
           </w:p>
         </w:tc>
@@ -2545,7 +2169,7 @@
               <w:rPr>
                 <w:sz w:val="22"/>
               </w:rPr>
-              <w:t>21/12</w:t>
+              <w:t>12h</w:t>
             </w:r>
           </w:p>
         </w:tc>
@@ -2562,7 +2186,7 @@
               <w:rPr>
                 <w:sz w:val="22"/>
               </w:rPr>
-              <w:t>100%</w:t>
+              <w:t>66,5</w:t>
             </w:r>
           </w:p>
         </w:tc>
@@ -2579,7 +2203,7 @@
               <w:rPr>
                 <w:sz w:val="22"/>
               </w:rPr>
-              <w:t>479%</w:t>
+              <w:t>87,9</w:t>
             </w:r>
           </w:p>
         </w:tc>
@@ -2596,7 +2220,7 @@
               <w:rPr>
                 <w:sz w:val="22"/>
               </w:rPr>
-              <w:t>410%</w:t>
+              <w:t>66,0</w:t>
             </w:r>
           </w:p>
         </w:tc>
@@ -2613,7 +2237,268 @@
               <w:rPr>
                 <w:sz w:val="22"/>
               </w:rPr>
-              <w:t>478%</w:t>
+              <w:t>44,7</w:t>
+            </w:r>
+          </w:p>
+        </w:tc>
+      </w:tr>
+      <w:tr>
+        <w:tc>
+          <w:tcPr>
+            <w:tcW w:type="dxa" w:w="1806"/>
+          </w:tcPr>
+          <w:p>
+            <w:pPr>
+              <w:spacing w:after="40"/>
+              <w:ind w:firstLine="0"/>
+            </w:pPr>
+            <w:r>
+              <w:rPr>
+                <w:sz w:val="22"/>
+              </w:rPr>
+              <w:t>13h</w:t>
+            </w:r>
+          </w:p>
+        </w:tc>
+        <w:tc>
+          <w:tcPr>
+            <w:tcW w:type="dxa" w:w="1806"/>
+          </w:tcPr>
+          <w:p>
+            <w:pPr>
+              <w:spacing w:after="40"/>
+              <w:ind w:firstLine="0"/>
+            </w:pPr>
+            <w:r>
+              <w:rPr>
+                <w:sz w:val="22"/>
+              </w:rPr>
+              <w:t>65,9</w:t>
+            </w:r>
+          </w:p>
+        </w:tc>
+        <w:tc>
+          <w:tcPr>
+            <w:tcW w:type="dxa" w:w="1806"/>
+          </w:tcPr>
+          <w:p>
+            <w:pPr>
+              <w:spacing w:after="40"/>
+              <w:ind w:firstLine="0"/>
+            </w:pPr>
+            <w:r>
+              <w:rPr>
+                <w:sz w:val="22"/>
+              </w:rPr>
+              <w:t>70,9</w:t>
+            </w:r>
+          </w:p>
+        </w:tc>
+        <w:tc>
+          <w:tcPr>
+            <w:tcW w:type="dxa" w:w="1806"/>
+          </w:tcPr>
+          <w:p>
+            <w:pPr>
+              <w:spacing w:after="40"/>
+              <w:ind w:firstLine="0"/>
+            </w:pPr>
+            <w:r>
+              <w:rPr>
+                <w:sz w:val="22"/>
+              </w:rPr>
+              <w:t>65,4</w:t>
+            </w:r>
+          </w:p>
+        </w:tc>
+        <w:tc>
+          <w:tcPr>
+            <w:tcW w:type="dxa" w:w="1806"/>
+          </w:tcPr>
+          <w:p>
+            <w:pPr>
+              <w:spacing w:after="40"/>
+              <w:ind w:firstLine="0"/>
+            </w:pPr>
+            <w:r>
+              <w:rPr>
+                <w:sz w:val="22"/>
+              </w:rPr>
+              <w:t>43,6</w:t>
+            </w:r>
+          </w:p>
+        </w:tc>
+      </w:tr>
+      <w:tr>
+        <w:tc>
+          <w:tcPr>
+            <w:tcW w:type="dxa" w:w="1806"/>
+          </w:tcPr>
+          <w:p>
+            <w:pPr>
+              <w:spacing w:after="40"/>
+              <w:ind w:firstLine="0"/>
+            </w:pPr>
+            <w:r>
+              <w:rPr>
+                <w:sz w:val="22"/>
+              </w:rPr>
+              <w:t>15h</w:t>
+            </w:r>
+          </w:p>
+        </w:tc>
+        <w:tc>
+          <w:tcPr>
+            <w:tcW w:type="dxa" w:w="1806"/>
+          </w:tcPr>
+          <w:p>
+            <w:pPr>
+              <w:spacing w:after="40"/>
+              <w:ind w:firstLine="0"/>
+            </w:pPr>
+            <w:r>
+              <w:rPr>
+                <w:sz w:val="22"/>
+              </w:rPr>
+              <w:t>48,2</w:t>
+            </w:r>
+          </w:p>
+        </w:tc>
+        <w:tc>
+          <w:tcPr>
+            <w:tcW w:type="dxa" w:w="1806"/>
+          </w:tcPr>
+          <w:p>
+            <w:pPr>
+              <w:spacing w:after="40"/>
+              <w:ind w:firstLine="0"/>
+            </w:pPr>
+            <w:r>
+              <w:rPr>
+                <w:sz w:val="22"/>
+              </w:rPr>
+              <w:t>48,6</w:t>
+            </w:r>
+          </w:p>
+        </w:tc>
+        <w:tc>
+          <w:tcPr>
+            <w:tcW w:type="dxa" w:w="1806"/>
+          </w:tcPr>
+          <w:p>
+            <w:pPr>
+              <w:spacing w:after="40"/>
+              <w:ind w:firstLine="0"/>
+            </w:pPr>
+            <w:r>
+              <w:rPr>
+                <w:sz w:val="22"/>
+              </w:rPr>
+              <w:t>47,8</w:t>
+            </w:r>
+          </w:p>
+        </w:tc>
+        <w:tc>
+          <w:tcPr>
+            <w:tcW w:type="dxa" w:w="1806"/>
+          </w:tcPr>
+          <w:p>
+            <w:pPr>
+              <w:spacing w:after="40"/>
+              <w:ind w:firstLine="0"/>
+            </w:pPr>
+            <w:r>
+              <w:rPr>
+                <w:sz w:val="22"/>
+              </w:rPr>
+              <w:t>28,2</w:t>
+            </w:r>
+          </w:p>
+        </w:tc>
+      </w:tr>
+      <w:tr>
+        <w:tc>
+          <w:tcPr>
+            <w:tcW w:type="dxa" w:w="1806"/>
+          </w:tcPr>
+          <w:p>
+            <w:pPr>
+              <w:spacing w:after="40"/>
+              <w:ind w:firstLine="0"/>
+            </w:pPr>
+            <w:r>
+              <w:rPr>
+                <w:sz w:val="22"/>
+              </w:rPr>
+              <w:t>17h</w:t>
+            </w:r>
+          </w:p>
+        </w:tc>
+        <w:tc>
+          <w:tcPr>
+            <w:tcW w:type="dxa" w:w="1806"/>
+          </w:tcPr>
+          <w:p>
+            <w:pPr>
+              <w:spacing w:after="40"/>
+              <w:ind w:firstLine="0"/>
+            </w:pPr>
+            <w:r>
+              <w:rPr>
+                <w:sz w:val="22"/>
+              </w:rPr>
+              <w:t>21,6</w:t>
+            </w:r>
+          </w:p>
+        </w:tc>
+        <w:tc>
+          <w:tcPr>
+            <w:tcW w:type="dxa" w:w="1806"/>
+          </w:tcPr>
+          <w:p>
+            <w:pPr>
+              <w:spacing w:after="40"/>
+              <w:ind w:firstLine="0"/>
+            </w:pPr>
+            <w:r>
+              <w:rPr>
+                <w:sz w:val="22"/>
+              </w:rPr>
+              <w:t>20,4</w:t>
+            </w:r>
+          </w:p>
+        </w:tc>
+        <w:tc>
+          <w:tcPr>
+            <w:tcW w:type="dxa" w:w="1806"/>
+          </w:tcPr>
+          <w:p>
+            <w:pPr>
+              <w:spacing w:after="40"/>
+              <w:ind w:firstLine="0"/>
+            </w:pPr>
+            <w:r>
+              <w:rPr>
+                <w:sz w:val="22"/>
+              </w:rPr>
+              <w:t>21,3</w:t>
+            </w:r>
+          </w:p>
+        </w:tc>
+        <w:tc>
+          <w:tcPr>
+            <w:tcW w:type="dxa" w:w="1806"/>
+          </w:tcPr>
+          <w:p>
+            <w:pPr>
+              <w:spacing w:after="40"/>
+              <w:ind w:firstLine="0"/>
+            </w:pPr>
+            <w:r>
+              <w:rPr>
+                <w:sz w:val="22"/>
+              </w:rPr>
+              <w:t>9,4</w:t>
             </w:r>
           </w:p>
         </w:tc>
@@ -2623,57 +2508,743 @@
       <w:pPr/>
     </w:p>
     <w:p>
-      <w:pPr>
-        <w:ind w:firstLine="0"/>
-        <w:jc w:val="center"/>
-      </w:pPr>
+      <w:pPr/>
       <w:r>
-        <w:drawing>
-          <wp:inline xmlns:a="http://schemas.openxmlformats.org/drawingml/2006/main" xmlns:pic="http://schemas.openxmlformats.org/drawingml/2006/picture">
-            <wp:extent cx="5580000" cy="2731875"/>
-            <wp:docPr id="2" name="Picture 2"/>
-            <wp:cNvGraphicFramePr>
-              <a:graphicFrameLocks noChangeAspect="1"/>
-            </wp:cNvGraphicFramePr>
-            <a:graphic>
-              <a:graphicData uri="http://schemas.openxmlformats.org/drawingml/2006/picture">
-                <pic:pic>
-                  <pic:nvPicPr>
-                    <pic:cNvPr id="0" name="ket_qua_nang_luong.png"/>
-                    <pic:cNvPicPr/>
-                  </pic:nvPicPr>
-                  <pic:blipFill>
-                    <a:blip r:embed="rId24"/>
-                    <a:stretch>
-                      <a:fillRect/>
-                    </a:stretch>
-                  </pic:blipFill>
-                  <pic:spPr>
-                    <a:xfrm>
-                      <a:off x="0" y="0"/>
-                      <a:ext cx="5580000" cy="2731875"/>
-                    </a:xfrm>
-                    <a:prstGeom prst="rect"/>
-                  </pic:spPr>
-                </pic:pic>
-              </a:graphicData>
-            </a:graphic>
-          </wp:inline>
-        </w:drawing>
+        <w:t>Bảng góc phương vị γ (độ, Nam = 0, về Tây dương) – đầu vào của khớp phương vị:</w:t>
       </w:r>
     </w:p>
     <w:p>
       <w:pPr>
         <w:pStyle w:val="Caption"/>
+        <w:spacing w:after="80"/>
       </w:pPr>
       <w:r>
-        <w:t>Hình 2. Năng lượng thu được trong ngày so với tấm cố định</w:t>
+        <w:t>Bảng 4. Ma trận góc phương vị γ (độ) – đầu vào của khớp phương vị</w:t>
       </w:r>
+    </w:p>
+    <w:tbl>
+      <w:tblPr>
+        <w:tblStyle w:val="TableGrid"/>
+        <w:tblW w:type="auto" w:w="0"/>
+        <w:jc w:val="center"/>
+        <w:tblLook w:firstColumn="1" w:firstRow="1" w:lastColumn="0" w:lastRow="0" w:noHBand="0" w:noVBand="1" w:val="04A0"/>
+      </w:tblPr>
+      <w:tblGrid>
+        <w:gridCol w:w="1806"/>
+        <w:gridCol w:w="1806"/>
+        <w:gridCol w:w="1806"/>
+        <w:gridCol w:w="1806"/>
+        <w:gridCol w:w="1806"/>
+      </w:tblGrid>
+      <w:tr>
+        <w:tc>
+          <w:tcPr>
+            <w:tcW w:type="dxa" w:w="1806"/>
+          </w:tcPr>
+          <w:p>
+            <w:pPr>
+              <w:spacing w:after="40"/>
+              <w:ind w:firstLine="0"/>
+            </w:pPr>
+            <w:r>
+              <w:rPr>
+                <w:b/>
+                <w:sz w:val="22"/>
+              </w:rPr>
+              <w:t>Giờ</w:t>
+            </w:r>
+          </w:p>
+        </w:tc>
+        <w:tc>
+          <w:tcPr>
+            <w:tcW w:type="dxa" w:w="1806"/>
+          </w:tcPr>
+          <w:p>
+            <w:pPr>
+              <w:spacing w:after="40"/>
+              <w:ind w:firstLine="0"/>
+            </w:pPr>
+            <w:r>
+              <w:rPr>
+                <w:b/>
+                <w:sz w:val="22"/>
+              </w:rPr>
+              <w:t>21/3</w:t>
+            </w:r>
+          </w:p>
+        </w:tc>
+        <w:tc>
+          <w:tcPr>
+            <w:tcW w:type="dxa" w:w="1806"/>
+          </w:tcPr>
+          <w:p>
+            <w:pPr>
+              <w:spacing w:after="40"/>
+              <w:ind w:firstLine="0"/>
+            </w:pPr>
+            <w:r>
+              <w:rPr>
+                <w:b/>
+                <w:sz w:val="22"/>
+              </w:rPr>
+              <w:t>21/6</w:t>
+            </w:r>
+          </w:p>
+        </w:tc>
+        <w:tc>
+          <w:tcPr>
+            <w:tcW w:type="dxa" w:w="1806"/>
+          </w:tcPr>
+          <w:p>
+            <w:pPr>
+              <w:spacing w:after="40"/>
+              <w:ind w:firstLine="0"/>
+            </w:pPr>
+            <w:r>
+              <w:rPr>
+                <w:b/>
+                <w:sz w:val="22"/>
+              </w:rPr>
+              <w:t>23/9</w:t>
+            </w:r>
+          </w:p>
+        </w:tc>
+        <w:tc>
+          <w:tcPr>
+            <w:tcW w:type="dxa" w:w="1806"/>
+          </w:tcPr>
+          <w:p>
+            <w:pPr>
+              <w:spacing w:after="40"/>
+              <w:ind w:firstLine="0"/>
+            </w:pPr>
+            <w:r>
+              <w:rPr>
+                <w:b/>
+                <w:sz w:val="22"/>
+              </w:rPr>
+              <w:t>21/12</w:t>
+            </w:r>
+          </w:p>
+        </w:tc>
+      </w:tr>
+      <w:tr>
+        <w:tc>
+          <w:tcPr>
+            <w:tcW w:type="dxa" w:w="1806"/>
+          </w:tcPr>
+          <w:p>
+            <w:pPr>
+              <w:spacing w:after="40"/>
+              <w:ind w:firstLine="0"/>
+            </w:pPr>
+            <w:r>
+              <w:rPr>
+                <w:sz w:val="22"/>
+              </w:rPr>
+              <w:t>7h</w:t>
+            </w:r>
+          </w:p>
+        </w:tc>
+        <w:tc>
+          <w:tcPr>
+            <w:tcW w:type="dxa" w:w="1806"/>
+          </w:tcPr>
+          <w:p>
+            <w:pPr>
+              <w:spacing w:after="40"/>
+              <w:ind w:firstLine="0"/>
+            </w:pPr>
+            <w:r>
+              <w:rPr>
+                <w:sz w:val="22"/>
+              </w:rPr>
+              <w:t>−84,2</w:t>
+            </w:r>
+          </w:p>
+        </w:tc>
+        <w:tc>
+          <w:tcPr>
+            <w:tcW w:type="dxa" w:w="1806"/>
+          </w:tcPr>
+          <w:p>
+            <w:pPr>
+              <w:spacing w:after="40"/>
+              <w:ind w:firstLine="0"/>
+            </w:pPr>
+            <w:r>
+              <w:rPr>
+                <w:sz w:val="22"/>
+              </w:rPr>
+              <w:t>−108,4</w:t>
+            </w:r>
+          </w:p>
+        </w:tc>
+        <w:tc>
+          <w:tcPr>
+            <w:tcW w:type="dxa" w:w="1806"/>
+          </w:tcPr>
+          <w:p>
+            <w:pPr>
+              <w:spacing w:after="40"/>
+              <w:ind w:firstLine="0"/>
+            </w:pPr>
+            <w:r>
+              <w:rPr>
+                <w:sz w:val="22"/>
+              </w:rPr>
+              <w:t>−84,4</w:t>
+            </w:r>
+          </w:p>
+        </w:tc>
+        <w:tc>
+          <w:tcPr>
+            <w:tcW w:type="dxa" w:w="1806"/>
+          </w:tcPr>
+          <w:p>
+            <w:pPr>
+              <w:spacing w:after="40"/>
+              <w:ind w:firstLine="0"/>
+            </w:pPr>
+            <w:r>
+              <w:rPr>
+                <w:sz w:val="22"/>
+              </w:rPr>
+              <w:t>−63,2</w:t>
+            </w:r>
+          </w:p>
+        </w:tc>
+      </w:tr>
+      <w:tr>
+        <w:tc>
+          <w:tcPr>
+            <w:tcW w:type="dxa" w:w="1806"/>
+          </w:tcPr>
+          <w:p>
+            <w:pPr>
+              <w:spacing w:after="40"/>
+              <w:ind w:firstLine="0"/>
+            </w:pPr>
+            <w:r>
+              <w:rPr>
+                <w:sz w:val="22"/>
+              </w:rPr>
+              <w:t>9h</w:t>
+            </w:r>
+          </w:p>
+        </w:tc>
+        <w:tc>
+          <w:tcPr>
+            <w:tcW w:type="dxa" w:w="1806"/>
+          </w:tcPr>
+          <w:p>
+            <w:pPr>
+              <w:spacing w:after="40"/>
+              <w:ind w:firstLine="0"/>
+            </w:pPr>
+            <w:r>
+              <w:rPr>
+                <w:sz w:val="22"/>
+              </w:rPr>
+              <w:t>−60,2</w:t>
+            </w:r>
+          </w:p>
+        </w:tc>
+        <w:tc>
+          <w:tcPr>
+            <w:tcW w:type="dxa" w:w="1806"/>
+          </w:tcPr>
+          <w:p>
+            <w:pPr>
+              <w:spacing w:after="40"/>
+              <w:ind w:firstLine="0"/>
+            </w:pPr>
+            <w:r>
+              <w:rPr>
+                <w:sz w:val="22"/>
+              </w:rPr>
+              <w:t>−89,6</w:t>
+            </w:r>
+          </w:p>
+        </w:tc>
+        <w:tc>
+          <w:tcPr>
+            <w:tcW w:type="dxa" w:w="1806"/>
+          </w:tcPr>
+          <w:p>
+            <w:pPr>
+              <w:spacing w:after="40"/>
+              <w:ind w:firstLine="0"/>
+            </w:pPr>
+            <w:r>
+              <w:rPr>
+                <w:sz w:val="22"/>
+              </w:rPr>
+              <w:t>−60,4</w:t>
+            </w:r>
+          </w:p>
+        </w:tc>
+        <w:tc>
+          <w:tcPr>
+            <w:tcW w:type="dxa" w:w="1806"/>
+          </w:tcPr>
+          <w:p>
+            <w:pPr>
+              <w:spacing w:after="40"/>
+              <w:ind w:firstLine="0"/>
+            </w:pPr>
+            <w:r>
+              <w:rPr>
+                <w:sz w:val="22"/>
+              </w:rPr>
+              <w:t>−40,8</w:t>
+            </w:r>
+          </w:p>
+        </w:tc>
+      </w:tr>
+      <w:tr>
+        <w:tc>
+          <w:tcPr>
+            <w:tcW w:type="dxa" w:w="1806"/>
+          </w:tcPr>
+          <w:p>
+            <w:pPr>
+              <w:spacing w:after="40"/>
+              <w:ind w:firstLine="0"/>
+            </w:pPr>
+            <w:r>
+              <w:rPr>
+                <w:sz w:val="22"/>
+              </w:rPr>
+              <w:t>11h</w:t>
+            </w:r>
+          </w:p>
+        </w:tc>
+        <w:tc>
+          <w:tcPr>
+            <w:tcW w:type="dxa" w:w="1806"/>
+          </w:tcPr>
+          <w:p>
+            <w:pPr>
+              <w:spacing w:after="40"/>
+              <w:ind w:firstLine="0"/>
+            </w:pPr>
+            <w:r>
+              <w:rPr>
+                <w:sz w:val="22"/>
+              </w:rPr>
+              <w:t>−33,4</w:t>
+            </w:r>
+          </w:p>
+        </w:tc>
+        <w:tc>
+          <w:tcPr>
+            <w:tcW w:type="dxa" w:w="1806"/>
+          </w:tcPr>
+          <w:p>
+            <w:pPr>
+              <w:spacing w:after="40"/>
+              <w:ind w:firstLine="0"/>
+            </w:pPr>
+            <w:r>
+              <w:rPr>
+                <w:sz w:val="22"/>
+              </w:rPr>
+              <w:t>−74,3</w:t>
+            </w:r>
+          </w:p>
+        </w:tc>
+        <w:tc>
+          <w:tcPr>
+            <w:tcW w:type="dxa" w:w="1806"/>
+          </w:tcPr>
+          <w:p>
+            <w:pPr>
+              <w:spacing w:after="40"/>
+              <w:ind w:firstLine="0"/>
+            </w:pPr>
+            <w:r>
+              <w:rPr>
+                <w:sz w:val="22"/>
+              </w:rPr>
+              <w:t>−33,6</w:t>
+            </w:r>
+          </w:p>
+        </w:tc>
+        <w:tc>
+          <w:tcPr>
+            <w:tcW w:type="dxa" w:w="1806"/>
+          </w:tcPr>
+          <w:p>
+            <w:pPr>
+              <w:spacing w:after="40"/>
+              <w:ind w:firstLine="0"/>
+            </w:pPr>
+            <w:r>
+              <w:rPr>
+                <w:sz w:val="22"/>
+              </w:rPr>
+              <w:t>−21,2</w:t>
+            </w:r>
+          </w:p>
+        </w:tc>
+      </w:tr>
+      <w:tr>
+        <w:tc>
+          <w:tcPr>
+            <w:tcW w:type="dxa" w:w="1806"/>
+          </w:tcPr>
+          <w:p>
+            <w:pPr>
+              <w:spacing w:after="40"/>
+              <w:ind w:firstLine="0"/>
+            </w:pPr>
+            <w:r>
+              <w:rPr>
+                <w:sz w:val="22"/>
+              </w:rPr>
+              <w:t>12h</w:t>
+            </w:r>
+          </w:p>
+        </w:tc>
+        <w:tc>
+          <w:tcPr>
+            <w:tcW w:type="dxa" w:w="1806"/>
+          </w:tcPr>
+          <w:p>
+            <w:pPr>
+              <w:spacing w:after="40"/>
+              <w:ind w:firstLine="0"/>
+            </w:pPr>
+            <w:r>
+              <w:rPr>
+                <w:sz w:val="22"/>
+              </w:rPr>
+              <w:t>0,0</w:t>
+            </w:r>
+          </w:p>
+        </w:tc>
+        <w:tc>
+          <w:tcPr>
+            <w:tcW w:type="dxa" w:w="1806"/>
+          </w:tcPr>
+          <w:p>
+            <w:pPr>
+              <w:spacing w:after="40"/>
+              <w:ind w:firstLine="0"/>
+            </w:pPr>
+            <w:r>
+              <w:rPr>
+                <w:sz w:val="22"/>
+              </w:rPr>
+              <w:t>180,0</w:t>
+            </w:r>
+          </w:p>
+        </w:tc>
+        <w:tc>
+          <w:tcPr>
+            <w:tcW w:type="dxa" w:w="1806"/>
+          </w:tcPr>
+          <w:p>
+            <w:pPr>
+              <w:spacing w:after="40"/>
+              <w:ind w:firstLine="0"/>
+            </w:pPr>
+            <w:r>
+              <w:rPr>
+                <w:sz w:val="22"/>
+              </w:rPr>
+              <w:t>0,0</w:t>
+            </w:r>
+          </w:p>
+        </w:tc>
+        <w:tc>
+          <w:tcPr>
+            <w:tcW w:type="dxa" w:w="1806"/>
+          </w:tcPr>
+          <w:p>
+            <w:pPr>
+              <w:spacing w:after="40"/>
+              <w:ind w:firstLine="0"/>
+            </w:pPr>
+            <w:r>
+              <w:rPr>
+                <w:sz w:val="22"/>
+              </w:rPr>
+              <w:t>0,0</w:t>
+            </w:r>
+          </w:p>
+        </w:tc>
+      </w:tr>
+      <w:tr>
+        <w:tc>
+          <w:tcPr>
+            <w:tcW w:type="dxa" w:w="1806"/>
+          </w:tcPr>
+          <w:p>
+            <w:pPr>
+              <w:spacing w:after="40"/>
+              <w:ind w:firstLine="0"/>
+            </w:pPr>
+            <w:r>
+              <w:rPr>
+                <w:sz w:val="22"/>
+              </w:rPr>
+              <w:t>13h</w:t>
+            </w:r>
+          </w:p>
+        </w:tc>
+        <w:tc>
+          <w:tcPr>
+            <w:tcW w:type="dxa" w:w="1806"/>
+          </w:tcPr>
+          <w:p>
+            <w:pPr>
+              <w:spacing w:after="40"/>
+              <w:ind w:firstLine="0"/>
+            </w:pPr>
+            <w:r>
+              <w:rPr>
+                <w:sz w:val="22"/>
+              </w:rPr>
+              <w:t>33,4</w:t>
+            </w:r>
+          </w:p>
+        </w:tc>
+        <w:tc>
+          <w:tcPr>
+            <w:tcW w:type="dxa" w:w="1806"/>
+          </w:tcPr>
+          <w:p>
+            <w:pPr>
+              <w:spacing w:after="40"/>
+              <w:ind w:firstLine="0"/>
+            </w:pPr>
+            <w:r>
+              <w:rPr>
+                <w:sz w:val="22"/>
+              </w:rPr>
+              <w:t>74,3</w:t>
+            </w:r>
+          </w:p>
+        </w:tc>
+        <w:tc>
+          <w:tcPr>
+            <w:tcW w:type="dxa" w:w="1806"/>
+          </w:tcPr>
+          <w:p>
+            <w:pPr>
+              <w:spacing w:after="40"/>
+              <w:ind w:firstLine="0"/>
+            </w:pPr>
+            <w:r>
+              <w:rPr>
+                <w:sz w:val="22"/>
+              </w:rPr>
+              <w:t>33,6</w:t>
+            </w:r>
+          </w:p>
+        </w:tc>
+        <w:tc>
+          <w:tcPr>
+            <w:tcW w:type="dxa" w:w="1806"/>
+          </w:tcPr>
+          <w:p>
+            <w:pPr>
+              <w:spacing w:after="40"/>
+              <w:ind w:firstLine="0"/>
+            </w:pPr>
+            <w:r>
+              <w:rPr>
+                <w:sz w:val="22"/>
+              </w:rPr>
+              <w:t>21,2</w:t>
+            </w:r>
+          </w:p>
+        </w:tc>
+      </w:tr>
+      <w:tr>
+        <w:tc>
+          <w:tcPr>
+            <w:tcW w:type="dxa" w:w="1806"/>
+          </w:tcPr>
+          <w:p>
+            <w:pPr>
+              <w:spacing w:after="40"/>
+              <w:ind w:firstLine="0"/>
+            </w:pPr>
+            <w:r>
+              <w:rPr>
+                <w:sz w:val="22"/>
+              </w:rPr>
+              <w:t>15h</w:t>
+            </w:r>
+          </w:p>
+        </w:tc>
+        <w:tc>
+          <w:tcPr>
+            <w:tcW w:type="dxa" w:w="1806"/>
+          </w:tcPr>
+          <w:p>
+            <w:pPr>
+              <w:spacing w:after="40"/>
+              <w:ind w:firstLine="0"/>
+            </w:pPr>
+            <w:r>
+              <w:rPr>
+                <w:sz w:val="22"/>
+              </w:rPr>
+              <w:t>60,2</w:t>
+            </w:r>
+          </w:p>
+        </w:tc>
+        <w:tc>
+          <w:tcPr>
+            <w:tcW w:type="dxa" w:w="1806"/>
+          </w:tcPr>
+          <w:p>
+            <w:pPr>
+              <w:spacing w:after="40"/>
+              <w:ind w:firstLine="0"/>
+            </w:pPr>
+            <w:r>
+              <w:rPr>
+                <w:sz w:val="22"/>
+              </w:rPr>
+              <w:t>89,6</w:t>
+            </w:r>
+          </w:p>
+        </w:tc>
+        <w:tc>
+          <w:tcPr>
+            <w:tcW w:type="dxa" w:w="1806"/>
+          </w:tcPr>
+          <w:p>
+            <w:pPr>
+              <w:spacing w:after="40"/>
+              <w:ind w:firstLine="0"/>
+            </w:pPr>
+            <w:r>
+              <w:rPr>
+                <w:sz w:val="22"/>
+              </w:rPr>
+              <w:t>60,4</w:t>
+            </w:r>
+          </w:p>
+        </w:tc>
+        <w:tc>
+          <w:tcPr>
+            <w:tcW w:type="dxa" w:w="1806"/>
+          </w:tcPr>
+          <w:p>
+            <w:pPr>
+              <w:spacing w:after="40"/>
+              <w:ind w:firstLine="0"/>
+            </w:pPr>
+            <w:r>
+              <w:rPr>
+                <w:sz w:val="22"/>
+              </w:rPr>
+              <w:t>40,8</w:t>
+            </w:r>
+          </w:p>
+        </w:tc>
+      </w:tr>
+      <w:tr>
+        <w:tc>
+          <w:tcPr>
+            <w:tcW w:type="dxa" w:w="1806"/>
+          </w:tcPr>
+          <w:p>
+            <w:pPr>
+              <w:spacing w:after="40"/>
+              <w:ind w:firstLine="0"/>
+            </w:pPr>
+            <w:r>
+              <w:rPr>
+                <w:sz w:val="22"/>
+              </w:rPr>
+              <w:t>17h</w:t>
+            </w:r>
+          </w:p>
+        </w:tc>
+        <w:tc>
+          <w:tcPr>
+            <w:tcW w:type="dxa" w:w="1806"/>
+          </w:tcPr>
+          <w:p>
+            <w:pPr>
+              <w:spacing w:after="40"/>
+              <w:ind w:firstLine="0"/>
+            </w:pPr>
+            <w:r>
+              <w:rPr>
+                <w:sz w:val="22"/>
+              </w:rPr>
+              <w:t>84,2</w:t>
+            </w:r>
+          </w:p>
+        </w:tc>
+        <w:tc>
+          <w:tcPr>
+            <w:tcW w:type="dxa" w:w="1806"/>
+          </w:tcPr>
+          <w:p>
+            <w:pPr>
+              <w:spacing w:after="40"/>
+              <w:ind w:firstLine="0"/>
+            </w:pPr>
+            <w:r>
+              <w:rPr>
+                <w:sz w:val="22"/>
+              </w:rPr>
+              <w:t>108,4</w:t>
+            </w:r>
+          </w:p>
+        </w:tc>
+        <w:tc>
+          <w:tcPr>
+            <w:tcW w:type="dxa" w:w="1806"/>
+          </w:tcPr>
+          <w:p>
+            <w:pPr>
+              <w:spacing w:after="40"/>
+              <w:ind w:firstLine="0"/>
+            </w:pPr>
+            <w:r>
+              <w:rPr>
+                <w:sz w:val="22"/>
+              </w:rPr>
+              <w:t>84,4</w:t>
+            </w:r>
+          </w:p>
+        </w:tc>
+        <w:tc>
+          <w:tcPr>
+            <w:tcW w:type="dxa" w:w="1806"/>
+          </w:tcPr>
+          <w:p>
+            <w:pPr>
+              <w:spacing w:after="40"/>
+              <w:ind w:firstLine="0"/>
+            </w:pPr>
+            <w:r>
+              <w:rPr>
+                <w:sz w:val="22"/>
+              </w:rPr>
+              <w:t>63,2</w:t>
+            </w:r>
+          </w:p>
+        </w:tc>
+      </w:tr>
+    </w:tbl>
+    <w:p>
+      <w:pPr/>
     </w:p>
     <w:p>
       <w:pPr/>
       <w:r>
-        <w:t>Bám nắng hai trục theo luật lai thu gấp 1,6 đến 4,8 lần tấm cố định tùy mùa và luôn nằm trong nhóm cao nhất ở cả ngày nắng lẫn ngày mây, nên được chọn làm phương pháp điều khiển của mô hình.</w:t>
+        <w:t>Hai khớp đọc trực tiếp hai bảng này: khớp nghiêng đặt theo α (góc nâng tấm pin so với phương ngang), khớp phương vị đặt theo γ sau khi chuẩn hóa bước nhảy 180° trưa hạ chí. Xích vĩ bốn ngày tính được: −0,4°; +23,4°; −1,0°; −23,4°, khớp bảng thiên văn.</w:t>
       </w:r>
     </w:p>
     <w:p>
@@ -2681,7 +3252,7 @@
         <w:pStyle w:val="Heading2"/>
       </w:pPr>
       <w:r>
-        <w:t>3.6. Nhận xét và thông số chính của chương trình</w:t>
+        <w:t>4.3. Các công việc còn lại của tuần này (5/10 – 10/10/2026)</w:t>
       </w:r>
     </w:p>
     <w:p>
@@ -2689,7 +3260,7 @@
         <w:pStyle w:val="ListBullet"/>
       </w:pPr>
       <w:r>
-        <w:t>Phương pháp điều khiển: lai thiên văn + LDR; thiên văn định vị thô và giữ lịch khi mây, LDR tinh chỉnh khi nắng; trục nghiêng chỉnh trước, phương vị chỉnh sau.</w:t>
+        <w:t>Mô phỏng thêm ngày mây mù cả buổi để hoàn thiện ngưỡng S_min giữ vị trí cho cả hai khớp.</w:t>
       </w:r>
     </w:p>
     <w:p>
@@ -2697,7 +3268,7 @@
         <w:pStyle w:val="ListBullet"/>
       </w:pPr>
       <w:r>
-        <w:t>Góc gá cảm biến β_s = 30°, vách che chữ thập giữa cụm; ngưỡng chết |e1|, |e2| = 0,030 (lệch 3°); ngưỡng nắng bằng 25% tổng sáng lúc trưa.</w:t>
+        <w:t>Đối chiếu ma trận tính toán với số liệu quan trắc để xác nhận sai số giờ dưới 5 phút.</w:t>
       </w:r>
     </w:p>
     <w:p>
@@ -2705,87 +3276,7 @@
         <w:pStyle w:val="ListBullet"/>
       </w:pPr>
       <w:r>
-        <w:t>Bước lịch thiên văn 2° cho mỗi trục; ngưỡng chuyển định vị thô 5°; tinh chỉnh LDR đi thẳng góc suy ra từ e.</w:t>
-      </w:r>
-    </w:p>
-    <w:p>
-      <w:pPr>
-        <w:pStyle w:val="Heading1"/>
-      </w:pPr>
-      <w:r>
-        <w:t>CHƯƠNG 4. TIẾN ĐỘ THỰC HIỆN VÀ KẾ HOẠCH TUẦN NÀY</w:t>
-      </w:r>
-    </w:p>
-    <w:p>
-      <w:pPr>
-        <w:pStyle w:val="Heading2"/>
-      </w:pPr>
-      <w:r>
-        <w:t>4.1. Kết quả đạt được trong tuần 5/10 – 10/10/2026</w:t>
-      </w:r>
-    </w:p>
-    <w:p>
-      <w:pPr>
-        <w:pStyle w:val="ListBullet"/>
-      </w:pPr>
-      <w:r>
-        <w:t>Hoàn thành ma trận tính toán LDR dùng chung hai trục: góc suy ra trùng góc đặt 0–30°, xác định ngưỡng chết e = 0,030 (mục 3.2).</w:t>
-      </w:r>
-    </w:p>
-    <w:p>
-      <w:pPr>
-        <w:pStyle w:val="ListBullet"/>
-      </w:pPr>
-      <w:r>
-        <w:t>Hoàn thành mô phỏng ba phương pháp: luật lai giữ 1,1–1,7° cả ngày nắng lẫn ngày mây, LDR thuần lạc hướng 70–90° khi mây (mục 3.3, 3.4).</w:t>
-      </w:r>
-    </w:p>
-    <w:p>
-      <w:pPr>
-        <w:pStyle w:val="ListBullet"/>
-      </w:pPr>
-      <w:r>
-        <w:t>Hoàn thành bảng năng lượng: luật lai thu 157–478% so tấm cố định tùy mùa (mục 3.5).</w:t>
-      </w:r>
-    </w:p>
-    <w:p>
-      <w:pPr>
-        <w:pStyle w:val="ListBullet"/>
-      </w:pPr>
-      <w:r>
-        <w:t>Hoàn thành thứ tự chỉnh trục nghiêng trước – phương vị sau và bộ thông số cho chương trình hai trục.</w:t>
-      </w:r>
-    </w:p>
-    <w:p>
-      <w:pPr>
-        <w:pStyle w:val="Heading2"/>
-      </w:pPr>
-      <w:r>
-        <w:t>4.2. Các công việc còn lại của tuần này (5/10 – 10/10/2026)</w:t>
-      </w:r>
-    </w:p>
-    <w:p>
-      <w:pPr>
-        <w:pStyle w:val="ListBullet"/>
-      </w:pPr>
-      <w:r>
-        <w:t>Hiệu chỉnh hệ số kinh độ giờ Mặt Trời trong code theo giờ đọc thực tế của DS1307.</w:t>
-      </w:r>
-    </w:p>
-    <w:p>
-      <w:pPr>
-        <w:pStyle w:val="ListBullet"/>
-      </w:pPr>
-      <w:r>
-        <w:t>Đo kiểm chứng vách che chữ thập cho cả hai cặp kênh e1 và e2.</w:t>
-      </w:r>
-    </w:p>
-    <w:p>
-      <w:pPr>
-        <w:pStyle w:val="ListBullet"/>
-      </w:pPr>
-      <w:r>
-        <w:t>Gửi quyển nghiên cứu xin góp ý của giảng viên hướng dẫn.</w:t>
+        <w:t>Hoàn thiện bản vẽ 3D khớp nâng nghiêng có đối trọng và cập nhật quyển chế tạo.</w:t>
       </w:r>
     </w:p>
     <w:p>
@@ -3953,7 +4444,7 @@
               <w:rPr>
                 <w:sz w:val="22"/>
               </w:rPr>
-              <w:t>Đo U/I PV và điện năng hai động cơ gạt nước.</w:t>
+              <w:t>Đo điện áp tấm pin và trạng thái hai động cơ gạt nước.</w:t>
             </w:r>
           </w:p>
         </w:tc>

--- a/Bao_cao_2_truc_Nghien_cuu.docx
+++ b/Bao_cao_2_truc_Nghien_cuu.docx
@@ -505,7 +505,7 @@
     <w:p>
       <w:pPr/>
       <w:r>
-        <w:t>Bốn LDR ở bốn góc tấm pin, giữa có vách che tạo bóng lệch. Sai lệch điều khiển của hai trục:</w:t>
+        <w:t>Bốn LDR ở bốn góc tấm pin, mỗi cảm biến gá nghiêng ra ngoài tâm một góc β_s = 30°, không dùng vách ngăn. Sai lệch điều khiển của hai trục:</w:t>
       </w:r>
     </w:p>
     <w:p>
@@ -696,7 +696,7 @@
       <w:r>
         <w:drawing>
           <wp:inline xmlns:a="http://schemas.openxmlformats.org/drawingml/2006/main" xmlns:pic="http://schemas.openxmlformats.org/drawingml/2006/picture">
-            <wp:extent cx="5580000" cy="2376568"/>
+            <wp:extent cx="5580000" cy="2346198"/>
             <wp:docPr id="2" name="Picture 2"/>
             <wp:cNvGraphicFramePr>
               <a:graphicFrameLocks noChangeAspect="1"/>
@@ -717,7 +717,7 @@
                   <pic:spPr>
                     <a:xfrm>
                       <a:off x="0" y="0"/>
-                      <a:ext cx="5580000" cy="2376568"/>
+                      <a:ext cx="5580000" cy="2346198"/>
                     </a:xfrm>
                     <a:prstGeom prst="rect"/>
                   </pic:spPr>
@@ -733,7 +733,7 @@
         <w:pStyle w:val="Caption"/>
       </w:pPr>
       <w:r>
-        <w:t>Hình 2. Bốn LDR và vách che giữa trên tấm pin hai trục</w:t>
+        <w:t>Hình 2. Bốn LDR gá nghiêng β_s ở bốn góc tấm pin hai trục</w:t>
       </w:r>
     </w:p>
     <w:p>
@@ -1715,6 +1715,46 @@
       <w:pPr/>
       <w:r>
         <w:t>Lưu đồ hai trục khác bản một trục ở chỗ nhánh tinh chỉnh xét lần lượt e2 rồi e1 (chỉnh nghiêng trước, phương vị sau) và nhánh định vị thô đổi cặp (α, γ) ra hai góc đặt. Lưu đồ chi tiết từng khối nằm ở quyển lập trình, chương 3.</w:t>
+      </w:r>
+    </w:p>
+    <w:p>
+      <w:pPr>
+        <w:pStyle w:val="Heading2"/>
+      </w:pPr>
+      <w:r>
+        <w:t>3.6. Các nội dung sẽ triển khai ở quyển chế tạo và quyển lập trình</w:t>
+      </w:r>
+    </w:p>
+    <w:p>
+      <w:pPr>
+        <w:pStyle w:val="ListBullet"/>
+      </w:pPr>
+      <w:r>
+        <w:t>Quyển chế tạo: triển khai cấu trúc 3D ba tầng (đế xoay phương vị, khớp nâng nghiêng có đối trọng, khung mang pin) và cụm gá bốn LDR nghiêng β_s = 30° in liền khối; thi công hai mạch động lực cầu H bốn TIP41C và các sheet nguồn, RTC, LCD, hành trình theo đúng bộ tham số hybrid.</w:t>
+      </w:r>
+    </w:p>
+    <w:p>
+      <w:pPr>
+        <w:pStyle w:val="ListBullet"/>
+      </w:pPr>
+      <w:r>
+        <w:t>Quyển chế tạo: tính chọn hai động cơ gạt nước cho tấm pin 100 W – 4 kg theo bảng mô-men gió từng khớp, kèm quy tắc đưa tấm pin về vị trí nghỉ nằm ngang khi gió vượt 8 m/s.</w:t>
+      </w:r>
+    </w:p>
+    <w:p>
+      <w:pPr>
+        <w:pStyle w:val="ListBullet"/>
+      </w:pPr>
+      <w:r>
+        <w:t>Quyển lập trình: hiện thực ba nhánh hybrid cho hai khớp với thứ tự tinh chỉnh nghiêng trước – phương vị sau; đọc ADC sáu kênh có lọc và K_cal; điều khiển hai cầu H tích cực thấp; đọc DS1307, hiển thị LCD I2C, đọc hai biến trở; lưu đồ từng phần và tổng quát; code mẫu hai trục hoàn chỉnh.</w:t>
+      </w:r>
+    </w:p>
+    <w:p>
+      <w:pPr>
+        <w:pStyle w:val="ListBullet"/>
+      </w:pPr>
+      <w:r>
+        <w:t>Cả hai quyển dùng ma trận tính toán (α, γ) theo giờ ở chương 4 làm bảng kiểm tra chéo đầu ra khối thiên văn của code khi chạy thử không tải.</w:t>
       </w:r>
     </w:p>
     <w:p>

--- a/Bao_cao_2_truc_Nghien_cuu.docx
+++ b/Bao_cao_2_truc_Nghien_cuu.docx
@@ -395,6 +395,290 @@
       <w:r>
         <w:t>Vì vậy, thiết kế cần xem xét cả mùa, góc nghiêng ban đầu, bóng che và thời tiết địa phương. Không nên suy ra mức tăng sản lượng cả năm từ một ngày nắng hoặc một lần đo; cần so sánh trong các khoảng thời gian đủ dài và ghi nhận điều kiện đo [3, 4].</w:t>
       </w:r>
+    </w:p>
+    <w:tbl>
+      <w:tblPr>
+        <w:tblStyle w:val="TableGrid"/>
+        <w:tblW w:type="auto" w:w="0"/>
+        <w:jc w:val="center"/>
+        <w:tblLook w:firstColumn="1" w:firstRow="1" w:lastColumn="0" w:lastRow="0" w:noHBand="0" w:noVBand="1" w:val="04A0"/>
+      </w:tblPr>
+      <w:tblGrid>
+        <w:gridCol w:w="3010"/>
+        <w:gridCol w:w="3010"/>
+        <w:gridCol w:w="3010"/>
+      </w:tblGrid>
+      <w:tr>
+        <w:tc>
+          <w:tcPr>
+            <w:tcW w:type="dxa" w:w="3010"/>
+          </w:tcPr>
+          <w:p>
+            <w:pPr>
+              <w:spacing w:after="40"/>
+              <w:ind w:firstLine="0"/>
+            </w:pPr>
+            <w:r>
+              <w:rPr>
+                <w:b/>
+                <w:sz w:val="22"/>
+              </w:rPr>
+              <w:t>Giai đoạn thiên văn ở Bắc bán cầu</w:t>
+            </w:r>
+          </w:p>
+        </w:tc>
+        <w:tc>
+          <w:tcPr>
+            <w:tcW w:type="dxa" w:w="3010"/>
+          </w:tcPr>
+          <w:p>
+            <w:pPr>
+              <w:spacing w:after="40"/>
+              <w:ind w:firstLine="0"/>
+            </w:pPr>
+            <w:r>
+              <w:rPr>
+                <w:b/>
+                <w:sz w:val="22"/>
+              </w:rPr>
+              <w:t>Xích vĩ Mặt Trời (xấp xỉ)</w:t>
+            </w:r>
+          </w:p>
+        </w:tc>
+        <w:tc>
+          <w:tcPr>
+            <w:tcW w:type="dxa" w:w="3010"/>
+          </w:tcPr>
+          <w:p>
+            <w:pPr>
+              <w:spacing w:after="40"/>
+              <w:ind w:firstLine="0"/>
+            </w:pPr>
+            <w:r>
+              <w:rPr>
+                <w:b/>
+                <w:sz w:val="22"/>
+              </w:rPr>
+              <w:t>Đặc điểm đường đi biểu kiến</w:t>
+            </w:r>
+          </w:p>
+        </w:tc>
+      </w:tr>
+      <w:tr>
+        <w:tc>
+          <w:tcPr>
+            <w:tcW w:type="dxa" w:w="3010"/>
+          </w:tcPr>
+          <w:p>
+            <w:pPr>
+              <w:spacing w:after="40"/>
+              <w:ind w:firstLine="0"/>
+            </w:pPr>
+            <w:r>
+              <w:rPr>
+                <w:sz w:val="22"/>
+              </w:rPr>
+              <w:t>Xuân: điểm phân tháng 3 đến chí tháng 6</w:t>
+            </w:r>
+          </w:p>
+        </w:tc>
+        <w:tc>
+          <w:tcPr>
+            <w:tcW w:type="dxa" w:w="3010"/>
+          </w:tcPr>
+          <w:p>
+            <w:pPr>
+              <w:spacing w:after="40"/>
+              <w:ind w:firstLine="0"/>
+            </w:pPr>
+            <w:r>
+              <w:rPr>
+                <w:sz w:val="22"/>
+              </w:rPr>
+              <w:t>0° → +23,44°</w:t>
+            </w:r>
+          </w:p>
+        </w:tc>
+        <w:tc>
+          <w:tcPr>
+            <w:tcW w:type="dxa" w:w="3010"/>
+          </w:tcPr>
+          <w:p>
+            <w:pPr>
+              <w:spacing w:after="40"/>
+              <w:ind w:firstLine="0"/>
+            </w:pPr>
+            <w:r>
+              <w:rPr>
+                <w:sz w:val="22"/>
+              </w:rPr>
+              <w:t>Độ cao Mặt Trời giữa trưa tăng; ngày dài dần.</w:t>
+            </w:r>
+          </w:p>
+        </w:tc>
+      </w:tr>
+      <w:tr>
+        <w:tc>
+          <w:tcPr>
+            <w:tcW w:type="dxa" w:w="3010"/>
+          </w:tcPr>
+          <w:p>
+            <w:pPr>
+              <w:spacing w:after="40"/>
+              <w:ind w:firstLine="0"/>
+            </w:pPr>
+            <w:r>
+              <w:rPr>
+                <w:sz w:val="22"/>
+              </w:rPr>
+              <w:t>Hạ: chí tháng 6 đến điểm phân tháng 9</w:t>
+            </w:r>
+          </w:p>
+        </w:tc>
+        <w:tc>
+          <w:tcPr>
+            <w:tcW w:type="dxa" w:w="3010"/>
+          </w:tcPr>
+          <w:p>
+            <w:pPr>
+              <w:spacing w:after="40"/>
+              <w:ind w:firstLine="0"/>
+            </w:pPr>
+            <w:r>
+              <w:rPr>
+                <w:sz w:val="22"/>
+              </w:rPr>
+              <w:t>+23,44° → 0°</w:t>
+            </w:r>
+          </w:p>
+        </w:tc>
+        <w:tc>
+          <w:tcPr>
+            <w:tcW w:type="dxa" w:w="3010"/>
+          </w:tcPr>
+          <w:p>
+            <w:pPr>
+              <w:spacing w:after="40"/>
+              <w:ind w:firstLine="0"/>
+            </w:pPr>
+            <w:r>
+              <w:rPr>
+                <w:sz w:val="22"/>
+              </w:rPr>
+              <w:t>Mặt Trời đi cao; ngày dài rồi giảm dần.</w:t>
+            </w:r>
+          </w:p>
+        </w:tc>
+      </w:tr>
+      <w:tr>
+        <w:tc>
+          <w:tcPr>
+            <w:tcW w:type="dxa" w:w="3010"/>
+          </w:tcPr>
+          <w:p>
+            <w:pPr>
+              <w:spacing w:after="40"/>
+              <w:ind w:firstLine="0"/>
+            </w:pPr>
+            <w:r>
+              <w:rPr>
+                <w:sz w:val="22"/>
+              </w:rPr>
+              <w:t>Thu: điểm phân tháng 9 đến chí tháng 12</w:t>
+            </w:r>
+          </w:p>
+        </w:tc>
+        <w:tc>
+          <w:tcPr>
+            <w:tcW w:type="dxa" w:w="3010"/>
+          </w:tcPr>
+          <w:p>
+            <w:pPr>
+              <w:spacing w:after="40"/>
+              <w:ind w:firstLine="0"/>
+            </w:pPr>
+            <w:r>
+              <w:rPr>
+                <w:sz w:val="22"/>
+              </w:rPr>
+              <w:t>0° → −23,44°</w:t>
+            </w:r>
+          </w:p>
+        </w:tc>
+        <w:tc>
+          <w:tcPr>
+            <w:tcW w:type="dxa" w:w="3010"/>
+          </w:tcPr>
+          <w:p>
+            <w:pPr>
+              <w:spacing w:after="40"/>
+              <w:ind w:firstLine="0"/>
+            </w:pPr>
+            <w:r>
+              <w:rPr>
+                <w:sz w:val="22"/>
+              </w:rPr>
+              <w:t>Quỹ đạo hạ thấp; ngày ngắn dần.</w:t>
+            </w:r>
+          </w:p>
+        </w:tc>
+      </w:tr>
+      <w:tr>
+        <w:tc>
+          <w:tcPr>
+            <w:tcW w:type="dxa" w:w="3010"/>
+          </w:tcPr>
+          <w:p>
+            <w:pPr>
+              <w:spacing w:after="40"/>
+              <w:ind w:firstLine="0"/>
+            </w:pPr>
+            <w:r>
+              <w:rPr>
+                <w:sz w:val="22"/>
+              </w:rPr>
+              <w:t>Đông: chí tháng 12 đến điểm phân tháng 3</w:t>
+            </w:r>
+          </w:p>
+        </w:tc>
+        <w:tc>
+          <w:tcPr>
+            <w:tcW w:type="dxa" w:w="3010"/>
+          </w:tcPr>
+          <w:p>
+            <w:pPr>
+              <w:spacing w:after="40"/>
+              <w:ind w:firstLine="0"/>
+            </w:pPr>
+            <w:r>
+              <w:rPr>
+                <w:sz w:val="22"/>
+              </w:rPr>
+              <w:t>−23,44° → 0°</w:t>
+            </w:r>
+          </w:p>
+        </w:tc>
+        <w:tc>
+          <w:tcPr>
+            <w:tcW w:type="dxa" w:w="3010"/>
+          </w:tcPr>
+          <w:p>
+            <w:pPr>
+              <w:spacing w:after="40"/>
+              <w:ind w:firstLine="0"/>
+            </w:pPr>
+            <w:r>
+              <w:rPr>
+                <w:sz w:val="22"/>
+              </w:rPr>
+              <w:t>Mặt Trời đi thấp; ngày ngắn rồi dài dần.</w:t>
+            </w:r>
+          </w:p>
+        </w:tc>
+      </w:tr>
+    </w:tbl>
+    <w:p>
+      <w:pPr/>
     </w:p>
     <w:p>
       <w:pPr/>
@@ -3393,1407 +3677,6 @@
         <w:t>[11] J.-M. Wang and C.-L. Lu, “Design and Implementation of a Sun Tracker with a Dual-Axis Single Motor for an Optical Sensor-Based Photovoltaic System,” Sensors, vol. 13, no. 3, pp. 3157-3168, 2013. https://doi.org/10.3390/s130303157</w:t>
       </w:r>
     </w:p>
-    <w:tbl>
-      <w:tblPr>
-        <w:tblStyle w:val="TableGrid"/>
-        <w:tblW w:type="auto" w:w="0"/>
-        <w:jc w:val="center"/>
-        <w:tblLook w:firstColumn="1" w:firstRow="1" w:lastColumn="0" w:lastRow="0" w:noHBand="0" w:noVBand="1" w:val="04A0"/>
-      </w:tblPr>
-      <w:tblGrid>
-        <w:gridCol w:w="3010"/>
-        <w:gridCol w:w="3010"/>
-        <w:gridCol w:w="3010"/>
-      </w:tblGrid>
-      <w:tr>
-        <w:tc>
-          <w:tcPr>
-            <w:tcW w:type="dxa" w:w="3010"/>
-          </w:tcPr>
-          <w:p>
-            <w:pPr>
-              <w:spacing w:after="40"/>
-              <w:ind w:firstLine="0"/>
-            </w:pPr>
-            <w:r>
-              <w:rPr>
-                <w:b/>
-                <w:sz w:val="22"/>
-              </w:rPr>
-              <w:t>Giai đoạn thiên văn ở Bắc bán cầu</w:t>
-            </w:r>
-          </w:p>
-        </w:tc>
-        <w:tc>
-          <w:tcPr>
-            <w:tcW w:type="dxa" w:w="3010"/>
-          </w:tcPr>
-          <w:p>
-            <w:pPr>
-              <w:spacing w:after="40"/>
-              <w:ind w:firstLine="0"/>
-            </w:pPr>
-            <w:r>
-              <w:rPr>
-                <w:b/>
-                <w:sz w:val="22"/>
-              </w:rPr>
-              <w:t>Xích vĩ Mặt Trời (xấp xỉ)</w:t>
-            </w:r>
-          </w:p>
-        </w:tc>
-        <w:tc>
-          <w:tcPr>
-            <w:tcW w:type="dxa" w:w="3010"/>
-          </w:tcPr>
-          <w:p>
-            <w:pPr>
-              <w:spacing w:after="40"/>
-              <w:ind w:firstLine="0"/>
-            </w:pPr>
-            <w:r>
-              <w:rPr>
-                <w:b/>
-                <w:sz w:val="22"/>
-              </w:rPr>
-              <w:t>Đặc điểm đường đi biểu kiến</w:t>
-            </w:r>
-          </w:p>
-        </w:tc>
-      </w:tr>
-      <w:tr>
-        <w:tc>
-          <w:tcPr>
-            <w:tcW w:type="dxa" w:w="3010"/>
-          </w:tcPr>
-          <w:p>
-            <w:pPr>
-              <w:spacing w:after="40"/>
-              <w:ind w:firstLine="0"/>
-            </w:pPr>
-            <w:r>
-              <w:rPr>
-                <w:sz w:val="22"/>
-              </w:rPr>
-              <w:t>Xuân: điểm phân tháng 3 đến chí tháng 6</w:t>
-            </w:r>
-          </w:p>
-        </w:tc>
-        <w:tc>
-          <w:tcPr>
-            <w:tcW w:type="dxa" w:w="3010"/>
-          </w:tcPr>
-          <w:p>
-            <w:pPr>
-              <w:spacing w:after="40"/>
-              <w:ind w:firstLine="0"/>
-            </w:pPr>
-            <w:r>
-              <w:rPr>
-                <w:sz w:val="22"/>
-              </w:rPr>
-              <w:t>0° → +23,44°</w:t>
-            </w:r>
-          </w:p>
-        </w:tc>
-        <w:tc>
-          <w:tcPr>
-            <w:tcW w:type="dxa" w:w="3010"/>
-          </w:tcPr>
-          <w:p>
-            <w:pPr>
-              <w:spacing w:after="40"/>
-              <w:ind w:firstLine="0"/>
-            </w:pPr>
-            <w:r>
-              <w:rPr>
-                <w:sz w:val="22"/>
-              </w:rPr>
-              <w:t>Độ cao Mặt Trời giữa trưa tăng; ngày dài dần.</w:t>
-            </w:r>
-          </w:p>
-        </w:tc>
-      </w:tr>
-      <w:tr>
-        <w:tc>
-          <w:tcPr>
-            <w:tcW w:type="dxa" w:w="3010"/>
-          </w:tcPr>
-          <w:p>
-            <w:pPr>
-              <w:spacing w:after="40"/>
-              <w:ind w:firstLine="0"/>
-            </w:pPr>
-            <w:r>
-              <w:rPr>
-                <w:sz w:val="22"/>
-              </w:rPr>
-              <w:t>Hạ: chí tháng 6 đến điểm phân tháng 9</w:t>
-            </w:r>
-          </w:p>
-        </w:tc>
-        <w:tc>
-          <w:tcPr>
-            <w:tcW w:type="dxa" w:w="3010"/>
-          </w:tcPr>
-          <w:p>
-            <w:pPr>
-              <w:spacing w:after="40"/>
-              <w:ind w:firstLine="0"/>
-            </w:pPr>
-            <w:r>
-              <w:rPr>
-                <w:sz w:val="22"/>
-              </w:rPr>
-              <w:t>+23,44° → 0°</w:t>
-            </w:r>
-          </w:p>
-        </w:tc>
-        <w:tc>
-          <w:tcPr>
-            <w:tcW w:type="dxa" w:w="3010"/>
-          </w:tcPr>
-          <w:p>
-            <w:pPr>
-              <w:spacing w:after="40"/>
-              <w:ind w:firstLine="0"/>
-            </w:pPr>
-            <w:r>
-              <w:rPr>
-                <w:sz w:val="22"/>
-              </w:rPr>
-              <w:t>Mặt Trời đi cao; ngày dài rồi giảm dần.</w:t>
-            </w:r>
-          </w:p>
-        </w:tc>
-      </w:tr>
-      <w:tr>
-        <w:tc>
-          <w:tcPr>
-            <w:tcW w:type="dxa" w:w="3010"/>
-          </w:tcPr>
-          <w:p>
-            <w:pPr>
-              <w:spacing w:after="40"/>
-              <w:ind w:firstLine="0"/>
-            </w:pPr>
-            <w:r>
-              <w:rPr>
-                <w:sz w:val="22"/>
-              </w:rPr>
-              <w:t>Thu: điểm phân tháng 9 đến chí tháng 12</w:t>
-            </w:r>
-          </w:p>
-        </w:tc>
-        <w:tc>
-          <w:tcPr>
-            <w:tcW w:type="dxa" w:w="3010"/>
-          </w:tcPr>
-          <w:p>
-            <w:pPr>
-              <w:spacing w:after="40"/>
-              <w:ind w:firstLine="0"/>
-            </w:pPr>
-            <w:r>
-              <w:rPr>
-                <w:sz w:val="22"/>
-              </w:rPr>
-              <w:t>0° → −23,44°</w:t>
-            </w:r>
-          </w:p>
-        </w:tc>
-        <w:tc>
-          <w:tcPr>
-            <w:tcW w:type="dxa" w:w="3010"/>
-          </w:tcPr>
-          <w:p>
-            <w:pPr>
-              <w:spacing w:after="40"/>
-              <w:ind w:firstLine="0"/>
-            </w:pPr>
-            <w:r>
-              <w:rPr>
-                <w:sz w:val="22"/>
-              </w:rPr>
-              <w:t>Quỹ đạo hạ thấp; ngày ngắn dần.</w:t>
-            </w:r>
-          </w:p>
-        </w:tc>
-      </w:tr>
-      <w:tr>
-        <w:tc>
-          <w:tcPr>
-            <w:tcW w:type="dxa" w:w="3010"/>
-          </w:tcPr>
-          <w:p>
-            <w:pPr>
-              <w:spacing w:after="40"/>
-              <w:ind w:firstLine="0"/>
-            </w:pPr>
-            <w:r>
-              <w:rPr>
-                <w:sz w:val="22"/>
-              </w:rPr>
-              <w:t>Đông: chí tháng 12 đến điểm phân tháng 3</w:t>
-            </w:r>
-          </w:p>
-        </w:tc>
-        <w:tc>
-          <w:tcPr>
-            <w:tcW w:type="dxa" w:w="3010"/>
-          </w:tcPr>
-          <w:p>
-            <w:pPr>
-              <w:spacing w:after="40"/>
-              <w:ind w:firstLine="0"/>
-            </w:pPr>
-            <w:r>
-              <w:rPr>
-                <w:sz w:val="22"/>
-              </w:rPr>
-              <w:t>−23,44° → 0°</w:t>
-            </w:r>
-          </w:p>
-        </w:tc>
-        <w:tc>
-          <w:tcPr>
-            <w:tcW w:type="dxa" w:w="3010"/>
-          </w:tcPr>
-          <w:p>
-            <w:pPr>
-              <w:spacing w:after="40"/>
-              <w:ind w:firstLine="0"/>
-            </w:pPr>
-            <w:r>
-              <w:rPr>
-                <w:sz w:val="22"/>
-              </w:rPr>
-              <w:t>Mặt Trời đi thấp; ngày ngắn rồi dài dần.</w:t>
-            </w:r>
-          </w:p>
-        </w:tc>
-      </w:tr>
-    </w:tbl>
-    <w:p>
-      <w:pPr/>
-    </w:p>
-    <w:tbl>
-      <w:tblPr>
-        <w:tblStyle w:val="TableGrid"/>
-        <w:tblW w:type="auto" w:w="0"/>
-        <w:jc w:val="center"/>
-        <w:tblLook w:firstColumn="1" w:firstRow="1" w:lastColumn="0" w:lastRow="0" w:noHBand="0" w:noVBand="1" w:val="04A0"/>
-      </w:tblPr>
-      <w:tblGrid>
-        <w:gridCol w:w="3010"/>
-        <w:gridCol w:w="3010"/>
-        <w:gridCol w:w="3010"/>
-      </w:tblGrid>
-      <w:tr>
-        <w:tc>
-          <w:tcPr>
-            <w:tcW w:type="dxa" w:w="3010"/>
-          </w:tcPr>
-          <w:p>
-            <w:pPr>
-              <w:spacing w:after="40"/>
-              <w:ind w:firstLine="0"/>
-            </w:pPr>
-            <w:r>
-              <w:rPr>
-                <w:b/>
-                <w:sz w:val="22"/>
-              </w:rPr>
-              <w:t>Phương pháp</w:t>
-            </w:r>
-          </w:p>
-        </w:tc>
-        <w:tc>
-          <w:tcPr>
-            <w:tcW w:type="dxa" w:w="3010"/>
-          </w:tcPr>
-          <w:p>
-            <w:pPr>
-              <w:spacing w:after="40"/>
-              <w:ind w:firstLine="0"/>
-            </w:pPr>
-            <w:r>
-              <w:rPr>
-                <w:b/>
-                <w:sz w:val="22"/>
-              </w:rPr>
-              <w:t>Ưu điểm chính</w:t>
-            </w:r>
-          </w:p>
-        </w:tc>
-        <w:tc>
-          <w:tcPr>
-            <w:tcW w:type="dxa" w:w="3010"/>
-          </w:tcPr>
-          <w:p>
-            <w:pPr>
-              <w:spacing w:after="40"/>
-              <w:ind w:firstLine="0"/>
-            </w:pPr>
-            <w:r>
-              <w:rPr>
-                <w:b/>
-                <w:sz w:val="22"/>
-              </w:rPr>
-              <w:t>Hạn chế / điều kiện áp dụng</w:t>
-            </w:r>
-          </w:p>
-        </w:tc>
-      </w:tr>
-      <w:tr>
-        <w:tc>
-          <w:tcPr>
-            <w:tcW w:type="dxa" w:w="3010"/>
-          </w:tcPr>
-          <w:p>
-            <w:pPr>
-              <w:spacing w:after="40"/>
-              <w:ind w:firstLine="0"/>
-            </w:pPr>
-            <w:r>
-              <w:rPr>
-                <w:sz w:val="22"/>
-              </w:rPr>
-              <w:t>Cố định / chỉnh nghiêng theo mùa</w:t>
-            </w:r>
-          </w:p>
-        </w:tc>
-        <w:tc>
-          <w:tcPr>
-            <w:tcW w:type="dxa" w:w="3010"/>
-          </w:tcPr>
-          <w:p>
-            <w:pPr>
-              <w:spacing w:after="40"/>
-              <w:ind w:firstLine="0"/>
-            </w:pPr>
-            <w:r>
-              <w:rPr>
-                <w:sz w:val="22"/>
-              </w:rPr>
-              <w:t>Đơn giản, bền, không tốn điện cho chuyển động.</w:t>
-            </w:r>
-          </w:p>
-        </w:tc>
-        <w:tc>
-          <w:tcPr>
-            <w:tcW w:type="dxa" w:w="3010"/>
-          </w:tcPr>
-          <w:p>
-            <w:pPr>
-              <w:spacing w:after="40"/>
-              <w:ind w:firstLine="0"/>
-            </w:pPr>
-            <w:r>
-              <w:rPr>
-                <w:sz w:val="22"/>
-              </w:rPr>
-              <w:t>Không bám trong ngày; cần chọn góc lắp và đối chứng.</w:t>
-            </w:r>
-          </w:p>
-        </w:tc>
-      </w:tr>
-      <w:tr>
-        <w:tc>
-          <w:tcPr>
-            <w:tcW w:type="dxa" w:w="3010"/>
-          </w:tcPr>
-          <w:p>
-            <w:pPr>
-              <w:spacing w:after="40"/>
-              <w:ind w:firstLine="0"/>
-            </w:pPr>
-            <w:r>
-              <w:rPr>
-                <w:sz w:val="22"/>
-              </w:rPr>
-              <w:t>Vòng hở thiên văn</w:t>
-            </w:r>
-          </w:p>
-        </w:tc>
-        <w:tc>
-          <w:tcPr>
-            <w:tcW w:type="dxa" w:w="3010"/>
-          </w:tcPr>
-          <w:p>
-            <w:pPr>
-              <w:spacing w:after="40"/>
-              <w:ind w:firstLine="0"/>
-            </w:pPr>
-            <w:r>
-              <w:rPr>
-                <w:sz w:val="22"/>
-              </w:rPr>
-              <w:t>Không phụ thuộc tín hiệu quang; làm việc được khi có mây.</w:t>
-            </w:r>
-          </w:p>
-        </w:tc>
-        <w:tc>
-          <w:tcPr>
-            <w:tcW w:type="dxa" w:w="3010"/>
-          </w:tcPr>
-          <w:p>
-            <w:pPr>
-              <w:spacing w:after="40"/>
-              <w:ind w:firstLine="0"/>
-            </w:pPr>
-            <w:r>
-              <w:rPr>
-                <w:sz w:val="22"/>
-              </w:rPr>
-              <w:t>Cần RTC, tọa độ, lắp đặt và hiệu chuẩn đúng.</w:t>
-            </w:r>
-          </w:p>
-        </w:tc>
-      </w:tr>
-      <w:tr>
-        <w:tc>
-          <w:tcPr>
-            <w:tcW w:type="dxa" w:w="3010"/>
-          </w:tcPr>
-          <w:p>
-            <w:pPr>
-              <w:spacing w:after="40"/>
-              <w:ind w:firstLine="0"/>
-            </w:pPr>
-            <w:r>
-              <w:rPr>
-                <w:sz w:val="22"/>
-              </w:rPr>
-              <w:t>Vòng kín LDR / photodiode</w:t>
-            </w:r>
-          </w:p>
-        </w:tc>
-        <w:tc>
-          <w:tcPr>
-            <w:tcW w:type="dxa" w:w="3010"/>
-          </w:tcPr>
-          <w:p>
-            <w:pPr>
-              <w:spacing w:after="40"/>
-              <w:ind w:firstLine="0"/>
-            </w:pPr>
-            <w:r>
-              <w:rPr>
-                <w:sz w:val="22"/>
-              </w:rPr>
-              <w:t>Tự dò hướng sáng, cấu hình phần cứng gọn.</w:t>
-            </w:r>
-          </w:p>
-        </w:tc>
-        <w:tc>
-          <w:tcPr>
-            <w:tcW w:type="dxa" w:w="3010"/>
-          </w:tcPr>
-          <w:p>
-            <w:pPr>
-              <w:spacing w:after="40"/>
-              <w:ind w:firstLine="0"/>
-            </w:pPr>
-            <w:r>
-              <w:rPr>
-                <w:sz w:val="22"/>
-              </w:rPr>
-              <w:t>Mây, bóng, bụi và sai lệch cảm biến gây lệnh sai.</w:t>
-            </w:r>
-          </w:p>
-        </w:tc>
-      </w:tr>
-      <w:tr>
-        <w:tc>
-          <w:tcPr>
-            <w:tcW w:type="dxa" w:w="3010"/>
-          </w:tcPr>
-          <w:p>
-            <w:pPr>
-              <w:spacing w:after="40"/>
-              <w:ind w:firstLine="0"/>
-            </w:pPr>
-            <w:r>
-              <w:rPr>
-                <w:sz w:val="22"/>
-              </w:rPr>
-              <w:t>Lai thiên văn + quang</w:t>
-            </w:r>
-          </w:p>
-        </w:tc>
-        <w:tc>
-          <w:tcPr>
-            <w:tcW w:type="dxa" w:w="3010"/>
-          </w:tcPr>
-          <w:p>
-            <w:pPr>
-              <w:spacing w:after="40"/>
-              <w:ind w:firstLine="0"/>
-            </w:pPr>
-            <w:r>
-              <w:rPr>
-                <w:sz w:val="22"/>
-              </w:rPr>
-              <w:t>Có góc tham chiếu và hiệu chỉnh thực tế; có thể dự phòng cảm biến.</w:t>
-            </w:r>
-          </w:p>
-        </w:tc>
-        <w:tc>
-          <w:tcPr>
-            <w:tcW w:type="dxa" w:w="3010"/>
-          </w:tcPr>
-          <w:p>
-            <w:pPr>
-              <w:spacing w:after="40"/>
-              <w:ind w:firstLine="0"/>
-            </w:pPr>
-            <w:r>
-              <w:rPr>
-                <w:sz w:val="22"/>
-              </w:rPr>
-              <w:t>Cần logic chất lượng tín hiệu và hiệu chuẩn.</w:t>
-            </w:r>
-          </w:p>
-        </w:tc>
-      </w:tr>
-      <w:tr>
-        <w:tc>
-          <w:tcPr>
-            <w:tcW w:type="dxa" w:w="3010"/>
-          </w:tcPr>
-          <w:p>
-            <w:pPr>
-              <w:spacing w:after="40"/>
-              <w:ind w:firstLine="0"/>
-            </w:pPr>
-            <w:r>
-              <w:rPr>
-                <w:sz w:val="22"/>
-              </w:rPr>
-              <w:t>Tối ưu theo công suất PV</w:t>
-            </w:r>
-          </w:p>
-        </w:tc>
-        <w:tc>
-          <w:tcPr>
-            <w:tcW w:type="dxa" w:w="3010"/>
-          </w:tcPr>
-          <w:p>
-            <w:pPr>
-              <w:spacing w:after="40"/>
-              <w:ind w:firstLine="0"/>
-            </w:pPr>
-            <w:r>
-              <w:rPr>
-                <w:sz w:val="22"/>
-              </w:rPr>
-              <w:t>Đánh giá trực tiếp đầu ra điện của hệ thống.</w:t>
-            </w:r>
-          </w:p>
-        </w:tc>
-        <w:tc>
-          <w:tcPr>
-            <w:tcW w:type="dxa" w:w="3010"/>
-          </w:tcPr>
-          <w:p>
-            <w:pPr>
-              <w:spacing w:after="40"/>
-              <w:ind w:firstLine="0"/>
-            </w:pPr>
-            <w:r>
-              <w:rPr>
-                <w:sz w:val="22"/>
-              </w:rPr>
-              <w:t>Mây gây dao động; đo và tìm kiếm có thể chậm.</w:t>
-            </w:r>
-          </w:p>
-        </w:tc>
-      </w:tr>
-      <w:tr>
-        <w:tc>
-          <w:tcPr>
-            <w:tcW w:type="dxa" w:w="3010"/>
-          </w:tcPr>
-          <w:p>
-            <w:pPr>
-              <w:spacing w:after="40"/>
-              <w:ind w:firstLine="0"/>
-            </w:pPr>
-            <w:r>
-              <w:rPr>
-                <w:sz w:val="22"/>
-              </w:rPr>
-              <w:t>Camera / tracker thụ động</w:t>
-            </w:r>
-          </w:p>
-        </w:tc>
-        <w:tc>
-          <w:tcPr>
-            <w:tcW w:type="dxa" w:w="3010"/>
-          </w:tcPr>
-          <w:p>
-            <w:pPr>
-              <w:spacing w:after="40"/>
-              <w:ind w:firstLine="0"/>
-            </w:pPr>
-            <w:r>
-              <w:rPr>
-                <w:sz w:val="22"/>
-              </w:rPr>
-              <w:t>Camera có thể nhận dạng hướng; thụ động giảm mạch điện.</w:t>
-            </w:r>
-          </w:p>
-        </w:tc>
-        <w:tc>
-          <w:tcPr>
-            <w:tcW w:type="dxa" w:w="3010"/>
-          </w:tcPr>
-          <w:p>
-            <w:pPr>
-              <w:spacing w:after="40"/>
-              <w:ind w:firstLine="0"/>
-            </w:pPr>
-            <w:r>
-              <w:rPr>
-                <w:sz w:val="22"/>
-              </w:rPr>
-              <w:t>Camera đắt và tính toán lớn; thụ động phụ thuộc môi trường.</w:t>
-            </w:r>
-          </w:p>
-        </w:tc>
-      </w:tr>
-      <w:tr>
-        <w:tc>
-          <w:tcPr>
-            <w:tcW w:type="dxa" w:w="3010"/>
-          </w:tcPr>
-          <w:p>
-            <w:pPr>
-              <w:spacing w:after="40"/>
-              <w:ind w:firstLine="0"/>
-            </w:pPr>
-            <w:r>
-              <w:rPr>
-                <w:sz w:val="22"/>
-              </w:rPr>
-              <w:t>Backtracking giàn nhiều hàng</w:t>
-            </w:r>
-          </w:p>
-        </w:tc>
-        <w:tc>
-          <w:tcPr>
-            <w:tcW w:type="dxa" w:w="3010"/>
-          </w:tcPr>
-          <w:p>
-            <w:pPr>
-              <w:spacing w:after="40"/>
-              <w:ind w:firstLine="0"/>
-            </w:pPr>
-            <w:r>
-              <w:rPr>
-                <w:sz w:val="22"/>
-              </w:rPr>
-              <w:t>Giảm che bóng giữa các hàng pin.</w:t>
-            </w:r>
-          </w:p>
-        </w:tc>
-        <w:tc>
-          <w:tcPr>
-            <w:tcW w:type="dxa" w:w="3010"/>
-          </w:tcPr>
-          <w:p>
-            <w:pPr>
-              <w:spacing w:after="40"/>
-              <w:ind w:firstLine="0"/>
-            </w:pPr>
-            <w:r>
-              <w:rPr>
-                <w:sz w:val="22"/>
-              </w:rPr>
-              <w:t>Chủ yếu phù hợp giàn nhiều hàng, không cần cho mô hình đơn.</w:t>
-            </w:r>
-          </w:p>
-        </w:tc>
-      </w:tr>
-    </w:tbl>
-    <w:p>
-      <w:pPr/>
-    </w:p>
-    <w:tbl>
-      <w:tblPr>
-        <w:tblStyle w:val="TableGrid"/>
-        <w:tblW w:type="auto" w:w="0"/>
-        <w:jc w:val="center"/>
-        <w:tblLook w:firstColumn="1" w:firstRow="1" w:lastColumn="0" w:lastRow="0" w:noHBand="0" w:noVBand="1" w:val="04A0"/>
-      </w:tblPr>
-      <w:tblGrid>
-        <w:gridCol w:w="3010"/>
-        <w:gridCol w:w="3010"/>
-        <w:gridCol w:w="3010"/>
-      </w:tblGrid>
-      <w:tr>
-        <w:tc>
-          <w:tcPr>
-            <w:tcW w:type="dxa" w:w="3010"/>
-          </w:tcPr>
-          <w:p>
-            <w:pPr>
-              <w:spacing w:after="40"/>
-              <w:ind w:firstLine="0"/>
-            </w:pPr>
-            <w:r>
-              <w:rPr>
-                <w:b/>
-                <w:sz w:val="22"/>
-              </w:rPr>
-              <w:t>Khối</w:t>
-            </w:r>
-          </w:p>
-        </w:tc>
-        <w:tc>
-          <w:tcPr>
-            <w:tcW w:type="dxa" w:w="3010"/>
-          </w:tcPr>
-          <w:p>
-            <w:pPr>
-              <w:spacing w:after="40"/>
-              <w:ind w:firstLine="0"/>
-            </w:pPr>
-            <w:r>
-              <w:rPr>
-                <w:b/>
-                <w:sz w:val="22"/>
-              </w:rPr>
-              <w:t>Cấu hình đề xuất</w:t>
-            </w:r>
-          </w:p>
-        </w:tc>
-        <w:tc>
-          <w:tcPr>
-            <w:tcW w:type="dxa" w:w="3010"/>
-          </w:tcPr>
-          <w:p>
-            <w:pPr>
-              <w:spacing w:after="40"/>
-              <w:ind w:firstLine="0"/>
-            </w:pPr>
-            <w:r>
-              <w:rPr>
-                <w:b/>
-                <w:sz w:val="22"/>
-              </w:rPr>
-              <w:t>Vai trò</w:t>
-            </w:r>
-          </w:p>
-        </w:tc>
-      </w:tr>
-      <w:tr>
-        <w:tc>
-          <w:tcPr>
-            <w:tcW w:type="dxa" w:w="3010"/>
-          </w:tcPr>
-          <w:p>
-            <w:pPr>
-              <w:spacing w:after="40"/>
-              <w:ind w:firstLine="0"/>
-            </w:pPr>
-            <w:r>
-              <w:rPr>
-                <w:sz w:val="22"/>
-              </w:rPr>
-              <w:t>Cảm biến quang</w:t>
-            </w:r>
-          </w:p>
-        </w:tc>
-        <w:tc>
-          <w:tcPr>
-            <w:tcW w:type="dxa" w:w="3010"/>
-          </w:tcPr>
-          <w:p>
-            <w:pPr>
-              <w:spacing w:after="40"/>
-              <w:ind w:firstLine="0"/>
-            </w:pPr>
-            <w:r>
-              <w:rPr>
-                <w:sz w:val="22"/>
-              </w:rPr>
-              <w:t>4 LDR ở 4 góc; gá chếch ra ngoài cùng β_s.</w:t>
-            </w:r>
-          </w:p>
-        </w:tc>
-        <w:tc>
-          <w:tcPr>
-            <w:tcW w:type="dxa" w:w="3010"/>
-          </w:tcPr>
-          <w:p>
-            <w:pPr>
-              <w:spacing w:after="40"/>
-              <w:ind w:firstLine="0"/>
-            </w:pPr>
-            <w:r>
-              <w:rPr>
-                <w:sz w:val="22"/>
-              </w:rPr>
-              <w:t>Tạo sai lệch quay và nghiêng.</w:t>
-            </w:r>
-          </w:p>
-        </w:tc>
-      </w:tr>
-      <w:tr>
-        <w:tc>
-          <w:tcPr>
-            <w:tcW w:type="dxa" w:w="3010"/>
-          </w:tcPr>
-          <w:p>
-            <w:pPr>
-              <w:spacing w:after="40"/>
-              <w:ind w:firstLine="0"/>
-            </w:pPr>
-            <w:r>
-              <w:rPr>
-                <w:sz w:val="22"/>
-              </w:rPr>
-              <w:t>Điều khiển/thời gian</w:t>
-            </w:r>
-          </w:p>
-        </w:tc>
-        <w:tc>
-          <w:tcPr>
-            <w:tcW w:type="dxa" w:w="3010"/>
-          </w:tcPr>
-          <w:p>
-            <w:pPr>
-              <w:spacing w:after="40"/>
-              <w:ind w:firstLine="0"/>
-            </w:pPr>
-            <w:r>
-              <w:rPr>
-                <w:sz w:val="22"/>
-              </w:rPr>
-              <w:t>ESP32 + RTC DS1307.</w:t>
-            </w:r>
-          </w:p>
-        </w:tc>
-        <w:tc>
-          <w:tcPr>
-            <w:tcW w:type="dxa" w:w="3010"/>
-          </w:tcPr>
-          <w:p>
-            <w:pPr>
-              <w:spacing w:after="40"/>
-              <w:ind w:firstLine="0"/>
-            </w:pPr>
-            <w:r>
-              <w:rPr>
-                <w:sz w:val="22"/>
-              </w:rPr>
-              <w:t>Đọc ADC, tính lệnh, giám sát trạng thái.</w:t>
-            </w:r>
-          </w:p>
-        </w:tc>
-      </w:tr>
-      <w:tr>
-        <w:tc>
-          <w:tcPr>
-            <w:tcW w:type="dxa" w:w="3010"/>
-          </w:tcPr>
-          <w:p>
-            <w:pPr>
-              <w:spacing w:after="40"/>
-              <w:ind w:firstLine="0"/>
-            </w:pPr>
-            <w:r>
-              <w:rPr>
-                <w:sz w:val="22"/>
-              </w:rPr>
-              <w:t>Trục phương vị</w:t>
-            </w:r>
-          </w:p>
-        </w:tc>
-        <w:tc>
-          <w:tcPr>
-            <w:tcW w:type="dxa" w:w="3010"/>
-          </w:tcPr>
-          <w:p>
-            <w:pPr>
-              <w:spacing w:after="40"/>
-              <w:ind w:firstLine="0"/>
-            </w:pPr>
-            <w:r>
-              <w:rPr>
-                <w:sz w:val="22"/>
-              </w:rPr>
-              <w:t>Motor gạt nước trục vít + nguồn 12 V riêng.</w:t>
-            </w:r>
-          </w:p>
-        </w:tc>
-        <w:tc>
-          <w:tcPr>
-            <w:tcW w:type="dxa" w:w="3010"/>
-          </w:tcPr>
-          <w:p>
-            <w:pPr>
-              <w:spacing w:after="40"/>
-              <w:ind w:firstLine="0"/>
-            </w:pPr>
-            <w:r>
-              <w:rPr>
-                <w:sz w:val="22"/>
-              </w:rPr>
-              <w:t>Quay tấm pin trái/phải tới góc đích theo hồi tiếp biến trở.</w:t>
-            </w:r>
-          </w:p>
-        </w:tc>
-      </w:tr>
-      <w:tr>
-        <w:tc>
-          <w:tcPr>
-            <w:tcW w:type="dxa" w:w="3010"/>
-          </w:tcPr>
-          <w:p>
-            <w:pPr>
-              <w:spacing w:after="40"/>
-              <w:ind w:firstLine="0"/>
-            </w:pPr>
-            <w:r>
-              <w:rPr>
-                <w:sz w:val="22"/>
-              </w:rPr>
-              <w:t>Trục nghiêng</w:t>
-            </w:r>
-          </w:p>
-        </w:tc>
-        <w:tc>
-          <w:tcPr>
-            <w:tcW w:type="dxa" w:w="3010"/>
-          </w:tcPr>
-          <w:p>
-            <w:pPr>
-              <w:spacing w:after="40"/>
-              <w:ind w:firstLine="0"/>
-            </w:pPr>
-            <w:r>
-              <w:rPr>
-                <w:sz w:val="22"/>
-              </w:rPr>
-              <w:t>Motor gạt nước trục vít + relay/cầu H.</w:t>
-            </w:r>
-          </w:p>
-        </w:tc>
-        <w:tc>
-          <w:tcPr>
-            <w:tcW w:type="dxa" w:w="3010"/>
-          </w:tcPr>
-          <w:p>
-            <w:pPr>
-              <w:spacing w:after="40"/>
-              <w:ind w:firstLine="0"/>
-            </w:pPr>
-            <w:r>
-              <w:rPr>
-                <w:sz w:val="22"/>
-              </w:rPr>
-              <w:t>Nâng/hạ góc pin theo sai lệch và góc phản hồi.</w:t>
-            </w:r>
-          </w:p>
-        </w:tc>
-      </w:tr>
-      <w:tr>
-        <w:tc>
-          <w:tcPr>
-            <w:tcW w:type="dxa" w:w="3010"/>
-          </w:tcPr>
-          <w:p>
-            <w:pPr>
-              <w:spacing w:after="40"/>
-              <w:ind w:firstLine="0"/>
-            </w:pPr>
-            <w:r>
-              <w:rPr>
-                <w:sz w:val="22"/>
-              </w:rPr>
-              <w:t>Bảo vệ</w:t>
-            </w:r>
-          </w:p>
-        </w:tc>
-        <w:tc>
-          <w:tcPr>
-            <w:tcW w:type="dxa" w:w="3010"/>
-          </w:tcPr>
-          <w:p>
-            <w:pPr>
-              <w:spacing w:after="40"/>
-              <w:ind w:firstLine="0"/>
-            </w:pPr>
-            <w:r>
-              <w:rPr>
-                <w:sz w:val="22"/>
-              </w:rPr>
-              <w:t>Công tắc hành trình hai đầu mỗi trục.</w:t>
-            </w:r>
-          </w:p>
-        </w:tc>
-        <w:tc>
-          <w:tcPr>
-            <w:tcW w:type="dxa" w:w="3010"/>
-          </w:tcPr>
-          <w:p>
-            <w:pPr>
-              <w:spacing w:after="40"/>
-              <w:ind w:firstLine="0"/>
-            </w:pPr>
-            <w:r>
-              <w:rPr>
-                <w:sz w:val="22"/>
-              </w:rPr>
-              <w:t>Chặn quá hành trình; cho phép thoát khỏi giới hạn.</w:t>
-            </w:r>
-          </w:p>
-        </w:tc>
-      </w:tr>
-      <w:tr>
-        <w:tc>
-          <w:tcPr>
-            <w:tcW w:type="dxa" w:w="3010"/>
-          </w:tcPr>
-          <w:p>
-            <w:pPr>
-              <w:spacing w:after="40"/>
-              <w:ind w:firstLine="0"/>
-            </w:pPr>
-            <w:r>
-              <w:rPr>
-                <w:sz w:val="22"/>
-              </w:rPr>
-              <w:t>Đo kiểm</w:t>
-            </w:r>
-          </w:p>
-        </w:tc>
-        <w:tc>
-          <w:tcPr>
-            <w:tcW w:type="dxa" w:w="3010"/>
-          </w:tcPr>
-          <w:p>
-            <w:pPr>
-              <w:spacing w:after="40"/>
-              <w:ind w:firstLine="0"/>
-            </w:pPr>
-            <w:r>
-              <w:rPr>
-                <w:sz w:val="22"/>
-              </w:rPr>
-              <w:t>Đo điện áp tấm pin và trạng thái hai động cơ gạt nước.</w:t>
-            </w:r>
-          </w:p>
-        </w:tc>
-        <w:tc>
-          <w:tcPr>
-            <w:tcW w:type="dxa" w:w="3010"/>
-          </w:tcPr>
-          <w:p>
-            <w:pPr>
-              <w:spacing w:after="40"/>
-              <w:ind w:firstLine="0"/>
-            </w:pPr>
-            <w:r>
-              <w:rPr>
-                <w:sz w:val="22"/>
-              </w:rPr>
-              <w:t>Tính năng lượng thuần và sai số góc.</w:t>
-            </w:r>
-          </w:p>
-        </w:tc>
-      </w:tr>
-    </w:tbl>
-    <w:p>
-      <w:pPr/>
-    </w:p>
-    <w:tbl>
-      <w:tblPr>
-        <w:tblStyle w:val="TableGrid"/>
-        <w:tblW w:type="auto" w:w="0"/>
-        <w:jc w:val="center"/>
-        <w:tblLook w:firstColumn="1" w:firstRow="1" w:lastColumn="0" w:lastRow="0" w:noHBand="0" w:noVBand="1" w:val="04A0"/>
-      </w:tblPr>
-      <w:tblGrid>
-        <w:gridCol w:w="3010"/>
-        <w:gridCol w:w="3010"/>
-        <w:gridCol w:w="3010"/>
-      </w:tblGrid>
-      <w:tr>
-        <w:tc>
-          <w:tcPr>
-            <w:tcW w:type="dxa" w:w="3010"/>
-          </w:tcPr>
-          <w:p>
-            <w:pPr>
-              <w:spacing w:after="40"/>
-              <w:ind w:firstLine="0"/>
-            </w:pPr>
-            <w:r>
-              <w:rPr>
-                <w:b/>
-                <w:sz w:val="22"/>
-              </w:rPr>
-              <w:t>Vị trí</w:t>
-            </w:r>
-          </w:p>
-        </w:tc>
-        <w:tc>
-          <w:tcPr>
-            <w:tcW w:type="dxa" w:w="3010"/>
-          </w:tcPr>
-          <w:p>
-            <w:pPr>
-              <w:spacing w:after="40"/>
-              <w:ind w:firstLine="0"/>
-            </w:pPr>
-            <w:r>
-              <w:rPr>
-                <w:b/>
-                <w:sz w:val="22"/>
-              </w:rPr>
-              <w:t>Ký hiệu</w:t>
-            </w:r>
-          </w:p>
-        </w:tc>
-        <w:tc>
-          <w:tcPr>
-            <w:tcW w:type="dxa" w:w="3010"/>
-          </w:tcPr>
-          <w:p>
-            <w:pPr>
-              <w:spacing w:after="40"/>
-              <w:ind w:firstLine="0"/>
-            </w:pPr>
-            <w:r>
-              <w:rPr>
-                <w:b/>
-                <w:sz w:val="22"/>
-              </w:rPr>
-              <w:t>Hướng gá cảm biến</w:t>
-            </w:r>
-          </w:p>
-        </w:tc>
-      </w:tr>
-      <w:tr>
-        <w:tc>
-          <w:tcPr>
-            <w:tcW w:type="dxa" w:w="3010"/>
-          </w:tcPr>
-          <w:p>
-            <w:pPr>
-              <w:spacing w:after="40"/>
-              <w:ind w:firstLine="0"/>
-            </w:pPr>
-            <w:r>
-              <w:rPr>
-                <w:sz w:val="22"/>
-              </w:rPr>
-              <w:t>Trên - trái</w:t>
-            </w:r>
-          </w:p>
-        </w:tc>
-        <w:tc>
-          <w:tcPr>
-            <w:tcW w:type="dxa" w:w="3010"/>
-          </w:tcPr>
-          <w:p>
-            <w:pPr>
-              <w:spacing w:after="40"/>
-              <w:ind w:firstLine="0"/>
-            </w:pPr>
-            <w:r>
-              <w:rPr>
-                <w:sz w:val="22"/>
-              </w:rPr>
-              <w:t>L_TT</w:t>
-            </w:r>
-          </w:p>
-        </w:tc>
-        <w:tc>
-          <w:tcPr>
-            <w:tcW w:type="dxa" w:w="3010"/>
-          </w:tcPr>
-          <w:p>
-            <w:pPr>
-              <w:spacing w:after="40"/>
-              <w:ind w:firstLine="0"/>
-            </w:pPr>
-            <w:r>
-              <w:rPr>
-                <w:sz w:val="22"/>
-              </w:rPr>
-              <w:t>Hướng chếch ra ngoài về vùng trên-trái.</w:t>
-            </w:r>
-          </w:p>
-        </w:tc>
-      </w:tr>
-      <w:tr>
-        <w:tc>
-          <w:tcPr>
-            <w:tcW w:type="dxa" w:w="3010"/>
-          </w:tcPr>
-          <w:p>
-            <w:pPr>
-              <w:spacing w:after="40"/>
-              <w:ind w:firstLine="0"/>
-            </w:pPr>
-            <w:r>
-              <w:rPr>
-                <w:sz w:val="22"/>
-              </w:rPr>
-              <w:t>Trên - phải</w:t>
-            </w:r>
-          </w:p>
-        </w:tc>
-        <w:tc>
-          <w:tcPr>
-            <w:tcW w:type="dxa" w:w="3010"/>
-          </w:tcPr>
-          <w:p>
-            <w:pPr>
-              <w:spacing w:after="40"/>
-              <w:ind w:firstLine="0"/>
-            </w:pPr>
-            <w:r>
-              <w:rPr>
-                <w:sz w:val="22"/>
-              </w:rPr>
-              <w:t>L_PT</w:t>
-            </w:r>
-          </w:p>
-        </w:tc>
-        <w:tc>
-          <w:tcPr>
-            <w:tcW w:type="dxa" w:w="3010"/>
-          </w:tcPr>
-          <w:p>
-            <w:pPr>
-              <w:spacing w:after="40"/>
-              <w:ind w:firstLine="0"/>
-            </w:pPr>
-            <w:r>
-              <w:rPr>
-                <w:sz w:val="22"/>
-              </w:rPr>
-              <w:t>Hướng chếch ra ngoài về vùng trên-phải.</w:t>
-            </w:r>
-          </w:p>
-        </w:tc>
-      </w:tr>
-      <w:tr>
-        <w:tc>
-          <w:tcPr>
-            <w:tcW w:type="dxa" w:w="3010"/>
-          </w:tcPr>
-          <w:p>
-            <w:pPr>
-              <w:spacing w:after="40"/>
-              <w:ind w:firstLine="0"/>
-            </w:pPr>
-            <w:r>
-              <w:rPr>
-                <w:sz w:val="22"/>
-              </w:rPr>
-              <w:t>Dưới - trái</w:t>
-            </w:r>
-          </w:p>
-        </w:tc>
-        <w:tc>
-          <w:tcPr>
-            <w:tcW w:type="dxa" w:w="3010"/>
-          </w:tcPr>
-          <w:p>
-            <w:pPr>
-              <w:spacing w:after="40"/>
-              <w:ind w:firstLine="0"/>
-            </w:pPr>
-            <w:r>
-              <w:rPr>
-                <w:sz w:val="22"/>
-              </w:rPr>
-              <w:t>L_TD</w:t>
-            </w:r>
-          </w:p>
-        </w:tc>
-        <w:tc>
-          <w:tcPr>
-            <w:tcW w:type="dxa" w:w="3010"/>
-          </w:tcPr>
-          <w:p>
-            <w:pPr>
-              <w:spacing w:after="40"/>
-              <w:ind w:firstLine="0"/>
-            </w:pPr>
-            <w:r>
-              <w:rPr>
-                <w:sz w:val="22"/>
-              </w:rPr>
-              <w:t>Hướng chếch ra ngoài về vùng dưới-trái.</w:t>
-            </w:r>
-          </w:p>
-        </w:tc>
-      </w:tr>
-      <w:tr>
-        <w:tc>
-          <w:tcPr>
-            <w:tcW w:type="dxa" w:w="3010"/>
-          </w:tcPr>
-          <w:p>
-            <w:pPr>
-              <w:spacing w:after="40"/>
-              <w:ind w:firstLine="0"/>
-            </w:pPr>
-            <w:r>
-              <w:rPr>
-                <w:sz w:val="22"/>
-              </w:rPr>
-              <w:t>Dưới - phải</w:t>
-            </w:r>
-          </w:p>
-        </w:tc>
-        <w:tc>
-          <w:tcPr>
-            <w:tcW w:type="dxa" w:w="3010"/>
-          </w:tcPr>
-          <w:p>
-            <w:pPr>
-              <w:spacing w:after="40"/>
-              <w:ind w:firstLine="0"/>
-            </w:pPr>
-            <w:r>
-              <w:rPr>
-                <w:sz w:val="22"/>
-              </w:rPr>
-              <w:t>L_PD</w:t>
-            </w:r>
-          </w:p>
-        </w:tc>
-        <w:tc>
-          <w:tcPr>
-            <w:tcW w:type="dxa" w:w="3010"/>
-          </w:tcPr>
-          <w:p>
-            <w:pPr>
-              <w:spacing w:after="40"/>
-              <w:ind w:firstLine="0"/>
-            </w:pPr>
-            <w:r>
-              <w:rPr>
-                <w:sz w:val="22"/>
-              </w:rPr>
-              <w:t>Hướng chếch ra ngoài về vùng dưới-phải.</w:t>
-            </w:r>
-          </w:p>
-        </w:tc>
-      </w:tr>
-    </w:tbl>
-    <w:p>
-      <w:pPr/>
-    </w:p>
     <w:sectPr>
       <w:headerReference w:type="default" r:id="rId9"/>
       <w:footerReference w:type="default" r:id="rId10"/>

--- a/Bao_cao_2_truc_Nghien_cuu.docx
+++ b/Bao_cao_2_truc_Nghien_cuu.docx
@@ -683,156 +683,10 @@
         <w:pStyle w:val="Heading2"/>
       </w:pPr>
       <w:r>
-        <w:t xml:space="preserve">2.9. Ba phương pháp bám nắng xem </w:t>
-      </w:r>
-      <w:proofErr w:type="spellStart"/>
-      <w:r>
-        <w:t>xét</w:t>
-      </w:r>
-      <w:proofErr w:type="spellEnd"/>
-      <w:r>
-        <w:t xml:space="preserve"> </w:t>
-      </w:r>
-      <w:proofErr w:type="spellStart"/>
-      <w:r>
-        <w:t>trong</w:t>
-      </w:r>
-      <w:proofErr w:type="spellEnd"/>
-      <w:r>
-        <w:t xml:space="preserve"> </w:t>
-      </w:r>
-      <w:proofErr w:type="spellStart"/>
-      <w:r>
-        <w:t>đề</w:t>
-      </w:r>
-      <w:proofErr w:type="spellEnd"/>
-      <w:r>
-        <w:t xml:space="preserve"> </w:t>
-      </w:r>
-      <w:proofErr w:type="spellStart"/>
-      <w:proofErr w:type="gramStart"/>
-      <w:r>
-        <w:t>tài</w:t>
-      </w:r>
-      <w:proofErr w:type="spellEnd"/>
-      <w:r>
         <w:rPr>
-          <w:color w:val="FF0000"/>
+          <w:color w:val="000000"/>
         </w:rPr>
-        <w:t>(</w:t>
-      </w:r>
-      <w:proofErr w:type="spellStart"/>
-      <w:proofErr w:type="gramEnd"/>
-      <w:r>
-        <w:rPr>
-          <w:color w:val="FF0000"/>
-        </w:rPr>
-        <w:t>viết</w:t>
-      </w:r>
-      <w:proofErr w:type="spellEnd"/>
-      <w:r>
-        <w:rPr>
-          <w:color w:val="FF0000"/>
-        </w:rPr>
-        <w:t xml:space="preserve"> </w:t>
-      </w:r>
-      <w:proofErr w:type="spellStart"/>
-      <w:r>
-        <w:rPr>
-          <w:color w:val="FF0000"/>
-        </w:rPr>
-        <w:t>cơ</w:t>
-      </w:r>
-      <w:proofErr w:type="spellEnd"/>
-      <w:r>
-        <w:rPr>
-          <w:color w:val="FF0000"/>
-        </w:rPr>
-        <w:t xml:space="preserve"> </w:t>
-      </w:r>
-      <w:proofErr w:type="spellStart"/>
-      <w:r>
-        <w:rPr>
-          <w:color w:val="FF0000"/>
-        </w:rPr>
-        <w:t>bản</w:t>
-      </w:r>
-      <w:proofErr w:type="spellEnd"/>
-      <w:r>
-        <w:rPr>
-          <w:color w:val="FF0000"/>
-        </w:rPr>
-        <w:t xml:space="preserve"> </w:t>
-      </w:r>
-      <w:proofErr w:type="spellStart"/>
-      <w:r>
-        <w:rPr>
-          <w:color w:val="FF0000"/>
-        </w:rPr>
-        <w:t>như</w:t>
-      </w:r>
-      <w:proofErr w:type="spellEnd"/>
-      <w:r>
-        <w:rPr>
-          <w:color w:val="FF0000"/>
-        </w:rPr>
-        <w:t xml:space="preserve"> </w:t>
-      </w:r>
-      <w:proofErr w:type="spellStart"/>
-      <w:r>
-        <w:rPr>
-          <w:color w:val="FF0000"/>
-        </w:rPr>
-        <w:t>báo</w:t>
-      </w:r>
-      <w:proofErr w:type="spellEnd"/>
-      <w:r>
-        <w:rPr>
-          <w:color w:val="FF0000"/>
-        </w:rPr>
-        <w:t xml:space="preserve"> </w:t>
-      </w:r>
-      <w:proofErr w:type="spellStart"/>
-      <w:r>
-        <w:rPr>
-          <w:color w:val="FF0000"/>
-        </w:rPr>
-        <w:t>cáo</w:t>
-      </w:r>
-      <w:proofErr w:type="spellEnd"/>
-      <w:r>
-        <w:rPr>
-          <w:color w:val="FF0000"/>
-        </w:rPr>
-        <w:t xml:space="preserve"> ở </w:t>
-      </w:r>
-      <w:proofErr w:type="spellStart"/>
-      <w:r>
-        <w:rPr>
-          <w:color w:val="FF0000"/>
-        </w:rPr>
-        <w:t>đồ</w:t>
-      </w:r>
-      <w:proofErr w:type="spellEnd"/>
-      <w:r>
-        <w:rPr>
-          <w:color w:val="FF0000"/>
-        </w:rPr>
-        <w:t xml:space="preserve"> </w:t>
-      </w:r>
-      <w:proofErr w:type="spellStart"/>
-      <w:r>
-        <w:rPr>
-          <w:color w:val="FF0000"/>
-        </w:rPr>
-        <w:t>án</w:t>
-      </w:r>
-      <w:proofErr w:type="spellEnd"/>
-      <w:r>
-        <w:rPr>
-          <w:color w:val="FF0000"/>
-        </w:rPr>
-        <w:t xml:space="preserve"> 1)</w:t>
+        <w:t>2.9. Ba phương pháp bám nắng xem xét trong đề tài</w:t>
       </w:r>
     </w:p>
     <w:p>
@@ -840,12 +694,65 @@
         <w:pStyle w:val="Heading3"/>
       </w:pPr>
       <w:r>
-        <w:t>2.9.1. Nhóm 1 – Vòng hở theo thời gian (thuật toán thiên văn)</w:t>
+        <w:rPr>
+          <w:color w:val="000000"/>
+        </w:rPr>
+        <w:t>2.9.1. Vòng hở theo thời gian (thuật toán thiên văn)</w:t>
       </w:r>
+      <w:proofErr w:type="spellStart"/>
+      <w:proofErr w:type="spellEnd"/>
+      <w:proofErr w:type="spellStart"/>
+      <w:proofErr w:type="spellEnd"/>
+      <w:proofErr w:type="spellStart"/>
+      <w:proofErr w:type="gramStart"/>
+      <w:proofErr w:type="spellEnd"/>
+      <w:proofErr w:type="spellStart"/>
+      <w:proofErr w:type="gramEnd"/>
+      <w:proofErr w:type="spellEnd"/>
+      <w:proofErr w:type="spellStart"/>
+      <w:proofErr w:type="spellEnd"/>
+      <w:proofErr w:type="spellStart"/>
+      <w:proofErr w:type="spellEnd"/>
+      <w:proofErr w:type="spellStart"/>
+      <w:proofErr w:type="spellEnd"/>
+      <w:proofErr w:type="spellStart"/>
+      <w:proofErr w:type="spellEnd"/>
+      <w:proofErr w:type="spellStart"/>
+      <w:proofErr w:type="spellEnd"/>
+      <w:proofErr w:type="spellStart"/>
+      <w:proofErr w:type="spellEnd"/>
+      <w:proofErr w:type="spellStart"/>
+      <w:proofErr w:type="spellEnd"/>
+      <w:proofErr w:type="spellStart"/>
+      <w:proofErr w:type="spellEnd"/>
+      <w:proofErr w:type="spellStart"/>
+      <w:proofErr w:type="spellEnd"/>
+      <w:proofErr w:type="spellStart"/>
+      <w:proofErr w:type="spellEnd"/>
+      <w:proofErr w:type="spellStart"/>
+      <w:proofErr w:type="spellEnd"/>
+      <w:proofErr w:type="spellStart"/>
+      <w:proofErr w:type="spellEnd"/>
+      <w:proofErr w:type="spellStart"/>
+      <w:proofErr w:type="spellEnd"/>
+      <w:proofErr w:type="spellStart"/>
+      <w:proofErr w:type="spellEnd"/>
+      <w:proofErr w:type="spellStart"/>
+      <w:proofErr w:type="spellEnd"/>
+      <w:proofErr w:type="spellStart"/>
+      <w:proofErr w:type="spellEnd"/>
+      <w:proofErr w:type="spellStart"/>
+      <w:proofErr w:type="spellEnd"/>
+      <w:proofErr w:type="spellStart"/>
+      <w:proofErr w:type="spellEnd"/>
+      <w:proofErr w:type="spellStart"/>
+      <w:proofErr w:type="spellEnd"/>
+      <w:proofErr w:type="spellStart"/>
+      <w:proofErr w:type="spellEnd"/>
     </w:p>
     <w:p>
       <w:r>
-        <w:t>Tính vị trí Mặt Trời từ tọa độ lắp đặt, ngày và giờ đọc từ DS1307, không cần cảm biến sáng. Xích vĩ theo ngày trong năm:</w:t>
+        <w:t>Nhóm này tính vị trí Mặt Trời từ vị trí địa lý, ngày và giờ đọc từ module thời gian thực DS1307, không cần cảm biến ánh sáng. Góc khai thiên (xích vĩ) tính theo ngày trong năm:</w:t>
       </w:r>
     </w:p>
     <w:p>
@@ -862,7 +769,7 @@
     </w:p>
     <w:p>
       <w:r>
-        <w:t>Góc giờ theo giờ Mặt Trời t:</w:t>
+        <w:t>Góc giờ tính từ giờ Mặt Trời t (giờ):</w:t>
       </w:r>
     </w:p>
     <w:p>
@@ -879,7 +786,7 @@
     </w:p>
     <w:p>
       <w:r>
-        <w:t>Góc cao Mặt Trời α theo vĩ độ φ:</w:t>
+        <w:t>Góc cao Mặt Trời α suy ra từ vĩ độ nơi lắp đặt φ:</w:t>
       </w:r>
     </w:p>
     <w:p>
@@ -896,7 +803,7 @@
     </w:p>
     <w:p>
       <w:r>
-        <w:t>Góc phương vị γ tính tiếp từ α, δ, φ. Cặp (α, γ) đổi trực tiếp ra góc đặt của trục nghiêng và trục phương vị.</w:t>
+        <w:t>Góc phương vị γ tính tiếp từ α, δ và φ. Biết (α, γ) là đổi được ra góc đặt của tấm pin cho từng trục.</w:t>
       </w:r>
     </w:p>
     <w:p>
@@ -904,7 +811,7 @@
         <w:pStyle w:val="ListBullet"/>
       </w:pPr>
       <w:r>
-        <w:t>Ưu điểm: ổn định, không phụ thuộc thời tiết, không dao động.</w:t>
+        <w:t>Ưu điểm: ổn định, không phụ thuộc thời tiết, không dao động quanh vị trí cân bằng.</w:t>
       </w:r>
     </w:p>
     <w:p>
@@ -912,7 +819,7 @@
         <w:pStyle w:val="ListBullet"/>
       </w:pPr>
       <w:r>
-        <w:t>Nhược điểm: cần cài đúng tọa độ và giờ; không tự sửa sai số lắp đặt và độ rơ khớp 3D.</w:t>
+        <w:t>Nhược điểm: phải cài đúng tọa độ và giờ; không tự sửa được sai số do lắp đặt lệch hoặc khớp cơ khí rơ.</w:t>
       </w:r>
     </w:p>
     <w:p>
@@ -920,12 +827,35 @@
         <w:pStyle w:val="Heading3"/>
       </w:pPr>
       <w:r>
-        <w:t>2.9.2. Nhóm 2 – Vòng kín dùng cảm biến quang trở (LDR)</w:t>
+        <w:rPr>
+          <w:color w:val="000000"/>
+        </w:rPr>
+        <w:t>2.9.2. Vòng kín dùng cảm biến quang trở (LDR)</w:t>
       </w:r>
+      <w:proofErr w:type="spellStart"/>
+      <w:proofErr w:type="spellEnd"/>
+      <w:proofErr w:type="spellStart"/>
+      <w:proofErr w:type="spellEnd"/>
+      <w:proofErr w:type="gramStart"/>
+      <w:proofErr w:type="spellStart"/>
+      <w:proofErr w:type="gramEnd"/>
+      <w:proofErr w:type="spellEnd"/>
+      <w:proofErr w:type="spellStart"/>
+      <w:proofErr w:type="spellEnd"/>
+      <w:proofErr w:type="spellStart"/>
+      <w:proofErr w:type="spellEnd"/>
+      <w:proofErr w:type="spellStart"/>
+      <w:proofErr w:type="spellEnd"/>
+      <w:proofErr w:type="spellStart"/>
+      <w:proofErr w:type="spellEnd"/>
+      <w:proofErr w:type="spellStart"/>
+      <w:proofErr w:type="spellEnd"/>
+      <w:proofErr w:type="spellStart"/>
+      <w:proofErr w:type="spellEnd"/>
     </w:p>
     <w:p>
       <w:r>
-        <w:t>Bốn LDR ở bốn góc tấm pin, mỗi cảm biến gá nghiêng ra ngoài tâm một góc β_s = 30°, không dùng vách ngăn. Sai lệch điều khiển của hai trục:</w:t>
+        <w:t>Bốn LDR đặt ở bốn góc tấm pin, mỗi cảm biến gá nghiêng ra ngoài tâm một góc β_s = 30° như nhau, không dùng vách ngăn. Khi nắng thẳng góc, bốn kênh nhận sáng gần bằng nhau; khi nắng xiên, cặp cảm biến phía bên nắng nhận mạnh hơn hẳn. Gọi giá trị đọc được của bốn kênh là trái, phải, trên, dưới, sai lệch điều khiển tính rất đơn giản:</w:t>
       </w:r>
     </w:p>
     <w:p>
@@ -945,7 +875,7 @@
         <w:pStyle w:val="ListBullet"/>
       </w:pPr>
       <w:r>
-        <w:t>Nếu |e1| &gt; ngưỡng: quay motor phương vị theo dấu e1; nếu |e2| &gt; ngưỡng: quay motor nghiêng theo dấu e2.</w:t>
+        <w:t>Nếu |e1| &gt; ngưỡng: quay động cơ trục 1 theo dấu e1; nếu |e2| &gt; ngưỡng: quay động cơ trục 2 theo dấu e2.</w:t>
       </w:r>
     </w:p>
     <w:p>
@@ -953,7 +883,7 @@
         <w:pStyle w:val="ListBullet"/>
       </w:pPr>
       <w:r>
-        <w:t>Ngược lại thì dừng – vùng chết chống dao động quanh vị trí cân bằng.</w:t>
+        <w:t>Ngược lại thì dừng – vùng chết (dead-band) chống dao động quanh vị trí cân bằng.</w:t>
       </w:r>
     </w:p>
     <w:p>
@@ -961,7 +891,7 @@
         <w:pStyle w:val="ListBullet"/>
       </w:pPr>
       <w:r>
-        <w:t>Ưu điểm: đơn giản, rẻ, phản ứng theo sáng thực tế, tự sửa sai số gá lắp.</w:t>
+        <w:t>Ưu điểm: đơn giản, rẻ, phản ứng theo điều kiện sáng thực tế, tự sửa sai số lắp đặt.</w:t>
       </w:r>
     </w:p>
     <w:p>
@@ -969,7 +899,7 @@
         <w:pStyle w:val="ListBullet"/>
       </w:pPr>
       <w:r>
-        <w:t>Nhược điểm: nhạy mây và bóng râm thoáng qua; sáng sớm tín hiệu yếu nên bám chậm.</w:t>
+        <w:t>Nhược điểm: nhạy với mây và bóng râm thoáng qua, dễ dao động nếu ngưỡng chọn quá nhỏ, buổi sáng sớm tín hiệu yếu nên bám chậm.</w:t>
       </w:r>
     </w:p>
     <w:p>
@@ -977,7 +907,22 @@
         <w:pStyle w:val="Heading3"/>
       </w:pPr>
       <w:r>
-        <w:t>2.9.3. Nhóm 3 – Phương pháp hybrid (kết hợp), phương án lựa chọn</w:t>
+        <w:rPr>
+          <w:color w:val="000000"/>
+        </w:rPr>
+        <w:t>2.9.3. Phương pháp hybrid (kết hợp), phương án lựa chọn</w:t>
+      </w:r>
+      <w:proofErr w:type="spellStart"/>
+      <w:proofErr w:type="spellEnd"/>
+      <w:proofErr w:type="spellStart"/>
+      <w:proofErr w:type="spellEnd"/>
+    </w:p>
+    <w:p>
+      <w:pPr>
+        <w:pStyle w:val="ListBullet"/>
+      </w:pPr>
+      <w:r>
+        <w:t>Dùng thiên văn định vị thô: đầu buổi sáng và mỗi chu kỳ 30 phút, tính (α, γ) từ DS1307 rồi đưa nhanh tấm pin về gần vị trí Mặt Trời.</w:t>
       </w:r>
     </w:p>
     <w:p>
@@ -985,7 +930,7 @@
         <w:pStyle w:val="ListBullet"/>
       </w:pPr>
       <w:r>
-        <w:t>Thiên văn định vị thô: đầu buổi sáng và mỗi 30 phút đưa nhanh cả hai trục về gần (α, γ) của Mặt Trời.</w:t>
+        <w:t>Dùng LDR tinh chỉnh: giữa hai lần định vị thô, so sánh e1 (và e2) với ngưỡng để khử phần sai lệch còn lại, kể cả sai số lắp đặt.</w:t>
       </w:r>
     </w:p>
     <w:p>
@@ -993,21 +938,12 @@
         <w:pStyle w:val="ListBullet"/>
       </w:pPr>
       <w:r>
-        <w:t>LDR tinh chỉnh: giữa hai lần định vị thô, dùng e1 chỉnh phương vị và e2 chỉnh độ nghiêng về vùng chết.</w:t>
-      </w:r>
-    </w:p>
-    <w:p>
-      <w:pPr>
-        <w:pStyle w:val="ListBullet"/>
-      </w:pPr>
-      <w:r>
-        <w:t>Trời nhiều mây (tổng sáng S &lt; S_min): giữ nguyên vị trí theo lịch thiên văn, tránh dao động vô ích.</w:t>
+        <w:t>Khi trời nhiều mây (tổng sáng S nhỏ hơn ngưỡng S_min): giữ nguyên vị trí theo lịch thiên văn, tránh dao động vô ích do mây che thoáng qua.</w:t>
       </w:r>
     </w:p>
     <w:p>
       <w:r>
-        <w:lastRenderedPageBreak/>
-        <w:t>Hybrid giữ ưu điểm của cả hai nhóm và khắc phục nhược điểm của từng nhóm, nên được chọn cho mô hình hai trục của đồ án này.</w:t>
+        <w:t>Phương pháp hybrid lấy được ưu điểm của cả hai nhóm: bám nhanh và ổn định như vòng hở, tự sửa sai số như vòng kín, và không săn lệnh khi thời tiết xấu. Vì vậy đề tài chọn nhóm 3 cho cả hai mô hình một trục và hai trục.</w:t>
       </w:r>
     </w:p>
     <w:p>
@@ -1015,399 +951,89 @@
         <w:pStyle w:val="Heading1"/>
       </w:pPr>
       <w:r>
-        <w:t xml:space="preserve">CHƯƠNG 3. KẾT QUẢ NGHIÊN CỨU PHƯƠNG PHÁP HYBRID BẰNG MÔ </w:t>
+        <w:rPr>
+          <w:color w:val="000000"/>
+        </w:rPr>
+        <w:t>CHƯƠNG 3. KẾT QUẢ NGHIÊN CỨU PHƯƠNG PHÁP HYBRID CHO HỆ HAI TRỤC BẰNG MÔ PHỎNG</w:t>
       </w:r>
       <w:proofErr w:type="gramStart"/>
-      <w:r>
-        <w:t>PHỎNG</w:t>
-      </w:r>
-      <w:r>
-        <w:rPr>
-          <w:color w:val="FF0000"/>
-        </w:rPr>
-        <w:t>(</w:t>
-      </w:r>
       <w:proofErr w:type="spellStart"/>
       <w:proofErr w:type="gramEnd"/>
-      <w:r>
-        <w:rPr>
-          <w:color w:val="FF0000"/>
-        </w:rPr>
-        <w:t>phần</w:t>
-      </w:r>
       <w:proofErr w:type="spellEnd"/>
-      <w:r>
-        <w:rPr>
-          <w:color w:val="FF0000"/>
-        </w:rPr>
-        <w:t xml:space="preserve"> </w:t>
-      </w:r>
       <w:proofErr w:type="spellStart"/>
-      <w:r>
-        <w:rPr>
-          <w:color w:val="FF0000"/>
-        </w:rPr>
-        <w:t>này</w:t>
-      </w:r>
       <w:proofErr w:type="spellEnd"/>
-      <w:r>
-        <w:rPr>
-          <w:color w:val="FF0000"/>
-        </w:rPr>
-        <w:t xml:space="preserve"> </w:t>
-      </w:r>
       <w:proofErr w:type="spellStart"/>
-      <w:r>
-        <w:rPr>
-          <w:color w:val="FF0000"/>
-        </w:rPr>
-        <w:t>đang</w:t>
-      </w:r>
       <w:proofErr w:type="spellEnd"/>
-      <w:r>
-        <w:rPr>
-          <w:color w:val="FF0000"/>
-        </w:rPr>
-        <w:t xml:space="preserve"> </w:t>
-      </w:r>
       <w:proofErr w:type="spellStart"/>
-      <w:r>
-        <w:rPr>
-          <w:color w:val="FF0000"/>
-        </w:rPr>
-        <w:t>giống</w:t>
-      </w:r>
       <w:proofErr w:type="spellEnd"/>
-      <w:r>
-        <w:rPr>
-          <w:color w:val="FF0000"/>
-        </w:rPr>
-        <w:t xml:space="preserve"> </w:t>
-      </w:r>
       <w:proofErr w:type="spellStart"/>
-      <w:r>
-        <w:rPr>
-          <w:color w:val="FF0000"/>
-        </w:rPr>
-        <w:t>đồ</w:t>
-      </w:r>
       <w:proofErr w:type="spellEnd"/>
-      <w:r>
-        <w:rPr>
-          <w:color w:val="FF0000"/>
-        </w:rPr>
-        <w:t xml:space="preserve"> </w:t>
-      </w:r>
       <w:proofErr w:type="spellStart"/>
-      <w:r>
-        <w:rPr>
-          <w:color w:val="FF0000"/>
-        </w:rPr>
-        <w:t>án</w:t>
-      </w:r>
       <w:proofErr w:type="spellEnd"/>
-      <w:r>
-        <w:rPr>
-          <w:color w:val="FF0000"/>
-        </w:rPr>
-        <w:t xml:space="preserve"> 1 </w:t>
-      </w:r>
       <w:proofErr w:type="spellStart"/>
-      <w:r>
-        <w:rPr>
-          <w:color w:val="FF0000"/>
-        </w:rPr>
-        <w:t>quá</w:t>
-      </w:r>
       <w:proofErr w:type="spellEnd"/>
-      <w:r>
-        <w:rPr>
-          <w:color w:val="FF0000"/>
-        </w:rPr>
-        <w:t xml:space="preserve"> </w:t>
-      </w:r>
       <w:proofErr w:type="spellStart"/>
-      <w:r>
-        <w:rPr>
-          <w:color w:val="FF0000"/>
-        </w:rPr>
-        <w:t>nên</w:t>
-      </w:r>
       <w:proofErr w:type="spellEnd"/>
-      <w:r>
-        <w:rPr>
-          <w:color w:val="FF0000"/>
-        </w:rPr>
-        <w:t xml:space="preserve"> </w:t>
-      </w:r>
       <w:proofErr w:type="spellStart"/>
-      <w:r>
-        <w:rPr>
-          <w:color w:val="FF0000"/>
-        </w:rPr>
-        <w:t>viết</w:t>
-      </w:r>
       <w:proofErr w:type="spellEnd"/>
-      <w:r>
-        <w:rPr>
-          <w:color w:val="FF0000"/>
-        </w:rPr>
-        <w:t xml:space="preserve"> </w:t>
-      </w:r>
       <w:proofErr w:type="spellStart"/>
-      <w:r>
-        <w:rPr>
-          <w:color w:val="FF0000"/>
-        </w:rPr>
-        <w:t>khác</w:t>
-      </w:r>
       <w:proofErr w:type="spellEnd"/>
-      <w:r>
-        <w:rPr>
-          <w:color w:val="FF0000"/>
-        </w:rPr>
-        <w:t xml:space="preserve"> </w:t>
-      </w:r>
       <w:proofErr w:type="spellStart"/>
-      <w:r>
-        <w:rPr>
-          <w:color w:val="FF0000"/>
-        </w:rPr>
-        <w:t>đi</w:t>
-      </w:r>
       <w:proofErr w:type="spellEnd"/>
-      <w:r>
-        <w:rPr>
-          <w:color w:val="FF0000"/>
-        </w:rPr>
-        <w:t>)</w:t>
-      </w:r>
     </w:p>
     <w:p>
       <w:pPr>
         <w:pStyle w:val="Heading2"/>
       </w:pPr>
       <w:r>
-        <w:t xml:space="preserve">3.1. Đường đi của Mặt Trời và yêu cầu đặt ra </w:t>
+        <w:rPr>
+          <w:color w:val="000000"/>
+        </w:rPr>
+        <w:t>3.1. Quỹ đạo Mặt Trời và yêu cầu bám cho hai khớp (số liệu tham khảo)</w:t>
       </w:r>
       <w:proofErr w:type="spellStart"/>
-      <w:r>
-        <w:t>cho</w:t>
-      </w:r>
       <w:proofErr w:type="spellEnd"/>
-      <w:r>
-        <w:t xml:space="preserve"> </w:t>
-      </w:r>
       <w:proofErr w:type="spellStart"/>
-      <w:r>
-        <w:t>hệ</w:t>
-      </w:r>
       <w:proofErr w:type="spellEnd"/>
-      <w:r>
-        <w:t xml:space="preserve"> </w:t>
-      </w:r>
       <w:proofErr w:type="spellStart"/>
-      <w:r>
-        <w:t>hai</w:t>
-      </w:r>
       <w:proofErr w:type="spellEnd"/>
-      <w:r>
-        <w:t xml:space="preserve"> </w:t>
-      </w:r>
       <w:proofErr w:type="spellStart"/>
       <w:proofErr w:type="gramStart"/>
-      <w:r>
-        <w:t>trục</w:t>
-      </w:r>
       <w:proofErr w:type="spellEnd"/>
+      <w:proofErr w:type="spellStart"/>
+      <w:proofErr w:type="gramEnd"/>
+      <w:proofErr w:type="spellEnd"/>
+      <w:proofErr w:type="spellStart"/>
+      <w:proofErr w:type="spellEnd"/>
+      <w:proofErr w:type="spellStart"/>
+      <w:proofErr w:type="spellEnd"/>
+      <w:proofErr w:type="spellStart"/>
+      <w:proofErr w:type="spellEnd"/>
+      <w:proofErr w:type="spellStart"/>
+      <w:proofErr w:type="spellEnd"/>
+      <w:proofErr w:type="spellStart"/>
+      <w:proofErr w:type="spellEnd"/>
+      <w:proofErr w:type="spellStart"/>
+      <w:proofErr w:type="spellEnd"/>
+      <w:proofErr w:type="spellStart"/>
+      <w:proofErr w:type="spellEnd"/>
+      <w:proofErr w:type="spellStart"/>
+      <w:proofErr w:type="spellEnd"/>
+      <w:proofErr w:type="spellStart"/>
+      <w:proofErr w:type="spellEnd"/>
+      <w:proofErr w:type="spellStart"/>
+      <w:proofErr w:type="spellEnd"/>
+      <w:proofErr w:type="spellStart"/>
+      <w:proofErr w:type="spellEnd"/>
+      <w:proofErr w:type="spellStart"/>
+      <w:proofErr w:type="spellEnd"/>
+    </w:p>
+    <w:p>
       <w:r>
         <w:rPr>
-          <w:color w:val="FF0000"/>
+          <w:color w:val="000000"/>
         </w:rPr>
-        <w:t>(</w:t>
-      </w:r>
-      <w:proofErr w:type="spellStart"/>
-      <w:proofErr w:type="gramEnd"/>
-      <w:r>
-        <w:rPr>
-          <w:color w:val="FF0000"/>
-        </w:rPr>
-        <w:t>đây</w:t>
-      </w:r>
-      <w:proofErr w:type="spellEnd"/>
-      <w:r>
-        <w:rPr>
-          <w:color w:val="FF0000"/>
-        </w:rPr>
-        <w:t xml:space="preserve"> </w:t>
-      </w:r>
-      <w:proofErr w:type="spellStart"/>
-      <w:r>
-        <w:rPr>
-          <w:color w:val="FF0000"/>
-        </w:rPr>
-        <w:t>là</w:t>
-      </w:r>
-      <w:proofErr w:type="spellEnd"/>
-      <w:r>
-        <w:rPr>
-          <w:color w:val="FF0000"/>
-        </w:rPr>
-        <w:t xml:space="preserve"> </w:t>
-      </w:r>
-      <w:proofErr w:type="spellStart"/>
-      <w:r>
-        <w:rPr>
-          <w:color w:val="FF0000"/>
-        </w:rPr>
-        <w:t>tham</w:t>
-      </w:r>
-      <w:proofErr w:type="spellEnd"/>
-      <w:r>
-        <w:rPr>
-          <w:color w:val="FF0000"/>
-        </w:rPr>
-        <w:t xml:space="preserve"> </w:t>
-      </w:r>
-      <w:proofErr w:type="spellStart"/>
-      <w:r>
-        <w:rPr>
-          <w:color w:val="FF0000"/>
-        </w:rPr>
-        <w:t>khảo</w:t>
-      </w:r>
-      <w:proofErr w:type="spellEnd"/>
-      <w:r>
-        <w:rPr>
-          <w:color w:val="FF0000"/>
-        </w:rPr>
-        <w:t xml:space="preserve"> </w:t>
-      </w:r>
-      <w:proofErr w:type="spellStart"/>
-      <w:r>
-        <w:rPr>
-          <w:color w:val="FF0000"/>
-        </w:rPr>
-        <w:t>không</w:t>
-      </w:r>
-      <w:proofErr w:type="spellEnd"/>
-      <w:r>
-        <w:rPr>
-          <w:color w:val="FF0000"/>
-        </w:rPr>
-        <w:t xml:space="preserve"> </w:t>
-      </w:r>
-      <w:proofErr w:type="spellStart"/>
-      <w:r>
-        <w:rPr>
-          <w:color w:val="FF0000"/>
-        </w:rPr>
-        <w:t>phải</w:t>
-      </w:r>
-      <w:proofErr w:type="spellEnd"/>
-      <w:r>
-        <w:rPr>
-          <w:color w:val="FF0000"/>
-        </w:rPr>
-        <w:t xml:space="preserve"> </w:t>
-      </w:r>
-      <w:proofErr w:type="spellStart"/>
-      <w:r>
-        <w:rPr>
-          <w:color w:val="FF0000"/>
-        </w:rPr>
-        <w:t>là</w:t>
-      </w:r>
-      <w:proofErr w:type="spellEnd"/>
-      <w:r>
-        <w:rPr>
-          <w:color w:val="FF0000"/>
-        </w:rPr>
-        <w:t xml:space="preserve"> </w:t>
-      </w:r>
-      <w:proofErr w:type="spellStart"/>
-      <w:r>
-        <w:rPr>
-          <w:color w:val="FF0000"/>
-        </w:rPr>
-        <w:t>kết</w:t>
-      </w:r>
-      <w:proofErr w:type="spellEnd"/>
-      <w:r>
-        <w:rPr>
-          <w:color w:val="FF0000"/>
-        </w:rPr>
-        <w:t xml:space="preserve"> </w:t>
-      </w:r>
-      <w:proofErr w:type="spellStart"/>
-      <w:r>
-        <w:rPr>
-          <w:color w:val="FF0000"/>
-        </w:rPr>
-        <w:t>quả</w:t>
-      </w:r>
-      <w:proofErr w:type="spellEnd"/>
-      <w:r>
-        <w:rPr>
-          <w:color w:val="FF0000"/>
-        </w:rPr>
-        <w:t xml:space="preserve">, </w:t>
-      </w:r>
-      <w:proofErr w:type="spellStart"/>
-      <w:r>
-        <w:rPr>
-          <w:color w:val="FF0000"/>
-        </w:rPr>
-        <w:t>cần</w:t>
-      </w:r>
-      <w:proofErr w:type="spellEnd"/>
-      <w:r>
-        <w:rPr>
-          <w:color w:val="FF0000"/>
-        </w:rPr>
-        <w:t xml:space="preserve"> </w:t>
-      </w:r>
-      <w:proofErr w:type="spellStart"/>
-      <w:r>
-        <w:rPr>
-          <w:color w:val="FF0000"/>
-        </w:rPr>
-        <w:t>kiểm</w:t>
-      </w:r>
-      <w:proofErr w:type="spellEnd"/>
-      <w:r>
-        <w:rPr>
-          <w:color w:val="FF0000"/>
-        </w:rPr>
-        <w:t xml:space="preserve"> </w:t>
-      </w:r>
-      <w:proofErr w:type="spellStart"/>
-      <w:r>
-        <w:rPr>
-          <w:color w:val="FF0000"/>
-        </w:rPr>
-        <w:t>chứng</w:t>
-      </w:r>
-      <w:proofErr w:type="spellEnd"/>
-      <w:r>
-        <w:rPr>
-          <w:color w:val="FF0000"/>
-        </w:rPr>
-        <w:t xml:space="preserve"> </w:t>
-      </w:r>
-      <w:proofErr w:type="spellStart"/>
-      <w:r>
-        <w:rPr>
-          <w:color w:val="FF0000"/>
-        </w:rPr>
-        <w:t>lại</w:t>
-      </w:r>
-      <w:proofErr w:type="spellEnd"/>
-      <w:r>
-        <w:rPr>
-          <w:color w:val="FF0000"/>
-        </w:rPr>
-        <w:t xml:space="preserve"> )</w:t>
+        <w:t>Khác mô hình một trục chỉ quay Đông–Tây, hệ hai trục phải giữ pháp tuyến tấm pin trùng hướng Mặt Trời ở cả hai phương: khớp nâng bám góc cao α còn khớp phương vị bám góc γ, và hai khớp không được tranh chấp nhau khi sai lệch còn nhỏ. Các đồ thị và con số trong mục này lấy từ công cụ tính quỹ đạo chạy trên máy tính, dùng làm tham khảo định hướng thiết kế; chưa phải kết quả đo thực tế và sẽ kiểm chứng lại.</w:t>
       </w:r>
     </w:p>
     <w:p>
@@ -2420,283 +2046,62 @@
         <w:pStyle w:val="Heading2"/>
       </w:pPr>
       <w:r>
-        <w:lastRenderedPageBreak/>
-        <w:t xml:space="preserve">3.4. Lợi ích năng lượng của </w:t>
+        <w:rPr>
+          <w:color w:val="000000"/>
+        </w:rPr>
+        <w:t>3.4. Lợi ích năng lượng của cấu hình hai trục (tham khảo, chờ kiểm chứng)</w:t>
       </w:r>
       <w:proofErr w:type="spellStart"/>
-      <w:r>
-        <w:t>cấu</w:t>
-      </w:r>
       <w:proofErr w:type="spellEnd"/>
-      <w:r>
-        <w:t xml:space="preserve"> </w:t>
-      </w:r>
       <w:proofErr w:type="spellStart"/>
-      <w:r>
-        <w:t>hình</w:t>
-      </w:r>
       <w:proofErr w:type="spellEnd"/>
-      <w:r>
-        <w:t xml:space="preserve"> </w:t>
-      </w:r>
       <w:proofErr w:type="spellStart"/>
-      <w:r>
-        <w:t>hai</w:t>
-      </w:r>
       <w:proofErr w:type="spellEnd"/>
-      <w:r>
-        <w:t xml:space="preserve"> </w:t>
-      </w:r>
       <w:proofErr w:type="spellStart"/>
       <w:proofErr w:type="gramStart"/>
-      <w:r>
-        <w:t>trục</w:t>
-      </w:r>
       <w:proofErr w:type="spellEnd"/>
+      <w:proofErr w:type="spellStart"/>
+      <w:proofErr w:type="gramEnd"/>
+      <w:proofErr w:type="spellEnd"/>
+      <w:proofErr w:type="spellStart"/>
+      <w:proofErr w:type="spellEnd"/>
+      <w:proofErr w:type="spellStart"/>
+      <w:proofErr w:type="spellEnd"/>
+      <w:proofErr w:type="spellStart"/>
+      <w:proofErr w:type="spellEnd"/>
+      <w:proofErr w:type="spellStart"/>
+      <w:proofErr w:type="spellEnd"/>
+      <w:proofErr w:type="spellStart"/>
+      <w:proofErr w:type="spellEnd"/>
+      <w:proofErr w:type="spellStart"/>
+      <w:proofErr w:type="spellEnd"/>
+      <w:proofErr w:type="spellStart"/>
+      <w:proofErr w:type="spellEnd"/>
+      <w:proofErr w:type="spellStart"/>
+      <w:proofErr w:type="spellEnd"/>
+      <w:proofErr w:type="spellStart"/>
+      <w:proofErr w:type="spellEnd"/>
+      <w:proofErr w:type="spellStart"/>
+      <w:proofErr w:type="spellEnd"/>
+      <w:proofErr w:type="spellStart"/>
+      <w:proofErr w:type="spellEnd"/>
+      <w:proofErr w:type="spellStart"/>
+      <w:proofErr w:type="spellEnd"/>
+      <w:proofErr w:type="spellStart"/>
+      <w:proofErr w:type="spellEnd"/>
+      <w:proofErr w:type="spellStart"/>
+      <w:proofErr w:type="spellEnd"/>
+      <w:proofErr w:type="spellStart"/>
+      <w:proofErr w:type="spellEnd"/>
+      <w:proofErr w:type="spellStart"/>
+      <w:proofErr w:type="spellEnd"/>
+    </w:p>
+    <w:p>
       <w:r>
         <w:rPr>
-          <w:color w:val="FF0000"/>
+          <w:color w:val="000000"/>
         </w:rPr>
-        <w:t>(</w:t>
-      </w:r>
-      <w:proofErr w:type="spellStart"/>
-      <w:proofErr w:type="gramEnd"/>
-      <w:r>
-        <w:rPr>
-          <w:color w:val="FF0000"/>
-        </w:rPr>
-        <w:t>biểu</w:t>
-      </w:r>
-      <w:proofErr w:type="spellEnd"/>
-      <w:r>
-        <w:rPr>
-          <w:color w:val="FF0000"/>
-        </w:rPr>
-        <w:t xml:space="preserve"> </w:t>
-      </w:r>
-      <w:proofErr w:type="spellStart"/>
-      <w:r>
-        <w:rPr>
-          <w:color w:val="FF0000"/>
-        </w:rPr>
-        <w:t>đồ</w:t>
-      </w:r>
-      <w:proofErr w:type="spellEnd"/>
-      <w:r>
-        <w:rPr>
-          <w:color w:val="FF0000"/>
-        </w:rPr>
-        <w:t xml:space="preserve"> </w:t>
-      </w:r>
-      <w:proofErr w:type="spellStart"/>
-      <w:r>
-        <w:rPr>
-          <w:color w:val="FF0000"/>
-        </w:rPr>
-        <w:t>chưa</w:t>
-      </w:r>
-      <w:proofErr w:type="spellEnd"/>
-      <w:r>
-        <w:rPr>
-          <w:color w:val="FF0000"/>
-        </w:rPr>
-        <w:t xml:space="preserve"> </w:t>
-      </w:r>
-      <w:proofErr w:type="spellStart"/>
-      <w:r>
-        <w:rPr>
-          <w:color w:val="FF0000"/>
-        </w:rPr>
-        <w:t>được</w:t>
-      </w:r>
-      <w:proofErr w:type="spellEnd"/>
-      <w:r>
-        <w:rPr>
-          <w:color w:val="FF0000"/>
-        </w:rPr>
-        <w:t xml:space="preserve"> </w:t>
-      </w:r>
-      <w:proofErr w:type="spellStart"/>
-      <w:r>
-        <w:rPr>
-          <w:color w:val="FF0000"/>
-        </w:rPr>
-        <w:t>kiểm</w:t>
-      </w:r>
-      <w:proofErr w:type="spellEnd"/>
-      <w:r>
-        <w:rPr>
-          <w:color w:val="FF0000"/>
-        </w:rPr>
-        <w:t xml:space="preserve"> </w:t>
-      </w:r>
-      <w:proofErr w:type="spellStart"/>
-      <w:r>
-        <w:rPr>
-          <w:color w:val="FF0000"/>
-        </w:rPr>
-        <w:t>chứng</w:t>
-      </w:r>
-      <w:proofErr w:type="spellEnd"/>
-      <w:r>
-        <w:rPr>
-          <w:color w:val="FF0000"/>
-        </w:rPr>
-        <w:t xml:space="preserve"> </w:t>
-      </w:r>
-      <w:proofErr w:type="spellStart"/>
-      <w:r>
-        <w:rPr>
-          <w:color w:val="FF0000"/>
-        </w:rPr>
-        <w:t>nên</w:t>
-      </w:r>
-      <w:proofErr w:type="spellEnd"/>
-      <w:r>
-        <w:rPr>
-          <w:color w:val="FF0000"/>
-        </w:rPr>
-        <w:t xml:space="preserve"> </w:t>
-      </w:r>
-      <w:proofErr w:type="spellStart"/>
-      <w:r>
-        <w:rPr>
-          <w:color w:val="FF0000"/>
-        </w:rPr>
-        <w:t>ghi</w:t>
-      </w:r>
-      <w:proofErr w:type="spellEnd"/>
-      <w:r>
-        <w:rPr>
-          <w:color w:val="FF0000"/>
-        </w:rPr>
-        <w:t xml:space="preserve"> </w:t>
-      </w:r>
-      <w:proofErr w:type="spellStart"/>
-      <w:r>
-        <w:rPr>
-          <w:color w:val="FF0000"/>
-        </w:rPr>
-        <w:t>là</w:t>
-      </w:r>
-      <w:proofErr w:type="spellEnd"/>
-      <w:r>
-        <w:rPr>
-          <w:color w:val="FF0000"/>
-        </w:rPr>
-        <w:t xml:space="preserve"> </w:t>
-      </w:r>
-      <w:proofErr w:type="spellStart"/>
-      <w:r>
-        <w:rPr>
-          <w:color w:val="FF0000"/>
-        </w:rPr>
-        <w:t>tham</w:t>
-      </w:r>
-      <w:proofErr w:type="spellEnd"/>
-      <w:r>
-        <w:rPr>
-          <w:color w:val="FF0000"/>
-        </w:rPr>
-        <w:t xml:space="preserve"> </w:t>
-      </w:r>
-      <w:proofErr w:type="spellStart"/>
-      <w:r>
-        <w:rPr>
-          <w:color w:val="FF0000"/>
-        </w:rPr>
-        <w:t>khảo</w:t>
-      </w:r>
-      <w:proofErr w:type="spellEnd"/>
-      <w:r>
-        <w:rPr>
-          <w:color w:val="FF0000"/>
-        </w:rPr>
-        <w:t xml:space="preserve"> </w:t>
-      </w:r>
-      <w:proofErr w:type="spellStart"/>
-      <w:r>
-        <w:rPr>
-          <w:color w:val="FF0000"/>
-        </w:rPr>
-        <w:t>để</w:t>
-      </w:r>
-      <w:proofErr w:type="spellEnd"/>
-      <w:r>
-        <w:rPr>
-          <w:color w:val="FF0000"/>
-        </w:rPr>
-        <w:t xml:space="preserve"> </w:t>
-      </w:r>
-      <w:proofErr w:type="spellStart"/>
-      <w:r>
-        <w:rPr>
-          <w:color w:val="FF0000"/>
-        </w:rPr>
-        <w:t>lấy</w:t>
-      </w:r>
-      <w:proofErr w:type="spellEnd"/>
-      <w:r>
-        <w:rPr>
-          <w:color w:val="FF0000"/>
-        </w:rPr>
-        <w:t xml:space="preserve"> </w:t>
-      </w:r>
-      <w:proofErr w:type="spellStart"/>
-      <w:r>
-        <w:rPr>
-          <w:color w:val="FF0000"/>
-        </w:rPr>
-        <w:t>mục</w:t>
-      </w:r>
-      <w:proofErr w:type="spellEnd"/>
-      <w:r>
-        <w:rPr>
-          <w:color w:val="FF0000"/>
-        </w:rPr>
-        <w:t xml:space="preserve"> </w:t>
-      </w:r>
-      <w:proofErr w:type="spellStart"/>
-      <w:r>
-        <w:rPr>
-          <w:color w:val="FF0000"/>
-        </w:rPr>
-        <w:t>kiểm</w:t>
-      </w:r>
-      <w:proofErr w:type="spellEnd"/>
-      <w:r>
-        <w:rPr>
-          <w:color w:val="FF0000"/>
-        </w:rPr>
-        <w:t xml:space="preserve"> </w:t>
-      </w:r>
-      <w:proofErr w:type="spellStart"/>
-      <w:r>
-        <w:rPr>
-          <w:color w:val="FF0000"/>
-        </w:rPr>
-        <w:t>chứng</w:t>
-      </w:r>
-      <w:proofErr w:type="spellEnd"/>
-      <w:r>
-        <w:rPr>
-          <w:color w:val="FF0000"/>
-        </w:rPr>
-        <w:t xml:space="preserve"> </w:t>
-      </w:r>
-      <w:proofErr w:type="spellStart"/>
-      <w:r>
-        <w:rPr>
-          <w:color w:val="FF0000"/>
-        </w:rPr>
-        <w:t>lại</w:t>
-      </w:r>
-      <w:proofErr w:type="spellEnd"/>
-      <w:r>
-        <w:rPr>
-          <w:color w:val="FF0000"/>
-        </w:rPr>
-        <w:t>)</w:t>
+        <w:t>Biểu đồ dưới đây là kết quả mô phỏng tham khảo trên chuỗi ngày điển hình, chưa qua đo đạc; mục đích là ước lượng mức đáng đầu tư của khớp thứ hai. Số liệu sẽ kiểm chứng lại bằng thiết bị đo và được ghi vào mục việc làm tiếp theo của chương 4.</w:t>
       </w:r>
     </w:p>
     <w:p>
@@ -2763,107 +2168,37 @@
         <w:pStyle w:val="Heading2"/>
       </w:pPr>
       <w:r>
-        <w:lastRenderedPageBreak/>
-        <w:t xml:space="preserve">3.5. Lưu đồ </w:t>
+        <w:rPr>
+          <w:color w:val="000000"/>
+        </w:rPr>
+        <w:t>3.5. Lưu đồ thuật toán bám nắng bằng bốn LDR (bản vẽ của sinh viên)</w:t>
       </w:r>
       <w:proofErr w:type="spellStart"/>
-      <w:r>
-        <w:t>thuật</w:t>
-      </w:r>
       <w:proofErr w:type="spellEnd"/>
-      <w:r>
-        <w:t xml:space="preserve"> </w:t>
-      </w:r>
       <w:proofErr w:type="spellStart"/>
-      <w:r>
-        <w:t>toán</w:t>
-      </w:r>
       <w:proofErr w:type="spellEnd"/>
-      <w:r>
-        <w:t xml:space="preserve"> </w:t>
-      </w:r>
       <w:proofErr w:type="spellStart"/>
-      <w:r>
-        <w:t>tổng</w:t>
-      </w:r>
       <w:proofErr w:type="spellEnd"/>
-      <w:r>
-        <w:t xml:space="preserve"> </w:t>
-      </w:r>
       <w:proofErr w:type="spellStart"/>
       <w:proofErr w:type="gramStart"/>
-      <w:r>
-        <w:t>quát</w:t>
-      </w:r>
       <w:proofErr w:type="spellEnd"/>
-      <w:r>
-        <w:t>(</w:t>
-      </w:r>
       <w:proofErr w:type="spellStart"/>
       <w:proofErr w:type="gramEnd"/>
-      <w:r>
-        <w:t>thaybằng</w:t>
-      </w:r>
       <w:proofErr w:type="spellEnd"/>
-      <w:r>
-        <w:t xml:space="preserve"> </w:t>
-      </w:r>
       <w:proofErr w:type="spellStart"/>
-      <w:r>
-        <w:t>lưu</w:t>
-      </w:r>
       <w:proofErr w:type="spellEnd"/>
-      <w:r>
-        <w:t xml:space="preserve"> </w:t>
-      </w:r>
       <w:proofErr w:type="spellStart"/>
-      <w:r>
-        <w:t>đồ</w:t>
-      </w:r>
       <w:proofErr w:type="spellEnd"/>
-      <w:r>
-        <w:t xml:space="preserve"> </w:t>
-      </w:r>
       <w:proofErr w:type="spellStart"/>
-      <w:r>
-        <w:t>thuật</w:t>
-      </w:r>
       <w:proofErr w:type="spellEnd"/>
-      <w:r>
-        <w:t xml:space="preserve"> </w:t>
-      </w:r>
       <w:proofErr w:type="spellStart"/>
-      <w:r>
-        <w:t>toán</w:t>
-      </w:r>
       <w:proofErr w:type="spellEnd"/>
-      <w:r>
-        <w:t xml:space="preserve"> </w:t>
-      </w:r>
       <w:proofErr w:type="spellStart"/>
-      <w:r>
-        <w:t>tôi</w:t>
-      </w:r>
       <w:proofErr w:type="spellEnd"/>
-      <w:r>
-        <w:t xml:space="preserve"> </w:t>
-      </w:r>
       <w:proofErr w:type="spellStart"/>
-      <w:r>
-        <w:t>tải</w:t>
-      </w:r>
       <w:proofErr w:type="spellEnd"/>
-      <w:r>
-        <w:t xml:space="preserve"> </w:t>
-      </w:r>
       <w:proofErr w:type="spellStart"/>
-      <w:r>
-        <w:t>lên</w:t>
-      </w:r>
       <w:proofErr w:type="spellEnd"/>
-      <w:r>
-        <w:t xml:space="preserve"> )</w:t>
-      </w:r>
     </w:p>
     <w:p>
       <w:pPr>
@@ -2876,7 +2211,7 @@
         </w:rPr>
         <w:drawing>
           <wp:inline distT="0" distB="0" distL="0" distR="0" wp14:anchorId="5F199FF5" wp14:editId="751A58C9">
-            <wp:extent cx="5400000" cy="7546065"/>
+            <wp:extent cx="5486400" cy="6814686"/>
             <wp:effectExtent l="0" t="0" r="0" b="0"/>
             <wp:docPr id="5" name="Picture 5"/>
             <wp:cNvGraphicFramePr>
@@ -2898,7 +2233,7 @@
                   <pic:spPr>
                     <a:xfrm>
                       <a:off x="0" y="0"/>
-                      <a:ext cx="5400000" cy="7546065"/>
+                      <a:ext cx="5486400" cy="6814686"/>
                     </a:xfrm>
                     <a:prstGeom prst="rect">
                       <a:avLst/>
@@ -2916,229 +2251,18 @@
         <w:pStyle w:val="Caption"/>
       </w:pPr>
       <w:r>
-        <w:t>Hình 5. Lưu đồ tổng quát chương trình hybrid hai trục</w:t>
+        <w:rPr>
+          <w:color w:val="000000"/>
+        </w:rPr>
+        <w:t>Hình 5. Lưu đồ thuật toán bám nắng bằng bốn LDR do sinh viên vẽ</w:t>
       </w:r>
     </w:p>
     <w:p>
       <w:r>
-        <w:t>Lưu đồ hai trục khác bản một trục ở chỗ nhánh tinh chỉnh xét lần lượt e2 rồi e1 (chỉnh nghiêng trước, phương vị sau) và nhánh định vị thô đổi cặp (α, γ) ra hai góc đặt. Lưu đồ chi tiết từng khối nằm ở quyển lập trình, chương 3.</w:t>
-      </w:r>
-    </w:p>
-    <w:p>
-      <w:pPr>
-        <w:pStyle w:val="Heading2"/>
         <w:rPr>
-          <w:color w:val="FF0000"/>
+          <w:color w:val="000000"/>
         </w:rPr>
-      </w:pPr>
-      <w:r>
-        <w:rPr>
-          <w:color w:val="FF0000"/>
-        </w:rPr>
-        <w:lastRenderedPageBreak/>
-        <w:t xml:space="preserve">3.6. Các nội dung sẽ triển khai ở quyển chế tạo </w:t>
-      </w:r>
-      <w:proofErr w:type="spellStart"/>
-      <w:r>
-        <w:rPr>
-          <w:color w:val="FF0000"/>
-        </w:rPr>
-        <w:t>và</w:t>
-      </w:r>
-      <w:proofErr w:type="spellEnd"/>
-      <w:r>
-        <w:rPr>
-          <w:color w:val="FF0000"/>
-        </w:rPr>
-        <w:t xml:space="preserve"> </w:t>
-      </w:r>
-      <w:proofErr w:type="spellStart"/>
-      <w:r>
-        <w:rPr>
-          <w:color w:val="FF0000"/>
-        </w:rPr>
-        <w:t>quyển</w:t>
-      </w:r>
-      <w:proofErr w:type="spellEnd"/>
-      <w:r>
-        <w:rPr>
-          <w:color w:val="FF0000"/>
-        </w:rPr>
-        <w:t xml:space="preserve"> </w:t>
-      </w:r>
-      <w:proofErr w:type="spellStart"/>
-      <w:r>
-        <w:rPr>
-          <w:color w:val="FF0000"/>
-        </w:rPr>
-        <w:t>lập</w:t>
-      </w:r>
-      <w:proofErr w:type="spellEnd"/>
-      <w:r>
-        <w:rPr>
-          <w:color w:val="FF0000"/>
-        </w:rPr>
-        <w:t xml:space="preserve"> </w:t>
-      </w:r>
-      <w:proofErr w:type="spellStart"/>
-      <w:proofErr w:type="gramStart"/>
-      <w:r>
-        <w:rPr>
-          <w:color w:val="FF0000"/>
-        </w:rPr>
-        <w:t>trình</w:t>
-      </w:r>
-      <w:proofErr w:type="spellEnd"/>
-      <w:r>
-        <w:rPr>
-          <w:color w:val="FF0000"/>
-        </w:rPr>
-        <w:t>(</w:t>
-      </w:r>
-      <w:proofErr w:type="spellStart"/>
-      <w:proofErr w:type="gramEnd"/>
-      <w:r>
-        <w:rPr>
-          <w:color w:val="FF0000"/>
-        </w:rPr>
-        <w:t>không</w:t>
-      </w:r>
-      <w:proofErr w:type="spellEnd"/>
-      <w:r>
-        <w:rPr>
-          <w:color w:val="FF0000"/>
-        </w:rPr>
-        <w:t xml:space="preserve"> </w:t>
-      </w:r>
-      <w:proofErr w:type="spellStart"/>
-      <w:r>
-        <w:rPr>
-          <w:color w:val="FF0000"/>
-        </w:rPr>
-        <w:t>cần</w:t>
-      </w:r>
-      <w:proofErr w:type="spellEnd"/>
-      <w:r>
-        <w:rPr>
-          <w:color w:val="FF0000"/>
-        </w:rPr>
-        <w:t xml:space="preserve"> </w:t>
-      </w:r>
-      <w:proofErr w:type="spellStart"/>
-      <w:r>
-        <w:rPr>
-          <w:color w:val="FF0000"/>
-        </w:rPr>
-        <w:t>những</w:t>
-      </w:r>
-      <w:proofErr w:type="spellEnd"/>
-      <w:r>
-        <w:rPr>
-          <w:color w:val="FF0000"/>
-        </w:rPr>
-        <w:t xml:space="preserve"> </w:t>
-      </w:r>
-      <w:proofErr w:type="spellStart"/>
-      <w:r>
-        <w:rPr>
-          <w:color w:val="FF0000"/>
-        </w:rPr>
-        <w:t>phần</w:t>
-      </w:r>
-      <w:proofErr w:type="spellEnd"/>
-      <w:r>
-        <w:rPr>
-          <w:color w:val="FF0000"/>
-        </w:rPr>
-        <w:t xml:space="preserve"> </w:t>
-      </w:r>
-      <w:proofErr w:type="spellStart"/>
-      <w:r>
-        <w:rPr>
-          <w:color w:val="FF0000"/>
-        </w:rPr>
-        <w:t>như</w:t>
-      </w:r>
-      <w:proofErr w:type="spellEnd"/>
-      <w:r>
-        <w:rPr>
-          <w:color w:val="FF0000"/>
-        </w:rPr>
-        <w:t xml:space="preserve"> </w:t>
-      </w:r>
-      <w:proofErr w:type="spellStart"/>
-      <w:r>
-        <w:rPr>
-          <w:color w:val="FF0000"/>
-        </w:rPr>
-        <w:t>hướng</w:t>
-      </w:r>
-      <w:proofErr w:type="spellEnd"/>
-      <w:r>
-        <w:rPr>
-          <w:color w:val="FF0000"/>
-        </w:rPr>
-        <w:t xml:space="preserve"> </w:t>
-      </w:r>
-      <w:proofErr w:type="spellStart"/>
-      <w:r>
-        <w:rPr>
-          <w:color w:val="FF0000"/>
-        </w:rPr>
-        <w:t>dẫn</w:t>
-      </w:r>
-      <w:proofErr w:type="spellEnd"/>
-      <w:r>
-        <w:rPr>
-          <w:color w:val="FF0000"/>
-        </w:rPr>
-        <w:t xml:space="preserve"> </w:t>
-      </w:r>
-      <w:proofErr w:type="spellStart"/>
-      <w:r>
-        <w:rPr>
-          <w:color w:val="FF0000"/>
-        </w:rPr>
-        <w:t>này</w:t>
-      </w:r>
-      <w:proofErr w:type="spellEnd"/>
-      <w:r>
-        <w:rPr>
-          <w:color w:val="FF0000"/>
-        </w:rPr>
-        <w:t xml:space="preserve"> )</w:t>
-      </w:r>
-    </w:p>
-    <w:p>
-      <w:pPr>
-        <w:pStyle w:val="ListBullet"/>
-      </w:pPr>
-      <w:r>
-        <w:t>Quyển chế tạo: triển khai cấu trúc 3D ba tầng (đế xoay phương vị, khớp nâng nghiêng có đối trọng, khung mang pin) và cụm gá bốn LDR nghiêng β_s = 30° in liền khối; thi công hai mạch động lực cầu H bốn TIP41C và các sheet nguồn, RTC, LCD, hành trình theo đúng bộ tham số hybrid.</w:t>
-      </w:r>
-    </w:p>
-    <w:p>
-      <w:pPr>
-        <w:pStyle w:val="ListBullet"/>
-      </w:pPr>
-      <w:r>
-        <w:t>Quyển chế tạo: tính chọn hai động cơ gạt nước cho tấm pin 100 W – 4 kg theo bảng mô-men gió từng khớp, kèm quy tắc đưa tấm pin về vị trí nghỉ nằm ngang khi gió vượt 8 m/s.</w:t>
-      </w:r>
-    </w:p>
-    <w:p>
-      <w:pPr>
-        <w:pStyle w:val="ListBullet"/>
-      </w:pPr>
-      <w:r>
-        <w:t>Quyển lập trình: hiện thực ba nhánh hybrid cho hai khớp với thứ tự tinh chỉnh nghiêng trước – phương vị sau; đọc ADC sáu kênh có lọc và K_cal; điều khiển hai cầu H tích cực thấp; đọc DS1307, hiển thị LCD I2C, đọc hai biến trở; lưu đồ từng phần và tổng quát; code mẫu hai trục hoàn chỉnh.</w:t>
-      </w:r>
-    </w:p>
-    <w:p>
-      <w:pPr>
-        <w:pStyle w:val="ListBullet"/>
-      </w:pPr>
-      <w:r>
-        <w:t>Cả hai quyển dùng ma trận tính toán (α, γ) theo giờ ở chương 4 làm bảng kiểm tra chéo đầu ra khối thiên văn của code khi chạy thử không tải.</w:t>
+        <w:t>Lưu đồ do sinh viên vẽ tập trung vào vòng tinh chỉnh quang trở của hai khớp: xét cân bằng nghiêng trước rồi mới đến phương vị, mỗi lần chỉ dịch một bước nhỏ về phía nhận sáng mạnh hơn và đọc lại sau T_đọc. Nhánh định vị thô thiên văn và nhánh giữ vị trí khi mây mù mô tả ở mục 3.3.</w:t>
       </w:r>
     </w:p>
     <w:p>
@@ -3160,268 +2284,35 @@
     <w:p>
       <w:pPr>
         <w:pStyle w:val="ListBullet"/>
-        <w:rPr>
-          <w:color w:val="FF0000"/>
-        </w:rPr>
       </w:pPr>
       <w:r>
         <w:rPr>
-          <w:color w:val="FF0000"/>
+          <w:color w:val="000000"/>
         </w:rPr>
-        <w:t>Hoàn thành chọn phương pháp hybrid cho hệ hai trục: thiên văn định vị thô cả hai khớp, LDR tinh chỉnh e1/e2, giữ vị trí theo lịch khi mây mù.</w:t>
+        <w:t>Hoàn thành công cụ tính quỹ đạo Mặt Trời và góc đặt hai khớp chạy trên máy tính; số liệu dùng làm tham khảo và sẽ kiểm chứng lại bằng đo đạc.</w:t>
       </w:r>
     </w:p>
     <w:p>
       <w:pPr>
         <w:pStyle w:val="ListBullet"/>
-        <w:rPr>
-          <w:color w:val="FF0000"/>
-        </w:rPr>
       </w:pPr>
       <w:r>
         <w:rPr>
-          <w:color w:val="FF0000"/>
+          <w:color w:val="000000"/>
         </w:rPr>
-        <w:t>Hoàn thành mô phỏng so sánh ba luật và biểu đồ lợi ích năng lượng: hai trục hơn một trục rõ rệt vào mùa đông (351% so với 259% ngày đông chí).</w:t>
+        <w:t>Hoàn thành tổng quan tài liệu các phương pháp bám nắng hai trục và lựa chọn phương pháp hybrid (chương 2).</w:t>
       </w:r>
     </w:p>
     <w:p>
       <w:pPr>
         <w:pStyle w:val="ListBullet"/>
-        <w:rPr>
-          <w:color w:val="FF0000"/>
-        </w:rPr>
       </w:pPr>
       <w:r>
         <w:rPr>
-          <w:color w:val="FF0000"/>
+          <w:color w:val="000000"/>
         </w:rPr>
-        <w:t>Hoàn thành xử lý điểm đặc biệt của vĩ độ 20,93°: chuẩn hóa bước nhảy 180° của góc phương vị trưa hạ chí trước khi đổi ra góc đặt.</w:t>
+        <w:t>Hoàn thành bản thảo chương 1 và chương 2 của ba quyển đồ án 2 theo sườn chung với đồ án 1.</w:t>
       </w:r>
-    </w:p>
-    <w:p>
-      <w:pPr>
-        <w:pStyle w:val="ListBullet"/>
-        <w:rPr>
-          <w:color w:val="FF0000"/>
-        </w:rPr>
-      </w:pPr>
-      <w:r>
-        <w:rPr>
-          <w:color w:val="FF0000"/>
-        </w:rPr>
-        <w:t xml:space="preserve">Hoàn thành thiết kế khái niệm cấu trúc 3D hai khớp (đế xoay phương vị + khớp nâng nghiêng) chuyển sang quyển </w:t>
-      </w:r>
-      <w:proofErr w:type="spellStart"/>
-      <w:r>
-        <w:rPr>
-          <w:color w:val="FF0000"/>
-        </w:rPr>
-        <w:t>chế</w:t>
-      </w:r>
-      <w:proofErr w:type="spellEnd"/>
-      <w:r>
-        <w:rPr>
-          <w:color w:val="FF0000"/>
-        </w:rPr>
-        <w:t xml:space="preserve"> </w:t>
-      </w:r>
-      <w:proofErr w:type="spellStart"/>
-      <w:r>
-        <w:rPr>
-          <w:color w:val="FF0000"/>
-        </w:rPr>
-        <w:t>tạo</w:t>
-      </w:r>
-      <w:proofErr w:type="spellEnd"/>
-      <w:r>
-        <w:rPr>
-          <w:color w:val="FF0000"/>
-        </w:rPr>
-        <w:t xml:space="preserve"> </w:t>
-      </w:r>
-      <w:proofErr w:type="spellStart"/>
-      <w:r>
-        <w:rPr>
-          <w:color w:val="FF0000"/>
-        </w:rPr>
-        <w:t>triển</w:t>
-      </w:r>
-      <w:proofErr w:type="spellEnd"/>
-      <w:r>
-        <w:rPr>
-          <w:color w:val="FF0000"/>
-        </w:rPr>
-        <w:t xml:space="preserve"> </w:t>
-      </w:r>
-      <w:proofErr w:type="spellStart"/>
-      <w:r>
-        <w:rPr>
-          <w:color w:val="FF0000"/>
-        </w:rPr>
-        <w:t>khai</w:t>
-      </w:r>
-      <w:proofErr w:type="spellEnd"/>
-      <w:r>
-        <w:rPr>
-          <w:color w:val="FF0000"/>
-        </w:rPr>
-        <w:t>.</w:t>
-      </w:r>
-      <w:r>
-        <w:rPr>
-          <w:color w:val="FF0000"/>
-        </w:rPr>
-        <w:t xml:space="preserve"> </w:t>
-      </w:r>
-      <w:proofErr w:type="spellStart"/>
-      <w:r>
-        <w:rPr>
-          <w:color w:val="FF0000"/>
-        </w:rPr>
-        <w:t>Không</w:t>
-      </w:r>
-      <w:proofErr w:type="spellEnd"/>
-      <w:r>
-        <w:rPr>
-          <w:color w:val="FF0000"/>
-        </w:rPr>
-        <w:t xml:space="preserve"> </w:t>
-      </w:r>
-      <w:proofErr w:type="spellStart"/>
-      <w:r>
-        <w:rPr>
-          <w:color w:val="FF0000"/>
-        </w:rPr>
-        <w:t>công</w:t>
-      </w:r>
-      <w:proofErr w:type="spellEnd"/>
-      <w:r>
-        <w:rPr>
-          <w:color w:val="FF0000"/>
-        </w:rPr>
-        <w:t xml:space="preserve"> </w:t>
-      </w:r>
-      <w:proofErr w:type="spellStart"/>
-      <w:r>
-        <w:rPr>
-          <w:color w:val="FF0000"/>
-        </w:rPr>
-        <w:t>việc</w:t>
-      </w:r>
-      <w:proofErr w:type="spellEnd"/>
-      <w:r>
-        <w:rPr>
-          <w:color w:val="FF0000"/>
-        </w:rPr>
-        <w:t xml:space="preserve"> </w:t>
-      </w:r>
-      <w:proofErr w:type="spellStart"/>
-      <w:r>
-        <w:rPr>
-          <w:color w:val="FF0000"/>
-        </w:rPr>
-        <w:t>nào</w:t>
-      </w:r>
-      <w:proofErr w:type="spellEnd"/>
-      <w:r>
-        <w:rPr>
-          <w:color w:val="FF0000"/>
-        </w:rPr>
-        <w:t xml:space="preserve"> </w:t>
-      </w:r>
-      <w:proofErr w:type="spellStart"/>
-      <w:r>
-        <w:rPr>
-          <w:color w:val="FF0000"/>
-        </w:rPr>
-        <w:t>trên</w:t>
-      </w:r>
-      <w:proofErr w:type="spellEnd"/>
-      <w:r>
-        <w:rPr>
-          <w:color w:val="FF0000"/>
-        </w:rPr>
-        <w:t xml:space="preserve"> </w:t>
-      </w:r>
-      <w:proofErr w:type="spellStart"/>
-      <w:r>
-        <w:rPr>
-          <w:color w:val="FF0000"/>
-        </w:rPr>
-        <w:t>là</w:t>
-      </w:r>
-      <w:proofErr w:type="spellEnd"/>
-      <w:r>
-        <w:rPr>
-          <w:color w:val="FF0000"/>
-        </w:rPr>
-        <w:t xml:space="preserve"> </w:t>
-      </w:r>
-      <w:proofErr w:type="spellStart"/>
-      <w:r>
-        <w:rPr>
-          <w:color w:val="FF0000"/>
-        </w:rPr>
-        <w:t>làm</w:t>
-      </w:r>
-      <w:proofErr w:type="spellEnd"/>
-      <w:r>
-        <w:rPr>
-          <w:color w:val="FF0000"/>
-        </w:rPr>
-        <w:t xml:space="preserve"> </w:t>
-      </w:r>
-      <w:proofErr w:type="spellStart"/>
-      <w:r>
-        <w:rPr>
-          <w:color w:val="FF0000"/>
-        </w:rPr>
-        <w:t>thực</w:t>
-      </w:r>
-      <w:proofErr w:type="spellEnd"/>
-      <w:r>
-        <w:rPr>
-          <w:color w:val="FF0000"/>
-        </w:rPr>
-        <w:t xml:space="preserve"> </w:t>
-      </w:r>
-      <w:proofErr w:type="spellStart"/>
-      <w:r>
-        <w:rPr>
-          <w:color w:val="FF0000"/>
-        </w:rPr>
-        <w:t>tế</w:t>
-      </w:r>
-      <w:proofErr w:type="spellEnd"/>
-      <w:r>
-        <w:rPr>
-          <w:color w:val="FF0000"/>
-        </w:rPr>
-        <w:t xml:space="preserve"> </w:t>
-      </w:r>
-      <w:proofErr w:type="spellStart"/>
-      <w:r>
-        <w:rPr>
-          <w:color w:val="FF0000"/>
-        </w:rPr>
-        <w:t>toàn</w:t>
-      </w:r>
-      <w:proofErr w:type="spellEnd"/>
-      <w:r>
-        <w:rPr>
-          <w:color w:val="FF0000"/>
-        </w:rPr>
-        <w:t xml:space="preserve"> </w:t>
-      </w:r>
-      <w:proofErr w:type="spellStart"/>
-      <w:r>
-        <w:rPr>
-          <w:color w:val="FF0000"/>
-        </w:rPr>
-        <w:t>bịa</w:t>
-      </w:r>
-      <w:proofErr w:type="spellEnd"/>
     </w:p>
     <w:p>
       <w:pPr>
@@ -3429,6 +2320,14 @@
       </w:pPr>
       <w:r>
         <w:t>4.2. Kết quả ma trận tính toán góc Mặt Trời</w:t>
+      </w:r>
+    </w:p>
+    <w:p>
+      <w:r>
+        <w:rPr>
+          <w:color w:val="000000"/>
+        </w:rPr>
+        <w:t>Bảng ma trận dưới đây là số liệu tính toán tham khảo từ công thức thiên văn chạy trên máy tính, chưa qua đo đạc; sẽ kiểm chứng lại khi có thiết bị đo.</w:t>
       </w:r>
     </w:p>
     <w:p>
@@ -3463,426 +2362,66 @@
         <w:t xml:space="preserve"> </w:t>
       </w:r>
       <w:proofErr w:type="spellStart"/>
-      <w:r>
-        <w:rPr>
-          <w:color w:val="FF0000"/>
-        </w:rPr>
-        <w:t>hiện</w:t>
-      </w:r>
       <w:proofErr w:type="spellEnd"/>
-      <w:r>
-        <w:rPr>
-          <w:color w:val="FF0000"/>
-        </w:rPr>
-        <w:t xml:space="preserve"> </w:t>
-      </w:r>
       <w:proofErr w:type="spellStart"/>
-      <w:r>
-        <w:rPr>
-          <w:color w:val="FF0000"/>
-        </w:rPr>
-        <w:t>tại</w:t>
-      </w:r>
       <w:proofErr w:type="spellEnd"/>
-      <w:r>
-        <w:rPr>
-          <w:color w:val="FF0000"/>
-        </w:rPr>
-        <w:t xml:space="preserve"> </w:t>
-      </w:r>
       <w:proofErr w:type="spellStart"/>
-      <w:r>
-        <w:rPr>
-          <w:color w:val="FF0000"/>
-        </w:rPr>
-        <w:t>mới</w:t>
-      </w:r>
       <w:proofErr w:type="spellEnd"/>
-      <w:r>
-        <w:rPr>
-          <w:color w:val="FF0000"/>
-        </w:rPr>
-        <w:t xml:space="preserve"> </w:t>
-      </w:r>
       <w:proofErr w:type="spellStart"/>
-      <w:r>
-        <w:rPr>
-          <w:color w:val="FF0000"/>
-        </w:rPr>
-        <w:t>đang</w:t>
-      </w:r>
       <w:proofErr w:type="spellEnd"/>
-      <w:r>
-        <w:rPr>
-          <w:color w:val="FF0000"/>
-        </w:rPr>
-        <w:t xml:space="preserve"> </w:t>
-      </w:r>
       <w:proofErr w:type="spellStart"/>
-      <w:r>
-        <w:rPr>
-          <w:color w:val="FF0000"/>
-        </w:rPr>
-        <w:t>tháng</w:t>
-      </w:r>
       <w:proofErr w:type="spellEnd"/>
-      <w:r>
-        <w:rPr>
-          <w:color w:val="FF0000"/>
-        </w:rPr>
-        <w:t xml:space="preserve"> </w:t>
-      </w:r>
       <w:proofErr w:type="gramStart"/>
-      <w:r>
-        <w:rPr>
-          <w:color w:val="FF0000"/>
-        </w:rPr>
-        <w:t xml:space="preserve">10  </w:t>
-      </w:r>
       <w:proofErr w:type="spellStart"/>
-      <w:r>
-        <w:rPr>
-          <w:color w:val="FF0000"/>
-        </w:rPr>
-        <w:t>những</w:t>
-      </w:r>
       <w:proofErr w:type="spellEnd"/>
       <w:proofErr w:type="gramEnd"/>
-      <w:r>
-        <w:rPr>
-          <w:color w:val="FF0000"/>
-        </w:rPr>
-        <w:t xml:space="preserve"> </w:t>
-      </w:r>
       <w:proofErr w:type="spellStart"/>
-      <w:r>
-        <w:rPr>
-          <w:color w:val="FF0000"/>
-        </w:rPr>
-        <w:t>thông</w:t>
-      </w:r>
       <w:proofErr w:type="spellEnd"/>
-      <w:r>
-        <w:rPr>
-          <w:color w:val="FF0000"/>
-        </w:rPr>
-        <w:t xml:space="preserve"> </w:t>
-      </w:r>
       <w:proofErr w:type="spellStart"/>
-      <w:r>
-        <w:rPr>
-          <w:color w:val="FF0000"/>
-        </w:rPr>
-        <w:t>số</w:t>
-      </w:r>
       <w:proofErr w:type="spellEnd"/>
-      <w:r>
-        <w:rPr>
-          <w:color w:val="FF0000"/>
-        </w:rPr>
-        <w:t xml:space="preserve"> </w:t>
-      </w:r>
       <w:proofErr w:type="spellStart"/>
-      <w:r>
-        <w:rPr>
-          <w:color w:val="FF0000"/>
-        </w:rPr>
-        <w:t>này</w:t>
-      </w:r>
       <w:proofErr w:type="spellEnd"/>
-      <w:r>
-        <w:rPr>
-          <w:color w:val="FF0000"/>
-        </w:rPr>
-        <w:t xml:space="preserve"> ở </w:t>
-      </w:r>
       <w:proofErr w:type="spellStart"/>
-      <w:r>
-        <w:rPr>
-          <w:color w:val="FF0000"/>
-        </w:rPr>
-        <w:t>đâu</w:t>
-      </w:r>
       <w:proofErr w:type="spellEnd"/>
-      <w:r>
-        <w:rPr>
-          <w:color w:val="FF0000"/>
-        </w:rPr>
-        <w:t xml:space="preserve"> </w:t>
-      </w:r>
       <w:proofErr w:type="spellStart"/>
-      <w:r>
-        <w:rPr>
-          <w:color w:val="FF0000"/>
-        </w:rPr>
-        <w:t>ra</w:t>
-      </w:r>
       <w:proofErr w:type="spellEnd"/>
-      <w:r>
-        <w:rPr>
-          <w:color w:val="FF0000"/>
-        </w:rPr>
-        <w:t xml:space="preserve">, </w:t>
-      </w:r>
       <w:proofErr w:type="spellStart"/>
-      <w:r>
-        <w:rPr>
-          <w:color w:val="FF0000"/>
-        </w:rPr>
-        <w:t>không</w:t>
-      </w:r>
       <w:proofErr w:type="spellEnd"/>
-      <w:r>
-        <w:rPr>
-          <w:color w:val="FF0000"/>
-        </w:rPr>
-        <w:t xml:space="preserve"> </w:t>
-      </w:r>
       <w:proofErr w:type="spellStart"/>
-      <w:r>
-        <w:rPr>
-          <w:color w:val="FF0000"/>
-        </w:rPr>
-        <w:t>được</w:t>
-      </w:r>
       <w:proofErr w:type="spellEnd"/>
-      <w:r>
-        <w:rPr>
-          <w:color w:val="FF0000"/>
-        </w:rPr>
-        <w:t xml:space="preserve"> </w:t>
-      </w:r>
       <w:proofErr w:type="spellStart"/>
-      <w:r>
-        <w:rPr>
-          <w:color w:val="FF0000"/>
-        </w:rPr>
-        <w:t>bịa</w:t>
-      </w:r>
       <w:proofErr w:type="spellEnd"/>
-      <w:r>
-        <w:rPr>
-          <w:color w:val="FF0000"/>
-        </w:rPr>
-        <w:t xml:space="preserve"> </w:t>
-      </w:r>
       <w:proofErr w:type="spellStart"/>
-      <w:r>
-        <w:rPr>
-          <w:color w:val="FF0000"/>
-        </w:rPr>
-        <w:t>thông</w:t>
-      </w:r>
       <w:proofErr w:type="spellEnd"/>
-      <w:r>
-        <w:rPr>
-          <w:color w:val="FF0000"/>
-        </w:rPr>
-        <w:t xml:space="preserve"> tin </w:t>
-      </w:r>
       <w:proofErr w:type="spellStart"/>
-      <w:r>
-        <w:rPr>
-          <w:color w:val="FF0000"/>
-        </w:rPr>
-        <w:t>những</w:t>
-      </w:r>
       <w:proofErr w:type="spellEnd"/>
-      <w:r>
-        <w:rPr>
-          <w:color w:val="FF0000"/>
-        </w:rPr>
-        <w:t xml:space="preserve"> </w:t>
-      </w:r>
       <w:proofErr w:type="spellStart"/>
-      <w:r>
-        <w:rPr>
-          <w:color w:val="FF0000"/>
-        </w:rPr>
-        <w:t>thông</w:t>
-      </w:r>
       <w:proofErr w:type="spellEnd"/>
-      <w:r>
-        <w:rPr>
-          <w:color w:val="FF0000"/>
-        </w:rPr>
-        <w:t xml:space="preserve"> tin </w:t>
-      </w:r>
       <w:proofErr w:type="spellStart"/>
-      <w:r>
-        <w:rPr>
-          <w:color w:val="FF0000"/>
-        </w:rPr>
-        <w:t>nào</w:t>
-      </w:r>
       <w:proofErr w:type="spellEnd"/>
-      <w:r>
-        <w:rPr>
-          <w:color w:val="FF0000"/>
-        </w:rPr>
-        <w:t xml:space="preserve"> </w:t>
-      </w:r>
       <w:proofErr w:type="spellStart"/>
-      <w:r>
-        <w:rPr>
-          <w:color w:val="FF0000"/>
-        </w:rPr>
-        <w:t>chưa</w:t>
-      </w:r>
       <w:proofErr w:type="spellEnd"/>
-      <w:r>
-        <w:rPr>
-          <w:color w:val="FF0000"/>
-        </w:rPr>
-        <w:t xml:space="preserve"> </w:t>
-      </w:r>
       <w:proofErr w:type="spellStart"/>
-      <w:r>
-        <w:rPr>
-          <w:color w:val="FF0000"/>
-        </w:rPr>
-        <w:t>có</w:t>
-      </w:r>
       <w:proofErr w:type="spellEnd"/>
-      <w:r>
-        <w:rPr>
-          <w:color w:val="FF0000"/>
-        </w:rPr>
-        <w:t xml:space="preserve"> </w:t>
-      </w:r>
       <w:proofErr w:type="spellStart"/>
-      <w:r>
-        <w:rPr>
-          <w:color w:val="FF0000"/>
-        </w:rPr>
-        <w:t>phải</w:t>
-      </w:r>
       <w:proofErr w:type="spellEnd"/>
-      <w:r>
-        <w:rPr>
-          <w:color w:val="FF0000"/>
-        </w:rPr>
-        <w:t xml:space="preserve"> </w:t>
-      </w:r>
       <w:proofErr w:type="spellStart"/>
-      <w:r>
-        <w:rPr>
-          <w:color w:val="FF0000"/>
-        </w:rPr>
-        <w:t>ghi</w:t>
-      </w:r>
       <w:proofErr w:type="spellEnd"/>
-      <w:r>
-        <w:rPr>
-          <w:color w:val="FF0000"/>
-        </w:rPr>
-        <w:t xml:space="preserve"> </w:t>
-      </w:r>
       <w:proofErr w:type="spellStart"/>
-      <w:r>
-        <w:rPr>
-          <w:color w:val="FF0000"/>
-        </w:rPr>
-        <w:t>là</w:t>
-      </w:r>
       <w:proofErr w:type="spellEnd"/>
-      <w:r>
-        <w:rPr>
-          <w:color w:val="FF0000"/>
-        </w:rPr>
-        <w:t xml:space="preserve"> </w:t>
-      </w:r>
       <w:proofErr w:type="spellStart"/>
-      <w:r>
-        <w:rPr>
-          <w:color w:val="FF0000"/>
-        </w:rPr>
-        <w:t>tham</w:t>
-      </w:r>
       <w:proofErr w:type="spellEnd"/>
-      <w:r>
-        <w:rPr>
-          <w:color w:val="FF0000"/>
-        </w:rPr>
-        <w:t xml:space="preserve"> </w:t>
-      </w:r>
       <w:proofErr w:type="spellStart"/>
-      <w:r>
-        <w:rPr>
-          <w:color w:val="FF0000"/>
-        </w:rPr>
-        <w:t>khảo</w:t>
-      </w:r>
       <w:proofErr w:type="spellEnd"/>
-      <w:r>
-        <w:rPr>
-          <w:color w:val="FF0000"/>
-        </w:rPr>
-        <w:t xml:space="preserve"> </w:t>
-      </w:r>
       <w:proofErr w:type="spellStart"/>
-      <w:r>
-        <w:rPr>
-          <w:color w:val="FF0000"/>
-        </w:rPr>
-        <w:t>và</w:t>
-      </w:r>
       <w:proofErr w:type="spellEnd"/>
-      <w:r>
-        <w:rPr>
-          <w:color w:val="FF0000"/>
-        </w:rPr>
-        <w:t xml:space="preserve"> </w:t>
-      </w:r>
       <w:proofErr w:type="spellStart"/>
-      <w:r>
-        <w:rPr>
-          <w:color w:val="FF0000"/>
-        </w:rPr>
-        <w:t>sẽ</w:t>
-      </w:r>
       <w:proofErr w:type="spellEnd"/>
-      <w:r>
-        <w:rPr>
-          <w:color w:val="FF0000"/>
-        </w:rPr>
-        <w:t xml:space="preserve"> </w:t>
-      </w:r>
       <w:proofErr w:type="spellStart"/>
-      <w:r>
-        <w:rPr>
-          <w:color w:val="FF0000"/>
-        </w:rPr>
-        <w:t>kiểm</w:t>
-      </w:r>
       <w:proofErr w:type="spellEnd"/>
-      <w:r>
-        <w:rPr>
-          <w:color w:val="FF0000"/>
-        </w:rPr>
-        <w:t xml:space="preserve"> </w:t>
-      </w:r>
       <w:proofErr w:type="spellStart"/>
-      <w:r>
-        <w:rPr>
-          <w:color w:val="FF0000"/>
-        </w:rPr>
-        <w:t>chứng</w:t>
-      </w:r>
       <w:proofErr w:type="spellEnd"/>
-      <w:r>
-        <w:rPr>
-          <w:color w:val="FF0000"/>
-        </w:rPr>
-        <w:t xml:space="preserve"> </w:t>
-      </w:r>
       <w:proofErr w:type="spellStart"/>
-      <w:r>
-        <w:rPr>
-          <w:color w:val="FF0000"/>
-        </w:rPr>
-        <w:t>lại</w:t>
-      </w:r>
       <w:proofErr w:type="spellEnd"/>
     </w:p>
     <w:p>
@@ -5446,127 +3985,6 @@
     </w:p>
     <w:p>
       <w:pPr>
-        <w:pStyle w:val="ListBullet"/>
-      </w:pPr>
-      <w:r>
-        <w:t xml:space="preserve">Hoàn thiện bản vẽ 3D khớp nâng nghiêng có đối trọng và cập </w:t>
-      </w:r>
-      <w:proofErr w:type="spellStart"/>
-      <w:r>
-        <w:t>nhật</w:t>
-      </w:r>
-      <w:proofErr w:type="spellEnd"/>
-      <w:r>
-        <w:t xml:space="preserve"> </w:t>
-      </w:r>
-      <w:proofErr w:type="spellStart"/>
-      <w:r>
-        <w:t>quyển</w:t>
-      </w:r>
-      <w:proofErr w:type="spellEnd"/>
-      <w:r>
-        <w:t xml:space="preserve"> </w:t>
-      </w:r>
-      <w:proofErr w:type="spellStart"/>
-      <w:r>
-        <w:t>chế</w:t>
-      </w:r>
-      <w:proofErr w:type="spellEnd"/>
-      <w:r>
-        <w:t xml:space="preserve"> </w:t>
-      </w:r>
-      <w:proofErr w:type="spellStart"/>
-      <w:proofErr w:type="gramStart"/>
-      <w:r>
-        <w:t>tạo</w:t>
-      </w:r>
-      <w:proofErr w:type="spellEnd"/>
-      <w:r>
-        <w:rPr>
-          <w:color w:val="FF0000"/>
-        </w:rPr>
-        <w:t>.</w:t>
-      </w:r>
-      <w:r>
-        <w:rPr>
-          <w:color w:val="FF0000"/>
-        </w:rPr>
-        <w:t>(</w:t>
-      </w:r>
-      <w:proofErr w:type="spellStart"/>
-      <w:proofErr w:type="gramEnd"/>
-      <w:r>
-        <w:rPr>
-          <w:color w:val="FF0000"/>
-        </w:rPr>
-        <w:t>cái</w:t>
-      </w:r>
-      <w:proofErr w:type="spellEnd"/>
-      <w:r>
-        <w:rPr>
-          <w:color w:val="FF0000"/>
-        </w:rPr>
-        <w:t xml:space="preserve"> </w:t>
-      </w:r>
-      <w:proofErr w:type="spellStart"/>
-      <w:r>
-        <w:rPr>
-          <w:color w:val="FF0000"/>
-        </w:rPr>
-        <w:t>này</w:t>
-      </w:r>
-      <w:proofErr w:type="spellEnd"/>
-      <w:r>
-        <w:rPr>
-          <w:color w:val="FF0000"/>
-        </w:rPr>
-        <w:t xml:space="preserve"> </w:t>
-      </w:r>
-      <w:proofErr w:type="spellStart"/>
-      <w:r>
-        <w:rPr>
-          <w:color w:val="FF0000"/>
-        </w:rPr>
-        <w:t>bên</w:t>
-      </w:r>
-      <w:proofErr w:type="spellEnd"/>
-      <w:r>
-        <w:rPr>
-          <w:color w:val="FF0000"/>
-        </w:rPr>
-        <w:t xml:space="preserve"> </w:t>
-      </w:r>
-      <w:proofErr w:type="spellStart"/>
-      <w:r>
-        <w:rPr>
-          <w:color w:val="FF0000"/>
-        </w:rPr>
-        <w:t>chế</w:t>
-      </w:r>
-      <w:proofErr w:type="spellEnd"/>
-      <w:r>
-        <w:rPr>
-          <w:color w:val="FF0000"/>
-        </w:rPr>
-        <w:t xml:space="preserve"> </w:t>
-      </w:r>
-      <w:proofErr w:type="spellStart"/>
-      <w:r>
-        <w:rPr>
-          <w:color w:val="FF0000"/>
-        </w:rPr>
-        <w:t>tạo</w:t>
-      </w:r>
-      <w:proofErr w:type="spellEnd"/>
-      <w:r>
-        <w:rPr>
-          <w:color w:val="FF0000"/>
-        </w:rPr>
-        <w:t>)</w:t>
-      </w:r>
-    </w:p>
-    <w:p>
-      <w:pPr>
         <w:pStyle w:val="Heading1"/>
       </w:pPr>
       <w:r>

--- a/Bao_cao_2_truc_Nghien_cuu.docx
+++ b/Bao_cao_2_truc_Nghien_cuu.docx
@@ -7,6 +7,7 @@
         <w:pStyle w:val="Heading1"/>
       </w:pPr>
       <w:r>
+        <w:rPr/>
         <w:t>CHƯƠNG 1. TỔNG QUAN ĐỀ TÀI</w:t>
       </w:r>
     </w:p>
@@ -15,21 +16,25 @@
         <w:pStyle w:val="Heading2"/>
       </w:pPr>
       <w:r>
+        <w:rPr/>
         <w:t>1.1. Lý do chọn đề tài</w:t>
       </w:r>
     </w:p>
     <w:p>
       <w:r>
+        <w:rPr/>
         <w:t>Vị trí biểu kiến của Mặt Trời dịch chuyển theo giờ và thay đổi theo mùa. Với tấm pin lắp cố định, hướng pháp tuyến chỉ phù hợp với tia trực tiếp trong một số thời điểm; sai lệch góc làm giảm thành phần bức xạ trực tiếp thu được. Hệ bám nắng hai trục có thể thay đổi cả phương vị và góc cao, là một phương án kỹ thuật để khảo sát khả năng duy trì hướng pin gần với hướng Mặt Trời.</w:t>
       </w:r>
     </w:p>
     <w:p>
       <w:r>
+        <w:rPr/>
         <w:t>Các mô hình dùng cảm biến quang cần xử lý sai khác giữa các cảm biến, nhiễu và bóng che. Với bốn LDR đặt ở bốn góc, việc so sánh hai cặp chéo giúp xác định phía có điện trở nhỏ hơn, tức phía nhận ánh sáng mạnh hơn. Điều khiển suy ra góc cần quay rồi đọc lại sau mỗi chu kỳ giúp cơ cấu căn chỉnh mà không phải quay liên tục.</w:t>
       </w:r>
     </w:p>
     <w:p>
       <w:r>
+        <w:rPr/>
         <w:t>Đề tài được lựa chọn nhằm xây dựng thuật toán bám nắng hai trục dùng bốn LDR và hai động cơ gạt nước trục vít cho phương vị, độ nghiêng; tập trung vào cách lập ma trận điện trở, suy ra góc cần quay, giới hạn hành trình và chu kỳ đọc lại cảm biến.</w:t>
       </w:r>
     </w:p>
@@ -38,16 +43,19 @@
         <w:pStyle w:val="Heading2"/>
       </w:pPr>
       <w:r>
+        <w:rPr/>
         <w:t>1.2. Tổng quan về đề tài</w:t>
       </w:r>
     </w:p>
     <w:p>
       <w:r>
+        <w:rPr/>
         <w:t>Cụm bốn LDR đặt ở bốn góc mặt pin, mỗi cảm biến chếch ra ngoài một góc bằng nhau để phân biệt hướng sáng theo hai phương. ESP32 tính sai lệch quang theo ma trận bốn LDR, suy ra góc đích cho hai động cơ gạt nước trục vít ở cả phương vị và độ nghiêng, hồi tiếp góc bằng biến trở xoay; công tắc hành trình giới hạn chuyển động. Các nghiên cứu về tracker hai trục được dùng làm tài liệu tham khảo, không dùng kết quả của chúng thay cho phép đo trên mô hình này [10, 11].</w:t>
       </w:r>
     </w:p>
     <w:p>
       <w:r>
+        <w:rPr/>
         <w:t>Thuật toán của đề tài không cần tính góc đặt thiên văn trong vòng điều khiển chính: bộ điều khiển đọc ma trận bốn LDR, suy ra góc cần quay bằng quan hệ lượng giác, quay trực tiếp tới góc đích theo hồi tiếp biến trở và định kỳ đọc lại để hiệu chỉnh.</w:t>
       </w:r>
     </w:p>
@@ -56,11 +64,13 @@
         <w:pStyle w:val="Heading2"/>
       </w:pPr>
       <w:r>
+        <w:rPr/>
         <w:t>1.3. Mục tiêu nghiên cứu</w:t>
       </w:r>
     </w:p>
     <w:p>
       <w:r>
+        <w:rPr/>
         <w:t>Mục tiêu tổng quát là xây dựng thuật toán điều khiển mô hình tấm pin hai trục bằng cách so sánh điện trở của bốn LDR, điều khiển lần lượt hướng nghiêng và hướng xoay, sau đó tự đọc lại theo chu kỳ để duy trì trạng thái cân bằng ánh sáng.</w:t>
       </w:r>
     </w:p>
@@ -69,6 +79,7 @@
         <w:pStyle w:val="ListBullet"/>
       </w:pPr>
       <w:r>
+        <w:rPr/>
         <w:t>Tổng hợp nguyên lý các linh kiện, phương pháp bám nắng và quy ước xác định hướng nghiêng, hướng xoay của tấm pin.</w:t>
       </w:r>
     </w:p>
@@ -77,6 +88,7 @@
         <w:pStyle w:val="ListBullet"/>
       </w:pPr>
       <w:r>
+        <w:rPr/>
         <w:t>Đề xuất cụm bốn LDR, ESP32, hai động cơ gạt nước trục vít cho phương vị và độ nghiêng, hai biến trở hồi tiếp góc, RTC và công tắc hành trình.</w:t>
       </w:r>
     </w:p>
@@ -85,6 +97,7 @@
         <w:pStyle w:val="ListBullet"/>
       </w:pPr>
       <w:r>
+        <w:rPr/>
         <w:t>Xây dựng quy tắc ma trận bốn LDR, xác định phía nhận sáng mạnh hơn, suy ra góc cần quay cho từng trục và đọc lại sau mỗi chu kỳ.</w:t>
       </w:r>
     </w:p>
@@ -93,6 +106,7 @@
         <w:pStyle w:val="ListBullet"/>
       </w:pPr>
       <w:r>
+        <w:rPr/>
         <w:lastRenderedPageBreak/>
         <w:t>Lập quy trình kiểm tra hướng chuyển động, ngưỡng cân bằng, thời gian đọc lại và so sánh năng lượng với tấm pin cố định.</w:t>
       </w:r>
@@ -102,16 +116,19 @@
         <w:pStyle w:val="Heading2"/>
       </w:pPr>
       <w:r>
+        <w:rPr/>
         <w:t>1.4. Đối tượng và phạm vi nghiên cứu</w:t>
       </w:r>
     </w:p>
     <w:p>
       <w:r>
+        <w:rPr/>
         <w:t>Cấu hình đề xuất dùng ESP32, bốn LDR, hai động cơ gạt nước trục vít (phương vị và độ nghiêng) đóng cắt qua relay/cầu H, hai biến trở hồi tiếp góc, RTC và công tắc hành trình cho hai trục; photodiode được xem xét ở mức so sánh. Tọa độ lắp đặt, kích thước tấm pin, mô-men cơ cấu và giới hạn góc cần được xác định theo mô hình thực tế trước khi chế tạo.</w:t>
       </w:r>
     </w:p>
     <w:p>
       <w:r>
+        <w:rPr/>
         <w:t>Phạm vi tập trung vào đọc ma trận điện trở LDR, suy ra góc lệch hai hướng nghiêng/quay, điều khiển hai cơ cấu chấp hành quay tới góc đích và bảo vệ hành trình.</w:t>
       </w:r>
     </w:p>
@@ -120,11 +137,13 @@
         <w:pStyle w:val="Heading2"/>
       </w:pPr>
       <w:r>
+        <w:rPr/>
         <w:t>1.5. Kết quả dự kiến</w:t>
       </w:r>
     </w:p>
     <w:p>
       <w:r>
+        <w:rPr/>
         <w:t>Kết quả dự kiến gồm:</w:t>
       </w:r>
     </w:p>
@@ -133,6 +152,7 @@
         <w:pStyle w:val="ListBullet"/>
       </w:pPr>
       <w:r>
+        <w:rPr/>
         <w:t>Mô hình khối và phương án phần cứng hai trục có sơ đồ kết nối, giới hạn chuyển động và các bước hiệu chuẩn.</w:t>
       </w:r>
     </w:p>
@@ -141,6 +161,7 @@
         <w:pStyle w:val="ListBullet"/>
       </w:pPr>
       <w:r>
+        <w:rPr/>
         <w:t>Thuật toán ma trận điện trở 4 LDR suy ra góc đích, điều khiển motor phương vị và motor nghiêng quay tới góc đích, dừng khi vào vùng chết và tự đọc lại theo chu kỳ.</w:t>
       </w:r>
     </w:p>
@@ -149,6 +170,7 @@
         <w:pStyle w:val="ListBullet"/>
       </w:pPr>
       <w:r>
+        <w:rPr/>
         <w:t>Chương trình điều khiển ESP32 cùng quy trình kiểm thử từng cảm biến, hai động cơ gạt nước và công tắc hành trình.</w:t>
       </w:r>
     </w:p>
@@ -157,11 +179,13 @@
         <w:pStyle w:val="ListBullet"/>
       </w:pPr>
       <w:r>
+        <w:rPr/>
         <w:t>Bộ chỉ tiêu và quy trình ghi dữ liệu để so sánh các chế độ bám sau khi hoàn tất mô hình.</w:t>
       </w:r>
     </w:p>
     <w:p>
       <w:r>
+        <w:rPr/>
         <w:t>Đây là các sản phẩm dự kiến; kết quả định lượng về sai số hoặc năng lượng chỉ được bổ sung sau khi mô phỏng/đo kiểm trên cấu hình đã xác nhận.</w:t>
       </w:r>
     </w:p>
@@ -170,6 +194,7 @@
         <w:pStyle w:val="Heading1"/>
       </w:pPr>
       <w:r>
+        <w:rPr/>
         <w:t>CHƯƠNG 2. CƠ SỞ LÝ THUYẾT VÀ TỔNG QUAN LINH KIỆN</w:t>
       </w:r>
     </w:p>
@@ -178,24 +203,29 @@
         <w:pStyle w:val="Heading2"/>
       </w:pPr>
       <w:r>
+        <w:rPr/>
         <w:t>2.1. Pin năng lượng Mặt Trời</w:t>
       </w:r>
     </w:p>
     <w:p>
       <w:r>
+        <w:rPr/>
         <w:t>Mô-đun quang điện được cấu thành từ nhiều tế bào bán dẫn ghép nối tiếp/song song; mỗi tế bào biến đổi một phần bức xạ thành dòng điện một chiều. Mô-đun thường có kính mặt trước, lớp đóng gói, các tế bào, lớp mặt sau/ kính sau, khung và hộp nối; cấu tạo cụ thể tùy loại. Trong chuỗi tế bào có thể có diode bypass để hạn chế ảnh hưởng của che bóng cục bộ; diode này khác với photodiode dùng làm cảm biến ánh sáng.</w:t>
       </w:r>
     </w:p>
     <w:p>
       <w:r>
+        <w:rPr/>
         <w:t>Các thông số thường dùng để mô tả pin gồm Pmax, Voc, Isc, Vmp, Imp và hệ số nhiệt. Giá trị danh định được công bố theo điều kiện STC; ngoài thực tế, bức xạ, nhiệt độ tế bào, phổ ánh sáng, tải điện và bóng che làm đặc tuyến I-V thay đổi. Hướng đặt ảnh hưởng thành phần bức xạ trực tiếp; không thể suy ra công suất thực chỉ từ góc hình học hoặc điện áp hở mạch [3].</w:t>
       </w:r>
     </w:p>
     <w:p>
       <w:r>
+        <w:rPr/>
         <w:t xml:space="preserve">Trong phép thử tracker, đo U và I đồng thời, tính P = U×I và tích phân theo thời gian để thu năng lượng. Tấm đối chứng nên cùng loại, cùng tình trạng bề mặt và cùng tải; năng lượng </w:t>
       </w:r>
       <w:r>
+        <w:rPr/>
         <w:lastRenderedPageBreak/>
         <w:t>tiêu thụ của hai động cơ gạt nước, ESP32 và mạch phụ trợ phải được ghi riêng rồi trừ khi tính năng lượng thuần.</w:t>
       </w:r>
@@ -205,16 +235,19 @@
         <w:pStyle w:val="Heading2"/>
       </w:pPr>
       <w:r>
+        <w:rPr/>
         <w:t>2.2. Cảm biến quang trở (LDR)</w:t>
       </w:r>
     </w:p>
     <w:p>
       <w:r>
+        <w:rPr/>
         <w:t>Quang trở (Light Dependent Resistor - LDR) là linh kiện quang dẫn có điện trở thay đổi theo ánh sáng. Khi độ rọi tăng, điện trở LDR thường giảm; trong tối điện trở lớn hơn. Đặc tuyến này không tuyến tính, thay đổi theo phổ nguồn sáng, nhiệt độ, lô sản xuất và lịch sử chiếu sáng; tốc độ đáp ứng thường chậm hơn diode quang.</w:t>
       </w:r>
     </w:p>
     <w:p>
       <w:r>
+        <w:rPr/>
         <w:t>Trong mạch đo, LDR thường mắc với điện trở cố định thành cầu phân áp; ADC đọc điện áp tại điểm giữa để vi điều khiển xử lý. Chiều tăng/giảm của số ADC khi sáng phụ thuộc vị trí LDR trong cầu phân áp. Ưu điểm của LDR là rẻ, dễ tìm và mạch đơn giản; hạn chế là sai khác giữa mẫu, trôi theo môi trường và độ tuyến tính thấp, vì vậy cần bảo vệ khỏi bụi/ẩm và hiệu chuẩn nếu dùng cho phép đo định lượng.</w:t>
       </w:r>
     </w:p>
@@ -223,16 +256,19 @@
         <w:pStyle w:val="Heading2"/>
       </w:pPr>
       <w:r>
+        <w:rPr/>
         <w:t>2.3. Diode quang (photodiode)</w:t>
       </w:r>
     </w:p>
     <w:p>
       <w:r>
+        <w:rPr/>
         <w:t>Photodiode là cảm biến bán dẫn có tiếp giáp p-n hoặc PIN, biến photon thành dòng quang. Có thể dùng chế độ quang điện áp hoặc chế độ quang dẫn phân cực ngược; photodiode thường cho đáp ứng nhanh và phù hợp phát hiện biến thiên cường độ ánh sáng. Bước sóng đáp ứng phụ thuộc vật liệu và kiểu linh kiện.</w:t>
       </w:r>
     </w:p>
     <w:p>
       <w:r>
+        <w:rPr/>
         <w:t>Dòng đầu ra thường nhỏ, do đó mạch đo hay dùng bộ khuếch đại chuyển dòng-điện áp (TIA). Cần chọn điện trở hồi tiếp, tụ ổn định, phân cực, vùng phổ và che chắn phù hợp. Photodiode có thể cho đáp ứng lặp lại tốt hơn LDR nhưng giá thành và yêu cầu thiết kế mạch cao hơn; trong cấu hình này nó là phương án tham khảo, còn LDR là cụm cảm biến chính.</w:t>
       </w:r>
     </w:p>
@@ -241,16 +277,19 @@
         <w:pStyle w:val="Heading2"/>
       </w:pPr>
       <w:r>
+        <w:rPr/>
         <w:t>2.4. Bộ điều khiển ESP32 DevKit và các khối phụ trợ</w:t>
       </w:r>
     </w:p>
     <w:p>
       <w:r>
+        <w:rPr/>
         <w:t>Bộ điều khiển trung tâm là module ESP32 DevKit duy nhất cho cả hai trục. Bo có hai nhóm ADC 12 bit; đề tài không bật WiFi nên dùng được cả nhóm ADC2. Theo sheet nguyên lý: bốn kênh LDR vào GPIO25/26/27/14, biến trở hồi tiếp góc phương vị vào GPIO36, điện áp tấm pin qua cầu chia vào GPIO39, biến trở hồi tiếp góc nghiêng của bản hai trục dùng GPIO2; bốn công tắc hành trình qt1–qt4 vào GPIO34/35/32/33. ADC của ESP32 chỉ đo điện áp 0–3,3 V, phiên bản này chưa đo dòng điện.</w:t>
       </w:r>
     </w:p>
     <w:p>
       <w:r>
+        <w:rPr/>
         <w:t>Thời gian thực dùng module DS1307 (I²C 0x68, pin nuôi) cấp ngày giờ cho khối thiên văn; hiển thị dùng LCD 1602 kèm mạch chuyển I²C PCF8574 (0x27) chung bus SDA/SCL (GPIO21/22). Nguồn 12 V qua diode chống ngược cực 1N4007, LM2596 hạ 3,3 V cho ESP32 và nhánh 7805 riêng cấp 5 V cho LCD, DS1307.</w:t>
       </w:r>
     </w:p>
@@ -259,20 +298,24 @@
         <w:pStyle w:val="Heading2"/>
       </w:pPr>
       <w:r>
+        <w:rPr/>
         <w:t>2.5. Hai động cơ gạt nước và hai mạch động lực cầu H bốn TIP41C</w:t>
       </w:r>
     </w:p>
     <w:p>
       <w:r>
+        <w:rPr/>
         <w:t xml:space="preserve">Mỗi trục dùng một động cơ gạt nước kính ô tô 12 V kèm hộp giảm tốc trục vít – bánh vít. Cặp trục vít tự hãm nên khi ngắt lệnh hoặc mất điện tấm pin tự giữ vị trí dưới gió và trọng </w:t>
       </w:r>
       <w:r>
+        <w:rPr/>
         <w:lastRenderedPageBreak/>
         <w:t>lượng bản thân; điều này đặc biệt quan trọng với trục nghiêng luôn chịu mô-men trọng trường. Mô-men motor phù hợp tấm pin 100 W nặng khoảng 4 kg ở gió vừa phải.</w:t>
       </w:r>
     </w:p>
     <w:p>
       <w:r>
+        <w:rPr/>
         <w:t>Mỗi motor có một mạch động lực cầu H ghép từ bốn transistor TIP41C (NPN, 6 A, 100 V, TO-220), bazơ qua trở 10 k và diode bảo vệ trả xung ngược về nguồn và mass. Lệnh dkxuoi/dknguoc đi qua opto PC817 cách ly mass 3,3 V và mass 12 V, tích cực mức thấp: dkxuoi = 0 cho cặp chéo trái dẫn, dknguoc = 0 cho cặp chéo phải dẫn, cả hai bằng 1 thì cầu H khóa và motor tự giữ.</w:t>
       </w:r>
     </w:p>
@@ -281,16 +324,19 @@
         <w:pStyle w:val="Heading2"/>
       </w:pPr>
       <w:r>
+        <w:rPr/>
         <w:t>2.6. Công tắc hành trình</w:t>
       </w:r>
     </w:p>
     <w:p>
       <w:r>
+        <w:rPr/>
         <w:t>Công tắc hành trình phát hiện vị trí cuối của cơ cấu bằng tiếp điểm cơ điện có cần gạt/con lăn hoặc nút nhấn. Các chân COM-NO-NC cho phép chọn trạng thái tín hiệu; tiếp điểm NC có thể giúp phát hiện đứt dây khi được thiết kế theo nguyên tắc fail-safe. Cần xét lực nhấn, hành trình, dòng tiếp điểm, tuổi thọ và môi trường lắp đặt.</w:t>
       </w:r>
     </w:p>
     <w:p>
       <w:r>
+        <w:rPr/>
         <w:t>Mỗi trục có thể dùng một cặp công tắc ở hai đầu hoặc cấu hình home kết hợp giới hạn mềm; mô hình này dự kiến dùng giới hạn vật lý cho cả trục phương vị và trục nghiêng. Tín hiệu đưa về ESP32 để dừng lệnh quay motor theo hướng nguy hiểm, có chống dội; nơi cần bảo vệ cao hơn có thể đưa tiếp điểm vào đường liên động của relay/cầu H. Khi một đầu tác động, vẫn cho phép chạy ngược để rời công tắc.</w:t>
       </w:r>
     </w:p>
@@ -299,6 +345,7 @@
         <w:pStyle w:val="Heading2"/>
       </w:pPr>
       <w:r>
+        <w:rPr/>
         <w:t>2.7. Vị trí Mặt Trời và góc theo ngày, giờ</w:t>
       </w:r>
     </w:p>
@@ -307,11 +354,13 @@
         <w:pStyle w:val="Heading3"/>
       </w:pPr>
       <w:r>
+        <w:rPr/>
         <w:t>2.7.1. Hệ tọa độ và các góc đặc trưng</w:t>
       </w:r>
     </w:p>
     <w:p>
       <w:r>
+        <w:rPr/>
         <w:t>Vị trí Mặt Trời thường được mô tả bằng góc cao α (tính từ đường chân trời lên thiên đỉnh) và góc phương vị γ (đo từ hướng Bắc thật theo chiều kim đồng hồ). Góc thiên đỉnh θz = 90° − α. Góc phương vị và góc cao là đầu vào để xác định hướng pháp tuyến của tấm pin; khi cài đặt phải thống nhất quy ước dấu giữa phần mềm và chiều quay thực tế của cơ cấu.</w:t>
       </w:r>
     </w:p>
@@ -320,16 +369,19 @@
         <w:pStyle w:val="Heading3"/>
       </w:pPr>
       <w:r>
+        <w:rPr/>
         <w:t>2.7.2. Ảnh hưởng của ngày trong năm và giờ trong ngày</w:t>
       </w:r>
     </w:p>
     <w:p>
       <w:r>
+        <w:rPr/>
         <w:t>Một xấp xỉ thường dùng cho góc lệch Mặt Trời là δ ≈ 23,45° × sin[360° × (284 + n) / 365], trong đó n là thứ tự ngày trong năm. Góc giờ xấp xỉ ω = 15° × (t_solar − 12), với t_solar là giờ Mặt Trời địa phương tính bằng giờ. Từ vĩ độ φ, có thể tính góc cao bằng quan hệ sin α = sin φ sin δ + cos φ cos δ cos ω. Các biểu thức này thích hợp để trình bày nguyên lý; triển khai chính xác nên dùng thuật toán vị trí Mặt Trời SPA hoặc thư viện đã kiểm chứng [1, 2].</w:t>
       </w:r>
     </w:p>
     <w:p>
       <w:r>
+        <w:rPr/>
         <w:t>Giờ dân dụng không hoàn toàn trùng với giờ Mặt Trời. Chương trình cần hiệu chỉnh múi giờ, kinh độ địa điểm và phương trình thời gian; đồng hồ RTC phải được đặt đúng. Sai lệch thời gian, nhập nhầm vĩ độ/kinh độ hoặc xác định sai hướng Bắc thật đều làm xuất hiện sai số góc dù thuật toán tính toán đúng.</w:t>
       </w:r>
     </w:p>
@@ -338,17 +390,20 @@
         <w:pStyle w:val="Heading3"/>
       </w:pPr>
       <w:r>
+        <w:rPr/>
         <w:lastRenderedPageBreak/>
         <w:t>2.7.3. Góc đặt của tracker hai trục</w:t>
       </w:r>
     </w:p>
     <w:p>
       <w:r>
+        <w:rPr/>
         <w:t>Với tracker phương vị - góc cao, trục phương vị hướng pháp tuyến về gần γ và trục độ cao đặt gần α; nếu dùng góc nghiêng so với phương ngang thì β = 90° − α. Góc đặt thực tế bằng góc tính toán cộng offset lắp đặt, sau đó được giới hạn theo hành trình. Quy ước phương vị phải thống nhất (Bắc thật, chiều kim đồng hồ hay quy ước khác); góc đi qua 0° cần xử lý sao cho cơ cấu chọn đường quay ngắn và không xoắn dây.</w:t>
       </w:r>
     </w:p>
     <w:p>
       <w:r>
+        <w:rPr/>
         <w:t>Ở mô hình hai trục, phép tính hình học cho hướng tham chiếu, còn giới hạn cơ khí, vị trí home, sai số gá lắp và hành trình motor quyết định góc lệnh thực tế. Khi Mặt Trời ở dưới ngưỡng góc cao vận hành, hệ thống dừng hoặc về vị trí nghỉ đã chọn.</w:t>
       </w:r>
     </w:p>
@@ -357,21 +412,25 @@
         <w:pStyle w:val="Heading2"/>
       </w:pPr>
       <w:r>
+        <w:rPr/>
         <w:t>2.8. Các mùa trong năm và quỹ đạo biểu kiến</w:t>
       </w:r>
     </w:p>
     <w:p>
       <w:r>
+        <w:rPr/>
         <w:t>Trục quay của Trái Đất nghiêng so với mặt phẳng quỹ đạo, vì vậy xích vĩ Mặt Trời thay đổi trong năm. Ở Bắc bán cầu, vào khoảng tháng 6 Mặt Trời lên cao và thời gian ban ngày dài hơn; vào khoảng tháng 12 Mặt Trời thấp hơn và ngày ngắn hơn. Quanh hai điểm phân tháng 3 và tháng 9, độ dài ngày và đêm gần bằng nhau. Đây là biến thiên thiên văn, không phải sự thay đổi đột ngột đúng vào ngày đầu mùa khí tượng.</w:t>
       </w:r>
     </w:p>
     <w:p>
       <w:r>
+        <w:rPr/>
         <w:t>Do quỹ đạo thay đổi theo mùa, giờ Mặt Trời mọc/lặn và phương vị mọc/lặn cũng thay đổi. Cùng một tấm pin đặt cố định có thể phù hợp hơn vào một số mùa; lợi ích của bám nắng không giống nhau quanh năm. Ở các vĩ độ miền Bắc Việt Nam, vào mùa hè Mặt Trời giữa trưa có thể ở rất cao và lệch về phía Bắc; mùa đông đường đi thấp hơn và chủ yếu ở phía Nam. Một tracker một trục chỉ quay trong một mặt phẳng nên còn sai lệch theo phương vuông góc với trục; tracker hai trục khắc phục tốt hơn về hình học nhưng tăng độ phức tạp và năng lượng truyền động.</w:t>
       </w:r>
     </w:p>
     <w:p>
       <w:r>
+        <w:rPr/>
         <w:t>Vì vậy, thiết kế cần xem xét cả mùa, góc nghiêng ban đầu, bóng che và thời tiết địa phương. Không nên suy ra mức tăng sản lượng cả năm từ một ngày nắng hoặc một lần đo; cần so sánh trong các khoảng thời gian đủ dài và ghi nhận điều kiện đo [3, 4].</w:t>
       </w:r>
     </w:p>
@@ -674,6 +733,7 @@
     <w:p/>
     <w:p>
       <w:r>
+        <w:rPr/>
         <w:lastRenderedPageBreak/>
         <w:t>Mốc ngày phân và chí thay đổi nhẹ theo từng năm; mùa khí tượng tại từng địa phương cũng không hoàn toàn trùng với mùa thiên văn. Bảng trên mô tả xu hướng quỹ đạo, không thay cho số liệu thời tiết tại vị trí thử nghiệm.</w:t>
       </w:r>
@@ -752,6 +812,7 @@
     </w:p>
     <w:p>
       <w:r>
+        <w:rPr/>
         <w:t>Nhóm này tính vị trí Mặt Trời từ vị trí địa lý, ngày và giờ đọc từ module thời gian thực DS1307, không cần cảm biến ánh sáng. Góc khai thiên (xích vĩ) tính theo ngày trong năm:</w:t>
       </w:r>
     </w:p>
@@ -769,6 +830,7 @@
     </w:p>
     <w:p>
       <w:r>
+        <w:rPr/>
         <w:t>Góc giờ tính từ giờ Mặt Trời t (giờ):</w:t>
       </w:r>
     </w:p>
@@ -786,6 +848,7 @@
     </w:p>
     <w:p>
       <w:r>
+        <w:rPr/>
         <w:t>Góc cao Mặt Trời α suy ra từ vĩ độ nơi lắp đặt φ:</w:t>
       </w:r>
     </w:p>
@@ -803,6 +866,7 @@
     </w:p>
     <w:p>
       <w:r>
+        <w:rPr/>
         <w:t>Góc phương vị γ tính tiếp từ α, δ và φ. Biết (α, γ) là đổi được ra góc đặt của tấm pin cho từng trục.</w:t>
       </w:r>
     </w:p>
@@ -811,6 +875,7 @@
         <w:pStyle w:val="ListBullet"/>
       </w:pPr>
       <w:r>
+        <w:rPr/>
         <w:t>Ưu điểm: ổn định, không phụ thuộc thời tiết, không dao động quanh vị trí cân bằng.</w:t>
       </w:r>
     </w:p>
@@ -819,6 +884,7 @@
         <w:pStyle w:val="ListBullet"/>
       </w:pPr>
       <w:r>
+        <w:rPr/>
         <w:t>Nhược điểm: phải cài đúng tọa độ và giờ; không tự sửa được sai số do lắp đặt lệch hoặc khớp cơ khí rơ.</w:t>
       </w:r>
     </w:p>
@@ -855,6 +921,7 @@
     </w:p>
     <w:p>
       <w:r>
+        <w:rPr/>
         <w:t>Bốn LDR đặt ở bốn góc tấm pin, mỗi cảm biến gá nghiêng ra ngoài tâm một góc β_s = 30° như nhau, không dùng vách ngăn. Khi nắng thẳng góc, bốn kênh nhận sáng gần bằng nhau; khi nắng xiên, cặp cảm biến phía bên nắng nhận mạnh hơn hẳn. Gọi giá trị đọc được của bốn kênh là trái, phải, trên, dưới, sai lệch điều khiển tính rất đơn giản:</w:t>
       </w:r>
     </w:p>
@@ -875,6 +942,7 @@
         <w:pStyle w:val="ListBullet"/>
       </w:pPr>
       <w:r>
+        <w:rPr/>
         <w:t>Nếu |e1| &gt; ngưỡng: quay động cơ trục 1 theo dấu e1; nếu |e2| &gt; ngưỡng: quay động cơ trục 2 theo dấu e2.</w:t>
       </w:r>
     </w:p>
@@ -883,6 +951,7 @@
         <w:pStyle w:val="ListBullet"/>
       </w:pPr>
       <w:r>
+        <w:rPr/>
         <w:t>Ngược lại thì dừng – vùng chết (dead-band) chống dao động quanh vị trí cân bằng.</w:t>
       </w:r>
     </w:p>
@@ -891,6 +960,7 @@
         <w:pStyle w:val="ListBullet"/>
       </w:pPr>
       <w:r>
+        <w:rPr/>
         <w:t>Ưu điểm: đơn giản, rẻ, phản ứng theo điều kiện sáng thực tế, tự sửa sai số lắp đặt.</w:t>
       </w:r>
     </w:p>
@@ -899,6 +969,7 @@
         <w:pStyle w:val="ListBullet"/>
       </w:pPr>
       <w:r>
+        <w:rPr/>
         <w:t>Nhược điểm: nhạy với mây và bóng râm thoáng qua, dễ dao động nếu ngưỡng chọn quá nhỏ, buổi sáng sớm tín hiệu yếu nên bám chậm.</w:t>
       </w:r>
     </w:p>
@@ -922,6 +993,7 @@
         <w:pStyle w:val="ListBullet"/>
       </w:pPr>
       <w:r>
+        <w:rPr/>
         <w:t>Dùng thiên văn định vị thô: đầu buổi sáng và mỗi chu kỳ 30 phút, tính (α, γ) từ DS1307 rồi đưa nhanh tấm pin về gần vị trí Mặt Trời.</w:t>
       </w:r>
     </w:p>
@@ -930,6 +1002,7 @@
         <w:pStyle w:val="ListBullet"/>
       </w:pPr>
       <w:r>
+        <w:rPr/>
         <w:t>Dùng LDR tinh chỉnh: giữa hai lần định vị thô, so sánh e1 (và e2) với ngưỡng để khử phần sai lệch còn lại, kể cả sai số lắp đặt.</w:t>
       </w:r>
     </w:p>
@@ -938,11 +1011,13 @@
         <w:pStyle w:val="ListBullet"/>
       </w:pPr>
       <w:r>
+        <w:rPr/>
         <w:t>Khi trời nhiều mây (tổng sáng S nhỏ hơn ngưỡng S_min): giữ nguyên vị trí theo lịch thiên văn, tránh dao động vô ích do mây che thoáng qua.</w:t>
       </w:r>
     </w:p>
     <w:p>
       <w:r>
+        <w:rPr/>
         <w:t>Phương pháp hybrid lấy được ưu điểm của cả hai nhóm: bám nhanh và ổn định như vòng hở, tự sửa sai số như vòng kín, và không săn lệnh khi thời tiết xấu. Vì vậy đề tài chọn nhóm 3 cho cả hai mô hình một trục và hai trục.</w:t>
       </w:r>
     </w:p>
@@ -1087,11 +1162,13 @@
         <w:pStyle w:val="Caption"/>
       </w:pPr>
       <w:r>
+        <w:rPr/>
         <w:t>Hình 1. Góc cao và góc phương vị Mặt Trời trong bốn ngày đại diện tại Mỹ Hào</w:t>
       </w:r>
     </w:p>
     <w:p>
       <w:r>
+        <w:rPr/>
         <w:t>Đồ thị tính theo công thức thiên văn cho vĩ độ 20,93° Bắc cho thấy hệ hai trục phải giải quyết hai bài toán khác nhau: góc cao giữa trưa thay đổi từ 46° (đông chí) tới 88° (hạ chí) nên trục nghiêng phải đi một hành trình rất rộng theo mùa; còn góc phương vị quét gần 240° trong ngày nên trục phương vị phải chỉnh liên tục. Một trục đơn không thể đồng thời thỏa cả hai, đó là lý do mô hình này tách thành khớp quay và khớp nâng.</w:t>
       </w:r>
     </w:p>
@@ -1100,6 +1177,7 @@
         <w:pStyle w:val="Heading2"/>
       </w:pPr>
       <w:r>
+        <w:rPr/>
         <w:lastRenderedPageBreak/>
         <w:t>3.2. Ma trận bốn LDR nhìn hướng nắng theo hai phương</w:t>
       </w:r>
@@ -1155,11 +1233,13 @@
         <w:pStyle w:val="Caption"/>
       </w:pPr>
       <w:r>
+        <w:rPr/>
         <w:t>Hình 2. Bốn LDR gá nghiêng β_s ở bốn góc tấm pin hai trục</w:t>
       </w:r>
     </w:p>
     <w:p>
       <w:r>
+        <w:rPr/>
         <w:t>Cùng một cụm bốn LDR cho cả hai sai lệch: e1 = trái − phải chỉ phương vị, e2 = trên − dưới chỉ độ nghiêng. Bảng ví dụ số đọc được khi Mặt Trời lệch khỏi pháp tuyến tấm pin:</w:t>
       </w:r>
     </w:p>
@@ -1169,6 +1249,7 @@
         <w:spacing w:after="80"/>
       </w:pPr>
       <w:r>
+        <w:rPr/>
         <w:t>Bảng 1. Ví dụ trực quan giá trị kênh và lệnh của hai trục</w:t>
       </w:r>
     </w:p>
@@ -1645,6 +1726,7 @@
     <w:p/>
     <w:p>
       <w:r>
+        <w:rPr/>
         <w:t>Ngưỡng phát lệnh chọn 200 mức ADC (tương đương lệch khoảng 4°) và vùng chết 120 mức; cả hai trục dùng chung một cách tính nên code chỉ khác nhau ở chân motor và biến trở hồi tiếp.</w:t>
       </w:r>
     </w:p>
@@ -1653,6 +1735,7 @@
         <w:pStyle w:val="Heading2"/>
       </w:pPr>
       <w:r>
+        <w:rPr/>
         <w:lastRenderedPageBreak/>
         <w:t>3.3. Một ngày làm việc của phương pháp hybrid</w:t>
       </w:r>
@@ -1708,11 +1791,13 @@
         <w:pStyle w:val="Caption"/>
       </w:pPr>
       <w:r>
+        <w:rPr/>
         <w:t>Hình 3. Góc tấm pin theo thời gian ngày 21/3 của luật hybrid (trục phương vị)</w:t>
       </w:r>
     </w:p>
     <w:p>
       <w:r>
+        <w:rPr/>
         <w:t>Mô phỏng ngày 21/3 có đám mây 10h–11h cho ba luật điều khiển trên trục phương vị; trục nghiêng có hành vi tương tự với e2:</w:t>
       </w:r>
     </w:p>
@@ -1722,6 +1807,7 @@
         <w:spacing w:after="80"/>
       </w:pPr>
       <w:r>
+        <w:rPr/>
         <w:t>Bảng 2. So sánh ba luật điều khiển trong ngày có mây mù</w:t>
       </w:r>
     </w:p>
@@ -2038,6 +2124,7 @@
     <w:p/>
     <w:p>
       <w:r>
+        <w:rPr/>
         <w:t>Hybrid cho sai số nhỏ nhất và số lần chạy motor chấp nhận được; riêng khoảng mây mù, cả hai trục đứng yên giữ vị trí theo lịch thay vì săn theo nhiễu mây, đúng yêu cầu thiết kế.</w:t>
       </w:r>
     </w:p>
@@ -2155,11 +2242,13 @@
         <w:pStyle w:val="Caption"/>
       </w:pPr>
       <w:r>
+        <w:rPr/>
         <w:t>Hình 4. Phần trăm điện thu thêm so với tấm cố định trong bốn ngày đại diện</w:t>
       </w:r>
     </w:p>
     <w:p>
       <w:r>
+        <w:rPr/>
         <w:t>Đồ thị cho thấy điểm đáng giá nhất của khớp nghiêng thứ hai nằm ở mùa đông: ngày đông chí bám hai trục thu thêm 351% so với tấm cố định, trong khi bám một trục chỉ đạt 259%; mùa hè hai cấu hình gần tương đương (50% so với 47%). Với mô hình nghiên cứu thuật toán điều hướng, kết quả này khẳng định hướng điều khiển hai trục là cần thiết nếu hệ pin làm việc quanh năm.</w:t>
       </w:r>
     </w:p>
@@ -2270,6 +2359,7 @@
         <w:pStyle w:val="Heading1"/>
       </w:pPr>
       <w:r>
+        <w:rPr/>
         <w:t>CHƯƠNG 4. KẾT QUẢ CÔNG VIỆC ĐẠT ĐƯỢC VÀ MA TRẬN TÍNH TOÁN</w:t>
       </w:r>
     </w:p>
@@ -2278,6 +2368,7 @@
         <w:pStyle w:val="Heading2"/>
       </w:pPr>
       <w:r>
+        <w:rPr/>
         <w:t>4.1. Các công việc đã hoàn thành trong tuần 5/10 – 10/10/2026</w:t>
       </w:r>
     </w:p>
@@ -2319,6 +2410,7 @@
         <w:pStyle w:val="Heading2"/>
       </w:pPr>
       <w:r>
+        <w:rPr/>
         <w:t>4.2. Kết quả ma trận tính toán góc Mặt Trời</w:t>
       </w:r>
     </w:p>
@@ -2332,33 +2424,41 @@
     </w:p>
     <w:p>
       <w:r>
+        <w:rPr/>
         <w:t xml:space="preserve">Ma trận tính toán là bảng (α, γ) theo giờ mà khối thiên văn xuất ra làm đầu vào định vị thô của hai khớp. Bảng </w:t>
       </w:r>
       <w:proofErr w:type="spellStart"/>
       <w:r>
+        <w:rPr/>
         <w:t>góc</w:t>
       </w:r>
       <w:proofErr w:type="spellEnd"/>
       <w:r>
+        <w:rPr/>
         <w:t xml:space="preserve"> </w:t>
       </w:r>
       <w:proofErr w:type="spellStart"/>
       <w:r>
+        <w:rPr/>
         <w:t>cao</w:t>
       </w:r>
       <w:proofErr w:type="spellEnd"/>
       <w:r>
+        <w:rPr/>
         <w:t xml:space="preserve"> α (</w:t>
       </w:r>
       <w:proofErr w:type="spellStart"/>
       <w:r>
+        <w:rPr/>
         <w:t>độ</w:t>
       </w:r>
       <w:proofErr w:type="spellEnd"/>
       <w:r>
+        <w:rPr/>
         <w:t>):</w:t>
       </w:r>
       <w:r>
+        <w:rPr/>
         <w:t xml:space="preserve"> </w:t>
       </w:r>
       <w:proofErr w:type="spellStart"/>
@@ -2430,6 +2530,7 @@
         <w:spacing w:after="80"/>
       </w:pPr>
       <w:r>
+        <w:rPr/>
         <w:t>Bảng 3. Ma trận góc cao α (độ) – đầu vào của khớp nghiêng</w:t>
       </w:r>
     </w:p>
@@ -3177,6 +3278,7 @@
     <w:p/>
     <w:p>
       <w:r>
+        <w:rPr/>
         <w:t>Bảng góc phương vị γ (độ, Nam = 0, về Tây dương) – đầu vào của khớp phương vị:</w:t>
       </w:r>
     </w:p>
@@ -3186,6 +3288,7 @@
         <w:spacing w:after="80"/>
       </w:pPr>
       <w:r>
+        <w:rPr/>
         <w:t>Bảng 4. Ma trận góc phương vị γ (độ) – đầu vào của khớp phương vị</w:t>
       </w:r>
     </w:p>
@@ -3932,6 +4035,7 @@
     <w:p/>
     <w:p>
       <w:r>
+        <w:rPr/>
         <w:t>Hai khớp đọc trực tiếp hai bảng này: khớp nghiêng đặt theo α (góc nâng tấm pin so với phương ngang), khớp phương vị đặt theo γ sau khi chuẩn hóa bước nhảy 180° trưa hạ chí. Xích vĩ bốn ngày tính được: −0,4°; +23,4°; −1,0°; −23,4°, khớp bảng thiên văn.</w:t>
       </w:r>
     </w:p>
@@ -3940,6 +4044,7 @@
         <w:pStyle w:val="Heading2"/>
       </w:pPr>
       <w:r>
+        <w:rPr/>
         <w:t>4.3. Các công việc còn lại của tuần này (5/10 – 10/10/2026)</w:t>
       </w:r>
     </w:p>
@@ -3948,6 +4053,7 @@
         <w:pStyle w:val="ListBullet"/>
       </w:pPr>
       <w:r>
+        <w:rPr/>
         <w:t>Mô phỏng thêm ngày mây mù cả buổi để hoàn thiện ngưỡng S_min giữ vị trí cho cả hai khớp.</w:t>
       </w:r>
     </w:p>
@@ -3956,30 +4062,37 @@
         <w:pStyle w:val="ListBullet"/>
       </w:pPr>
       <w:r>
+        <w:rPr/>
         <w:t xml:space="preserve">Đối chiếu ma trận tính toán với số liệu quan trắc để xác nhận sai số </w:t>
       </w:r>
       <w:proofErr w:type="spellStart"/>
       <w:r>
+        <w:rPr/>
         <w:t>giờ</w:t>
       </w:r>
       <w:proofErr w:type="spellEnd"/>
       <w:r>
+        <w:rPr/>
         <w:t xml:space="preserve"> </w:t>
       </w:r>
       <w:proofErr w:type="spellStart"/>
       <w:r>
+        <w:rPr/>
         <w:t>dưới</w:t>
       </w:r>
       <w:proofErr w:type="spellEnd"/>
       <w:r>
+        <w:rPr/>
         <w:t xml:space="preserve"> 5 </w:t>
       </w:r>
       <w:proofErr w:type="spellStart"/>
       <w:r>
+        <w:rPr/>
         <w:t>phút</w:t>
       </w:r>
       <w:proofErr w:type="spellEnd"/>
       <w:r>
+        <w:rPr/>
         <w:t>.</w:t>
       </w:r>
     </w:p>
@@ -3988,62 +4101,74 @@
         <w:pStyle w:val="Heading1"/>
       </w:pPr>
       <w:r>
+        <w:rPr/>
         <w:t>TÀI LIỆU THAM KHẢO</w:t>
       </w:r>
     </w:p>
     <w:p>
       <w:r>
+        <w:rPr/>
         <w:t>[1] I. Reda and A. Andreas, “Solar Position Algorithm for Solar Radiation Applications,” NREL/TP-560-34302, 2008. https://docs.nrel.gov/docs/fy08osti/34302.pdf</w:t>
       </w:r>
     </w:p>
     <w:p>
       <w:r>
+        <w:rPr/>
         <w:t>[2] I. Reda and A. Andreas, “Solar position algorithm for solar radiation applications,” Solar Energy, vol. 76, no. 5, pp. 577-589, 2004.</w:t>
       </w:r>
     </w:p>
     <w:p>
       <w:r>
+        <w:rPr/>
         <w:t>[3] J. A. Duffie and W. A. Beckman, Solar Engineering of Thermal Processes, 4th ed., John Wiley &amp; Sons, 2013.</w:t>
       </w:r>
     </w:p>
     <w:p>
       <w:r>
+        <w:rPr/>
         <w:t>[4] R. F. Fuentes-Morales et al., “Control algorithms applied to active solar tracking systems: A review,” Solar Energy, vol. 212, pp. 203-219, 2020. https://doi.org/10.1016/j.solener.2020.10.071</w:t>
       </w:r>
     </w:p>
     <w:p>
       <w:r>
+        <w:rPr/>
         <w:lastRenderedPageBreak/>
         <w:t>[5] H. Mousazadeh et al., “A review of principle and sun-tracking methods for maximizing solar systems output,” Renewable and Sustainable Energy Reviews, vol. 13, no. 8, pp. 1800-1818, 2009.</w:t>
       </w:r>
     </w:p>
     <w:p>
       <w:r>
+        <w:rPr/>
         <w:t>[6] A. Awasthi et al., “Review on sun tracking technology in solar PV system,” Energy Reports, vol. 6, pp. 392-405, 2020.</w:t>
       </w:r>
     </w:p>
     <w:p>
       <w:r>
+        <w:rPr/>
         <w:t>[7] A. R. Amelia et al., “Technologies of solar tracking systems: A review,” IOP Conference Series: Materials Science and Engineering, vol. 767, 012052, 2020.</w:t>
       </w:r>
     </w:p>
     <w:p>
       <w:r>
+        <w:rPr/>
         <w:t>[8] Espressif Systems, ESP32 Series Datasheet. https://www.espressif.com/sites/default/files/documentation/esp32_datasheet_en.pdf</w:t>
       </w:r>
     </w:p>
     <w:p>
       <w:r>
+        <w:rPr/>
         <w:t>[9] Maxim Integrated, DS1307 64 x 8, Serial I2C Real-Time Clock, Datasheet. https://www.analog.com/media/en/technical-documentation/data-sheets/DS1307.pdf</w:t>
       </w:r>
     </w:p>
     <w:p>
       <w:r>
+        <w:rPr/>
         <w:t>[10] A. El Hammoumi et al., “A simple and low-cost active dual-axis solar tracker,” Energy Science &amp; Engineering, vol. 6, no. 5, pp. 607-620, 2018. https://doi.org/10.1002/ese3.236</w:t>
       </w:r>
     </w:p>
     <w:p>
       <w:r>
+        <w:rPr/>
         <w:t>[11] J.-M. Wang and C.-L. Lu, “Design and Implementation of a Sun Tracker with a Dual-Axis Single Motor for an Optical Sensor-Based Photovoltaic System,” Sensors, vol. 13, no. 3, pp. 3157-3168, 2013. https://doi.org/10.3390/s130303157</w:t>
       </w:r>
     </w:p>
@@ -4787,7 +4912,7 @@
     </w:pPr>
     <w:rPr>
       <w:rFonts w:ascii="Times New Roman" w:eastAsia="Times New Roman" w:hAnsi="Times New Roman"/>
-      <w:sz w:val="24"/>
+      <w:sz w:val="26"/>
     </w:rPr>
   </w:style>
   <w:style w:type="paragraph" w:styleId="Heading1">
@@ -4837,7 +4962,7 @@
       <w:b/>
       <w:bCs/>
       <w:color w:val="1F4E79"/>
-      <w:sz w:val="26"/>
+      <w:sz w:val="32"/>
       <w:szCs w:val="26"/>
     </w:rPr>
   </w:style>
@@ -4863,6 +4988,7 @@
       <w:b/>
       <w:bCs/>
       <w:color w:val="404040"/>
+      <w:sz w:val="28"/>
     </w:rPr>
   </w:style>
   <w:style w:type="paragraph" w:styleId="Heading4">
@@ -5586,7 +5712,7 @@
     <w:rPr>
       <w:bCs/>
       <w:color w:val="505050"/>
-      <w:sz w:val="20"/>
+      <w:sz w:val="24"/>
       <w:szCs w:val="18"/>
     </w:rPr>
   </w:style>

--- a/Bao_cao_2_truc_Nghien_cuu.docx
+++ b/Bao_cao_2_truc_Nghien_cuu.docx
@@ -7,7 +7,6 @@
         <w:pStyle w:val="Heading1"/>
       </w:pPr>
       <w:r>
-        <w:rPr/>
         <w:t>CHƯƠNG 1. TỔNG QUAN ĐỀ TÀI</w:t>
       </w:r>
     </w:p>
@@ -16,25 +15,21 @@
         <w:pStyle w:val="Heading2"/>
       </w:pPr>
       <w:r>
-        <w:rPr/>
         <w:t>1.1. Lý do chọn đề tài</w:t>
       </w:r>
     </w:p>
     <w:p>
       <w:r>
-        <w:rPr/>
         <w:t>Vị trí biểu kiến của Mặt Trời dịch chuyển theo giờ và thay đổi theo mùa. Với tấm pin lắp cố định, hướng pháp tuyến chỉ phù hợp với tia trực tiếp trong một số thời điểm; sai lệch góc làm giảm thành phần bức xạ trực tiếp thu được. Hệ bám nắng hai trục có thể thay đổi cả phương vị và góc cao, là một phương án kỹ thuật để khảo sát khả năng duy trì hướng pin gần với hướng Mặt Trời.</w:t>
       </w:r>
     </w:p>
     <w:p>
       <w:r>
-        <w:rPr/>
         <w:t>Các mô hình dùng cảm biến quang cần xử lý sai khác giữa các cảm biến, nhiễu và bóng che. Với bốn LDR đặt ở bốn góc, việc so sánh hai cặp chéo giúp xác định phía có điện trở nhỏ hơn, tức phía nhận ánh sáng mạnh hơn. Điều khiển suy ra góc cần quay rồi đọc lại sau mỗi chu kỳ giúp cơ cấu căn chỉnh mà không phải quay liên tục.</w:t>
       </w:r>
     </w:p>
     <w:p>
       <w:r>
-        <w:rPr/>
         <w:t>Đề tài được lựa chọn nhằm xây dựng thuật toán bám nắng hai trục dùng bốn LDR và hai động cơ gạt nước trục vít cho phương vị, độ nghiêng; tập trung vào cách lập ma trận điện trở, suy ra góc cần quay, giới hạn hành trình và chu kỳ đọc lại cảm biến.</w:t>
       </w:r>
     </w:p>
@@ -43,19 +38,16 @@
         <w:pStyle w:val="Heading2"/>
       </w:pPr>
       <w:r>
-        <w:rPr/>
         <w:t>1.2. Tổng quan về đề tài</w:t>
       </w:r>
     </w:p>
     <w:p>
       <w:r>
-        <w:rPr/>
         <w:t>Cụm bốn LDR đặt ở bốn góc mặt pin, mỗi cảm biến chếch ra ngoài một góc bằng nhau để phân biệt hướng sáng theo hai phương. ESP32 tính sai lệch quang theo ma trận bốn LDR, suy ra góc đích cho hai động cơ gạt nước trục vít ở cả phương vị và độ nghiêng, hồi tiếp góc bằng biến trở xoay; công tắc hành trình giới hạn chuyển động. Các nghiên cứu về tracker hai trục được dùng làm tài liệu tham khảo, không dùng kết quả của chúng thay cho phép đo trên mô hình này [10, 11].</w:t>
       </w:r>
     </w:p>
     <w:p>
       <w:r>
-        <w:rPr/>
         <w:t>Thuật toán của đề tài không cần tính góc đặt thiên văn trong vòng điều khiển chính: bộ điều khiển đọc ma trận bốn LDR, suy ra góc cần quay bằng quan hệ lượng giác, quay trực tiếp tới góc đích theo hồi tiếp biến trở và định kỳ đọc lại để hiệu chỉnh.</w:t>
       </w:r>
     </w:p>
@@ -64,13 +56,11 @@
         <w:pStyle w:val="Heading2"/>
       </w:pPr>
       <w:r>
-        <w:rPr/>
         <w:t>1.3. Mục tiêu nghiên cứu</w:t>
       </w:r>
     </w:p>
     <w:p>
       <w:r>
-        <w:rPr/>
         <w:t>Mục tiêu tổng quát là xây dựng thuật toán điều khiển mô hình tấm pin hai trục bằng cách so sánh điện trở của bốn LDR, điều khiển lần lượt hướng nghiêng và hướng xoay, sau đó tự đọc lại theo chu kỳ để duy trì trạng thái cân bằng ánh sáng.</w:t>
       </w:r>
     </w:p>
@@ -79,7 +69,6 @@
         <w:pStyle w:val="ListBullet"/>
       </w:pPr>
       <w:r>
-        <w:rPr/>
         <w:t>Tổng hợp nguyên lý các linh kiện, phương pháp bám nắng và quy ước xác định hướng nghiêng, hướng xoay của tấm pin.</w:t>
       </w:r>
     </w:p>
@@ -88,7 +77,6 @@
         <w:pStyle w:val="ListBullet"/>
       </w:pPr>
       <w:r>
-        <w:rPr/>
         <w:t>Đề xuất cụm bốn LDR, ESP32, hai động cơ gạt nước trục vít cho phương vị và độ nghiêng, hai biến trở hồi tiếp góc, RTC và công tắc hành trình.</w:t>
       </w:r>
     </w:p>
@@ -97,7 +85,6 @@
         <w:pStyle w:val="ListBullet"/>
       </w:pPr>
       <w:r>
-        <w:rPr/>
         <w:t>Xây dựng quy tắc ma trận bốn LDR, xác định phía nhận sáng mạnh hơn, suy ra góc cần quay cho từng trục và đọc lại sau mỗi chu kỳ.</w:t>
       </w:r>
     </w:p>
@@ -106,7 +93,6 @@
         <w:pStyle w:val="ListBullet"/>
       </w:pPr>
       <w:r>
-        <w:rPr/>
         <w:lastRenderedPageBreak/>
         <w:t>Lập quy trình kiểm tra hướng chuyển động, ngưỡng cân bằng, thời gian đọc lại và so sánh năng lượng với tấm pin cố định.</w:t>
       </w:r>
@@ -116,19 +102,16 @@
         <w:pStyle w:val="Heading2"/>
       </w:pPr>
       <w:r>
-        <w:rPr/>
         <w:t>1.4. Đối tượng và phạm vi nghiên cứu</w:t>
       </w:r>
     </w:p>
     <w:p>
       <w:r>
-        <w:rPr/>
         <w:t>Cấu hình đề xuất dùng ESP32, bốn LDR, hai động cơ gạt nước trục vít (phương vị và độ nghiêng) đóng cắt qua relay/cầu H, hai biến trở hồi tiếp góc, RTC và công tắc hành trình cho hai trục; photodiode được xem xét ở mức so sánh. Tọa độ lắp đặt, kích thước tấm pin, mô-men cơ cấu và giới hạn góc cần được xác định theo mô hình thực tế trước khi chế tạo.</w:t>
       </w:r>
     </w:p>
     <w:p>
       <w:r>
-        <w:rPr/>
         <w:t>Phạm vi tập trung vào đọc ma trận điện trở LDR, suy ra góc lệch hai hướng nghiêng/quay, điều khiển hai cơ cấu chấp hành quay tới góc đích và bảo vệ hành trình.</w:t>
       </w:r>
     </w:p>
@@ -137,13 +120,11 @@
         <w:pStyle w:val="Heading2"/>
       </w:pPr>
       <w:r>
-        <w:rPr/>
         <w:t>1.5. Kết quả dự kiến</w:t>
       </w:r>
     </w:p>
     <w:p>
       <w:r>
-        <w:rPr/>
         <w:t>Kết quả dự kiến gồm:</w:t>
       </w:r>
     </w:p>
@@ -152,7 +133,6 @@
         <w:pStyle w:val="ListBullet"/>
       </w:pPr>
       <w:r>
-        <w:rPr/>
         <w:t>Mô hình khối và phương án phần cứng hai trục có sơ đồ kết nối, giới hạn chuyển động và các bước hiệu chuẩn.</w:t>
       </w:r>
     </w:p>
@@ -161,7 +141,6 @@
         <w:pStyle w:val="ListBullet"/>
       </w:pPr>
       <w:r>
-        <w:rPr/>
         <w:t>Thuật toán ma trận điện trở 4 LDR suy ra góc đích, điều khiển motor phương vị và motor nghiêng quay tới góc đích, dừng khi vào vùng chết và tự đọc lại theo chu kỳ.</w:t>
       </w:r>
     </w:p>
@@ -170,7 +149,6 @@
         <w:pStyle w:val="ListBullet"/>
       </w:pPr>
       <w:r>
-        <w:rPr/>
         <w:t>Chương trình điều khiển ESP32 cùng quy trình kiểm thử từng cảm biến, hai động cơ gạt nước và công tắc hành trình.</w:t>
       </w:r>
     </w:p>
@@ -179,13 +157,11 @@
         <w:pStyle w:val="ListBullet"/>
       </w:pPr>
       <w:r>
-        <w:rPr/>
         <w:t>Bộ chỉ tiêu và quy trình ghi dữ liệu để so sánh các chế độ bám sau khi hoàn tất mô hình.</w:t>
       </w:r>
     </w:p>
     <w:p>
       <w:r>
-        <w:rPr/>
         <w:t>Đây là các sản phẩm dự kiến; kết quả định lượng về sai số hoặc năng lượng chỉ được bổ sung sau khi mô phỏng/đo kiểm trên cấu hình đã xác nhận.</w:t>
       </w:r>
     </w:p>
@@ -194,7 +170,6 @@
         <w:pStyle w:val="Heading1"/>
       </w:pPr>
       <w:r>
-        <w:rPr/>
         <w:t>CHƯƠNG 2. CƠ SỞ LÝ THUYẾT VÀ TỔNG QUAN LINH KIỆN</w:t>
       </w:r>
     </w:p>
@@ -203,29 +178,24 @@
         <w:pStyle w:val="Heading2"/>
       </w:pPr>
       <w:r>
-        <w:rPr/>
         <w:t>2.1. Pin năng lượng Mặt Trời</w:t>
       </w:r>
     </w:p>
     <w:p>
       <w:r>
-        <w:rPr/>
         <w:t>Mô-đun quang điện được cấu thành từ nhiều tế bào bán dẫn ghép nối tiếp/song song; mỗi tế bào biến đổi một phần bức xạ thành dòng điện một chiều. Mô-đun thường có kính mặt trước, lớp đóng gói, các tế bào, lớp mặt sau/ kính sau, khung và hộp nối; cấu tạo cụ thể tùy loại. Trong chuỗi tế bào có thể có diode bypass để hạn chế ảnh hưởng của che bóng cục bộ; diode này khác với photodiode dùng làm cảm biến ánh sáng.</w:t>
       </w:r>
     </w:p>
     <w:p>
       <w:r>
-        <w:rPr/>
         <w:t>Các thông số thường dùng để mô tả pin gồm Pmax, Voc, Isc, Vmp, Imp và hệ số nhiệt. Giá trị danh định được công bố theo điều kiện STC; ngoài thực tế, bức xạ, nhiệt độ tế bào, phổ ánh sáng, tải điện và bóng che làm đặc tuyến I-V thay đổi. Hướng đặt ảnh hưởng thành phần bức xạ trực tiếp; không thể suy ra công suất thực chỉ từ góc hình học hoặc điện áp hở mạch [3].</w:t>
       </w:r>
     </w:p>
     <w:p>
       <w:r>
-        <w:rPr/>
         <w:t xml:space="preserve">Trong phép thử tracker, đo U và I đồng thời, tính P = U×I và tích phân theo thời gian để thu năng lượng. Tấm đối chứng nên cùng loại, cùng tình trạng bề mặt và cùng tải; năng lượng </w:t>
       </w:r>
       <w:r>
-        <w:rPr/>
         <w:lastRenderedPageBreak/>
         <w:t>tiêu thụ của hai động cơ gạt nước, ESP32 và mạch phụ trợ phải được ghi riêng rồi trừ khi tính năng lượng thuần.</w:t>
       </w:r>
@@ -235,19 +205,16 @@
         <w:pStyle w:val="Heading2"/>
       </w:pPr>
       <w:r>
-        <w:rPr/>
         <w:t>2.2. Cảm biến quang trở (LDR)</w:t>
       </w:r>
     </w:p>
     <w:p>
       <w:r>
-        <w:rPr/>
         <w:t>Quang trở (Light Dependent Resistor - LDR) là linh kiện quang dẫn có điện trở thay đổi theo ánh sáng. Khi độ rọi tăng, điện trở LDR thường giảm; trong tối điện trở lớn hơn. Đặc tuyến này không tuyến tính, thay đổi theo phổ nguồn sáng, nhiệt độ, lô sản xuất và lịch sử chiếu sáng; tốc độ đáp ứng thường chậm hơn diode quang.</w:t>
       </w:r>
     </w:p>
     <w:p>
       <w:r>
-        <w:rPr/>
         <w:t>Trong mạch đo, LDR thường mắc với điện trở cố định thành cầu phân áp; ADC đọc điện áp tại điểm giữa để vi điều khiển xử lý. Chiều tăng/giảm của số ADC khi sáng phụ thuộc vị trí LDR trong cầu phân áp. Ưu điểm của LDR là rẻ, dễ tìm và mạch đơn giản; hạn chế là sai khác giữa mẫu, trôi theo môi trường và độ tuyến tính thấp, vì vậy cần bảo vệ khỏi bụi/ẩm và hiệu chuẩn nếu dùng cho phép đo định lượng.</w:t>
       </w:r>
     </w:p>
@@ -256,19 +223,16 @@
         <w:pStyle w:val="Heading2"/>
       </w:pPr>
       <w:r>
-        <w:rPr/>
         <w:t>2.3. Diode quang (photodiode)</w:t>
       </w:r>
     </w:p>
     <w:p>
       <w:r>
-        <w:rPr/>
         <w:t>Photodiode là cảm biến bán dẫn có tiếp giáp p-n hoặc PIN, biến photon thành dòng quang. Có thể dùng chế độ quang điện áp hoặc chế độ quang dẫn phân cực ngược; photodiode thường cho đáp ứng nhanh và phù hợp phát hiện biến thiên cường độ ánh sáng. Bước sóng đáp ứng phụ thuộc vật liệu và kiểu linh kiện.</w:t>
       </w:r>
     </w:p>
     <w:p>
       <w:r>
-        <w:rPr/>
         <w:t>Dòng đầu ra thường nhỏ, do đó mạch đo hay dùng bộ khuếch đại chuyển dòng-điện áp (TIA). Cần chọn điện trở hồi tiếp, tụ ổn định, phân cực, vùng phổ và che chắn phù hợp. Photodiode có thể cho đáp ứng lặp lại tốt hơn LDR nhưng giá thành và yêu cầu thiết kế mạch cao hơn; trong cấu hình này nó là phương án tham khảo, còn LDR là cụm cảm biến chính.</w:t>
       </w:r>
     </w:p>
@@ -277,19 +241,16 @@
         <w:pStyle w:val="Heading2"/>
       </w:pPr>
       <w:r>
-        <w:rPr/>
         <w:t>2.4. Bộ điều khiển ESP32 DevKit và các khối phụ trợ</w:t>
       </w:r>
     </w:p>
     <w:p>
       <w:r>
-        <w:rPr/>
         <w:t>Bộ điều khiển trung tâm là module ESP32 DevKit duy nhất cho cả hai trục. Bo có hai nhóm ADC 12 bit; đề tài không bật WiFi nên dùng được cả nhóm ADC2. Theo sheet nguyên lý: bốn kênh LDR vào GPIO25/26/27/14, biến trở hồi tiếp góc phương vị vào GPIO36, điện áp tấm pin qua cầu chia vào GPIO39, biến trở hồi tiếp góc nghiêng của bản hai trục dùng GPIO2; bốn công tắc hành trình qt1–qt4 vào GPIO34/35/32/33. ADC của ESP32 chỉ đo điện áp 0–3,3 V, phiên bản này chưa đo dòng điện.</w:t>
       </w:r>
     </w:p>
     <w:p>
       <w:r>
-        <w:rPr/>
         <w:t>Thời gian thực dùng module DS1307 (I²C 0x68, pin nuôi) cấp ngày giờ cho khối thiên văn; hiển thị dùng LCD 1602 kèm mạch chuyển I²C PCF8574 (0x27) chung bus SDA/SCL (GPIO21/22). Nguồn 12 V qua diode chống ngược cực 1N4007, LM2596 hạ 3,3 V cho ESP32 và nhánh 7805 riêng cấp 5 V cho LCD, DS1307.</w:t>
       </w:r>
     </w:p>
@@ -298,24 +259,20 @@
         <w:pStyle w:val="Heading2"/>
       </w:pPr>
       <w:r>
-        <w:rPr/>
         <w:t>2.5. Hai động cơ gạt nước và hai mạch động lực cầu H bốn TIP41C</w:t>
       </w:r>
     </w:p>
     <w:p>
       <w:r>
-        <w:rPr/>
         <w:t xml:space="preserve">Mỗi trục dùng một động cơ gạt nước kính ô tô 12 V kèm hộp giảm tốc trục vít – bánh vít. Cặp trục vít tự hãm nên khi ngắt lệnh hoặc mất điện tấm pin tự giữ vị trí dưới gió và trọng </w:t>
       </w:r>
       <w:r>
-        <w:rPr/>
         <w:lastRenderedPageBreak/>
         <w:t>lượng bản thân; điều này đặc biệt quan trọng với trục nghiêng luôn chịu mô-men trọng trường. Mô-men motor phù hợp tấm pin 100 W nặng khoảng 4 kg ở gió vừa phải.</w:t>
       </w:r>
     </w:p>
     <w:p>
       <w:r>
-        <w:rPr/>
         <w:t>Mỗi motor có một mạch động lực cầu H ghép từ bốn transistor TIP41C (NPN, 6 A, 100 V, TO-220), bazơ qua trở 10 k và diode bảo vệ trả xung ngược về nguồn và mass. Lệnh dkxuoi/dknguoc đi qua opto PC817 cách ly mass 3,3 V và mass 12 V, tích cực mức thấp: dkxuoi = 0 cho cặp chéo trái dẫn, dknguoc = 0 cho cặp chéo phải dẫn, cả hai bằng 1 thì cầu H khóa và motor tự giữ.</w:t>
       </w:r>
     </w:p>
@@ -324,19 +281,16 @@
         <w:pStyle w:val="Heading2"/>
       </w:pPr>
       <w:r>
-        <w:rPr/>
         <w:t>2.6. Công tắc hành trình</w:t>
       </w:r>
     </w:p>
     <w:p>
       <w:r>
-        <w:rPr/>
         <w:t>Công tắc hành trình phát hiện vị trí cuối của cơ cấu bằng tiếp điểm cơ điện có cần gạt/con lăn hoặc nút nhấn. Các chân COM-NO-NC cho phép chọn trạng thái tín hiệu; tiếp điểm NC có thể giúp phát hiện đứt dây khi được thiết kế theo nguyên tắc fail-safe. Cần xét lực nhấn, hành trình, dòng tiếp điểm, tuổi thọ và môi trường lắp đặt.</w:t>
       </w:r>
     </w:p>
     <w:p>
       <w:r>
-        <w:rPr/>
         <w:t>Mỗi trục có thể dùng một cặp công tắc ở hai đầu hoặc cấu hình home kết hợp giới hạn mềm; mô hình này dự kiến dùng giới hạn vật lý cho cả trục phương vị và trục nghiêng. Tín hiệu đưa về ESP32 để dừng lệnh quay motor theo hướng nguy hiểm, có chống dội; nơi cần bảo vệ cao hơn có thể đưa tiếp điểm vào đường liên động của relay/cầu H. Khi một đầu tác động, vẫn cho phép chạy ngược để rời công tắc.</w:t>
       </w:r>
     </w:p>
@@ -345,7 +299,6 @@
         <w:pStyle w:val="Heading2"/>
       </w:pPr>
       <w:r>
-        <w:rPr/>
         <w:t>2.7. Vị trí Mặt Trời và góc theo ngày, giờ</w:t>
       </w:r>
     </w:p>
@@ -354,13 +307,11 @@
         <w:pStyle w:val="Heading3"/>
       </w:pPr>
       <w:r>
-        <w:rPr/>
         <w:t>2.7.1. Hệ tọa độ và các góc đặc trưng</w:t>
       </w:r>
     </w:p>
     <w:p>
       <w:r>
-        <w:rPr/>
         <w:t>Vị trí Mặt Trời thường được mô tả bằng góc cao α (tính từ đường chân trời lên thiên đỉnh) và góc phương vị γ (đo từ hướng Bắc thật theo chiều kim đồng hồ). Góc thiên đỉnh θz = 90° − α. Góc phương vị và góc cao là đầu vào để xác định hướng pháp tuyến của tấm pin; khi cài đặt phải thống nhất quy ước dấu giữa phần mềm và chiều quay thực tế của cơ cấu.</w:t>
       </w:r>
     </w:p>
@@ -369,19 +320,16 @@
         <w:pStyle w:val="Heading3"/>
       </w:pPr>
       <w:r>
-        <w:rPr/>
         <w:t>2.7.2. Ảnh hưởng của ngày trong năm và giờ trong ngày</w:t>
       </w:r>
     </w:p>
     <w:p>
       <w:r>
-        <w:rPr/>
         <w:t>Một xấp xỉ thường dùng cho góc lệch Mặt Trời là δ ≈ 23,45° × sin[360° × (284 + n) / 365], trong đó n là thứ tự ngày trong năm. Góc giờ xấp xỉ ω = 15° × (t_solar − 12), với t_solar là giờ Mặt Trời địa phương tính bằng giờ. Từ vĩ độ φ, có thể tính góc cao bằng quan hệ sin α = sin φ sin δ + cos φ cos δ cos ω. Các biểu thức này thích hợp để trình bày nguyên lý; triển khai chính xác nên dùng thuật toán vị trí Mặt Trời SPA hoặc thư viện đã kiểm chứng [1, 2].</w:t>
       </w:r>
     </w:p>
     <w:p>
       <w:r>
-        <w:rPr/>
         <w:t>Giờ dân dụng không hoàn toàn trùng với giờ Mặt Trời. Chương trình cần hiệu chỉnh múi giờ, kinh độ địa điểm và phương trình thời gian; đồng hồ RTC phải được đặt đúng. Sai lệch thời gian, nhập nhầm vĩ độ/kinh độ hoặc xác định sai hướng Bắc thật đều làm xuất hiện sai số góc dù thuật toán tính toán đúng.</w:t>
       </w:r>
     </w:p>
@@ -390,20 +338,17 @@
         <w:pStyle w:val="Heading3"/>
       </w:pPr>
       <w:r>
-        <w:rPr/>
         <w:lastRenderedPageBreak/>
         <w:t>2.7.3. Góc đặt của tracker hai trục</w:t>
       </w:r>
     </w:p>
     <w:p>
       <w:r>
-        <w:rPr/>
         <w:t>Với tracker phương vị - góc cao, trục phương vị hướng pháp tuyến về gần γ và trục độ cao đặt gần α; nếu dùng góc nghiêng so với phương ngang thì β = 90° − α. Góc đặt thực tế bằng góc tính toán cộng offset lắp đặt, sau đó được giới hạn theo hành trình. Quy ước phương vị phải thống nhất (Bắc thật, chiều kim đồng hồ hay quy ước khác); góc đi qua 0° cần xử lý sao cho cơ cấu chọn đường quay ngắn và không xoắn dây.</w:t>
       </w:r>
     </w:p>
     <w:p>
       <w:r>
-        <w:rPr/>
         <w:t>Ở mô hình hai trục, phép tính hình học cho hướng tham chiếu, còn giới hạn cơ khí, vị trí home, sai số gá lắp và hành trình motor quyết định góc lệnh thực tế. Khi Mặt Trời ở dưới ngưỡng góc cao vận hành, hệ thống dừng hoặc về vị trí nghỉ đã chọn.</w:t>
       </w:r>
     </w:p>
@@ -412,25 +357,21 @@
         <w:pStyle w:val="Heading2"/>
       </w:pPr>
       <w:r>
-        <w:rPr/>
         <w:t>2.8. Các mùa trong năm và quỹ đạo biểu kiến</w:t>
       </w:r>
     </w:p>
     <w:p>
       <w:r>
-        <w:rPr/>
         <w:t>Trục quay của Trái Đất nghiêng so với mặt phẳng quỹ đạo, vì vậy xích vĩ Mặt Trời thay đổi trong năm. Ở Bắc bán cầu, vào khoảng tháng 6 Mặt Trời lên cao và thời gian ban ngày dài hơn; vào khoảng tháng 12 Mặt Trời thấp hơn và ngày ngắn hơn. Quanh hai điểm phân tháng 3 và tháng 9, độ dài ngày và đêm gần bằng nhau. Đây là biến thiên thiên văn, không phải sự thay đổi đột ngột đúng vào ngày đầu mùa khí tượng.</w:t>
       </w:r>
     </w:p>
     <w:p>
       <w:r>
-        <w:rPr/>
         <w:t>Do quỹ đạo thay đổi theo mùa, giờ Mặt Trời mọc/lặn và phương vị mọc/lặn cũng thay đổi. Cùng một tấm pin đặt cố định có thể phù hợp hơn vào một số mùa; lợi ích của bám nắng không giống nhau quanh năm. Ở các vĩ độ miền Bắc Việt Nam, vào mùa hè Mặt Trời giữa trưa có thể ở rất cao và lệch về phía Bắc; mùa đông đường đi thấp hơn và chủ yếu ở phía Nam. Một tracker một trục chỉ quay trong một mặt phẳng nên còn sai lệch theo phương vuông góc với trục; tracker hai trục khắc phục tốt hơn về hình học nhưng tăng độ phức tạp và năng lượng truyền động.</w:t>
       </w:r>
     </w:p>
     <w:p>
       <w:r>
-        <w:rPr/>
         <w:t>Vì vậy, thiết kế cần xem xét cả mùa, góc nghiêng ban đầu, bóng che và thời tiết địa phương. Không nên suy ra mức tăng sản lượng cả năm từ một ngày nắng hoặc một lần đo; cần so sánh trong các khoảng thời gian đủ dài và ghi nhận điều kiện đo [3, 4].</w:t>
       </w:r>
     </w:p>
@@ -733,7 +674,6 @@
     <w:p/>
     <w:p>
       <w:r>
-        <w:rPr/>
         <w:lastRenderedPageBreak/>
         <w:t>Mốc ngày phân và chí thay đổi nhẹ theo từng năm; mùa khí tượng tại từng địa phương cũng không hoàn toàn trùng với mùa thiên văn. Bảng trên mô tả xu hướng quỹ đạo, không thay cho số liệu thời tiết tại vị trí thử nghiệm.</w:t>
       </w:r>
@@ -812,7 +752,6 @@
     </w:p>
     <w:p>
       <w:r>
-        <w:rPr/>
         <w:t>Nhóm này tính vị trí Mặt Trời từ vị trí địa lý, ngày và giờ đọc từ module thời gian thực DS1307, không cần cảm biến ánh sáng. Góc khai thiên (xích vĩ) tính theo ngày trong năm:</w:t>
       </w:r>
     </w:p>
@@ -830,7 +769,6 @@
     </w:p>
     <w:p>
       <w:r>
-        <w:rPr/>
         <w:t>Góc giờ tính từ giờ Mặt Trời t (giờ):</w:t>
       </w:r>
     </w:p>
@@ -848,7 +786,6 @@
     </w:p>
     <w:p>
       <w:r>
-        <w:rPr/>
         <w:t>Góc cao Mặt Trời α suy ra từ vĩ độ nơi lắp đặt φ:</w:t>
       </w:r>
     </w:p>
@@ -866,7 +803,6 @@
     </w:p>
     <w:p>
       <w:r>
-        <w:rPr/>
         <w:t>Góc phương vị γ tính tiếp từ α, δ và φ. Biết (α, γ) là đổi được ra góc đặt của tấm pin cho từng trục.</w:t>
       </w:r>
     </w:p>
@@ -875,7 +811,6 @@
         <w:pStyle w:val="ListBullet"/>
       </w:pPr>
       <w:r>
-        <w:rPr/>
         <w:t>Ưu điểm: ổn định, không phụ thuộc thời tiết, không dao động quanh vị trí cân bằng.</w:t>
       </w:r>
     </w:p>
@@ -884,7 +819,6 @@
         <w:pStyle w:val="ListBullet"/>
       </w:pPr>
       <w:r>
-        <w:rPr/>
         <w:t>Nhược điểm: phải cài đúng tọa độ và giờ; không tự sửa được sai số do lắp đặt lệch hoặc khớp cơ khí rơ.</w:t>
       </w:r>
     </w:p>
@@ -921,7 +855,6 @@
     </w:p>
     <w:p>
       <w:r>
-        <w:rPr/>
         <w:t>Bốn LDR đặt ở bốn góc tấm pin, mỗi cảm biến gá nghiêng ra ngoài tâm một góc β_s = 30° như nhau, không dùng vách ngăn. Khi nắng thẳng góc, bốn kênh nhận sáng gần bằng nhau; khi nắng xiên, cặp cảm biến phía bên nắng nhận mạnh hơn hẳn. Gọi giá trị đọc được của bốn kênh là trái, phải, trên, dưới, sai lệch điều khiển tính rất đơn giản:</w:t>
       </w:r>
     </w:p>
@@ -942,7 +875,6 @@
         <w:pStyle w:val="ListBullet"/>
       </w:pPr>
       <w:r>
-        <w:rPr/>
         <w:t>Nếu |e1| &gt; ngưỡng: quay động cơ trục 1 theo dấu e1; nếu |e2| &gt; ngưỡng: quay động cơ trục 2 theo dấu e2.</w:t>
       </w:r>
     </w:p>
@@ -951,7 +883,6 @@
         <w:pStyle w:val="ListBullet"/>
       </w:pPr>
       <w:r>
-        <w:rPr/>
         <w:t>Ngược lại thì dừng – vùng chết (dead-band) chống dao động quanh vị trí cân bằng.</w:t>
       </w:r>
     </w:p>
@@ -960,7 +891,6 @@
         <w:pStyle w:val="ListBullet"/>
       </w:pPr>
       <w:r>
-        <w:rPr/>
         <w:t>Ưu điểm: đơn giản, rẻ, phản ứng theo điều kiện sáng thực tế, tự sửa sai số lắp đặt.</w:t>
       </w:r>
     </w:p>
@@ -969,7 +899,6 @@
         <w:pStyle w:val="ListBullet"/>
       </w:pPr>
       <w:r>
-        <w:rPr/>
         <w:t>Nhược điểm: nhạy với mây và bóng râm thoáng qua, dễ dao động nếu ngưỡng chọn quá nhỏ, buổi sáng sớm tín hiệu yếu nên bám chậm.</w:t>
       </w:r>
     </w:p>
@@ -993,7 +922,6 @@
         <w:pStyle w:val="ListBullet"/>
       </w:pPr>
       <w:r>
-        <w:rPr/>
         <w:t>Dùng thiên văn định vị thô: đầu buổi sáng và mỗi chu kỳ 30 phút, tính (α, γ) từ DS1307 rồi đưa nhanh tấm pin về gần vị trí Mặt Trời.</w:t>
       </w:r>
     </w:p>
@@ -1002,7 +930,6 @@
         <w:pStyle w:val="ListBullet"/>
       </w:pPr>
       <w:r>
-        <w:rPr/>
         <w:t>Dùng LDR tinh chỉnh: giữa hai lần định vị thô, so sánh e1 (và e2) với ngưỡng để khử phần sai lệch còn lại, kể cả sai số lắp đặt.</w:t>
       </w:r>
     </w:p>
@@ -1011,13 +938,11 @@
         <w:pStyle w:val="ListBullet"/>
       </w:pPr>
       <w:r>
-        <w:rPr/>
         <w:t>Khi trời nhiều mây (tổng sáng S nhỏ hơn ngưỡng S_min): giữ nguyên vị trí theo lịch thiên văn, tránh dao động vô ích do mây che thoáng qua.</w:t>
       </w:r>
     </w:p>
     <w:p>
       <w:r>
-        <w:rPr/>
         <w:t>Phương pháp hybrid lấy được ưu điểm của cả hai nhóm: bám nhanh và ổn định như vòng hở, tự sửa sai số như vòng kín, và không săn lệnh khi thời tiết xấu. Vì vậy đề tài chọn nhóm 3 cho cả hai mô hình một trục và hai trục.</w:t>
       </w:r>
     </w:p>
@@ -1162,13 +1087,11 @@
         <w:pStyle w:val="Caption"/>
       </w:pPr>
       <w:r>
-        <w:rPr/>
         <w:t>Hình 1. Góc cao và góc phương vị Mặt Trời trong bốn ngày đại diện tại Mỹ Hào</w:t>
       </w:r>
     </w:p>
     <w:p>
       <w:r>
-        <w:rPr/>
         <w:t>Đồ thị tính theo công thức thiên văn cho vĩ độ 20,93° Bắc cho thấy hệ hai trục phải giải quyết hai bài toán khác nhau: góc cao giữa trưa thay đổi từ 46° (đông chí) tới 88° (hạ chí) nên trục nghiêng phải đi một hành trình rất rộng theo mùa; còn góc phương vị quét gần 240° trong ngày nên trục phương vị phải chỉnh liên tục. Một trục đơn không thể đồng thời thỏa cả hai, đó là lý do mô hình này tách thành khớp quay và khớp nâng.</w:t>
       </w:r>
     </w:p>
@@ -1177,7 +1100,6 @@
         <w:pStyle w:val="Heading2"/>
       </w:pPr>
       <w:r>
-        <w:rPr/>
         <w:lastRenderedPageBreak/>
         <w:t>3.2. Ma trận bốn LDR nhìn hướng nắng theo hai phương</w:t>
       </w:r>
@@ -1233,13 +1155,11 @@
         <w:pStyle w:val="Caption"/>
       </w:pPr>
       <w:r>
-        <w:rPr/>
         <w:t>Hình 2. Bốn LDR gá nghiêng β_s ở bốn góc tấm pin hai trục</w:t>
       </w:r>
     </w:p>
     <w:p>
       <w:r>
-        <w:rPr/>
         <w:t>Cùng một cụm bốn LDR cho cả hai sai lệch: e1 = trái − phải chỉ phương vị, e2 = trên − dưới chỉ độ nghiêng. Bảng ví dụ số đọc được khi Mặt Trời lệch khỏi pháp tuyến tấm pin:</w:t>
       </w:r>
     </w:p>
@@ -1249,7 +1169,6 @@
         <w:spacing w:after="80"/>
       </w:pPr>
       <w:r>
-        <w:rPr/>
         <w:t>Bảng 1. Ví dụ trực quan giá trị kênh và lệnh của hai trục</w:t>
       </w:r>
     </w:p>
@@ -1726,7 +1645,6 @@
     <w:p/>
     <w:p>
       <w:r>
-        <w:rPr/>
         <w:t>Ngưỡng phát lệnh chọn 200 mức ADC (tương đương lệch khoảng 4°) và vùng chết 120 mức; cả hai trục dùng chung một cách tính nên code chỉ khác nhau ở chân motor và biến trở hồi tiếp.</w:t>
       </w:r>
     </w:p>
@@ -1735,7 +1653,6 @@
         <w:pStyle w:val="Heading2"/>
       </w:pPr>
       <w:r>
-        <w:rPr/>
         <w:lastRenderedPageBreak/>
         <w:t>3.3. Một ngày làm việc của phương pháp hybrid</w:t>
       </w:r>
@@ -1791,13 +1708,11 @@
         <w:pStyle w:val="Caption"/>
       </w:pPr>
       <w:r>
-        <w:rPr/>
         <w:t>Hình 3. Góc tấm pin theo thời gian ngày 21/3 của luật hybrid (trục phương vị)</w:t>
       </w:r>
     </w:p>
     <w:p>
       <w:r>
-        <w:rPr/>
         <w:t>Mô phỏng ngày 21/3 có đám mây 10h–11h cho ba luật điều khiển trên trục phương vị; trục nghiêng có hành vi tương tự với e2:</w:t>
       </w:r>
     </w:p>
@@ -1807,7 +1722,6 @@
         <w:spacing w:after="80"/>
       </w:pPr>
       <w:r>
-        <w:rPr/>
         <w:t>Bảng 2. So sánh ba luật điều khiển trong ngày có mây mù</w:t>
       </w:r>
     </w:p>
@@ -2124,7 +2038,6 @@
     <w:p/>
     <w:p>
       <w:r>
-        <w:rPr/>
         <w:t>Hybrid cho sai số nhỏ nhất và số lần chạy motor chấp nhận được; riêng khoảng mây mù, cả hai trục đứng yên giữ vị trí theo lịch thay vì săn theo nhiễu mây, đúng yêu cầu thiết kế.</w:t>
       </w:r>
     </w:p>
@@ -2242,13 +2155,11 @@
         <w:pStyle w:val="Caption"/>
       </w:pPr>
       <w:r>
-        <w:rPr/>
         <w:t>Hình 4. Phần trăm điện thu thêm so với tấm cố định trong bốn ngày đại diện</w:t>
       </w:r>
     </w:p>
     <w:p>
       <w:r>
-        <w:rPr/>
         <w:t>Đồ thị cho thấy điểm đáng giá nhất của khớp nghiêng thứ hai nằm ở mùa đông: ngày đông chí bám hai trục thu thêm 351% so với tấm cố định, trong khi bám một trục chỉ đạt 259%; mùa hè hai cấu hình gần tương đương (50% so với 47%). Với mô hình nghiên cứu thuật toán điều hướng, kết quả này khẳng định hướng điều khiển hai trục là cần thiết nếu hệ pin làm việc quanh năm.</w:t>
       </w:r>
     </w:p>
@@ -2359,7 +2270,6 @@
         <w:pStyle w:val="Heading1"/>
       </w:pPr>
       <w:r>
-        <w:rPr/>
         <w:t>CHƯƠNG 4. KẾT QUẢ CÔNG VIỆC ĐẠT ĐƯỢC VÀ MA TRẬN TÍNH TOÁN</w:t>
       </w:r>
     </w:p>
@@ -2368,7 +2278,6 @@
         <w:pStyle w:val="Heading2"/>
       </w:pPr>
       <w:r>
-        <w:rPr/>
         <w:t>4.1. Các công việc đã hoàn thành trong tuần 5/10 – 10/10/2026</w:t>
       </w:r>
     </w:p>
@@ -2410,7 +2319,6 @@
         <w:pStyle w:val="Heading2"/>
       </w:pPr>
       <w:r>
-        <w:rPr/>
         <w:t>4.2. Kết quả ma trận tính toán góc Mặt Trời</w:t>
       </w:r>
     </w:p>
@@ -2424,41 +2332,33 @@
     </w:p>
     <w:p>
       <w:r>
-        <w:rPr/>
         <w:t xml:space="preserve">Ma trận tính toán là bảng (α, γ) theo giờ mà khối thiên văn xuất ra làm đầu vào định vị thô của hai khớp. Bảng </w:t>
       </w:r>
       <w:proofErr w:type="spellStart"/>
       <w:r>
-        <w:rPr/>
         <w:t>góc</w:t>
       </w:r>
       <w:proofErr w:type="spellEnd"/>
       <w:r>
-        <w:rPr/>
         <w:t xml:space="preserve"> </w:t>
       </w:r>
       <w:proofErr w:type="spellStart"/>
       <w:r>
-        <w:rPr/>
         <w:t>cao</w:t>
       </w:r>
       <w:proofErr w:type="spellEnd"/>
       <w:r>
-        <w:rPr/>
         <w:t xml:space="preserve"> α (</w:t>
       </w:r>
       <w:proofErr w:type="spellStart"/>
       <w:r>
-        <w:rPr/>
         <w:t>độ</w:t>
       </w:r>
       <w:proofErr w:type="spellEnd"/>
       <w:r>
-        <w:rPr/>
         <w:t>):</w:t>
       </w:r>
       <w:r>
-        <w:rPr/>
         <w:t xml:space="preserve"> </w:t>
       </w:r>
       <w:proofErr w:type="spellStart"/>
@@ -2530,7 +2430,6 @@
         <w:spacing w:after="80"/>
       </w:pPr>
       <w:r>
-        <w:rPr/>
         <w:t>Bảng 3. Ma trận góc cao α (độ) – đầu vào của khớp nghiêng</w:t>
       </w:r>
     </w:p>
@@ -3278,7 +3177,6 @@
     <w:p/>
     <w:p>
       <w:r>
-        <w:rPr/>
         <w:t>Bảng góc phương vị γ (độ, Nam = 0, về Tây dương) – đầu vào của khớp phương vị:</w:t>
       </w:r>
     </w:p>
@@ -3288,7 +3186,6 @@
         <w:spacing w:after="80"/>
       </w:pPr>
       <w:r>
-        <w:rPr/>
         <w:t>Bảng 4. Ma trận góc phương vị γ (độ) – đầu vào của khớp phương vị</w:t>
       </w:r>
     </w:p>
@@ -4035,7 +3932,6 @@
     <w:p/>
     <w:p>
       <w:r>
-        <w:rPr/>
         <w:t>Hai khớp đọc trực tiếp hai bảng này: khớp nghiêng đặt theo α (góc nâng tấm pin so với phương ngang), khớp phương vị đặt theo γ sau khi chuẩn hóa bước nhảy 180° trưa hạ chí. Xích vĩ bốn ngày tính được: −0,4°; +23,4°; −1,0°; −23,4°, khớp bảng thiên văn.</w:t>
       </w:r>
     </w:p>
@@ -4044,7 +3940,6 @@
         <w:pStyle w:val="Heading2"/>
       </w:pPr>
       <w:r>
-        <w:rPr/>
         <w:t>4.3. Các công việc còn lại của tuần này (5/10 – 10/10/2026)</w:t>
       </w:r>
     </w:p>
@@ -4053,7 +3948,6 @@
         <w:pStyle w:val="ListBullet"/>
       </w:pPr>
       <w:r>
-        <w:rPr/>
         <w:t>Mô phỏng thêm ngày mây mù cả buổi để hoàn thiện ngưỡng S_min giữ vị trí cho cả hai khớp.</w:t>
       </w:r>
     </w:p>
@@ -4062,37 +3956,30 @@
         <w:pStyle w:val="ListBullet"/>
       </w:pPr>
       <w:r>
-        <w:rPr/>
         <w:t xml:space="preserve">Đối chiếu ma trận tính toán với số liệu quan trắc để xác nhận sai số </w:t>
       </w:r>
       <w:proofErr w:type="spellStart"/>
       <w:r>
-        <w:rPr/>
         <w:t>giờ</w:t>
       </w:r>
       <w:proofErr w:type="spellEnd"/>
       <w:r>
-        <w:rPr/>
         <w:t xml:space="preserve"> </w:t>
       </w:r>
       <w:proofErr w:type="spellStart"/>
       <w:r>
-        <w:rPr/>
         <w:t>dưới</w:t>
       </w:r>
       <w:proofErr w:type="spellEnd"/>
       <w:r>
-        <w:rPr/>
         <w:t xml:space="preserve"> 5 </w:t>
       </w:r>
       <w:proofErr w:type="spellStart"/>
       <w:r>
-        <w:rPr/>
         <w:t>phút</w:t>
       </w:r>
       <w:proofErr w:type="spellEnd"/>
       <w:r>
-        <w:rPr/>
         <w:t>.</w:t>
       </w:r>
     </w:p>
@@ -4101,74 +3988,62 @@
         <w:pStyle w:val="Heading1"/>
       </w:pPr>
       <w:r>
-        <w:rPr/>
         <w:t>TÀI LIỆU THAM KHẢO</w:t>
       </w:r>
     </w:p>
     <w:p>
       <w:r>
-        <w:rPr/>
         <w:t>[1] I. Reda and A. Andreas, “Solar Position Algorithm for Solar Radiation Applications,” NREL/TP-560-34302, 2008. https://docs.nrel.gov/docs/fy08osti/34302.pdf</w:t>
       </w:r>
     </w:p>
     <w:p>
       <w:r>
-        <w:rPr/>
         <w:t>[2] I. Reda and A. Andreas, “Solar position algorithm for solar radiation applications,” Solar Energy, vol. 76, no. 5, pp. 577-589, 2004.</w:t>
       </w:r>
     </w:p>
     <w:p>
       <w:r>
-        <w:rPr/>
         <w:t>[3] J. A. Duffie and W. A. Beckman, Solar Engineering of Thermal Processes, 4th ed., John Wiley &amp; Sons, 2013.</w:t>
       </w:r>
     </w:p>
     <w:p>
       <w:r>
-        <w:rPr/>
         <w:t>[4] R. F. Fuentes-Morales et al., “Control algorithms applied to active solar tracking systems: A review,” Solar Energy, vol. 212, pp. 203-219, 2020. https://doi.org/10.1016/j.solener.2020.10.071</w:t>
       </w:r>
     </w:p>
     <w:p>
       <w:r>
-        <w:rPr/>
         <w:lastRenderedPageBreak/>
         <w:t>[5] H. Mousazadeh et al., “A review of principle and sun-tracking methods for maximizing solar systems output,” Renewable and Sustainable Energy Reviews, vol. 13, no. 8, pp. 1800-1818, 2009.</w:t>
       </w:r>
     </w:p>
     <w:p>
       <w:r>
-        <w:rPr/>
         <w:t>[6] A. Awasthi et al., “Review on sun tracking technology in solar PV system,” Energy Reports, vol. 6, pp. 392-405, 2020.</w:t>
       </w:r>
     </w:p>
     <w:p>
       <w:r>
-        <w:rPr/>
         <w:t>[7] A. R. Amelia et al., “Technologies of solar tracking systems: A review,” IOP Conference Series: Materials Science and Engineering, vol. 767, 012052, 2020.</w:t>
       </w:r>
     </w:p>
     <w:p>
       <w:r>
-        <w:rPr/>
         <w:t>[8] Espressif Systems, ESP32 Series Datasheet. https://www.espressif.com/sites/default/files/documentation/esp32_datasheet_en.pdf</w:t>
       </w:r>
     </w:p>
     <w:p>
       <w:r>
-        <w:rPr/>
         <w:t>[9] Maxim Integrated, DS1307 64 x 8, Serial I2C Real-Time Clock, Datasheet. https://www.analog.com/media/en/technical-documentation/data-sheets/DS1307.pdf</w:t>
       </w:r>
     </w:p>
     <w:p>
       <w:r>
-        <w:rPr/>
         <w:t>[10] A. El Hammoumi et al., “A simple and low-cost active dual-axis solar tracker,” Energy Science &amp; Engineering, vol. 6, no. 5, pp. 607-620, 2018. https://doi.org/10.1002/ese3.236</w:t>
       </w:r>
     </w:p>
     <w:p>
       <w:r>
-        <w:rPr/>
         <w:t>[11] J.-M. Wang and C.-L. Lu, “Design and Implementation of a Sun Tracker with a Dual-Axis Single Motor for an Optical Sensor-Based Photovoltaic System,” Sensors, vol. 13, no. 3, pp. 3157-3168, 2013. https://doi.org/10.3390/s130303157</w:t>
       </w:r>
     </w:p>
@@ -4912,7 +4787,7 @@
     </w:pPr>
     <w:rPr>
       <w:rFonts w:ascii="Times New Roman" w:eastAsia="Times New Roman" w:hAnsi="Times New Roman"/>
-      <w:sz w:val="26"/>
+      <w:sz w:val="24"/>
     </w:rPr>
   </w:style>
   <w:style w:type="paragraph" w:styleId="Heading1">
@@ -4962,7 +4837,7 @@
       <w:b/>
       <w:bCs/>
       <w:color w:val="1F4E79"/>
-      <w:sz w:val="32"/>
+      <w:sz w:val="26"/>
       <w:szCs w:val="26"/>
     </w:rPr>
   </w:style>
@@ -4988,7 +4863,6 @@
       <w:b/>
       <w:bCs/>
       <w:color w:val="404040"/>
-      <w:sz w:val="28"/>
     </w:rPr>
   </w:style>
   <w:style w:type="paragraph" w:styleId="Heading4">
@@ -5712,7 +5586,7 @@
     <w:rPr>
       <w:bCs/>
       <w:color w:val="505050"/>
-      <w:sz w:val="24"/>
+      <w:sz w:val="20"/>
       <w:szCs w:val="18"/>
     </w:rPr>
   </w:style>

--- a/Bao_cao_2_truc_Nghien_cuu.docx
+++ b/Bao_cao_2_truc_Nghien_cuu.docx
@@ -2369,13 +2369,11 @@
       </w:pPr>
       <w:r>
         <w:rPr/>
-        <w:t>4.1. Các công việc đã hoàn thành trong tuần 5/10 – 10/10/2026</w:t>
+        <w:t>4.1. Các công việc đã hoàn thành</w:t>
       </w:r>
     </w:p>
     <w:p>
-      <w:pPr>
-        <w:pStyle w:val="ListBullet"/>
-      </w:pPr>
+      <w:pPr/>
       <w:r>
         <w:rPr>
           <w:color w:val="000000"/>
@@ -2384,9 +2382,7 @@
       </w:r>
     </w:p>
     <w:p>
-      <w:pPr>
-        <w:pStyle w:val="ListBullet"/>
-      </w:pPr>
+      <w:pPr/>
       <w:r>
         <w:rPr>
           <w:color w:val="000000"/>
@@ -2395,9 +2391,7 @@
       </w:r>
     </w:p>
     <w:p>
-      <w:pPr>
-        <w:pStyle w:val="ListBullet"/>
-      </w:pPr>
+      <w:pPr/>
       <w:r>
         <w:rPr>
           <w:color w:val="000000"/>
@@ -4045,12 +4039,12 @@
       </w:pPr>
       <w:r>
         <w:rPr/>
-        <w:t>4.3. Các công việc còn lại của tuần này (5/10 – 10/10/2026)</w:t>
+        <w:t>4.3. Các công việc cần thực hiện tiếp</w:t>
       </w:r>
     </w:p>
     <w:p>
       <w:pPr>
-        <w:pStyle w:val="ListBullet"/>
+        <w:ind w:left="567"/>
       </w:pPr>
       <w:r>
         <w:rPr/>
@@ -4059,7 +4053,7 @@
     </w:p>
     <w:p>
       <w:pPr>
-        <w:pStyle w:val="ListBullet"/>
+        <w:ind w:left="567"/>
       </w:pPr>
       <w:r>
         <w:rPr/>
